--- a/작업일지/10주차.docx
+++ b/작업일지/10주차.docx
@@ -1,6 +1,6 @@
 
 <file path=word/document.xml><?xml version="1.0" encoding="utf-8"?>
-<w:document xmlns:wpc="http://schemas.microsoft.com/office/word/2010/wordprocessingCanvas" xmlns:cx="http://schemas.microsoft.com/office/drawing/2014/chartex" xmlns:cx1="http://schemas.microsoft.com/office/drawing/2015/9/8/chartex" xmlns:cx2="http://schemas.microsoft.com/office/drawing/2015/10/21/chartex" xmlns:cx3="http://schemas.microsoft.com/office/drawing/2016/5/9/chartex" xmlns:cx4="http://schemas.microsoft.com/office/drawing/2016/5/10/chartex" xmlns:cx5="http://schemas.microsoft.com/office/drawing/2016/5/11/chartex" xmlns:cx6="http://schemas.microsoft.com/office/drawing/2016/5/12/chartex" xmlns:cx7="http://schemas.microsoft.com/office/drawing/2016/5/13/chartex" xmlns:cx8="http://schemas.microsoft.com/office/drawing/2016/5/14/chartex" xmlns:mc="http://schemas.openxmlformats.org/markup-compatibility/2006" xmlns:aink="http://schemas.microsoft.com/office/drawing/2016/ink" xmlns:am3d="http://schemas.microsoft.com/office/drawing/2017/model3d" xmlns:o="urn:schemas-microsoft-com:office:office" xmlns:oel="http://schemas.microsoft.com/office/2019/extlst" xmlns:r="http://schemas.openxmlformats.org/officeDocument/2006/relationships" xmlns:m="http://schemas.openxmlformats.org/officeDocument/2006/math" xmlns:v="urn:schemas-microsoft-com:vml" xmlns:wp14="http://schemas.microsoft.com/office/word/2010/wordprocessingDrawing" xmlns:wp="http://schemas.openxmlformats.org/drawingml/2006/wordprocessingDrawing" xmlns:w10="urn:schemas-microsoft-com:office:word" xmlns:w="http://schemas.openxmlformats.org/wordprocessingml/2006/main" xmlns:w14="http://schemas.microsoft.com/office/word/2010/wordml" xmlns:w15="http://schemas.microsoft.com/office/word/2012/wordml" xmlns:w16cex="http://schemas.microsoft.com/office/word/2018/wordml/cex" xmlns:w16cid="http://schemas.microsoft.com/office/word/2016/wordml/cid" xmlns:w16="http://schemas.microsoft.com/office/word/2018/wordml" xmlns:w16du="http://schemas.microsoft.com/office/word/2023/wordml/word16du" xmlns:w16sdtdh="http://schemas.microsoft.com/office/word/2020/wordml/sdtdatahash" xmlns:w16sdtfl="http://schemas.microsoft.com/office/word/2024/wordml/sdtformatlock" xmlns:w16se="http://schemas.microsoft.com/office/word/2015/wordml/symex" xmlns:wpg="http://schemas.microsoft.com/office/word/2010/wordprocessingGroup" xmlns:wpi="http://schemas.microsoft.com/office/word/2010/wordprocessingInk" xmlns:wne="http://schemas.microsoft.com/office/word/2006/wordml" xmlns:wps="http://schemas.microsoft.com/office/word/2010/wordprocessingShape" mc:Ignorable="w14 w15 w16se w16cid w16 w16cex w16sdtdh w16sdtfl w16du wp14">
+<w:document xmlns:wpc="http://schemas.microsoft.com/office/word/2010/wordprocessingCanvas" xmlns:cx="http://schemas.microsoft.com/office/drawing/2014/chartex" xmlns:cx1="http://schemas.microsoft.com/office/drawing/2015/9/8/chartex" xmlns:cx2="http://schemas.microsoft.com/office/drawing/2015/10/21/chartex" xmlns:cx3="http://schemas.microsoft.com/office/drawing/2016/5/9/chartex" xmlns:cx4="http://schemas.microsoft.com/office/drawing/2016/5/10/chartex" xmlns:cx5="http://schemas.microsoft.com/office/drawing/2016/5/11/chartex" xmlns:cx6="http://schemas.microsoft.com/office/drawing/2016/5/12/chartex" xmlns:cx7="http://schemas.microsoft.com/office/drawing/2016/5/13/chartex" xmlns:cx8="http://schemas.microsoft.com/office/drawing/2016/5/14/chartex" xmlns:mc="http://schemas.openxmlformats.org/markup-compatibility/2006" xmlns:aink="http://schemas.microsoft.com/office/drawing/2016/ink" xmlns:am3d="http://schemas.microsoft.com/office/drawing/2017/model3d" xmlns:o="urn:schemas-microsoft-com:office:office" xmlns:r="http://schemas.openxmlformats.org/officeDocument/2006/relationships" xmlns:m="http://schemas.openxmlformats.org/officeDocument/2006/math" xmlns:v="urn:schemas-microsoft-com:vml" xmlns:wp14="http://schemas.microsoft.com/office/word/2010/wordprocessingDrawing" xmlns:wp="http://schemas.openxmlformats.org/drawingml/2006/wordprocessingDrawing" xmlns:w10="urn:schemas-microsoft-com:office:word" xmlns:w="http://schemas.openxmlformats.org/wordprocessingml/2006/main" xmlns:w14="http://schemas.microsoft.com/office/word/2010/wordml" xmlns:w15="http://schemas.microsoft.com/office/word/2012/wordml" xmlns:w16cid="http://schemas.microsoft.com/office/word/2016/wordml/cid" xmlns:w16se="http://schemas.microsoft.com/office/word/2015/wordml/symex" xmlns:wpg="http://schemas.microsoft.com/office/word/2010/wordprocessingGroup" xmlns:wpi="http://schemas.microsoft.com/office/word/2010/wordprocessingInk" xmlns:wne="http://schemas.microsoft.com/office/word/2006/wordml" xmlns:wps="http://schemas.microsoft.com/office/word/2010/wordprocessingShape" mc:Ignorable="w14 w15 w16se w16cid wp14">
   <w:body>
     <w:tbl>
       <w:tblPr>
@@ -73,8 +73,17 @@
                 <w:rFonts w:hint="eastAsia"/>
                 <w:szCs w:val="20"/>
               </w:rPr>
-              <w:t>2021180009 박경준</w:t>
+              <w:t xml:space="preserve">2021180009 </w:t>
             </w:r>
+            <w:proofErr w:type="spellStart"/>
+            <w:r>
+              <w:rPr>
+                <w:rFonts w:hint="eastAsia"/>
+                <w:szCs w:val="20"/>
+              </w:rPr>
+              <w:t>박경준</w:t>
+            </w:r>
+            <w:proofErr w:type="spellEnd"/>
             <w:r>
               <w:rPr>
                 <w:szCs w:val="20"/>
@@ -86,14 +95,27 @@
                 <w:rFonts w:hint="eastAsia"/>
                 <w:szCs w:val="20"/>
               </w:rPr>
-              <w:t>2021180010 박대원</w:t>
+              <w:t xml:space="preserve">2021180010 </w:t>
+            </w:r>
+            <w:r>
+              <w:rPr>
+                <w:rFonts w:hint="eastAsia"/>
+                <w:szCs w:val="20"/>
+              </w:rPr>
+              <w:t>박대원</w:t>
             </w:r>
             <w:r>
               <w:rPr>
                 <w:szCs w:val="20"/>
               </w:rPr>
               <w:br/>
-              <w:t>2021180035 임찬진</w:t>
+              <w:t xml:space="preserve">2021180035 </w:t>
+            </w:r>
+            <w:r>
+              <w:rPr>
+                <w:szCs w:val="20"/>
+              </w:rPr>
+              <w:t>임찬진</w:t>
             </w:r>
           </w:p>
         </w:tc>
@@ -110,6 +132,7 @@
                 <w:sz w:val="22"/>
               </w:rPr>
             </w:pPr>
+            <w:proofErr w:type="spellStart"/>
             <w:r>
               <w:rPr>
                 <w:rFonts w:hint="eastAsia"/>
@@ -118,6 +141,7 @@
               </w:rPr>
               <w:t>팀명</w:t>
             </w:r>
+            <w:proofErr w:type="spellEnd"/>
           </w:p>
         </w:tc>
         <w:tc>
@@ -133,6 +157,7 @@
                 <w:szCs w:val="24"/>
               </w:rPr>
             </w:pPr>
+            <w:proofErr w:type="spellStart"/>
             <w:r>
               <w:rPr>
                 <w:sz w:val="24"/>
@@ -140,6 +165,7 @@
               </w:rPr>
               <w:t>임박박전설의시작</w:t>
             </w:r>
+            <w:proofErr w:type="spellEnd"/>
           </w:p>
         </w:tc>
       </w:tr>
@@ -179,7 +205,6 @@
             <w:pPr>
               <w:jc w:val="center"/>
               <w:rPr>
-                <w:rFonts w:hint="eastAsia"/>
                 <w:b/>
               </w:rPr>
             </w:pPr>
@@ -224,7 +249,6 @@
             <w:pPr>
               <w:jc w:val="center"/>
               <w:rPr>
-                <w:rFonts w:hint="eastAsia"/>
                 <w:b/>
               </w:rPr>
             </w:pPr>
@@ -310,7 +334,39 @@
                 <w:b/>
                 <w:sz w:val="22"/>
               </w:rPr>
-              <w:t>정 내 훈</w:t>
+              <w:t>정</w:t>
+            </w:r>
+            <w:r>
+              <w:rPr>
+                <w:rFonts w:hint="eastAsia"/>
+                <w:b/>
+                <w:sz w:val="22"/>
+              </w:rPr>
+              <w:t xml:space="preserve"> </w:t>
+            </w:r>
+            <w:r>
+              <w:rPr>
+                <w:rFonts w:hint="eastAsia"/>
+                <w:b/>
+                <w:sz w:val="22"/>
+              </w:rPr>
+              <w:t>내</w:t>
+            </w:r>
+            <w:r>
+              <w:rPr>
+                <w:rFonts w:hint="eastAsia"/>
+                <w:b/>
+                <w:sz w:val="22"/>
+              </w:rPr>
+              <w:t xml:space="preserve"> </w:t>
+            </w:r>
+            <w:r>
+              <w:rPr>
+                <w:rFonts w:hint="eastAsia"/>
+                <w:b/>
+                <w:sz w:val="22"/>
+              </w:rPr>
+              <w:t>훈</w:t>
             </w:r>
             <w:r>
               <w:t>(</w:t>
@@ -319,7 +375,13 @@
               <w:rPr>
                 <w:rFonts w:hint="eastAsia"/>
               </w:rPr>
-              <w:t>서명)</w:t>
+              <w:t>서명</w:t>
+            </w:r>
+            <w:r>
+              <w:rPr>
+                <w:rFonts w:hint="eastAsia"/>
+              </w:rPr>
+              <w:t>)</w:t>
             </w:r>
           </w:p>
         </w:tc>
@@ -347,7 +409,23 @@
                 <w:b/>
                 <w:sz w:val="22"/>
               </w:rPr>
-              <w:t>이번주 한일</w:t>
+              <w:t>이번주</w:t>
+            </w:r>
+            <w:r>
+              <w:rPr>
+                <w:rFonts w:hint="eastAsia"/>
+                <w:b/>
+                <w:sz w:val="22"/>
+              </w:rPr>
+              <w:t xml:space="preserve"> </w:t>
+            </w:r>
+            <w:r>
+              <w:rPr>
+                <w:rFonts w:hint="eastAsia"/>
+                <w:b/>
+                <w:sz w:val="22"/>
+              </w:rPr>
+              <w:t>한일</w:t>
             </w:r>
           </w:p>
         </w:tc>
@@ -365,6 +443,107 @@
                 <w:bCs/>
               </w:rPr>
             </w:pPr>
+            <w:r>
+              <w:rPr>
+                <w:rFonts w:hint="eastAsia"/>
+                <w:b/>
+                <w:bCs/>
+              </w:rPr>
+              <w:t xml:space="preserve">외부 </w:t>
+            </w:r>
+            <w:proofErr w:type="spellStart"/>
+            <w:r>
+              <w:rPr>
+                <w:rFonts w:hint="eastAsia"/>
+                <w:b/>
+                <w:bCs/>
+              </w:rPr>
+              <w:t>텍스쳐</w:t>
+            </w:r>
+            <w:proofErr w:type="spellEnd"/>
+            <w:r>
+              <w:rPr>
+                <w:rFonts w:hint="eastAsia"/>
+                <w:b/>
+                <w:bCs/>
+              </w:rPr>
+              <w:t xml:space="preserve"> 매핑을 하는 </w:t>
+            </w:r>
+            <w:proofErr w:type="spellStart"/>
+            <w:r>
+              <w:rPr>
+                <w:b/>
+                <w:bCs/>
+              </w:rPr>
+              <w:t>gltf</w:t>
+            </w:r>
+            <w:proofErr w:type="spellEnd"/>
+            <w:r>
+              <w:rPr>
+                <w:b/>
+                <w:bCs/>
+              </w:rPr>
+              <w:t xml:space="preserve"> Mesh</w:t>
+            </w:r>
+            <w:r>
+              <w:rPr>
+                <w:rFonts w:hint="eastAsia"/>
+                <w:b/>
+                <w:bCs/>
+              </w:rPr>
+              <w:t xml:space="preserve">가 포함된 </w:t>
+            </w:r>
+            <w:r>
+              <w:rPr>
+                <w:b/>
+                <w:bCs/>
+              </w:rPr>
+              <w:t xml:space="preserve">Json </w:t>
+            </w:r>
+            <w:r>
+              <w:rPr>
+                <w:rFonts w:hint="eastAsia"/>
+                <w:b/>
+                <w:bCs/>
+              </w:rPr>
+              <w:t xml:space="preserve">읽기 </w:t>
+            </w:r>
+          </w:p>
+          <w:p>
+            <w:pPr>
+              <w:jc w:val="left"/>
+              <w:rPr>
+                <w:rFonts w:hint="eastAsia"/>
+                <w:b/>
+                <w:bCs/>
+              </w:rPr>
+            </w:pPr>
+            <w:r>
+              <w:rPr>
+                <w:rFonts w:hint="eastAsia"/>
+                <w:b/>
+                <w:bCs/>
+              </w:rPr>
+              <w:t xml:space="preserve">카메라 </w:t>
+            </w:r>
+            <w:proofErr w:type="spellStart"/>
+            <w:r>
+              <w:rPr>
+                <w:rFonts w:hint="eastAsia"/>
+                <w:b/>
+                <w:bCs/>
+              </w:rPr>
+              <w:t>가감속</w:t>
+            </w:r>
+            <w:proofErr w:type="spellEnd"/>
+            <w:r>
+              <w:rPr>
+                <w:rFonts w:hint="eastAsia"/>
+                <w:b/>
+                <w:bCs/>
+              </w:rPr>
+              <w:t xml:space="preserve"> 추가</w:t>
+            </w:r>
           </w:p>
         </w:tc>
       </w:tr>
@@ -380,8 +559,9 @@
     <w:p>
       <w:pPr>
         <w:rPr>
-          <w:b/>
-          <w:sz w:val="22"/>
+          <w:rFonts w:ascii="굴림" w:eastAsia="굴림" w:hAnsi="굴림" w:cs="굴림" w:hint="eastAsia"/>
+          <w:kern w:val="0"/>
+          <w:szCs w:val="24"/>
         </w:rPr>
       </w:pPr>
       <w:r>
@@ -390,15 +570,7012 @@
           <w:b/>
           <w:sz w:val="22"/>
         </w:rPr>
-        <w:t>&lt;상세 수행내용&gt;</w:t>
+        <w:t>&lt;</w:t>
+      </w:r>
+      <w:r>
+        <w:rPr>
+          <w:rFonts w:hint="eastAsia"/>
+          <w:b/>
+          <w:sz w:val="22"/>
+        </w:rPr>
+        <w:t>상세</w:t>
+      </w:r>
+      <w:r>
+        <w:rPr>
+          <w:rFonts w:hint="eastAsia"/>
+          <w:b/>
+          <w:sz w:val="22"/>
+        </w:rPr>
+        <w:t xml:space="preserve"> </w:t>
+      </w:r>
+      <w:r>
+        <w:rPr>
+          <w:rFonts w:hint="eastAsia"/>
+          <w:b/>
+          <w:sz w:val="22"/>
+        </w:rPr>
+        <w:t>수행내용</w:t>
+      </w:r>
+      <w:r>
+        <w:rPr>
+          <w:rFonts w:hint="eastAsia"/>
+          <w:b/>
+          <w:sz w:val="22"/>
+        </w:rPr>
+        <w:t>&gt;</w:t>
       </w:r>
     </w:p>
     <w:p>
       <w:pPr>
-        <w:rPr>
+        <w:widowControl/>
+        <w:wordWrap/>
+        <w:autoSpaceDE/>
+        <w:autoSpaceDN/>
+        <w:spacing w:before="100" w:beforeAutospacing="1" w:after="100" w:afterAutospacing="1" w:line="240" w:lineRule="auto"/>
+        <w:jc w:val="left"/>
+        <w:rPr>
+          <w:rFonts w:ascii="굴림" w:eastAsia="굴림" w:hAnsi="굴림" w:cs="굴림"/>
+          <w:kern w:val="0"/>
+          <w:szCs w:val="24"/>
+        </w:rPr>
+      </w:pPr>
+      <w:r>
+        <w:rPr>
+          <w:rFonts w:ascii="굴림" w:eastAsia="굴림" w:hAnsi="굴림" w:cs="굴림"/>
+          <w:kern w:val="0"/>
+          <w:sz w:val="24"/>
+          <w:szCs w:val="24"/>
+        </w:rPr>
+        <w:tab/>
+      </w:r>
+      <w:r>
+        <w:rPr>
+          <w:rFonts w:ascii="굴림" w:eastAsia="굴림" w:hAnsi="굴림" w:cs="굴림"/>
+          <w:kern w:val="0"/>
+          <w:szCs w:val="24"/>
+        </w:rPr>
+        <w:t>json 파일이 지금까지 잘못 나오고 있었음</w:t>
+      </w:r>
+    </w:p>
+    <w:p>
+      <w:pPr>
+        <w:widowControl/>
+        <w:wordWrap/>
+        <w:autoSpaceDE/>
+        <w:autoSpaceDN/>
+        <w:spacing w:before="100" w:beforeAutospacing="1" w:after="100" w:afterAutospacing="1" w:line="240" w:lineRule="auto"/>
+        <w:ind w:left="800"/>
+        <w:jc w:val="left"/>
+        <w:rPr>
+          <w:rFonts w:ascii="굴림" w:eastAsia="굴림" w:hAnsi="굴림" w:cs="굴림"/>
+          <w:kern w:val="0"/>
+          <w:szCs w:val="24"/>
+        </w:rPr>
+      </w:pPr>
+      <w:proofErr w:type="spellStart"/>
+      <w:r>
+        <w:rPr>
+          <w:rFonts w:ascii="굴림" w:eastAsia="굴림" w:hAnsi="굴림" w:cs="굴림"/>
+          <w:kern w:val="0"/>
+          <w:szCs w:val="24"/>
+        </w:rPr>
+        <w:t>언리얼에서</w:t>
+      </w:r>
+      <w:proofErr w:type="spellEnd"/>
+      <w:r>
+        <w:rPr>
+          <w:rFonts w:ascii="굴림" w:eastAsia="굴림" w:hAnsi="굴림" w:cs="굴림"/>
+          <w:kern w:val="0"/>
+          <w:szCs w:val="24"/>
+        </w:rPr>
+        <w:t xml:space="preserve"> 같은 </w:t>
+      </w:r>
+      <w:proofErr w:type="spellStart"/>
+      <w:r>
+        <w:rPr>
+          <w:rFonts w:ascii="굴림" w:eastAsia="굴림" w:hAnsi="굴림" w:cs="굴림"/>
+          <w:kern w:val="0"/>
+          <w:szCs w:val="24"/>
+        </w:rPr>
+        <w:t>메쉬를</w:t>
+      </w:r>
+      <w:proofErr w:type="spellEnd"/>
+      <w:r>
+        <w:rPr>
+          <w:rFonts w:ascii="굴림" w:eastAsia="굴림" w:hAnsi="굴림" w:cs="굴림"/>
+          <w:kern w:val="0"/>
+          <w:szCs w:val="24"/>
+        </w:rPr>
+        <w:t xml:space="preserve"> </w:t>
+      </w:r>
+      <w:proofErr w:type="spellStart"/>
+      <w:r>
+        <w:rPr>
+          <w:rFonts w:ascii="굴림" w:eastAsia="굴림" w:hAnsi="굴림" w:cs="굴림"/>
+          <w:kern w:val="0"/>
+          <w:szCs w:val="24"/>
+        </w:rPr>
+        <w:t>여러개</w:t>
+      </w:r>
+      <w:proofErr w:type="spellEnd"/>
+      <w:r>
+        <w:rPr>
+          <w:rFonts w:ascii="굴림" w:eastAsia="굴림" w:hAnsi="굴림" w:cs="굴림"/>
+          <w:kern w:val="0"/>
+          <w:szCs w:val="24"/>
+        </w:rPr>
+        <w:t xml:space="preserve"> 넣으면 mesh, mesh1, mesh2…. 이렇게 되는데 해당 </w:t>
+      </w:r>
+      <w:proofErr w:type="spellStart"/>
+      <w:r>
+        <w:rPr>
+          <w:rFonts w:ascii="굴림" w:eastAsia="굴림" w:hAnsi="굴림" w:cs="굴림"/>
+          <w:kern w:val="0"/>
+          <w:szCs w:val="24"/>
+        </w:rPr>
+        <w:t>텍스쳐에</w:t>
+      </w:r>
+      <w:proofErr w:type="spellEnd"/>
+      <w:r>
+        <w:rPr>
+          <w:rFonts w:ascii="굴림" w:eastAsia="굴림" w:hAnsi="굴림" w:cs="굴림"/>
+          <w:kern w:val="0"/>
+          <w:szCs w:val="24"/>
+        </w:rPr>
+        <w:t xml:space="preserve"> 대한 정보를 mesh에만 넣어주고 나머지는 </w:t>
+      </w:r>
+      <w:proofErr w:type="spellStart"/>
+      <w:r>
+        <w:rPr>
+          <w:rFonts w:ascii="굴림" w:eastAsia="굴림" w:hAnsi="굴림" w:cs="굴림"/>
+          <w:kern w:val="0"/>
+          <w:szCs w:val="24"/>
+        </w:rPr>
+        <w:t>텍스쳐가</w:t>
+      </w:r>
+      <w:proofErr w:type="spellEnd"/>
+      <w:r>
+        <w:rPr>
+          <w:rFonts w:ascii="굴림" w:eastAsia="굴림" w:hAnsi="굴림" w:cs="굴림"/>
+          <w:kern w:val="0"/>
+          <w:szCs w:val="24"/>
+        </w:rPr>
+        <w:t xml:space="preserve"> </w:t>
+      </w:r>
+      <w:proofErr w:type="spellStart"/>
+      <w:r>
+        <w:rPr>
+          <w:rFonts w:ascii="굴림" w:eastAsia="굴림" w:hAnsi="굴림" w:cs="굴림"/>
+          <w:kern w:val="0"/>
+          <w:szCs w:val="24"/>
+        </w:rPr>
+        <w:t>비어있는</w:t>
+      </w:r>
+      <w:proofErr w:type="spellEnd"/>
+      <w:r>
+        <w:rPr>
+          <w:rFonts w:ascii="굴림" w:eastAsia="굴림" w:hAnsi="굴림" w:cs="굴림"/>
+          <w:kern w:val="0"/>
+          <w:szCs w:val="24"/>
+        </w:rPr>
+        <w:t xml:space="preserve"> 상태로 됨</w:t>
+      </w:r>
+    </w:p>
+    <w:p>
+      <w:pPr>
+        <w:widowControl/>
+        <w:wordWrap/>
+        <w:autoSpaceDE/>
+        <w:autoSpaceDN/>
+        <w:spacing w:before="100" w:beforeAutospacing="1" w:after="100" w:afterAutospacing="1" w:line="240" w:lineRule="auto"/>
+        <w:ind w:left="795"/>
+        <w:jc w:val="left"/>
+        <w:rPr>
+          <w:rFonts w:ascii="굴림" w:eastAsia="굴림" w:hAnsi="굴림" w:cs="굴림" w:hint="eastAsia"/>
+          <w:kern w:val="0"/>
+          <w:szCs w:val="24"/>
+        </w:rPr>
+      </w:pPr>
+      <w:proofErr w:type="spellStart"/>
+      <w:r>
+        <w:rPr>
+          <w:rFonts w:ascii="굴림" w:eastAsia="굴림" w:hAnsi="굴림" w:cs="굴림"/>
+          <w:kern w:val="0"/>
+          <w:szCs w:val="24"/>
+        </w:rPr>
+        <w:t>언리얼의</w:t>
+      </w:r>
+      <w:proofErr w:type="spellEnd"/>
+      <w:r>
+        <w:rPr>
+          <w:rFonts w:ascii="굴림" w:eastAsia="굴림" w:hAnsi="굴림" w:cs="굴림"/>
+          <w:kern w:val="0"/>
+          <w:szCs w:val="24"/>
+        </w:rPr>
+        <w:t xml:space="preserve"> </w:t>
+      </w:r>
+      <w:proofErr w:type="spellStart"/>
+      <w:r>
+        <w:rPr>
+          <w:rFonts w:ascii="굴림" w:eastAsia="굴림" w:hAnsi="굴림" w:cs="굴림"/>
+          <w:kern w:val="0"/>
+          <w:szCs w:val="24"/>
+        </w:rPr>
+        <w:t>파서를</w:t>
+      </w:r>
+      <w:proofErr w:type="spellEnd"/>
+      <w:r>
+        <w:rPr>
+          <w:rFonts w:ascii="굴림" w:eastAsia="굴림" w:hAnsi="굴림" w:cs="굴림"/>
+          <w:kern w:val="0"/>
+          <w:szCs w:val="24"/>
+        </w:rPr>
+        <w:t xml:space="preserve"> 수정해서 </w:t>
+      </w:r>
+      <w:r>
+        <w:rPr>
+          <w:rFonts w:ascii="굴림" w:eastAsia="굴림" w:hAnsi="굴림" w:cs="굴림" w:hint="eastAsia"/>
+          <w:kern w:val="0"/>
+          <w:szCs w:val="24"/>
+        </w:rPr>
+        <w:t xml:space="preserve">같은 </w:t>
+      </w:r>
+      <w:proofErr w:type="spellStart"/>
+      <w:r>
+        <w:rPr>
+          <w:rFonts w:ascii="굴림" w:eastAsia="굴림" w:hAnsi="굴림" w:cs="굴림" w:hint="eastAsia"/>
+          <w:kern w:val="0"/>
+          <w:szCs w:val="24"/>
+        </w:rPr>
+        <w:t>텍스쳐를</w:t>
+      </w:r>
+      <w:proofErr w:type="spellEnd"/>
+      <w:r>
+        <w:rPr>
+          <w:rFonts w:ascii="굴림" w:eastAsia="굴림" w:hAnsi="굴림" w:cs="굴림" w:hint="eastAsia"/>
+          <w:kern w:val="0"/>
+          <w:szCs w:val="24"/>
+        </w:rPr>
+        <w:t xml:space="preserve"> 가진 동일한 </w:t>
+      </w:r>
+      <w:proofErr w:type="spellStart"/>
+      <w:r>
+        <w:rPr>
+          <w:rFonts w:ascii="굴림" w:eastAsia="굴림" w:hAnsi="굴림" w:cs="굴림" w:hint="eastAsia"/>
+          <w:kern w:val="0"/>
+          <w:szCs w:val="24"/>
+        </w:rPr>
+        <w:t>메쉬라면</w:t>
+      </w:r>
+      <w:proofErr w:type="spellEnd"/>
+      <w:r>
+        <w:rPr>
+          <w:rFonts w:ascii="굴림" w:eastAsia="굴림" w:hAnsi="굴림" w:cs="굴림" w:hint="eastAsia"/>
+          <w:kern w:val="0"/>
+          <w:szCs w:val="24"/>
+        </w:rPr>
+        <w:t xml:space="preserve"> 동일한 </w:t>
+      </w:r>
+      <w:proofErr w:type="spellStart"/>
+      <w:r>
+        <w:rPr>
+          <w:rFonts w:ascii="굴림" w:eastAsia="굴림" w:hAnsi="굴림" w:cs="굴림"/>
+          <w:kern w:val="0"/>
+          <w:szCs w:val="24"/>
+        </w:rPr>
+        <w:t>MaterialOverrides</w:t>
+      </w:r>
+      <w:proofErr w:type="spellEnd"/>
+      <w:r>
+        <w:rPr>
+          <w:rFonts w:ascii="굴림" w:eastAsia="굴림" w:hAnsi="굴림" w:cs="굴림" w:hint="eastAsia"/>
+          <w:kern w:val="0"/>
+          <w:szCs w:val="24"/>
+        </w:rPr>
+        <w:t>값이 들어가도록 수정하였습니다.</w:t>
+      </w:r>
+    </w:p>
+    <w:p>
+      <w:pPr>
+        <w:widowControl/>
+        <w:wordWrap/>
+        <w:autoSpaceDE/>
+        <w:autoSpaceDN/>
+        <w:spacing w:before="100" w:beforeAutospacing="1" w:after="100" w:afterAutospacing="1" w:line="240" w:lineRule="auto"/>
+        <w:jc w:val="left"/>
+        <w:rPr>
+          <w:rFonts w:ascii="굴림" w:eastAsia="굴림" w:hAnsi="굴림" w:cs="굴림"/>
+          <w:kern w:val="0"/>
+          <w:szCs w:val="24"/>
+        </w:rPr>
+      </w:pPr>
+      <w:r>
+        <w:rPr>
+          <w:rFonts w:ascii="굴림" w:eastAsia="굴림" w:hAnsi="굴림" w:cs="굴림"/>
+          <w:kern w:val="0"/>
+          <w:szCs w:val="24"/>
+        </w:rPr>
+        <w:tab/>
+      </w:r>
+      <w:proofErr w:type="spellStart"/>
+      <w:r>
+        <w:rPr>
+          <w:rFonts w:ascii="굴림" w:eastAsia="굴림" w:hAnsi="굴림" w:cs="굴림"/>
+          <w:kern w:val="0"/>
+          <w:szCs w:val="24"/>
+        </w:rPr>
+        <w:t>텍스쳐</w:t>
+      </w:r>
+      <w:proofErr w:type="spellEnd"/>
+      <w:r>
+        <w:rPr>
+          <w:rFonts w:ascii="굴림" w:eastAsia="굴림" w:hAnsi="굴림" w:cs="굴림"/>
+          <w:kern w:val="0"/>
+          <w:szCs w:val="24"/>
+        </w:rPr>
+        <w:t xml:space="preserve"> 매핑이 되고는 있지만 잘 들어가지 않음 </w:t>
+      </w:r>
+      <w:proofErr w:type="spellStart"/>
+      <w:r>
+        <w:rPr>
+          <w:rFonts w:ascii="굴림" w:eastAsia="굴림" w:hAnsi="굴림" w:cs="굴림"/>
+          <w:kern w:val="0"/>
+          <w:szCs w:val="24"/>
+        </w:rPr>
+        <w:t>gltf</w:t>
+      </w:r>
+      <w:proofErr w:type="spellEnd"/>
+      <w:r>
+        <w:rPr>
+          <w:rFonts w:ascii="굴림" w:eastAsia="굴림" w:hAnsi="굴림" w:cs="굴림"/>
+          <w:kern w:val="0"/>
+          <w:szCs w:val="24"/>
+        </w:rPr>
+        <w:t xml:space="preserve">의 구조 파악을 통해 한번에 매핑하는 게 필요 </w:t>
+      </w:r>
+    </w:p>
+    <w:p>
+      <w:pPr>
+        <w:widowControl/>
+        <w:wordWrap/>
+        <w:autoSpaceDE/>
+        <w:autoSpaceDN/>
+        <w:spacing w:before="100" w:beforeAutospacing="1" w:after="100" w:afterAutospacing="1" w:line="240" w:lineRule="auto"/>
+        <w:jc w:val="left"/>
+        <w:rPr>
+          <w:rFonts w:ascii="굴림" w:eastAsia="굴림" w:hAnsi="굴림" w:cs="굴림"/>
+          <w:kern w:val="0"/>
+          <w:szCs w:val="24"/>
+        </w:rPr>
+      </w:pPr>
+      <w:r>
+        <w:rPr>
+          <w:rFonts w:ascii="굴림" w:eastAsia="굴림" w:hAnsi="굴림" w:cs="굴림"/>
+          <w:kern w:val="0"/>
+          <w:szCs w:val="24"/>
+        </w:rPr>
+        <w:tab/>
+      </w:r>
+      <w:r>
+        <w:rPr>
+          <w:rFonts w:ascii="굴림" w:eastAsia="굴림" w:hAnsi="굴림" w:cs="굴림"/>
+          <w:noProof/>
+          <w:kern w:val="0"/>
+          <w:sz w:val="24"/>
+          <w:szCs w:val="24"/>
+        </w:rPr>
+        <w:drawing>
+          <wp:inline distT="0" distB="0" distL="0" distR="0" wp14:anchorId="21B89CC9" wp14:editId="4263969F">
+            <wp:extent cx="3677551" cy="3312543"/>
+            <wp:effectExtent l="0" t="0" r="0" b="2540"/>
+            <wp:docPr id="1" name="그림 1" descr="https://resv2.craft.do/user/full/15352056-3d61-4451-30c9-b650643f22cf/doc/06de3b2e-be1a-448f-b2df-25790ec8368a/2afddf65-2e47-4d6a-82ca-1ab728b6d208"/>
+            <wp:cNvGraphicFramePr>
+              <a:graphicFrameLocks xmlns:a="http://schemas.openxmlformats.org/drawingml/2006/main" noChangeAspect="1"/>
+            </wp:cNvGraphicFramePr>
+            <a:graphic xmlns:a="http://schemas.openxmlformats.org/drawingml/2006/main">
+              <a:graphicData uri="http://schemas.openxmlformats.org/drawingml/2006/picture">
+                <pic:pic xmlns:pic="http://schemas.openxmlformats.org/drawingml/2006/picture">
+                  <pic:nvPicPr>
+                    <pic:cNvPr id="0" name="Picture 1" descr="https://resv2.craft.do/user/full/15352056-3d61-4451-30c9-b650643f22cf/doc/06de3b2e-be1a-448f-b2df-25790ec8368a/2afddf65-2e47-4d6a-82ca-1ab728b6d208"/>
+                    <pic:cNvPicPr>
+                      <a:picLocks noChangeAspect="1" noChangeArrowheads="1"/>
+                    </pic:cNvPicPr>
+                  </pic:nvPicPr>
+                  <pic:blipFill>
+                    <a:blip r:embed="rId7">
+                      <a:extLst>
+                        <a:ext uri="{28A0092B-C50C-407E-A947-70E740481C1C}">
+                          <a14:useLocalDpi xmlns:a14="http://schemas.microsoft.com/office/drawing/2010/main" val="0"/>
+                        </a:ext>
+                      </a:extLst>
+                    </a:blip>
+                    <a:srcRect/>
+                    <a:stretch>
+                      <a:fillRect/>
+                    </a:stretch>
+                  </pic:blipFill>
+                  <pic:spPr bwMode="auto">
+                    <a:xfrm>
+                      <a:off x="0" y="0"/>
+                      <a:ext cx="3688212" cy="3322146"/>
+                    </a:xfrm>
+                    <a:prstGeom prst="rect">
+                      <a:avLst/>
+                    </a:prstGeom>
+                    <a:noFill/>
+                    <a:ln>
+                      <a:noFill/>
+                    </a:ln>
+                  </pic:spPr>
+                </pic:pic>
+              </a:graphicData>
+            </a:graphic>
+          </wp:inline>
+        </w:drawing>
+      </w:r>
+    </w:p>
+    <w:p>
+      <w:pPr>
+        <w:widowControl/>
+        <w:wordWrap/>
+        <w:autoSpaceDE/>
+        <w:autoSpaceDN/>
+        <w:spacing w:before="100" w:beforeAutospacing="1" w:after="100" w:afterAutospacing="1" w:line="240" w:lineRule="auto"/>
+        <w:jc w:val="left"/>
+        <w:rPr>
+          <w:rFonts w:ascii="굴림" w:eastAsia="굴림" w:hAnsi="굴림" w:cs="굴림"/>
+          <w:kern w:val="0"/>
+          <w:szCs w:val="24"/>
+        </w:rPr>
+      </w:pPr>
+      <w:r>
+        <w:rPr>
+          <w:rFonts w:ascii="굴림" w:eastAsia="굴림" w:hAnsi="굴림" w:cs="굴림"/>
+          <w:kern w:val="0"/>
+          <w:szCs w:val="24"/>
+        </w:rPr>
+        <w:tab/>
+      </w:r>
+    </w:p>
+    <w:p>
+      <w:pPr>
+        <w:widowControl/>
+        <w:wordWrap/>
+        <w:autoSpaceDE/>
+        <w:autoSpaceDN/>
+        <w:rPr>
+          <w:rFonts w:ascii="굴림" w:eastAsia="굴림" w:hAnsi="굴림" w:cs="굴림"/>
+          <w:kern w:val="0"/>
+          <w:szCs w:val="24"/>
+        </w:rPr>
+      </w:pPr>
+      <w:r>
+        <w:rPr>
+          <w:rFonts w:ascii="굴림" w:eastAsia="굴림" w:hAnsi="굴림" w:cs="굴림"/>
+          <w:kern w:val="0"/>
+          <w:szCs w:val="24"/>
+        </w:rPr>
+        <w:br w:type="page"/>
+      </w:r>
+    </w:p>
+    <w:p>
+      <w:pPr>
+        <w:widowControl/>
+        <w:wordWrap/>
+        <w:autoSpaceDE/>
+        <w:autoSpaceDN/>
+        <w:spacing w:before="100" w:beforeAutospacing="1" w:after="100" w:afterAutospacing="1" w:line="240" w:lineRule="auto"/>
+        <w:jc w:val="left"/>
+        <w:rPr>
+          <w:rFonts w:ascii="굴림" w:eastAsia="굴림" w:hAnsi="굴림" w:cs="굴림"/>
+          <w:kern w:val="0"/>
+          <w:szCs w:val="24"/>
+        </w:rPr>
+      </w:pPr>
+      <w:r>
+        <w:rPr>
+          <w:rFonts w:ascii="굴림" w:eastAsia="굴림" w:hAnsi="굴림" w:cs="굴림" w:hint="eastAsia"/>
+          <w:kern w:val="0"/>
+          <w:szCs w:val="24"/>
+        </w:rPr>
+        <w:lastRenderedPageBreak/>
+        <w:t>데이터</w:t>
+      </w:r>
+      <w:r>
+        <w:rPr>
+          <w:rFonts w:ascii="굴림" w:eastAsia="굴림" w:hAnsi="굴림" w:cs="굴림"/>
+          <w:kern w:val="0"/>
+          <w:szCs w:val="24"/>
+        </w:rPr>
+        <w:t xml:space="preserve"> 형식 개선 (JSON)</w:t>
+      </w:r>
+    </w:p>
+    <w:p>
+      <w:pPr>
+        <w:widowControl/>
+        <w:wordWrap/>
+        <w:autoSpaceDE/>
+        <w:autoSpaceDN/>
+        <w:spacing w:before="100" w:beforeAutospacing="1" w:after="100" w:afterAutospacing="1" w:line="240" w:lineRule="auto"/>
+        <w:jc w:val="left"/>
+        <w:rPr>
+          <w:rFonts w:ascii="굴림" w:eastAsia="굴림" w:hAnsi="굴림" w:cs="굴림"/>
+          <w:kern w:val="0"/>
+          <w:szCs w:val="24"/>
+        </w:rPr>
+      </w:pPr>
+      <w:r>
+        <w:rPr>
+          <w:rFonts w:ascii="굴림" w:eastAsia="굴림" w:hAnsi="굴림" w:cs="굴림" w:hint="eastAsia"/>
+          <w:kern w:val="0"/>
+          <w:szCs w:val="24"/>
+        </w:rPr>
+        <w:t>가장</w:t>
+      </w:r>
+      <w:r>
+        <w:rPr>
+          <w:rFonts w:ascii="굴림" w:eastAsia="굴림" w:hAnsi="굴림" w:cs="굴림"/>
+          <w:kern w:val="0"/>
+          <w:szCs w:val="24"/>
+        </w:rPr>
+        <w:t xml:space="preserve"> 큰 구조적 개선 중 하나로, 씬 파일(.json)에서 텍스처를 지정하는 방식을 명확하게 변경하기로 했</w:t>
+      </w:r>
+      <w:r>
+        <w:rPr>
+          <w:rFonts w:ascii="굴림" w:eastAsia="굴림" w:hAnsi="굴림" w:cs="굴림" w:hint="eastAsia"/>
+          <w:kern w:val="0"/>
+          <w:szCs w:val="24"/>
+        </w:rPr>
+        <w:t>음</w:t>
+      </w:r>
+      <w:r>
+        <w:rPr>
+          <w:rFonts w:ascii="굴림" w:eastAsia="굴림" w:hAnsi="굴림" w:cs="굴림"/>
+          <w:kern w:val="0"/>
+          <w:szCs w:val="24"/>
+        </w:rPr>
+        <w:t>.</w:t>
+      </w:r>
+    </w:p>
+    <w:p>
+      <w:pPr>
+        <w:widowControl/>
+        <w:wordWrap/>
+        <w:autoSpaceDE/>
+        <w:autoSpaceDN/>
+        <w:spacing w:before="100" w:beforeAutospacing="1" w:after="100" w:afterAutospacing="1" w:line="240" w:lineRule="auto"/>
+        <w:jc w:val="left"/>
+        <w:rPr>
+          <w:rFonts w:ascii="굴림" w:eastAsia="굴림" w:hAnsi="굴림" w:cs="굴림"/>
+          <w:kern w:val="0"/>
+          <w:szCs w:val="24"/>
+        </w:rPr>
+      </w:pPr>
+      <w:r>
+        <w:rPr>
+          <w:rFonts w:ascii="굴림" w:eastAsia="굴림" w:hAnsi="굴림" w:cs="굴림" w:hint="eastAsia"/>
+          <w:kern w:val="0"/>
+          <w:szCs w:val="24"/>
+        </w:rPr>
+        <w:t>변경</w:t>
+      </w:r>
+      <w:r>
+        <w:rPr>
+          <w:rFonts w:ascii="굴림" w:eastAsia="굴림" w:hAnsi="굴림" w:cs="굴림"/>
+          <w:kern w:val="0"/>
+          <w:szCs w:val="24"/>
+        </w:rPr>
+        <w:t xml:space="preserve"> 전: "Textures": ["경로1", "경로2"] (순서에 의존, 모호함)</w:t>
+      </w:r>
+    </w:p>
+    <w:p>
+      <w:pPr>
+        <w:widowControl/>
+        <w:wordWrap/>
+        <w:autoSpaceDE/>
+        <w:autoSpaceDN/>
+        <w:spacing w:before="100" w:beforeAutospacing="1" w:after="100" w:afterAutospacing="1" w:line="240" w:lineRule="auto"/>
+        <w:jc w:val="left"/>
+        <w:rPr>
+          <w:rFonts w:ascii="굴림" w:eastAsia="굴림" w:hAnsi="굴림" w:cs="굴림" w:hint="eastAsia"/>
+          <w:kern w:val="0"/>
+          <w:szCs w:val="24"/>
+        </w:rPr>
+      </w:pPr>
+      <w:r>
+        <w:rPr>
+          <w:rFonts w:ascii="굴림" w:eastAsia="굴림" w:hAnsi="굴림" w:cs="굴림" w:hint="eastAsia"/>
+          <w:kern w:val="0"/>
+          <w:szCs w:val="24"/>
+        </w:rPr>
+        <w:t>변경</w:t>
+      </w:r>
+      <w:r>
+        <w:rPr>
+          <w:rFonts w:ascii="굴림" w:eastAsia="굴림" w:hAnsi="굴림" w:cs="굴림"/>
+          <w:kern w:val="0"/>
+          <w:szCs w:val="24"/>
+        </w:rPr>
+        <w:t xml:space="preserve"> 후 (권장): "</w:t>
+      </w:r>
+      <w:proofErr w:type="spellStart"/>
+      <w:r>
+        <w:rPr>
+          <w:rFonts w:ascii="굴림" w:eastAsia="굴림" w:hAnsi="굴림" w:cs="굴림"/>
+          <w:kern w:val="0"/>
+          <w:szCs w:val="24"/>
+        </w:rPr>
+        <w:t>MaterialOverrides</w:t>
+      </w:r>
+      <w:proofErr w:type="spellEnd"/>
+      <w:r>
+        <w:rPr>
+          <w:rFonts w:ascii="굴림" w:eastAsia="굴림" w:hAnsi="굴림" w:cs="굴림"/>
+          <w:kern w:val="0"/>
+          <w:szCs w:val="24"/>
+        </w:rPr>
+        <w:t xml:space="preserve">": </w:t>
+      </w:r>
+      <w:proofErr w:type="gramStart"/>
+      <w:r>
+        <w:rPr>
+          <w:rFonts w:ascii="굴림" w:eastAsia="굴림" w:hAnsi="굴림" w:cs="굴림"/>
+          <w:kern w:val="0"/>
+          <w:szCs w:val="24"/>
+        </w:rPr>
+        <w:t>{ "</w:t>
+      </w:r>
+      <w:proofErr w:type="spellStart"/>
+      <w:proofErr w:type="gramEnd"/>
+      <w:r>
+        <w:rPr>
+          <w:rFonts w:ascii="굴림" w:eastAsia="굴림" w:hAnsi="굴림" w:cs="굴림"/>
+          <w:kern w:val="0"/>
+          <w:szCs w:val="24"/>
+        </w:rPr>
+        <w:t>baseColorTexture</w:t>
+      </w:r>
+      <w:proofErr w:type="spellEnd"/>
+      <w:r>
+        <w:rPr>
+          <w:rFonts w:ascii="굴림" w:eastAsia="굴림" w:hAnsi="굴림" w:cs="굴림"/>
+          <w:kern w:val="0"/>
+          <w:szCs w:val="24"/>
+        </w:rPr>
+        <w:t>": "경로1", "</w:t>
+      </w:r>
+      <w:proofErr w:type="spellStart"/>
+      <w:r>
+        <w:rPr>
+          <w:rFonts w:ascii="굴림" w:eastAsia="굴림" w:hAnsi="굴림" w:cs="굴림"/>
+          <w:kern w:val="0"/>
+          <w:szCs w:val="24"/>
+        </w:rPr>
+        <w:t>normalTexture</w:t>
+      </w:r>
+      <w:proofErr w:type="spellEnd"/>
+      <w:r>
+        <w:rPr>
+          <w:rFonts w:ascii="굴림" w:eastAsia="굴림" w:hAnsi="굴림" w:cs="굴림"/>
+          <w:kern w:val="0"/>
+          <w:szCs w:val="24"/>
+        </w:rPr>
+        <w:t>": "경로2" } (역할이 명시적, 안정적)</w:t>
+      </w:r>
+    </w:p>
+    <w:p>
+      <w:pPr>
+        <w:widowControl/>
+        <w:wordWrap/>
+        <w:autoSpaceDE/>
+        <w:autoSpaceDN/>
+        <w:spacing w:before="100" w:beforeAutospacing="1" w:after="100" w:afterAutospacing="1" w:line="240" w:lineRule="auto"/>
+        <w:jc w:val="left"/>
+        <w:rPr>
+          <w:rFonts w:ascii="굴림" w:eastAsia="굴림" w:hAnsi="굴림" w:cs="굴림"/>
+          <w:kern w:val="0"/>
+          <w:sz w:val="18"/>
+          <w:szCs w:val="24"/>
+        </w:rPr>
+      </w:pPr>
+    </w:p>
+    <w:p>
+      <w:pPr>
+        <w:widowControl/>
+        <w:wordWrap/>
+        <w:autoSpaceDE/>
+        <w:autoSpaceDN/>
+        <w:spacing w:before="100" w:beforeAutospacing="1" w:after="100" w:afterAutospacing="1" w:line="240" w:lineRule="auto"/>
+        <w:jc w:val="left"/>
+        <w:rPr>
+          <w:rFonts w:ascii="굴림" w:eastAsia="굴림" w:hAnsi="굴림" w:cs="굴림" w:hint="eastAsia"/>
+          <w:kern w:val="0"/>
+          <w:sz w:val="18"/>
+          <w:szCs w:val="24"/>
+        </w:rPr>
+      </w:pPr>
+      <w:r>
+        <w:rPr>
+          <w:rFonts w:ascii="굴림" w:eastAsia="굴림" w:hAnsi="굴림" w:cs="굴림"/>
+          <w:kern w:val="0"/>
+          <w:sz w:val="18"/>
+          <w:szCs w:val="24"/>
+        </w:rPr>
+        <w:t>Unreal Editor</w:t>
+      </w:r>
+      <w:r>
+        <w:rPr>
+          <w:rFonts w:ascii="굴림" w:eastAsia="굴림" w:hAnsi="굴림" w:cs="굴림" w:hint="eastAsia"/>
+          <w:kern w:val="0"/>
+          <w:sz w:val="18"/>
+          <w:szCs w:val="24"/>
+        </w:rPr>
+        <w:t xml:space="preserve">에서 </w:t>
+      </w:r>
+      <w:r>
+        <w:rPr>
+          <w:rFonts w:ascii="굴림" w:eastAsia="굴림" w:hAnsi="굴림" w:cs="굴림"/>
+          <w:kern w:val="0"/>
+          <w:sz w:val="18"/>
+          <w:szCs w:val="24"/>
+        </w:rPr>
+        <w:t>Material</w:t>
+      </w:r>
+      <w:r>
+        <w:rPr>
+          <w:rFonts w:ascii="굴림" w:eastAsia="굴림" w:hAnsi="굴림" w:cs="굴림" w:hint="eastAsia"/>
+          <w:kern w:val="0"/>
+          <w:sz w:val="18"/>
+          <w:szCs w:val="24"/>
+        </w:rPr>
+        <w:t xml:space="preserve">을 뽑을 때 </w:t>
+      </w:r>
+      <w:r>
+        <w:rPr>
+          <w:rFonts w:ascii="굴림" w:eastAsia="굴림" w:hAnsi="굴림" w:cs="굴림"/>
+          <w:kern w:val="0"/>
+          <w:sz w:val="18"/>
+          <w:szCs w:val="24"/>
+        </w:rPr>
+        <w:t>_BC(</w:t>
+      </w:r>
+      <w:proofErr w:type="spellStart"/>
+      <w:r>
+        <w:rPr>
+          <w:rFonts w:ascii="굴림" w:eastAsia="굴림" w:hAnsi="굴림" w:cs="굴림"/>
+          <w:kern w:val="0"/>
+          <w:sz w:val="18"/>
+          <w:szCs w:val="24"/>
+        </w:rPr>
+        <w:t>basecolor</w:t>
+      </w:r>
+      <w:proofErr w:type="spellEnd"/>
+      <w:r>
+        <w:rPr>
+          <w:rFonts w:ascii="굴림" w:eastAsia="굴림" w:hAnsi="굴림" w:cs="굴림"/>
+          <w:kern w:val="0"/>
+          <w:sz w:val="18"/>
+          <w:szCs w:val="24"/>
+        </w:rPr>
+        <w:t>), _N(</w:t>
+      </w:r>
+      <w:r>
+        <w:rPr>
+          <w:rFonts w:ascii="굴림" w:eastAsia="굴림" w:hAnsi="굴림" w:cs="굴림"/>
+          <w:kern w:val="0"/>
+          <w:sz w:val="18"/>
+          <w:szCs w:val="24"/>
+        </w:rPr>
+        <w:t>Normal</w:t>
+      </w:r>
+      <w:r>
+        <w:rPr>
+          <w:rFonts w:ascii="굴림" w:eastAsia="굴림" w:hAnsi="굴림" w:cs="굴림"/>
+          <w:kern w:val="0"/>
+          <w:sz w:val="18"/>
+          <w:szCs w:val="24"/>
+        </w:rPr>
+        <w:t>)</w:t>
+      </w:r>
+      <w:r>
+        <w:rPr>
+          <w:rFonts w:ascii="굴림" w:eastAsia="굴림" w:hAnsi="굴림" w:cs="굴림"/>
+          <w:kern w:val="0"/>
+          <w:sz w:val="18"/>
+          <w:szCs w:val="24"/>
+        </w:rPr>
+        <w:t>, _ORM(</w:t>
+      </w:r>
+      <w:r>
+        <w:rPr>
+          <w:rFonts w:ascii="굴림" w:eastAsia="굴림" w:hAnsi="굴림" w:cs="굴림"/>
+          <w:kern w:val="0"/>
+          <w:sz w:val="18"/>
+          <w:szCs w:val="24"/>
+        </w:rPr>
+        <w:t>Occlusion, Roughness</w:t>
+      </w:r>
+      <w:r>
+        <w:rPr>
+          <w:rFonts w:ascii="굴림" w:eastAsia="굴림" w:hAnsi="굴림" w:cs="굴림"/>
+          <w:kern w:val="0"/>
+          <w:sz w:val="18"/>
+          <w:szCs w:val="24"/>
+        </w:rPr>
+        <w:t xml:space="preserve">, </w:t>
+      </w:r>
+      <w:r>
+        <w:rPr>
+          <w:rFonts w:ascii="굴림" w:eastAsia="굴림" w:hAnsi="굴림" w:cs="굴림"/>
+          <w:kern w:val="0"/>
+          <w:sz w:val="18"/>
+          <w:szCs w:val="24"/>
+        </w:rPr>
+        <w:t>Metallic</w:t>
+      </w:r>
+      <w:r>
+        <w:rPr>
+          <w:rFonts w:ascii="굴림" w:eastAsia="굴림" w:hAnsi="굴림" w:cs="굴림"/>
+          <w:kern w:val="0"/>
+          <w:sz w:val="18"/>
+          <w:szCs w:val="24"/>
+        </w:rPr>
+        <w:t xml:space="preserve">), </w:t>
+      </w:r>
+      <w:r>
+        <w:rPr>
+          <w:rFonts w:ascii="굴림" w:eastAsia="굴림" w:hAnsi="굴림" w:cs="굴림"/>
+          <w:kern w:val="0"/>
+          <w:sz w:val="18"/>
+          <w:szCs w:val="24"/>
+        </w:rPr>
+        <w:t>_E(Emissive)</w:t>
+      </w:r>
+      <w:r>
+        <w:rPr>
+          <w:rFonts w:ascii="굴림" w:eastAsia="굴림" w:hAnsi="굴림" w:cs="굴림"/>
+          <w:kern w:val="0"/>
+          <w:sz w:val="18"/>
+          <w:szCs w:val="24"/>
+        </w:rPr>
+        <w:t xml:space="preserve"> </w:t>
+      </w:r>
+      <w:r>
+        <w:rPr>
+          <w:rFonts w:ascii="굴림" w:eastAsia="굴림" w:hAnsi="굴림" w:cs="굴림" w:hint="eastAsia"/>
+          <w:kern w:val="0"/>
+          <w:sz w:val="18"/>
+          <w:szCs w:val="24"/>
+        </w:rPr>
+        <w:t>형식으로</w:t>
+      </w:r>
+      <w:r>
+        <w:rPr>
+          <w:rFonts w:ascii="굴림" w:eastAsia="굴림" w:hAnsi="굴림" w:cs="굴림" w:hint="eastAsia"/>
+          <w:kern w:val="0"/>
+          <w:sz w:val="18"/>
+          <w:szCs w:val="24"/>
+        </w:rPr>
+        <w:t xml:space="preserve"> </w:t>
+      </w:r>
+      <w:r>
+        <w:rPr>
+          <w:rFonts w:ascii="굴림" w:eastAsia="굴림" w:hAnsi="굴림" w:cs="굴림" w:hint="eastAsia"/>
+          <w:kern w:val="0"/>
+          <w:sz w:val="18"/>
+          <w:szCs w:val="24"/>
+        </w:rPr>
+        <w:t>J</w:t>
+      </w:r>
+      <w:r>
+        <w:rPr>
+          <w:rFonts w:ascii="굴림" w:eastAsia="굴림" w:hAnsi="굴림" w:cs="굴림"/>
+          <w:kern w:val="0"/>
+          <w:sz w:val="18"/>
+          <w:szCs w:val="24"/>
+        </w:rPr>
+        <w:t xml:space="preserve">son </w:t>
+      </w:r>
+      <w:r>
+        <w:rPr>
+          <w:rFonts w:ascii="굴림" w:eastAsia="굴림" w:hAnsi="굴림" w:cs="굴림" w:hint="eastAsia"/>
+          <w:kern w:val="0"/>
+          <w:sz w:val="18"/>
+          <w:szCs w:val="24"/>
+        </w:rPr>
+        <w:t xml:space="preserve">파일의 </w:t>
+      </w:r>
+      <w:proofErr w:type="spellStart"/>
+      <w:r>
+        <w:rPr>
+          <w:rFonts w:ascii="굴림" w:eastAsia="굴림" w:hAnsi="굴림" w:cs="굴림" w:hint="eastAsia"/>
+          <w:kern w:val="0"/>
+          <w:sz w:val="18"/>
+          <w:szCs w:val="24"/>
+        </w:rPr>
+        <w:t>G</w:t>
+      </w:r>
+      <w:r>
+        <w:rPr>
+          <w:rFonts w:ascii="굴림" w:eastAsia="굴림" w:hAnsi="굴림" w:cs="굴림"/>
+          <w:kern w:val="0"/>
+          <w:sz w:val="18"/>
+          <w:szCs w:val="24"/>
+        </w:rPr>
+        <w:t>ltf</w:t>
+      </w:r>
+      <w:proofErr w:type="spellEnd"/>
+      <w:r>
+        <w:rPr>
+          <w:rFonts w:ascii="굴림" w:eastAsia="굴림" w:hAnsi="굴림" w:cs="굴림"/>
+          <w:kern w:val="0"/>
+          <w:sz w:val="18"/>
+          <w:szCs w:val="24"/>
+        </w:rPr>
+        <w:t xml:space="preserve"> </w:t>
+      </w:r>
+      <w:proofErr w:type="spellStart"/>
+      <w:r>
+        <w:rPr>
+          <w:rFonts w:ascii="굴림" w:eastAsia="굴림" w:hAnsi="굴림" w:cs="굴림" w:hint="eastAsia"/>
+          <w:kern w:val="0"/>
+          <w:sz w:val="18"/>
+          <w:szCs w:val="24"/>
+        </w:rPr>
+        <w:t>메쉬의</w:t>
+      </w:r>
+      <w:proofErr w:type="spellEnd"/>
+      <w:r>
+        <w:rPr>
+          <w:rFonts w:ascii="굴림" w:eastAsia="굴림" w:hAnsi="굴림" w:cs="굴림" w:hint="eastAsia"/>
+          <w:kern w:val="0"/>
+          <w:sz w:val="18"/>
+          <w:szCs w:val="24"/>
+        </w:rPr>
+        <w:t xml:space="preserve"> </w:t>
+      </w:r>
+      <w:proofErr w:type="spellStart"/>
+      <w:r>
+        <w:rPr>
+          <w:rFonts w:ascii="굴림" w:eastAsia="굴림" w:hAnsi="굴림" w:cs="굴림"/>
+          <w:kern w:val="0"/>
+          <w:sz w:val="18"/>
+          <w:szCs w:val="24"/>
+        </w:rPr>
+        <w:t>MaterialOverrides</w:t>
+      </w:r>
+      <w:proofErr w:type="spellEnd"/>
+      <w:r>
+        <w:rPr>
+          <w:rFonts w:ascii="굴림" w:eastAsia="굴림" w:hAnsi="굴림" w:cs="굴림"/>
+          <w:kern w:val="0"/>
+          <w:sz w:val="18"/>
+          <w:szCs w:val="24"/>
+        </w:rPr>
+        <w:t xml:space="preserve"> </w:t>
+      </w:r>
+      <w:r>
+        <w:rPr>
+          <w:rFonts w:ascii="굴림" w:eastAsia="굴림" w:hAnsi="굴림" w:cs="굴림" w:hint="eastAsia"/>
+          <w:kern w:val="0"/>
+          <w:sz w:val="18"/>
+          <w:szCs w:val="24"/>
+        </w:rPr>
+        <w:t xml:space="preserve">형식을 뽑아 우리 엔진에서 쉽게 읽을 수 있도록 하였음 </w:t>
+      </w:r>
+    </w:p>
+    <w:p>
+      <w:pPr>
+        <w:widowControl/>
+        <w:wordWrap/>
+        <w:autoSpaceDE/>
+        <w:autoSpaceDN/>
+        <w:spacing w:before="100" w:beforeAutospacing="1" w:after="100" w:afterAutospacing="1" w:line="240" w:lineRule="auto"/>
+        <w:jc w:val="left"/>
+        <w:rPr>
+          <w:rFonts w:ascii="굴림" w:eastAsia="굴림" w:hAnsi="굴림" w:cs="굴림" w:hint="eastAsia"/>
+          <w:kern w:val="0"/>
+          <w:sz w:val="18"/>
+          <w:szCs w:val="24"/>
+        </w:rPr>
+      </w:pPr>
+      <w:r>
+        <w:rPr>
+          <w:rFonts w:ascii="굴림" w:eastAsia="굴림" w:hAnsi="굴림" w:cs="굴림" w:hint="eastAsia"/>
+          <w:kern w:val="0"/>
+          <w:sz w:val="18"/>
+          <w:szCs w:val="24"/>
+        </w:rPr>
+        <w:t xml:space="preserve">위의 </w:t>
+      </w:r>
+      <w:r>
+        <w:rPr>
+          <w:rFonts w:ascii="굴림" w:eastAsia="굴림" w:hAnsi="굴림" w:cs="굴림"/>
+          <w:kern w:val="0"/>
+          <w:sz w:val="18"/>
+          <w:szCs w:val="24"/>
+        </w:rPr>
+        <w:t>4</w:t>
+      </w:r>
+      <w:r>
+        <w:rPr>
+          <w:rFonts w:ascii="굴림" w:eastAsia="굴림" w:hAnsi="굴림" w:cs="굴림" w:hint="eastAsia"/>
+          <w:kern w:val="0"/>
+          <w:sz w:val="18"/>
+          <w:szCs w:val="24"/>
+        </w:rPr>
+        <w:t xml:space="preserve">가지 </w:t>
+      </w:r>
+      <w:proofErr w:type="spellStart"/>
+      <w:r>
+        <w:rPr>
+          <w:rFonts w:ascii="굴림" w:eastAsia="굴림" w:hAnsi="굴림" w:cs="굴림" w:hint="eastAsia"/>
+          <w:kern w:val="0"/>
+          <w:sz w:val="18"/>
+          <w:szCs w:val="24"/>
+        </w:rPr>
+        <w:t>텍스쳐를</w:t>
+      </w:r>
+      <w:proofErr w:type="spellEnd"/>
+      <w:r>
+        <w:rPr>
+          <w:rFonts w:ascii="굴림" w:eastAsia="굴림" w:hAnsi="굴림" w:cs="굴림" w:hint="eastAsia"/>
+          <w:kern w:val="0"/>
+          <w:sz w:val="18"/>
+          <w:szCs w:val="24"/>
+        </w:rPr>
+        <w:t xml:space="preserve"> 읽도록 </w:t>
+      </w:r>
+      <w:proofErr w:type="spellStart"/>
+      <w:r>
+        <w:rPr>
+          <w:rFonts w:ascii="굴림" w:eastAsia="굴림" w:hAnsi="굴림" w:cs="굴림"/>
+          <w:kern w:val="0"/>
+          <w:sz w:val="18"/>
+          <w:szCs w:val="24"/>
+        </w:rPr>
+        <w:t>hlsl</w:t>
+      </w:r>
+      <w:proofErr w:type="spellEnd"/>
+      <w:r>
+        <w:rPr>
+          <w:rFonts w:ascii="굴림" w:eastAsia="굴림" w:hAnsi="굴림" w:cs="굴림" w:hint="eastAsia"/>
+          <w:kern w:val="0"/>
+          <w:sz w:val="18"/>
+          <w:szCs w:val="24"/>
+        </w:rPr>
+        <w:t>에 추가해주었습니다.</w:t>
+      </w:r>
+    </w:p>
+    <w:p>
+      <w:pPr>
+        <w:widowControl/>
+        <w:shd w:val="clear" w:color="auto" w:fill="FFFFFF"/>
+        <w:autoSpaceDE/>
+        <w:autoSpaceDN/>
+        <w:spacing w:after="0" w:line="300" w:lineRule="atLeast"/>
+        <w:jc w:val="left"/>
+        <w:rPr>
+          <w:rFonts w:ascii="Consolas" w:eastAsia="굴림" w:hAnsi="Consolas" w:cs="굴림"/>
+          <w:color w:val="24292E"/>
+          <w:kern w:val="0"/>
+          <w:sz w:val="17"/>
+          <w:szCs w:val="17"/>
+        </w:rPr>
+      </w:pPr>
+      <w:r>
+        <w:rPr>
+          <w:rFonts w:ascii="Consolas" w:eastAsia="굴림" w:hAnsi="Consolas" w:cs="굴림"/>
+          <w:color w:val="24292E"/>
+          <w:kern w:val="0"/>
+          <w:sz w:val="17"/>
+          <w:szCs w:val="17"/>
+        </w:rPr>
+        <w:t xml:space="preserve">Texture2D </w:t>
+      </w:r>
+      <w:proofErr w:type="spellStart"/>
+      <w:r>
+        <w:rPr>
+          <w:rFonts w:ascii="Consolas" w:eastAsia="굴림" w:hAnsi="Consolas" w:cs="굴림"/>
+          <w:color w:val="24292E"/>
+          <w:kern w:val="0"/>
+          <w:sz w:val="17"/>
+          <w:szCs w:val="17"/>
+        </w:rPr>
+        <w:t>g_</w:t>
+      </w:r>
+      <w:proofErr w:type="gramStart"/>
+      <w:r>
+        <w:rPr>
+          <w:rFonts w:ascii="Consolas" w:eastAsia="굴림" w:hAnsi="Consolas" w:cs="굴림"/>
+          <w:color w:val="24292E"/>
+          <w:kern w:val="0"/>
+          <w:sz w:val="17"/>
+          <w:szCs w:val="17"/>
+        </w:rPr>
+        <w:t>txDiffuse</w:t>
+      </w:r>
+      <w:proofErr w:type="spellEnd"/>
+      <w:r>
+        <w:rPr>
+          <w:rFonts w:ascii="Consolas" w:eastAsia="굴림" w:hAnsi="Consolas" w:cs="굴림"/>
+          <w:color w:val="24292E"/>
+          <w:kern w:val="0"/>
+          <w:sz w:val="17"/>
+          <w:szCs w:val="17"/>
+        </w:rPr>
+        <w:t xml:space="preserve"> :</w:t>
+      </w:r>
+      <w:proofErr w:type="gramEnd"/>
+      <w:r>
+        <w:rPr>
+          <w:rFonts w:ascii="Consolas" w:eastAsia="굴림" w:hAnsi="Consolas" w:cs="굴림"/>
+          <w:color w:val="24292E"/>
+          <w:kern w:val="0"/>
+          <w:sz w:val="17"/>
+          <w:szCs w:val="17"/>
+        </w:rPr>
+        <w:t xml:space="preserve"> register(t0);</w:t>
+      </w:r>
+    </w:p>
+    <w:p>
+      <w:pPr>
+        <w:widowControl/>
+        <w:shd w:val="clear" w:color="auto" w:fill="FFFFFF"/>
+        <w:autoSpaceDE/>
+        <w:autoSpaceDN/>
+        <w:spacing w:after="0" w:line="300" w:lineRule="atLeast"/>
+        <w:jc w:val="left"/>
+        <w:rPr>
+          <w:rFonts w:ascii="Consolas" w:eastAsia="굴림" w:hAnsi="Consolas" w:cs="굴림"/>
+          <w:color w:val="24292E"/>
+          <w:kern w:val="0"/>
+          <w:sz w:val="17"/>
+          <w:szCs w:val="17"/>
+        </w:rPr>
+      </w:pPr>
+      <w:r>
+        <w:rPr>
+          <w:rFonts w:ascii="Consolas" w:eastAsia="굴림" w:hAnsi="Consolas" w:cs="굴림"/>
+          <w:color w:val="24292E"/>
+          <w:kern w:val="0"/>
+          <w:sz w:val="17"/>
+          <w:szCs w:val="17"/>
+        </w:rPr>
+        <w:t xml:space="preserve">Texture2D </w:t>
+      </w:r>
+      <w:proofErr w:type="spellStart"/>
+      <w:r>
+        <w:rPr>
+          <w:rFonts w:ascii="Consolas" w:eastAsia="굴림" w:hAnsi="Consolas" w:cs="굴림"/>
+          <w:color w:val="24292E"/>
+          <w:kern w:val="0"/>
+          <w:sz w:val="17"/>
+          <w:szCs w:val="17"/>
+        </w:rPr>
+        <w:t>g_</w:t>
+      </w:r>
+      <w:proofErr w:type="gramStart"/>
+      <w:r>
+        <w:rPr>
+          <w:rFonts w:ascii="Consolas" w:eastAsia="굴림" w:hAnsi="Consolas" w:cs="굴림"/>
+          <w:color w:val="24292E"/>
+          <w:kern w:val="0"/>
+          <w:sz w:val="17"/>
+          <w:szCs w:val="17"/>
+        </w:rPr>
+        <w:t>txNormal</w:t>
+      </w:r>
+      <w:proofErr w:type="spellEnd"/>
+      <w:r>
+        <w:rPr>
+          <w:rFonts w:ascii="Consolas" w:eastAsia="굴림" w:hAnsi="Consolas" w:cs="굴림"/>
+          <w:color w:val="24292E"/>
+          <w:kern w:val="0"/>
+          <w:sz w:val="17"/>
+          <w:szCs w:val="17"/>
+        </w:rPr>
+        <w:t xml:space="preserve"> :</w:t>
+      </w:r>
+      <w:proofErr w:type="gramEnd"/>
+      <w:r>
+        <w:rPr>
+          <w:rFonts w:ascii="Consolas" w:eastAsia="굴림" w:hAnsi="Consolas" w:cs="굴림"/>
+          <w:color w:val="24292E"/>
+          <w:kern w:val="0"/>
+          <w:sz w:val="17"/>
+          <w:szCs w:val="17"/>
+        </w:rPr>
+        <w:t xml:space="preserve"> register(t1);</w:t>
+      </w:r>
+    </w:p>
+    <w:p>
+      <w:pPr>
+        <w:widowControl/>
+        <w:shd w:val="clear" w:color="auto" w:fill="FFFFFF"/>
+        <w:autoSpaceDE/>
+        <w:autoSpaceDN/>
+        <w:spacing w:after="0" w:line="300" w:lineRule="atLeast"/>
+        <w:jc w:val="left"/>
+        <w:rPr>
+          <w:rFonts w:ascii="Consolas" w:eastAsia="굴림" w:hAnsi="Consolas" w:cs="굴림"/>
+          <w:color w:val="24292E"/>
+          <w:kern w:val="0"/>
+          <w:sz w:val="17"/>
+          <w:szCs w:val="17"/>
+        </w:rPr>
+      </w:pPr>
+      <w:r>
+        <w:rPr>
+          <w:rFonts w:ascii="Consolas" w:eastAsia="굴림" w:hAnsi="Consolas" w:cs="굴림"/>
+          <w:color w:val="24292E"/>
+          <w:kern w:val="0"/>
+          <w:sz w:val="17"/>
+          <w:szCs w:val="17"/>
+        </w:rPr>
+        <w:t xml:space="preserve">Texture2D </w:t>
+      </w:r>
+      <w:proofErr w:type="spellStart"/>
+      <w:r>
+        <w:rPr>
+          <w:rFonts w:ascii="Consolas" w:eastAsia="굴림" w:hAnsi="Consolas" w:cs="굴림"/>
+          <w:color w:val="24292E"/>
+          <w:kern w:val="0"/>
+          <w:sz w:val="17"/>
+          <w:szCs w:val="17"/>
+        </w:rPr>
+        <w:t>g_</w:t>
+      </w:r>
+      <w:proofErr w:type="gramStart"/>
+      <w:r>
+        <w:rPr>
+          <w:rFonts w:ascii="Consolas" w:eastAsia="굴림" w:hAnsi="Consolas" w:cs="굴림"/>
+          <w:color w:val="24292E"/>
+          <w:kern w:val="0"/>
+          <w:sz w:val="17"/>
+          <w:szCs w:val="17"/>
+        </w:rPr>
+        <w:t>txORM</w:t>
+      </w:r>
+      <w:proofErr w:type="spellEnd"/>
+      <w:r>
+        <w:rPr>
+          <w:rFonts w:ascii="Consolas" w:eastAsia="굴림" w:hAnsi="Consolas" w:cs="굴림"/>
+          <w:color w:val="24292E"/>
+          <w:kern w:val="0"/>
+          <w:sz w:val="17"/>
+          <w:szCs w:val="17"/>
+        </w:rPr>
+        <w:t xml:space="preserve"> :</w:t>
+      </w:r>
+      <w:proofErr w:type="gramEnd"/>
+      <w:r>
+        <w:rPr>
+          <w:rFonts w:ascii="Consolas" w:eastAsia="굴림" w:hAnsi="Consolas" w:cs="굴림"/>
+          <w:color w:val="24292E"/>
+          <w:kern w:val="0"/>
+          <w:sz w:val="17"/>
+          <w:szCs w:val="17"/>
+        </w:rPr>
+        <w:t xml:space="preserve"> register(t2); // Occlusion, Roughness, Metallic</w:t>
+      </w:r>
+    </w:p>
+    <w:p>
+      <w:pPr>
+        <w:widowControl/>
+        <w:shd w:val="clear" w:color="auto" w:fill="FFFFFF"/>
+        <w:autoSpaceDE/>
+        <w:autoSpaceDN/>
+        <w:spacing w:after="0" w:line="300" w:lineRule="atLeast"/>
+        <w:jc w:val="left"/>
+        <w:rPr>
+          <w:rFonts w:ascii="Consolas" w:eastAsia="굴림" w:hAnsi="Consolas" w:cs="굴림"/>
+          <w:color w:val="24292E"/>
+          <w:kern w:val="0"/>
+          <w:sz w:val="17"/>
+          <w:szCs w:val="17"/>
+        </w:rPr>
+      </w:pPr>
+      <w:r>
+        <w:rPr>
+          <w:rFonts w:ascii="Consolas" w:eastAsia="굴림" w:hAnsi="Consolas" w:cs="굴림"/>
+          <w:color w:val="24292E"/>
+          <w:kern w:val="0"/>
+          <w:sz w:val="17"/>
+          <w:szCs w:val="17"/>
+        </w:rPr>
+        <w:t xml:space="preserve">Texture2D </w:t>
+      </w:r>
+      <w:proofErr w:type="spellStart"/>
+      <w:r>
+        <w:rPr>
+          <w:rFonts w:ascii="Consolas" w:eastAsia="굴림" w:hAnsi="Consolas" w:cs="굴림"/>
+          <w:color w:val="24292E"/>
+          <w:kern w:val="0"/>
+          <w:sz w:val="17"/>
+          <w:szCs w:val="17"/>
+        </w:rPr>
+        <w:t>g_</w:t>
+      </w:r>
+      <w:proofErr w:type="gramStart"/>
+      <w:r>
+        <w:rPr>
+          <w:rFonts w:ascii="Consolas" w:eastAsia="굴림" w:hAnsi="Consolas" w:cs="굴림"/>
+          <w:color w:val="24292E"/>
+          <w:kern w:val="0"/>
+          <w:sz w:val="17"/>
+          <w:szCs w:val="17"/>
+        </w:rPr>
+        <w:t>txEmissive</w:t>
+      </w:r>
+      <w:proofErr w:type="spellEnd"/>
+      <w:r>
+        <w:rPr>
+          <w:rFonts w:ascii="Consolas" w:eastAsia="굴림" w:hAnsi="Consolas" w:cs="굴림"/>
+          <w:color w:val="24292E"/>
+          <w:kern w:val="0"/>
+          <w:sz w:val="17"/>
+          <w:szCs w:val="17"/>
+        </w:rPr>
+        <w:t xml:space="preserve"> :</w:t>
+      </w:r>
+      <w:proofErr w:type="gramEnd"/>
+      <w:r>
+        <w:rPr>
+          <w:rFonts w:ascii="Consolas" w:eastAsia="굴림" w:hAnsi="Consolas" w:cs="굴림"/>
+          <w:color w:val="24292E"/>
+          <w:kern w:val="0"/>
+          <w:sz w:val="17"/>
+          <w:szCs w:val="17"/>
+        </w:rPr>
+        <w:t xml:space="preserve"> register(t3);</w:t>
+      </w:r>
+    </w:p>
+    <w:p>
+      <w:pPr>
+        <w:widowControl/>
+        <w:wordWrap/>
+        <w:autoSpaceDE/>
+        <w:autoSpaceDN/>
+        <w:spacing w:before="100" w:beforeAutospacing="1" w:after="100" w:afterAutospacing="1" w:line="240" w:lineRule="auto"/>
+        <w:jc w:val="left"/>
+        <w:rPr>
+          <w:rFonts w:ascii="굴림" w:eastAsia="굴림" w:hAnsi="굴림" w:cs="굴림"/>
+          <w:kern w:val="0"/>
+          <w:sz w:val="18"/>
+          <w:szCs w:val="24"/>
+        </w:rPr>
+      </w:pPr>
+    </w:p>
+    <w:p>
+      <w:pPr>
+        <w:widowControl/>
+        <w:shd w:val="clear" w:color="auto" w:fill="FFFFFF"/>
+        <w:autoSpaceDE/>
+        <w:autoSpaceDN/>
+        <w:spacing w:after="0" w:line="300" w:lineRule="atLeast"/>
+        <w:jc w:val="left"/>
+        <w:rPr>
+          <w:rFonts w:ascii="Consolas" w:eastAsia="굴림" w:hAnsi="Consolas" w:cs="굴림"/>
+          <w:color w:val="24292E"/>
+          <w:kern w:val="0"/>
+          <w:sz w:val="17"/>
+          <w:szCs w:val="17"/>
+        </w:rPr>
+      </w:pPr>
+      <w:r>
+        <w:rPr>
+          <w:rFonts w:ascii="Consolas" w:eastAsia="굴림" w:hAnsi="Consolas" w:cs="굴림"/>
+          <w:color w:val="24292E"/>
+          <w:kern w:val="0"/>
+          <w:sz w:val="17"/>
+          <w:szCs w:val="17"/>
+        </w:rPr>
+        <w:t xml:space="preserve">float4 </w:t>
+      </w:r>
+      <w:proofErr w:type="spellStart"/>
+      <w:r>
+        <w:rPr>
+          <w:rFonts w:ascii="Consolas" w:eastAsia="굴림" w:hAnsi="Consolas" w:cs="굴림"/>
+          <w:color w:val="24292E"/>
+          <w:kern w:val="0"/>
+          <w:sz w:val="17"/>
+          <w:szCs w:val="17"/>
+        </w:rPr>
+        <w:t>albedoMap</w:t>
+      </w:r>
+      <w:proofErr w:type="spellEnd"/>
+      <w:r>
+        <w:rPr>
+          <w:rFonts w:ascii="Consolas" w:eastAsia="굴림" w:hAnsi="Consolas" w:cs="굴림"/>
+          <w:color w:val="24292E"/>
+          <w:kern w:val="0"/>
+          <w:sz w:val="17"/>
+          <w:szCs w:val="17"/>
+        </w:rPr>
+        <w:t xml:space="preserve"> = </w:t>
+      </w:r>
+      <w:proofErr w:type="spellStart"/>
+      <w:r>
+        <w:rPr>
+          <w:rFonts w:ascii="Consolas" w:eastAsia="굴림" w:hAnsi="Consolas" w:cs="굴림"/>
+          <w:color w:val="24292E"/>
+          <w:kern w:val="0"/>
+          <w:sz w:val="17"/>
+          <w:szCs w:val="17"/>
+        </w:rPr>
+        <w:t>g_txDiffuse.Sample</w:t>
+      </w:r>
+      <w:proofErr w:type="spellEnd"/>
+      <w:r>
+        <w:rPr>
+          <w:rFonts w:ascii="Consolas" w:eastAsia="굴림" w:hAnsi="Consolas" w:cs="굴림"/>
+          <w:color w:val="24292E"/>
+          <w:kern w:val="0"/>
+          <w:sz w:val="17"/>
+          <w:szCs w:val="17"/>
+        </w:rPr>
+        <w:t>(</w:t>
+      </w:r>
+      <w:proofErr w:type="spellStart"/>
+      <w:r>
+        <w:rPr>
+          <w:rFonts w:ascii="Consolas" w:eastAsia="굴림" w:hAnsi="Consolas" w:cs="굴림"/>
+          <w:color w:val="24292E"/>
+          <w:kern w:val="0"/>
+          <w:sz w:val="17"/>
+          <w:szCs w:val="17"/>
+        </w:rPr>
+        <w:t>g_samLinear</w:t>
+      </w:r>
+      <w:proofErr w:type="spellEnd"/>
+      <w:r>
+        <w:rPr>
+          <w:rFonts w:ascii="Consolas" w:eastAsia="굴림" w:hAnsi="Consolas" w:cs="굴림"/>
+          <w:color w:val="24292E"/>
+          <w:kern w:val="0"/>
+          <w:sz w:val="17"/>
+          <w:szCs w:val="17"/>
+        </w:rPr>
+        <w:t xml:space="preserve">, </w:t>
+      </w:r>
+      <w:proofErr w:type="spellStart"/>
+      <w:proofErr w:type="gramStart"/>
+      <w:r>
+        <w:rPr>
+          <w:rFonts w:ascii="Consolas" w:eastAsia="굴림" w:hAnsi="Consolas" w:cs="굴림"/>
+          <w:color w:val="24292E"/>
+          <w:kern w:val="0"/>
+          <w:sz w:val="17"/>
+          <w:szCs w:val="17"/>
+        </w:rPr>
+        <w:t>In.TexCoord</w:t>
+      </w:r>
+      <w:proofErr w:type="spellEnd"/>
+      <w:proofErr w:type="gramEnd"/>
+      <w:r>
+        <w:rPr>
+          <w:rFonts w:ascii="Consolas" w:eastAsia="굴림" w:hAnsi="Consolas" w:cs="굴림"/>
+          <w:color w:val="24292E"/>
+          <w:kern w:val="0"/>
+          <w:sz w:val="17"/>
+          <w:szCs w:val="17"/>
+        </w:rPr>
+        <w:t>);</w:t>
+      </w:r>
+    </w:p>
+    <w:p>
+      <w:pPr>
+        <w:widowControl/>
+        <w:shd w:val="clear" w:color="auto" w:fill="FFFFFF"/>
+        <w:autoSpaceDE/>
+        <w:autoSpaceDN/>
+        <w:spacing w:after="0" w:line="300" w:lineRule="atLeast"/>
+        <w:jc w:val="left"/>
+        <w:rPr>
+          <w:rFonts w:ascii="Consolas" w:eastAsia="굴림" w:hAnsi="Consolas" w:cs="굴림"/>
+          <w:color w:val="24292E"/>
+          <w:kern w:val="0"/>
+          <w:sz w:val="17"/>
+          <w:szCs w:val="17"/>
+        </w:rPr>
+      </w:pPr>
+      <w:r>
+        <w:rPr>
+          <w:rFonts w:ascii="Consolas" w:eastAsia="굴림" w:hAnsi="Consolas" w:cs="굴림"/>
+          <w:color w:val="24292E"/>
+          <w:kern w:val="0"/>
+          <w:sz w:val="17"/>
+          <w:szCs w:val="17"/>
+        </w:rPr>
+        <w:t xml:space="preserve">float3 </w:t>
+      </w:r>
+      <w:proofErr w:type="spellStart"/>
+      <w:r>
+        <w:rPr>
+          <w:rFonts w:ascii="Consolas" w:eastAsia="굴림" w:hAnsi="Consolas" w:cs="굴림"/>
+          <w:color w:val="24292E"/>
+          <w:kern w:val="0"/>
+          <w:sz w:val="17"/>
+          <w:szCs w:val="17"/>
+        </w:rPr>
+        <w:t>normalMap</w:t>
+      </w:r>
+      <w:proofErr w:type="spellEnd"/>
+      <w:r>
+        <w:rPr>
+          <w:rFonts w:ascii="Consolas" w:eastAsia="굴림" w:hAnsi="Consolas" w:cs="굴림"/>
+          <w:color w:val="24292E"/>
+          <w:kern w:val="0"/>
+          <w:sz w:val="17"/>
+          <w:szCs w:val="17"/>
+        </w:rPr>
+        <w:t xml:space="preserve"> = </w:t>
+      </w:r>
+      <w:proofErr w:type="spellStart"/>
+      <w:r>
+        <w:rPr>
+          <w:rFonts w:ascii="Consolas" w:eastAsia="굴림" w:hAnsi="Consolas" w:cs="굴림"/>
+          <w:color w:val="24292E"/>
+          <w:kern w:val="0"/>
+          <w:sz w:val="17"/>
+          <w:szCs w:val="17"/>
+        </w:rPr>
+        <w:t>g_txNormal.Sample</w:t>
+      </w:r>
+      <w:proofErr w:type="spellEnd"/>
+      <w:r>
+        <w:rPr>
+          <w:rFonts w:ascii="Consolas" w:eastAsia="굴림" w:hAnsi="Consolas" w:cs="굴림"/>
+          <w:color w:val="24292E"/>
+          <w:kern w:val="0"/>
+          <w:sz w:val="17"/>
+          <w:szCs w:val="17"/>
+        </w:rPr>
+        <w:t>(</w:t>
+      </w:r>
+      <w:proofErr w:type="spellStart"/>
+      <w:r>
+        <w:rPr>
+          <w:rFonts w:ascii="Consolas" w:eastAsia="굴림" w:hAnsi="Consolas" w:cs="굴림"/>
+          <w:color w:val="24292E"/>
+          <w:kern w:val="0"/>
+          <w:sz w:val="17"/>
+          <w:szCs w:val="17"/>
+        </w:rPr>
+        <w:t>g_samLinear</w:t>
+      </w:r>
+      <w:proofErr w:type="spellEnd"/>
+      <w:r>
+        <w:rPr>
+          <w:rFonts w:ascii="Consolas" w:eastAsia="굴림" w:hAnsi="Consolas" w:cs="굴림"/>
+          <w:color w:val="24292E"/>
+          <w:kern w:val="0"/>
+          <w:sz w:val="17"/>
+          <w:szCs w:val="17"/>
+        </w:rPr>
+        <w:t xml:space="preserve">, </w:t>
+      </w:r>
+      <w:proofErr w:type="spellStart"/>
+      <w:proofErr w:type="gramStart"/>
+      <w:r>
+        <w:rPr>
+          <w:rFonts w:ascii="Consolas" w:eastAsia="굴림" w:hAnsi="Consolas" w:cs="굴림"/>
+          <w:color w:val="24292E"/>
+          <w:kern w:val="0"/>
+          <w:sz w:val="17"/>
+          <w:szCs w:val="17"/>
+        </w:rPr>
+        <w:t>In.TexCoord</w:t>
+      </w:r>
+      <w:proofErr w:type="spellEnd"/>
+      <w:proofErr w:type="gramEnd"/>
+      <w:r>
+        <w:rPr>
+          <w:rFonts w:ascii="Consolas" w:eastAsia="굴림" w:hAnsi="Consolas" w:cs="굴림"/>
+          <w:color w:val="24292E"/>
+          <w:kern w:val="0"/>
+          <w:sz w:val="17"/>
+          <w:szCs w:val="17"/>
+        </w:rPr>
+        <w:t>).</w:t>
+      </w:r>
+      <w:proofErr w:type="spellStart"/>
+      <w:r>
+        <w:rPr>
+          <w:rFonts w:ascii="Consolas" w:eastAsia="굴림" w:hAnsi="Consolas" w:cs="굴림"/>
+          <w:color w:val="24292E"/>
+          <w:kern w:val="0"/>
+          <w:sz w:val="17"/>
+          <w:szCs w:val="17"/>
+        </w:rPr>
+        <w:t>rgb</w:t>
+      </w:r>
+      <w:proofErr w:type="spellEnd"/>
+      <w:r>
+        <w:rPr>
+          <w:rFonts w:ascii="Consolas" w:eastAsia="굴림" w:hAnsi="Consolas" w:cs="굴림"/>
+          <w:color w:val="24292E"/>
+          <w:kern w:val="0"/>
+          <w:sz w:val="17"/>
+          <w:szCs w:val="17"/>
+        </w:rPr>
+        <w:t>;</w:t>
+      </w:r>
+    </w:p>
+    <w:p>
+      <w:pPr>
+        <w:widowControl/>
+        <w:shd w:val="clear" w:color="auto" w:fill="FFFFFF"/>
+        <w:autoSpaceDE/>
+        <w:autoSpaceDN/>
+        <w:spacing w:after="0" w:line="300" w:lineRule="atLeast"/>
+        <w:jc w:val="left"/>
+        <w:rPr>
+          <w:rFonts w:ascii="Consolas" w:eastAsia="굴림" w:hAnsi="Consolas" w:cs="굴림"/>
+          <w:color w:val="24292E"/>
+          <w:kern w:val="0"/>
+          <w:sz w:val="17"/>
+          <w:szCs w:val="17"/>
+        </w:rPr>
+      </w:pPr>
+      <w:r>
+        <w:rPr>
+          <w:rFonts w:ascii="Consolas" w:eastAsia="굴림" w:hAnsi="Consolas" w:cs="굴림"/>
+          <w:color w:val="24292E"/>
+          <w:kern w:val="0"/>
+          <w:sz w:val="17"/>
+          <w:szCs w:val="17"/>
+        </w:rPr>
+        <w:t xml:space="preserve">float3 </w:t>
+      </w:r>
+      <w:proofErr w:type="spellStart"/>
+      <w:r>
+        <w:rPr>
+          <w:rFonts w:ascii="Consolas" w:eastAsia="굴림" w:hAnsi="Consolas" w:cs="굴림"/>
+          <w:color w:val="24292E"/>
+          <w:kern w:val="0"/>
+          <w:sz w:val="17"/>
+          <w:szCs w:val="17"/>
+        </w:rPr>
+        <w:t>ormMap</w:t>
+      </w:r>
+      <w:proofErr w:type="spellEnd"/>
+      <w:r>
+        <w:rPr>
+          <w:rFonts w:ascii="Consolas" w:eastAsia="굴림" w:hAnsi="Consolas" w:cs="굴림"/>
+          <w:color w:val="24292E"/>
+          <w:kern w:val="0"/>
+          <w:sz w:val="17"/>
+          <w:szCs w:val="17"/>
+        </w:rPr>
+        <w:t xml:space="preserve"> = </w:t>
+      </w:r>
+      <w:proofErr w:type="spellStart"/>
+      <w:r>
+        <w:rPr>
+          <w:rFonts w:ascii="Consolas" w:eastAsia="굴림" w:hAnsi="Consolas" w:cs="굴림"/>
+          <w:color w:val="24292E"/>
+          <w:kern w:val="0"/>
+          <w:sz w:val="17"/>
+          <w:szCs w:val="17"/>
+        </w:rPr>
+        <w:t>g_txORM.Sample</w:t>
+      </w:r>
+      <w:proofErr w:type="spellEnd"/>
+      <w:r>
+        <w:rPr>
+          <w:rFonts w:ascii="Consolas" w:eastAsia="굴림" w:hAnsi="Consolas" w:cs="굴림"/>
+          <w:color w:val="24292E"/>
+          <w:kern w:val="0"/>
+          <w:sz w:val="17"/>
+          <w:szCs w:val="17"/>
+        </w:rPr>
+        <w:t>(</w:t>
+      </w:r>
+      <w:proofErr w:type="spellStart"/>
+      <w:r>
+        <w:rPr>
+          <w:rFonts w:ascii="Consolas" w:eastAsia="굴림" w:hAnsi="Consolas" w:cs="굴림"/>
+          <w:color w:val="24292E"/>
+          <w:kern w:val="0"/>
+          <w:sz w:val="17"/>
+          <w:szCs w:val="17"/>
+        </w:rPr>
+        <w:t>g_samLinear</w:t>
+      </w:r>
+      <w:proofErr w:type="spellEnd"/>
+      <w:r>
+        <w:rPr>
+          <w:rFonts w:ascii="Consolas" w:eastAsia="굴림" w:hAnsi="Consolas" w:cs="굴림"/>
+          <w:color w:val="24292E"/>
+          <w:kern w:val="0"/>
+          <w:sz w:val="17"/>
+          <w:szCs w:val="17"/>
+        </w:rPr>
+        <w:t xml:space="preserve">, </w:t>
+      </w:r>
+      <w:proofErr w:type="spellStart"/>
+      <w:proofErr w:type="gramStart"/>
+      <w:r>
+        <w:rPr>
+          <w:rFonts w:ascii="Consolas" w:eastAsia="굴림" w:hAnsi="Consolas" w:cs="굴림"/>
+          <w:color w:val="24292E"/>
+          <w:kern w:val="0"/>
+          <w:sz w:val="17"/>
+          <w:szCs w:val="17"/>
+        </w:rPr>
+        <w:t>In.TexCoord</w:t>
+      </w:r>
+      <w:proofErr w:type="spellEnd"/>
+      <w:proofErr w:type="gramEnd"/>
+      <w:r>
+        <w:rPr>
+          <w:rFonts w:ascii="Consolas" w:eastAsia="굴림" w:hAnsi="Consolas" w:cs="굴림"/>
+          <w:color w:val="24292E"/>
+          <w:kern w:val="0"/>
+          <w:sz w:val="17"/>
+          <w:szCs w:val="17"/>
+        </w:rPr>
+        <w:t>).</w:t>
+      </w:r>
+      <w:proofErr w:type="spellStart"/>
+      <w:r>
+        <w:rPr>
+          <w:rFonts w:ascii="Consolas" w:eastAsia="굴림" w:hAnsi="Consolas" w:cs="굴림"/>
+          <w:color w:val="24292E"/>
+          <w:kern w:val="0"/>
+          <w:sz w:val="17"/>
+          <w:szCs w:val="17"/>
+        </w:rPr>
+        <w:t>rgb</w:t>
+      </w:r>
+      <w:proofErr w:type="spellEnd"/>
+      <w:r>
+        <w:rPr>
+          <w:rFonts w:ascii="Consolas" w:eastAsia="굴림" w:hAnsi="Consolas" w:cs="굴림"/>
+          <w:color w:val="24292E"/>
+          <w:kern w:val="0"/>
+          <w:sz w:val="17"/>
+          <w:szCs w:val="17"/>
+        </w:rPr>
+        <w:t>;</w:t>
+      </w:r>
+    </w:p>
+    <w:p>
+      <w:pPr>
+        <w:widowControl/>
+        <w:shd w:val="clear" w:color="auto" w:fill="FFFFFF"/>
+        <w:autoSpaceDE/>
+        <w:autoSpaceDN/>
+        <w:spacing w:after="0" w:line="300" w:lineRule="atLeast"/>
+        <w:jc w:val="left"/>
+        <w:rPr>
+          <w:rFonts w:ascii="Consolas" w:eastAsia="굴림" w:hAnsi="Consolas" w:cs="굴림"/>
+          <w:color w:val="24292E"/>
+          <w:kern w:val="0"/>
+          <w:sz w:val="17"/>
+          <w:szCs w:val="17"/>
+        </w:rPr>
+      </w:pPr>
+      <w:r>
+        <w:rPr>
+          <w:rFonts w:ascii="Consolas" w:eastAsia="굴림" w:hAnsi="Consolas" w:cs="굴림"/>
+          <w:color w:val="24292E"/>
+          <w:kern w:val="0"/>
+          <w:sz w:val="17"/>
+          <w:szCs w:val="17"/>
+        </w:rPr>
+        <w:t xml:space="preserve">float3 </w:t>
+      </w:r>
+      <w:proofErr w:type="spellStart"/>
+      <w:r>
+        <w:rPr>
+          <w:rFonts w:ascii="Consolas" w:eastAsia="굴림" w:hAnsi="Consolas" w:cs="굴림"/>
+          <w:color w:val="24292E"/>
+          <w:kern w:val="0"/>
+          <w:sz w:val="17"/>
+          <w:szCs w:val="17"/>
+        </w:rPr>
+        <w:t>emissiveMap</w:t>
+      </w:r>
+      <w:proofErr w:type="spellEnd"/>
+      <w:r>
+        <w:rPr>
+          <w:rFonts w:ascii="Consolas" w:eastAsia="굴림" w:hAnsi="Consolas" w:cs="굴림"/>
+          <w:color w:val="24292E"/>
+          <w:kern w:val="0"/>
+          <w:sz w:val="17"/>
+          <w:szCs w:val="17"/>
+        </w:rPr>
+        <w:t xml:space="preserve"> = </w:t>
+      </w:r>
+      <w:proofErr w:type="spellStart"/>
+      <w:r>
+        <w:rPr>
+          <w:rFonts w:ascii="Consolas" w:eastAsia="굴림" w:hAnsi="Consolas" w:cs="굴림"/>
+          <w:color w:val="24292E"/>
+          <w:kern w:val="0"/>
+          <w:sz w:val="17"/>
+          <w:szCs w:val="17"/>
+        </w:rPr>
+        <w:t>g_txEmissive.Sample</w:t>
+      </w:r>
+      <w:proofErr w:type="spellEnd"/>
+      <w:r>
+        <w:rPr>
+          <w:rFonts w:ascii="Consolas" w:eastAsia="굴림" w:hAnsi="Consolas" w:cs="굴림"/>
+          <w:color w:val="24292E"/>
+          <w:kern w:val="0"/>
+          <w:sz w:val="17"/>
+          <w:szCs w:val="17"/>
+        </w:rPr>
+        <w:t>(</w:t>
+      </w:r>
+      <w:proofErr w:type="spellStart"/>
+      <w:r>
+        <w:rPr>
+          <w:rFonts w:ascii="Consolas" w:eastAsia="굴림" w:hAnsi="Consolas" w:cs="굴림"/>
+          <w:color w:val="24292E"/>
+          <w:kern w:val="0"/>
+          <w:sz w:val="17"/>
+          <w:szCs w:val="17"/>
+        </w:rPr>
+        <w:t>g_samLinear</w:t>
+      </w:r>
+      <w:proofErr w:type="spellEnd"/>
+      <w:r>
+        <w:rPr>
+          <w:rFonts w:ascii="Consolas" w:eastAsia="굴림" w:hAnsi="Consolas" w:cs="굴림"/>
+          <w:color w:val="24292E"/>
+          <w:kern w:val="0"/>
+          <w:sz w:val="17"/>
+          <w:szCs w:val="17"/>
+        </w:rPr>
+        <w:t xml:space="preserve">, </w:t>
+      </w:r>
+      <w:proofErr w:type="spellStart"/>
+      <w:proofErr w:type="gramStart"/>
+      <w:r>
+        <w:rPr>
+          <w:rFonts w:ascii="Consolas" w:eastAsia="굴림" w:hAnsi="Consolas" w:cs="굴림"/>
+          <w:color w:val="24292E"/>
+          <w:kern w:val="0"/>
+          <w:sz w:val="17"/>
+          <w:szCs w:val="17"/>
+        </w:rPr>
+        <w:t>In.TexCoord</w:t>
+      </w:r>
+      <w:proofErr w:type="spellEnd"/>
+      <w:proofErr w:type="gramEnd"/>
+      <w:r>
+        <w:rPr>
+          <w:rFonts w:ascii="Consolas" w:eastAsia="굴림" w:hAnsi="Consolas" w:cs="굴림"/>
+          <w:color w:val="24292E"/>
+          <w:kern w:val="0"/>
+          <w:sz w:val="17"/>
+          <w:szCs w:val="17"/>
+        </w:rPr>
+        <w:t>).</w:t>
+      </w:r>
+      <w:proofErr w:type="spellStart"/>
+      <w:r>
+        <w:rPr>
+          <w:rFonts w:ascii="Consolas" w:eastAsia="굴림" w:hAnsi="Consolas" w:cs="굴림"/>
+          <w:color w:val="24292E"/>
+          <w:kern w:val="0"/>
+          <w:sz w:val="17"/>
+          <w:szCs w:val="17"/>
+        </w:rPr>
+        <w:t>rgb</w:t>
+      </w:r>
+      <w:proofErr w:type="spellEnd"/>
+      <w:r>
+        <w:rPr>
+          <w:rFonts w:ascii="Consolas" w:eastAsia="굴림" w:hAnsi="Consolas" w:cs="굴림"/>
+          <w:color w:val="24292E"/>
+          <w:kern w:val="0"/>
+          <w:sz w:val="17"/>
+          <w:szCs w:val="17"/>
+        </w:rPr>
+        <w:t>;</w:t>
+      </w:r>
+    </w:p>
+    <w:p>
+      <w:pPr>
+        <w:widowControl/>
+        <w:wordWrap/>
+        <w:autoSpaceDE/>
+        <w:autoSpaceDN/>
+        <w:spacing w:before="100" w:beforeAutospacing="1" w:after="100" w:afterAutospacing="1" w:line="240" w:lineRule="auto"/>
+        <w:jc w:val="left"/>
+        <w:rPr>
+          <w:rFonts w:ascii="굴림" w:eastAsia="굴림" w:hAnsi="굴림" w:cs="굴림"/>
+          <w:kern w:val="0"/>
+          <w:sz w:val="18"/>
+          <w:szCs w:val="24"/>
+        </w:rPr>
+      </w:pPr>
+      <w:r>
+        <w:rPr>
+          <w:rFonts w:ascii="굴림" w:eastAsia="굴림" w:hAnsi="굴림" w:cs="굴림" w:hint="eastAsia"/>
+          <w:kern w:val="0"/>
+          <w:sz w:val="18"/>
+          <w:szCs w:val="24"/>
+        </w:rPr>
+        <w:t xml:space="preserve">위 값들을 가지고 </w:t>
+      </w:r>
+      <w:r>
+        <w:rPr>
+          <w:rFonts w:ascii="굴림" w:eastAsia="굴림" w:hAnsi="굴림" w:cs="굴림"/>
+          <w:kern w:val="0"/>
+          <w:sz w:val="18"/>
+          <w:szCs w:val="24"/>
+        </w:rPr>
+        <w:t>PS</w:t>
+      </w:r>
+      <w:r>
+        <w:rPr>
+          <w:rFonts w:ascii="굴림" w:eastAsia="굴림" w:hAnsi="굴림" w:cs="굴림" w:hint="eastAsia"/>
+          <w:kern w:val="0"/>
+          <w:sz w:val="18"/>
+          <w:szCs w:val="24"/>
+        </w:rPr>
+        <w:t>계산</w:t>
+      </w:r>
+    </w:p>
+    <w:p>
+      <w:pPr>
+        <w:widowControl/>
+        <w:wordWrap/>
+        <w:autoSpaceDE/>
+        <w:autoSpaceDN/>
+        <w:spacing w:before="100" w:beforeAutospacing="1" w:after="100" w:afterAutospacing="1" w:line="240" w:lineRule="auto"/>
+        <w:jc w:val="left"/>
+        <w:rPr>
+          <w:rFonts w:ascii="굴림" w:eastAsia="굴림" w:hAnsi="굴림" w:cs="굴림" w:hint="eastAsia"/>
+          <w:kern w:val="0"/>
+          <w:sz w:val="18"/>
+          <w:szCs w:val="24"/>
+        </w:rPr>
+      </w:pPr>
+    </w:p>
+    <w:p>
+      <w:pPr>
+        <w:widowControl/>
+        <w:wordWrap/>
+        <w:autoSpaceDE/>
+        <w:autoSpaceDN/>
+        <w:spacing w:before="100" w:beforeAutospacing="1" w:after="100" w:afterAutospacing="1" w:line="240" w:lineRule="auto"/>
+        <w:jc w:val="left"/>
+        <w:rPr>
+          <w:rFonts w:ascii="굴림" w:eastAsia="굴림" w:hAnsi="굴림" w:cs="굴림"/>
+          <w:kern w:val="0"/>
+          <w:sz w:val="18"/>
+          <w:szCs w:val="24"/>
+        </w:rPr>
+      </w:pPr>
+      <w:r>
+        <w:rPr>
+          <w:rFonts w:ascii="굴림" w:eastAsia="굴림" w:hAnsi="굴림" w:cs="굴림"/>
+          <w:kern w:val="0"/>
+          <w:sz w:val="18"/>
+          <w:szCs w:val="24"/>
+        </w:rPr>
+        <w:t xml:space="preserve">&lt;- </w:t>
+      </w:r>
+      <w:r>
+        <w:rPr>
+          <w:rFonts w:ascii="굴림" w:eastAsia="굴림" w:hAnsi="굴림" w:cs="굴림" w:hint="eastAsia"/>
+          <w:kern w:val="0"/>
+          <w:sz w:val="18"/>
+          <w:szCs w:val="24"/>
+        </w:rPr>
+        <w:t>다만</w:t>
+      </w:r>
+      <w:r>
+        <w:rPr>
+          <w:rFonts w:ascii="굴림" w:eastAsia="굴림" w:hAnsi="굴림" w:cs="굴림"/>
+          <w:kern w:val="0"/>
+          <w:sz w:val="18"/>
+          <w:szCs w:val="24"/>
+        </w:rPr>
+        <w:t xml:space="preserve">, </w:t>
+      </w:r>
+      <w:proofErr w:type="spellStart"/>
+      <w:r>
+        <w:rPr>
+          <w:rFonts w:ascii="굴림" w:eastAsia="굴림" w:hAnsi="굴림" w:cs="굴림" w:hint="eastAsia"/>
+          <w:kern w:val="0"/>
+          <w:sz w:val="18"/>
+          <w:szCs w:val="24"/>
+        </w:rPr>
+        <w:t>언리얼</w:t>
+      </w:r>
+      <w:proofErr w:type="spellEnd"/>
+      <w:r>
+        <w:rPr>
+          <w:rFonts w:ascii="굴림" w:eastAsia="굴림" w:hAnsi="굴림" w:cs="굴림" w:hint="eastAsia"/>
+          <w:kern w:val="0"/>
+          <w:sz w:val="18"/>
+          <w:szCs w:val="24"/>
+        </w:rPr>
+        <w:t xml:space="preserve"> 내부에서 </w:t>
+      </w:r>
+      <w:r>
+        <w:rPr>
+          <w:rFonts w:ascii="굴림" w:eastAsia="굴림" w:hAnsi="굴림" w:cs="굴림"/>
+          <w:kern w:val="0"/>
+          <w:sz w:val="18"/>
+          <w:szCs w:val="24"/>
+        </w:rPr>
+        <w:t xml:space="preserve">Material </w:t>
+      </w:r>
+      <w:r>
+        <w:rPr>
+          <w:rFonts w:ascii="굴림" w:eastAsia="굴림" w:hAnsi="굴림" w:cs="굴림" w:hint="eastAsia"/>
+          <w:kern w:val="0"/>
+          <w:sz w:val="18"/>
+          <w:szCs w:val="24"/>
+        </w:rPr>
+        <w:t>이름이 수정이 필요한 경우도 있다.</w:t>
+      </w:r>
+    </w:p>
+    <w:p>
+      <w:pPr>
+        <w:widowControl/>
+        <w:wordWrap/>
+        <w:autoSpaceDE/>
+        <w:autoSpaceDN/>
+        <w:spacing w:before="100" w:beforeAutospacing="1" w:after="100" w:afterAutospacing="1" w:line="240" w:lineRule="auto"/>
+        <w:jc w:val="left"/>
+        <w:rPr>
+          <w:rFonts w:ascii="굴림" w:eastAsia="굴림" w:hAnsi="굴림" w:cs="굴림" w:hint="eastAsia"/>
+          <w:kern w:val="0"/>
+          <w:sz w:val="18"/>
+          <w:szCs w:val="24"/>
+        </w:rPr>
+      </w:pPr>
+      <w:r>
+        <w:rPr>
+          <w:rFonts w:ascii="굴림" w:eastAsia="굴림" w:hAnsi="굴림" w:cs="굴림" w:hint="eastAsia"/>
+          <w:kern w:val="0"/>
+          <w:sz w:val="18"/>
+          <w:szCs w:val="24"/>
+        </w:rPr>
+        <w:t>예를 들어</w:t>
+      </w:r>
+      <w:r>
+        <w:rPr>
+          <w:rFonts w:ascii="굴림" w:eastAsia="굴림" w:hAnsi="굴림" w:cs="굴림"/>
+          <w:kern w:val="0"/>
+          <w:sz w:val="18"/>
+          <w:szCs w:val="24"/>
+        </w:rPr>
+        <w:t xml:space="preserve">, </w:t>
+      </w:r>
+      <w:r>
+        <w:rPr>
+          <w:rFonts w:ascii="굴림" w:eastAsia="굴림" w:hAnsi="굴림" w:cs="굴림" w:hint="eastAsia"/>
+          <w:kern w:val="0"/>
+          <w:sz w:val="18"/>
+          <w:szCs w:val="24"/>
+        </w:rPr>
+        <w:t xml:space="preserve">연속적으로 같은 </w:t>
+      </w:r>
+      <w:r>
+        <w:rPr>
+          <w:rFonts w:ascii="굴림" w:eastAsia="굴림" w:hAnsi="굴림" w:cs="굴림"/>
+          <w:kern w:val="0"/>
+          <w:sz w:val="18"/>
+          <w:szCs w:val="24"/>
+        </w:rPr>
+        <w:t>static mesh</w:t>
+      </w:r>
+      <w:r>
+        <w:rPr>
+          <w:rFonts w:ascii="굴림" w:eastAsia="굴림" w:hAnsi="굴림" w:cs="굴림" w:hint="eastAsia"/>
+          <w:kern w:val="0"/>
+          <w:sz w:val="18"/>
+          <w:szCs w:val="24"/>
+        </w:rPr>
+        <w:t xml:space="preserve">를 레벨에 배치했을 때 </w:t>
+      </w:r>
+    </w:p>
+    <w:p>
+      <w:pPr>
+        <w:widowControl/>
+        <w:wordWrap/>
+        <w:autoSpaceDE/>
+        <w:autoSpaceDN/>
+        <w:spacing w:before="100" w:beforeAutospacing="1" w:after="100" w:afterAutospacing="1" w:line="240" w:lineRule="auto"/>
+        <w:jc w:val="left"/>
+        <w:rPr>
+          <w:rFonts w:ascii="굴림" w:eastAsia="굴림" w:hAnsi="굴림" w:cs="굴림" w:hint="eastAsia"/>
+          <w:kern w:val="0"/>
+          <w:sz w:val="18"/>
+          <w:szCs w:val="24"/>
+        </w:rPr>
+      </w:pPr>
+    </w:p>
+    <w:p>
+      <w:pPr>
+        <w:widowControl/>
+        <w:wordWrap/>
+        <w:autoSpaceDE/>
+        <w:autoSpaceDN/>
+        <w:spacing w:before="100" w:beforeAutospacing="1" w:after="100" w:afterAutospacing="1" w:line="240" w:lineRule="auto"/>
+        <w:jc w:val="left"/>
+        <w:rPr>
+          <w:rFonts w:ascii="굴림" w:eastAsia="굴림" w:hAnsi="굴림" w:cs="굴림"/>
+          <w:kern w:val="0"/>
+          <w:sz w:val="18"/>
+          <w:szCs w:val="24"/>
+        </w:rPr>
+      </w:pPr>
+      <w:r>
+        <w:rPr>
+          <w:rFonts w:ascii="굴림" w:eastAsia="굴림" w:hAnsi="굴림" w:cs="굴림" w:hint="eastAsia"/>
+          <w:kern w:val="0"/>
+          <w:sz w:val="18"/>
+          <w:szCs w:val="24"/>
+        </w:rPr>
+        <w:t>결론적으로</w:t>
+      </w:r>
+      <w:r>
+        <w:rPr>
+          <w:rFonts w:ascii="굴림" w:eastAsia="굴림" w:hAnsi="굴림" w:cs="굴림"/>
+          <w:kern w:val="0"/>
+          <w:sz w:val="18"/>
+          <w:szCs w:val="24"/>
+        </w:rPr>
+        <w:t xml:space="preserve">, </w:t>
+      </w:r>
+      <w:proofErr w:type="spellStart"/>
+      <w:r>
+        <w:rPr>
+          <w:rFonts w:ascii="굴림" w:eastAsia="굴림" w:hAnsi="굴림" w:cs="굴림"/>
+          <w:kern w:val="0"/>
+          <w:sz w:val="18"/>
+          <w:szCs w:val="24"/>
+        </w:rPr>
+        <w:t>TextureManager</w:t>
+      </w:r>
+      <w:proofErr w:type="spellEnd"/>
+      <w:r>
+        <w:rPr>
+          <w:rFonts w:ascii="굴림" w:eastAsia="굴림" w:hAnsi="굴림" w:cs="굴림" w:hint="eastAsia"/>
+          <w:kern w:val="0"/>
+          <w:sz w:val="18"/>
+          <w:szCs w:val="24"/>
+        </w:rPr>
+        <w:t xml:space="preserve">와 </w:t>
+      </w:r>
+      <w:proofErr w:type="spellStart"/>
+      <w:r>
+        <w:rPr>
+          <w:rFonts w:ascii="굴림" w:eastAsia="굴림" w:hAnsi="굴림" w:cs="굴림"/>
+          <w:kern w:val="0"/>
+          <w:sz w:val="18"/>
+          <w:szCs w:val="24"/>
+        </w:rPr>
+        <w:t>DescriptorManager</w:t>
+      </w:r>
+      <w:proofErr w:type="spellEnd"/>
+      <w:r>
+        <w:rPr>
+          <w:rFonts w:ascii="굴림" w:eastAsia="굴림" w:hAnsi="굴림" w:cs="굴림"/>
+          <w:kern w:val="0"/>
+          <w:sz w:val="18"/>
+          <w:szCs w:val="24"/>
+        </w:rPr>
+        <w:t xml:space="preserve"> </w:t>
+      </w:r>
+      <w:r>
+        <w:rPr>
+          <w:rFonts w:ascii="굴림" w:eastAsia="굴림" w:hAnsi="굴림" w:cs="굴림" w:hint="eastAsia"/>
+          <w:kern w:val="0"/>
+          <w:sz w:val="18"/>
+          <w:szCs w:val="24"/>
+        </w:rPr>
+        <w:t xml:space="preserve">등을 추가해 이외에 다른 코드 </w:t>
+      </w:r>
+      <w:r>
+        <w:rPr>
+          <w:rFonts w:ascii="굴림" w:eastAsia="굴림" w:hAnsi="굴림" w:cs="굴림"/>
+          <w:kern w:val="0"/>
+          <w:sz w:val="18"/>
+          <w:szCs w:val="24"/>
+        </w:rPr>
+        <w:t xml:space="preserve">스크립트에서 </w:t>
+      </w:r>
+      <w:proofErr w:type="spellStart"/>
+      <w:r>
+        <w:rPr>
+          <w:rFonts w:ascii="굴림" w:eastAsia="굴림" w:hAnsi="굴림" w:cs="굴림"/>
+          <w:kern w:val="0"/>
+          <w:sz w:val="18"/>
+          <w:szCs w:val="24"/>
+        </w:rPr>
+        <w:t>셰이더</w:t>
+      </w:r>
+      <w:proofErr w:type="spellEnd"/>
+      <w:r>
+        <w:rPr>
+          <w:rFonts w:ascii="굴림" w:eastAsia="굴림" w:hAnsi="굴림" w:cs="굴림"/>
+          <w:kern w:val="0"/>
+          <w:sz w:val="18"/>
+          <w:szCs w:val="24"/>
+        </w:rPr>
+        <w:t xml:space="preserve"> 설정 등</w:t>
+      </w:r>
+      <w:r>
+        <w:rPr>
+          <w:rFonts w:ascii="굴림" w:eastAsia="굴림" w:hAnsi="굴림" w:cs="굴림" w:hint="eastAsia"/>
+          <w:kern w:val="0"/>
+          <w:sz w:val="18"/>
+          <w:szCs w:val="24"/>
+        </w:rPr>
+        <w:t xml:space="preserve">의 코드들은 최대한 </w:t>
+      </w:r>
+      <w:r>
+        <w:rPr>
+          <w:rFonts w:ascii="굴림" w:eastAsia="굴림" w:hAnsi="굴림" w:cs="굴림"/>
+          <w:kern w:val="0"/>
+          <w:sz w:val="18"/>
+          <w:szCs w:val="24"/>
+        </w:rPr>
+        <w:t>이전과 동일하게 유지하면서, 내부적으로는 텍스처와 리소스가</w:t>
+      </w:r>
+      <w:r>
+        <w:rPr>
+          <w:rFonts w:ascii="굴림" w:eastAsia="굴림" w:hAnsi="굴림" w:cs="굴림" w:hint="eastAsia"/>
+          <w:kern w:val="0"/>
+          <w:sz w:val="18"/>
+          <w:szCs w:val="24"/>
+        </w:rPr>
+        <w:t xml:space="preserve"> 읽기 편하게 되도록 하였음.</w:t>
+      </w:r>
+    </w:p>
+    <w:p>
+      <w:pPr>
+        <w:widowControl/>
+        <w:wordWrap/>
+        <w:autoSpaceDE/>
+        <w:autoSpaceDN/>
+        <w:spacing w:before="100" w:beforeAutospacing="1" w:after="100" w:afterAutospacing="1" w:line="240" w:lineRule="auto"/>
+        <w:jc w:val="left"/>
+        <w:rPr>
+          <w:rFonts w:ascii="굴림" w:eastAsia="굴림" w:hAnsi="굴림" w:cs="굴림"/>
+          <w:kern w:val="0"/>
+          <w:sz w:val="18"/>
+          <w:szCs w:val="24"/>
+        </w:rPr>
+      </w:pPr>
+    </w:p>
+    <w:p>
+      <w:pPr>
+        <w:widowControl/>
+        <w:wordWrap/>
+        <w:autoSpaceDE/>
+        <w:autoSpaceDN/>
+        <w:rPr>
+          <w:rFonts w:ascii="굴림" w:eastAsia="굴림" w:hAnsi="굴림" w:cs="굴림"/>
+          <w:kern w:val="0"/>
+          <w:sz w:val="18"/>
+          <w:szCs w:val="24"/>
+        </w:rPr>
+      </w:pPr>
+      <w:r>
+        <w:rPr>
+          <w:rFonts w:ascii="굴림" w:eastAsia="굴림" w:hAnsi="굴림" w:cs="굴림"/>
+          <w:kern w:val="0"/>
+          <w:sz w:val="18"/>
+          <w:szCs w:val="24"/>
+        </w:rPr>
+        <w:br w:type="page"/>
+      </w:r>
+    </w:p>
+    <w:p>
+      <w:pPr>
+        <w:widowControl/>
+        <w:wordWrap/>
+        <w:autoSpaceDE/>
+        <w:autoSpaceDN/>
+        <w:spacing w:before="100" w:beforeAutospacing="1" w:after="100" w:afterAutospacing="1" w:line="240" w:lineRule="auto"/>
+        <w:jc w:val="left"/>
+        <w:rPr>
+          <w:rFonts w:ascii="굴림" w:eastAsia="굴림" w:hAnsi="굴림" w:cs="굴림"/>
+          <w:kern w:val="0"/>
+          <w:sz w:val="18"/>
+          <w:szCs w:val="24"/>
+        </w:rPr>
+      </w:pPr>
+      <w:r>
+        <w:rPr>
+          <w:rFonts w:ascii="굴림" w:eastAsia="굴림" w:hAnsi="굴림" w:cs="굴림" w:hint="eastAsia"/>
+          <w:kern w:val="0"/>
+          <w:sz w:val="18"/>
+          <w:szCs w:val="24"/>
+        </w:rPr>
+        <w:lastRenderedPageBreak/>
+        <w:t>여기서 발생한 문제가 잘못된 위치,</w:t>
+      </w:r>
+      <w:r>
+        <w:rPr>
+          <w:rFonts w:ascii="굴림" w:eastAsia="굴림" w:hAnsi="굴림" w:cs="굴림"/>
+          <w:kern w:val="0"/>
+          <w:sz w:val="18"/>
+          <w:szCs w:val="24"/>
+        </w:rPr>
+        <w:t xml:space="preserve"> </w:t>
+      </w:r>
+      <w:r>
+        <w:rPr>
+          <w:rFonts w:ascii="굴림" w:eastAsia="굴림" w:hAnsi="굴림" w:cs="굴림" w:hint="eastAsia"/>
+          <w:kern w:val="0"/>
+          <w:sz w:val="18"/>
+          <w:szCs w:val="24"/>
+        </w:rPr>
+        <w:t>회전</w:t>
+      </w:r>
+      <w:r>
+        <w:rPr>
+          <w:rFonts w:ascii="굴림" w:eastAsia="굴림" w:hAnsi="굴림" w:cs="굴림"/>
+          <w:kern w:val="0"/>
+          <w:sz w:val="18"/>
+          <w:szCs w:val="24"/>
+        </w:rPr>
+        <w:t xml:space="preserve">, </w:t>
+      </w:r>
+      <w:r>
+        <w:rPr>
+          <w:rFonts w:ascii="굴림" w:eastAsia="굴림" w:hAnsi="굴림" w:cs="굴림" w:hint="eastAsia"/>
+          <w:kern w:val="0"/>
+          <w:sz w:val="18"/>
+          <w:szCs w:val="24"/>
+        </w:rPr>
+        <w:t>크기였습니다.</w:t>
+      </w:r>
+    </w:p>
+    <w:p>
+      <w:pPr>
+        <w:widowControl/>
+        <w:wordWrap/>
+        <w:autoSpaceDE/>
+        <w:autoSpaceDN/>
+        <w:spacing w:before="100" w:beforeAutospacing="1" w:after="100" w:afterAutospacing="1" w:line="240" w:lineRule="auto"/>
+        <w:jc w:val="left"/>
+        <w:rPr>
+          <w:rFonts w:ascii="굴림" w:eastAsia="굴림" w:hAnsi="굴림" w:cs="굴림" w:hint="eastAsia"/>
+          <w:kern w:val="0"/>
+          <w:sz w:val="18"/>
+          <w:szCs w:val="24"/>
+        </w:rPr>
+      </w:pPr>
+      <w:r>
+        <w:rPr>
+          <w:rFonts w:ascii="굴림" w:eastAsia="굴림" w:hAnsi="굴림" w:cs="굴림"/>
+          <w:kern w:val="0"/>
+          <w:sz w:val="18"/>
+          <w:szCs w:val="24"/>
+        </w:rPr>
+        <w:t xml:space="preserve">Json </w:t>
+      </w:r>
+      <w:r>
+        <w:rPr>
+          <w:rFonts w:ascii="굴림" w:eastAsia="굴림" w:hAnsi="굴림" w:cs="굴림" w:hint="eastAsia"/>
+          <w:kern w:val="0"/>
+          <w:sz w:val="18"/>
+          <w:szCs w:val="24"/>
+        </w:rPr>
+        <w:t xml:space="preserve">파일을 뽑는 </w:t>
+      </w:r>
+      <w:proofErr w:type="spellStart"/>
+      <w:r>
+        <w:rPr>
+          <w:rFonts w:ascii="굴림" w:eastAsia="굴림" w:hAnsi="굴림" w:cs="굴림" w:hint="eastAsia"/>
+          <w:kern w:val="0"/>
+          <w:sz w:val="18"/>
+          <w:szCs w:val="24"/>
+        </w:rPr>
+        <w:t>블루프린트에서</w:t>
+      </w:r>
+      <w:proofErr w:type="spellEnd"/>
+      <w:r>
+        <w:rPr>
+          <w:rFonts w:ascii="굴림" w:eastAsia="굴림" w:hAnsi="굴림" w:cs="굴림" w:hint="eastAsia"/>
+          <w:kern w:val="0"/>
+          <w:sz w:val="18"/>
+          <w:szCs w:val="24"/>
+        </w:rPr>
+        <w:t xml:space="preserve"> t</w:t>
+      </w:r>
+      <w:r>
+        <w:rPr>
+          <w:rFonts w:ascii="굴림" w:eastAsia="굴림" w:hAnsi="굴림" w:cs="굴림"/>
+          <w:kern w:val="0"/>
+          <w:sz w:val="18"/>
+          <w:szCs w:val="24"/>
+        </w:rPr>
+        <w:t>exture</w:t>
+      </w:r>
+      <w:r>
+        <w:rPr>
+          <w:rFonts w:ascii="굴림" w:eastAsia="굴림" w:hAnsi="굴림" w:cs="굴림" w:hint="eastAsia"/>
+          <w:kern w:val="0"/>
+          <w:sz w:val="18"/>
+          <w:szCs w:val="24"/>
+        </w:rPr>
+        <w:t xml:space="preserve">와 </w:t>
+      </w:r>
+      <w:r>
+        <w:rPr>
+          <w:rFonts w:ascii="굴림" w:eastAsia="굴림" w:hAnsi="굴림" w:cs="굴림"/>
+          <w:kern w:val="0"/>
+          <w:sz w:val="18"/>
+          <w:szCs w:val="24"/>
+        </w:rPr>
+        <w:t>mesh</w:t>
+      </w:r>
+      <w:r>
+        <w:rPr>
+          <w:rFonts w:ascii="굴림" w:eastAsia="굴림" w:hAnsi="굴림" w:cs="굴림" w:hint="eastAsia"/>
+          <w:kern w:val="0"/>
+          <w:sz w:val="18"/>
+          <w:szCs w:val="24"/>
+        </w:rPr>
+        <w:t>를 뽑을 때 추가한 코드로 인해 잘못된 t</w:t>
+      </w:r>
+      <w:r>
+        <w:rPr>
+          <w:rFonts w:ascii="굴림" w:eastAsia="굴림" w:hAnsi="굴림" w:cs="굴림"/>
+          <w:kern w:val="0"/>
+          <w:sz w:val="18"/>
+          <w:szCs w:val="24"/>
+        </w:rPr>
+        <w:t xml:space="preserve">ransform </w:t>
+      </w:r>
+      <w:r>
+        <w:rPr>
+          <w:rFonts w:ascii="굴림" w:eastAsia="굴림" w:hAnsi="굴림" w:cs="굴림" w:hint="eastAsia"/>
+          <w:kern w:val="0"/>
+          <w:sz w:val="18"/>
+          <w:szCs w:val="24"/>
+        </w:rPr>
+        <w:t xml:space="preserve">정보가 </w:t>
+      </w:r>
+      <w:r>
+        <w:rPr>
+          <w:rFonts w:ascii="굴림" w:eastAsia="굴림" w:hAnsi="굴림" w:cs="굴림"/>
+          <w:kern w:val="0"/>
+          <w:sz w:val="18"/>
+          <w:szCs w:val="24"/>
+        </w:rPr>
+        <w:t xml:space="preserve">json </w:t>
+      </w:r>
+      <w:r>
+        <w:rPr>
+          <w:rFonts w:ascii="굴림" w:eastAsia="굴림" w:hAnsi="굴림" w:cs="굴림" w:hint="eastAsia"/>
+          <w:kern w:val="0"/>
+          <w:sz w:val="18"/>
+          <w:szCs w:val="24"/>
+        </w:rPr>
+        <w:t xml:space="preserve">파일에 입력되어 있었기에 아래 코드를 통해 올바른 정보를 가진 </w:t>
+      </w:r>
+      <w:r>
+        <w:rPr>
+          <w:rFonts w:ascii="굴림" w:eastAsia="굴림" w:hAnsi="굴림" w:cs="굴림"/>
+          <w:kern w:val="0"/>
+          <w:sz w:val="18"/>
+          <w:szCs w:val="24"/>
+        </w:rPr>
+        <w:t xml:space="preserve">json </w:t>
+      </w:r>
+      <w:r>
+        <w:rPr>
+          <w:rFonts w:ascii="굴림" w:eastAsia="굴림" w:hAnsi="굴림" w:cs="굴림" w:hint="eastAsia"/>
+          <w:kern w:val="0"/>
+          <w:sz w:val="18"/>
+          <w:szCs w:val="24"/>
+        </w:rPr>
+        <w:t>파일을 뽑을 수 있었음</w:t>
+      </w:r>
+    </w:p>
+    <w:p>
+      <w:pPr>
+        <w:widowControl/>
+        <w:wordWrap/>
+        <w:autoSpaceDE/>
+        <w:autoSpaceDN/>
+        <w:spacing w:before="100" w:beforeAutospacing="1" w:after="100" w:afterAutospacing="1" w:line="240" w:lineRule="auto"/>
+        <w:jc w:val="left"/>
+        <w:rPr>
+          <w:rFonts w:ascii="굴림" w:eastAsia="굴림" w:hAnsi="굴림" w:cs="굴림"/>
+          <w:kern w:val="0"/>
+          <w:sz w:val="18"/>
+          <w:szCs w:val="24"/>
+        </w:rPr>
+      </w:pPr>
+      <w:proofErr w:type="spellStart"/>
+      <w:r>
+        <w:rPr>
+          <w:rFonts w:ascii="굴림" w:eastAsia="굴림" w:hAnsi="굴림" w:cs="굴림"/>
+          <w:kern w:val="0"/>
+          <w:sz w:val="18"/>
+          <w:szCs w:val="24"/>
+        </w:rPr>
+        <w:t>FVector</w:t>
+      </w:r>
+      <w:proofErr w:type="spellEnd"/>
+      <w:r>
+        <w:rPr>
+          <w:rFonts w:ascii="굴림" w:eastAsia="굴림" w:hAnsi="굴림" w:cs="굴림"/>
+          <w:kern w:val="0"/>
+          <w:sz w:val="18"/>
+          <w:szCs w:val="24"/>
+        </w:rPr>
+        <w:t xml:space="preserve"> </w:t>
+      </w:r>
+      <w:proofErr w:type="spellStart"/>
+      <w:proofErr w:type="gramStart"/>
+      <w:r>
+        <w:rPr>
+          <w:rFonts w:ascii="굴림" w:eastAsia="굴림" w:hAnsi="굴림" w:cs="굴림"/>
+          <w:kern w:val="0"/>
+          <w:sz w:val="18"/>
+          <w:szCs w:val="24"/>
+        </w:rPr>
+        <w:t>ExportedLocation</w:t>
+      </w:r>
+      <w:proofErr w:type="spellEnd"/>
+      <w:r>
+        <w:rPr>
+          <w:rFonts w:ascii="굴림" w:eastAsia="굴림" w:hAnsi="굴림" w:cs="굴림"/>
+          <w:kern w:val="0"/>
+          <w:sz w:val="18"/>
+          <w:szCs w:val="24"/>
+        </w:rPr>
+        <w:t>(</w:t>
+      </w:r>
+      <w:proofErr w:type="spellStart"/>
+      <w:proofErr w:type="gramEnd"/>
+      <w:r>
+        <w:rPr>
+          <w:rFonts w:ascii="굴림" w:eastAsia="굴림" w:hAnsi="굴림" w:cs="굴림"/>
           <w:b/>
-          <w:bCs/>
-          <w:sz w:val="22"/>
+          <w:kern w:val="0"/>
+          <w:sz w:val="18"/>
+          <w:szCs w:val="24"/>
+        </w:rPr>
+        <w:t>UnrealLocation.X</w:t>
+      </w:r>
+      <w:proofErr w:type="spellEnd"/>
+      <w:r>
+        <w:rPr>
+          <w:rFonts w:ascii="굴림" w:eastAsia="굴림" w:hAnsi="굴림" w:cs="굴림"/>
+          <w:b/>
+          <w:kern w:val="0"/>
+          <w:sz w:val="18"/>
+          <w:szCs w:val="24"/>
+        </w:rPr>
+        <w:t xml:space="preserve">, </w:t>
+      </w:r>
+      <w:proofErr w:type="spellStart"/>
+      <w:r>
+        <w:rPr>
+          <w:rFonts w:ascii="굴림" w:eastAsia="굴림" w:hAnsi="굴림" w:cs="굴림"/>
+          <w:b/>
+          <w:kern w:val="0"/>
+          <w:sz w:val="18"/>
+          <w:szCs w:val="24"/>
+        </w:rPr>
+        <w:t>UnrealLocation.Z</w:t>
+      </w:r>
+      <w:proofErr w:type="spellEnd"/>
+      <w:r>
+        <w:rPr>
+          <w:rFonts w:ascii="굴림" w:eastAsia="굴림" w:hAnsi="굴림" w:cs="굴림"/>
+          <w:b/>
+          <w:kern w:val="0"/>
+          <w:sz w:val="18"/>
+          <w:szCs w:val="24"/>
+        </w:rPr>
+        <w:t xml:space="preserve">, </w:t>
+      </w:r>
+      <w:proofErr w:type="spellStart"/>
+      <w:r>
+        <w:rPr>
+          <w:rFonts w:ascii="굴림" w:eastAsia="굴림" w:hAnsi="굴림" w:cs="굴림"/>
+          <w:b/>
+          <w:kern w:val="0"/>
+          <w:sz w:val="18"/>
+          <w:szCs w:val="24"/>
+        </w:rPr>
+        <w:t>UnrealLocation.Y</w:t>
+      </w:r>
+      <w:proofErr w:type="spellEnd"/>
+      <w:r>
+        <w:rPr>
+          <w:rFonts w:ascii="굴림" w:eastAsia="굴림" w:hAnsi="굴림" w:cs="굴림"/>
+          <w:kern w:val="0"/>
+          <w:sz w:val="18"/>
+          <w:szCs w:val="24"/>
+        </w:rPr>
+        <w:t>);</w:t>
+      </w:r>
+    </w:p>
+    <w:p>
+      <w:pPr>
+        <w:widowControl/>
+        <w:wordWrap/>
+        <w:autoSpaceDE/>
+        <w:autoSpaceDN/>
+        <w:spacing w:before="100" w:beforeAutospacing="1" w:after="100" w:afterAutospacing="1" w:line="240" w:lineRule="auto"/>
+        <w:jc w:val="left"/>
+        <w:rPr>
+          <w:rFonts w:ascii="굴림" w:eastAsia="굴림" w:hAnsi="굴림" w:cs="굴림" w:hint="eastAsia"/>
+          <w:kern w:val="0"/>
+          <w:sz w:val="18"/>
+          <w:szCs w:val="24"/>
+        </w:rPr>
+      </w:pPr>
+      <w:proofErr w:type="spellStart"/>
+      <w:r>
+        <w:rPr>
+          <w:rFonts w:ascii="굴림" w:eastAsia="굴림" w:hAnsi="굴림" w:cs="굴림"/>
+          <w:kern w:val="0"/>
+          <w:sz w:val="18"/>
+          <w:szCs w:val="24"/>
+        </w:rPr>
+        <w:t>FVector</w:t>
+      </w:r>
+      <w:proofErr w:type="spellEnd"/>
+      <w:r>
+        <w:rPr>
+          <w:rFonts w:ascii="굴림" w:eastAsia="굴림" w:hAnsi="굴림" w:cs="굴림"/>
+          <w:kern w:val="0"/>
+          <w:sz w:val="18"/>
+          <w:szCs w:val="24"/>
+        </w:rPr>
+        <w:t xml:space="preserve"> </w:t>
+      </w:r>
+      <w:proofErr w:type="spellStart"/>
+      <w:proofErr w:type="gramStart"/>
+      <w:r>
+        <w:rPr>
+          <w:rFonts w:ascii="굴림" w:eastAsia="굴림" w:hAnsi="굴림" w:cs="굴림"/>
+          <w:kern w:val="0"/>
+          <w:sz w:val="18"/>
+          <w:szCs w:val="24"/>
+        </w:rPr>
+        <w:t>ExportedScale</w:t>
+      </w:r>
+      <w:proofErr w:type="spellEnd"/>
+      <w:r>
+        <w:rPr>
+          <w:rFonts w:ascii="굴림" w:eastAsia="굴림" w:hAnsi="굴림" w:cs="굴림"/>
+          <w:kern w:val="0"/>
+          <w:sz w:val="18"/>
+          <w:szCs w:val="24"/>
+        </w:rPr>
+        <w:t>(</w:t>
+      </w:r>
+      <w:proofErr w:type="spellStart"/>
+      <w:proofErr w:type="gramEnd"/>
+      <w:r>
+        <w:rPr>
+          <w:rFonts w:ascii="굴림" w:eastAsia="굴림" w:hAnsi="굴림" w:cs="굴림"/>
+          <w:b/>
+          <w:kern w:val="0"/>
+          <w:sz w:val="18"/>
+          <w:szCs w:val="24"/>
+        </w:rPr>
+        <w:t>UnrealScale.X</w:t>
+      </w:r>
+      <w:proofErr w:type="spellEnd"/>
+      <w:r>
+        <w:rPr>
+          <w:rFonts w:ascii="굴림" w:eastAsia="굴림" w:hAnsi="굴림" w:cs="굴림"/>
+          <w:b/>
+          <w:kern w:val="0"/>
+          <w:sz w:val="18"/>
+          <w:szCs w:val="24"/>
+        </w:rPr>
+        <w:t xml:space="preserve">, </w:t>
+      </w:r>
+      <w:proofErr w:type="spellStart"/>
+      <w:r>
+        <w:rPr>
+          <w:rFonts w:ascii="굴림" w:eastAsia="굴림" w:hAnsi="굴림" w:cs="굴림"/>
+          <w:b/>
+          <w:kern w:val="0"/>
+          <w:sz w:val="18"/>
+          <w:szCs w:val="24"/>
+        </w:rPr>
+        <w:t>UnrealScale.Z</w:t>
+      </w:r>
+      <w:proofErr w:type="spellEnd"/>
+      <w:r>
+        <w:rPr>
+          <w:rFonts w:ascii="굴림" w:eastAsia="굴림" w:hAnsi="굴림" w:cs="굴림"/>
+          <w:b/>
+          <w:kern w:val="0"/>
+          <w:sz w:val="18"/>
+          <w:szCs w:val="24"/>
+        </w:rPr>
+        <w:t xml:space="preserve">, </w:t>
+      </w:r>
+      <w:proofErr w:type="spellStart"/>
+      <w:r>
+        <w:rPr>
+          <w:rFonts w:ascii="굴림" w:eastAsia="굴림" w:hAnsi="굴림" w:cs="굴림"/>
+          <w:b/>
+          <w:kern w:val="0"/>
+          <w:sz w:val="18"/>
+          <w:szCs w:val="24"/>
+        </w:rPr>
+        <w:t>UnrealScale.Y</w:t>
+      </w:r>
+      <w:proofErr w:type="spellEnd"/>
+      <w:r>
+        <w:rPr>
+          <w:rFonts w:ascii="굴림" w:eastAsia="굴림" w:hAnsi="굴림" w:cs="굴림"/>
+          <w:kern w:val="0"/>
+          <w:sz w:val="18"/>
+          <w:szCs w:val="24"/>
+        </w:rPr>
+        <w:t>);</w:t>
+      </w:r>
+    </w:p>
+    <w:p>
+      <w:pPr>
+        <w:widowControl/>
+        <w:wordWrap/>
+        <w:autoSpaceDE/>
+        <w:autoSpaceDN/>
+        <w:spacing w:before="100" w:beforeAutospacing="1" w:after="100" w:afterAutospacing="1" w:line="240" w:lineRule="auto"/>
+        <w:jc w:val="left"/>
+        <w:rPr>
+          <w:rFonts w:ascii="굴림" w:eastAsia="굴림" w:hAnsi="굴림" w:cs="굴림"/>
+          <w:kern w:val="0"/>
+          <w:sz w:val="18"/>
+          <w:szCs w:val="24"/>
+        </w:rPr>
+      </w:pPr>
+      <w:proofErr w:type="spellStart"/>
+      <w:r>
+        <w:rPr>
+          <w:rFonts w:ascii="굴림" w:eastAsia="굴림" w:hAnsi="굴림" w:cs="굴림"/>
+          <w:kern w:val="0"/>
+          <w:sz w:val="18"/>
+          <w:szCs w:val="24"/>
+        </w:rPr>
+        <w:t>FQuat</w:t>
+      </w:r>
+      <w:proofErr w:type="spellEnd"/>
+      <w:r>
+        <w:rPr>
+          <w:rFonts w:ascii="굴림" w:eastAsia="굴림" w:hAnsi="굴림" w:cs="굴림"/>
+          <w:kern w:val="0"/>
+          <w:sz w:val="18"/>
+          <w:szCs w:val="24"/>
+        </w:rPr>
+        <w:t xml:space="preserve"> </w:t>
+      </w:r>
+      <w:proofErr w:type="spellStart"/>
+      <w:r>
+        <w:rPr>
+          <w:rFonts w:ascii="굴림" w:eastAsia="굴림" w:hAnsi="굴림" w:cs="굴림"/>
+          <w:kern w:val="0"/>
+          <w:sz w:val="18"/>
+          <w:szCs w:val="24"/>
+        </w:rPr>
+        <w:t>ExportedQuat</w:t>
+      </w:r>
+      <w:proofErr w:type="spellEnd"/>
+      <w:r>
+        <w:rPr>
+          <w:rFonts w:ascii="굴림" w:eastAsia="굴림" w:hAnsi="굴림" w:cs="굴림"/>
+          <w:kern w:val="0"/>
+          <w:sz w:val="18"/>
+          <w:szCs w:val="24"/>
+        </w:rPr>
+        <w:t xml:space="preserve"> = </w:t>
+      </w:r>
+      <w:proofErr w:type="spellStart"/>
+      <w:proofErr w:type="gramStart"/>
+      <w:r>
+        <w:rPr>
+          <w:rFonts w:ascii="굴림" w:eastAsia="굴림" w:hAnsi="굴림" w:cs="굴림"/>
+          <w:kern w:val="0"/>
+          <w:sz w:val="18"/>
+          <w:szCs w:val="24"/>
+        </w:rPr>
+        <w:t>FQuat</w:t>
+      </w:r>
+      <w:proofErr w:type="spellEnd"/>
+      <w:r>
+        <w:rPr>
+          <w:rFonts w:ascii="굴림" w:eastAsia="굴림" w:hAnsi="굴림" w:cs="굴림"/>
+          <w:kern w:val="0"/>
+          <w:sz w:val="18"/>
+          <w:szCs w:val="24"/>
+        </w:rPr>
+        <w:t>(</w:t>
+      </w:r>
+      <w:proofErr w:type="spellStart"/>
+      <w:proofErr w:type="gramEnd"/>
+      <w:r>
+        <w:rPr>
+          <w:rFonts w:ascii="굴림" w:eastAsia="굴림" w:hAnsi="굴림" w:cs="굴림"/>
+          <w:b/>
+          <w:kern w:val="0"/>
+          <w:sz w:val="18"/>
+          <w:szCs w:val="24"/>
+        </w:rPr>
+        <w:t>UnrealQuat.X</w:t>
+      </w:r>
+      <w:proofErr w:type="spellEnd"/>
+      <w:r>
+        <w:rPr>
+          <w:rFonts w:ascii="굴림" w:eastAsia="굴림" w:hAnsi="굴림" w:cs="굴림"/>
+          <w:b/>
+          <w:kern w:val="0"/>
+          <w:sz w:val="18"/>
+          <w:szCs w:val="24"/>
+        </w:rPr>
+        <w:t xml:space="preserve">, </w:t>
+      </w:r>
+      <w:proofErr w:type="spellStart"/>
+      <w:r>
+        <w:rPr>
+          <w:rFonts w:ascii="굴림" w:eastAsia="굴림" w:hAnsi="굴림" w:cs="굴림"/>
+          <w:b/>
+          <w:kern w:val="0"/>
+          <w:sz w:val="18"/>
+          <w:szCs w:val="24"/>
+        </w:rPr>
+        <w:t>UnrealQuat.Z</w:t>
+      </w:r>
+      <w:proofErr w:type="spellEnd"/>
+      <w:r>
+        <w:rPr>
+          <w:rFonts w:ascii="굴림" w:eastAsia="굴림" w:hAnsi="굴림" w:cs="굴림"/>
+          <w:b/>
+          <w:kern w:val="0"/>
+          <w:sz w:val="18"/>
+          <w:szCs w:val="24"/>
+        </w:rPr>
+        <w:t xml:space="preserve">, </w:t>
+      </w:r>
+      <w:proofErr w:type="spellStart"/>
+      <w:r>
+        <w:rPr>
+          <w:rFonts w:ascii="굴림" w:eastAsia="굴림" w:hAnsi="굴림" w:cs="굴림"/>
+          <w:b/>
+          <w:kern w:val="0"/>
+          <w:sz w:val="18"/>
+          <w:szCs w:val="24"/>
+        </w:rPr>
+        <w:t>UnrealQuat.Y</w:t>
+      </w:r>
+      <w:proofErr w:type="spellEnd"/>
+      <w:r>
+        <w:rPr>
+          <w:rFonts w:ascii="굴림" w:eastAsia="굴림" w:hAnsi="굴림" w:cs="굴림"/>
+          <w:b/>
+          <w:kern w:val="0"/>
+          <w:sz w:val="18"/>
+          <w:szCs w:val="24"/>
+        </w:rPr>
+        <w:t>, -</w:t>
+      </w:r>
+      <w:proofErr w:type="spellStart"/>
+      <w:r>
+        <w:rPr>
+          <w:rFonts w:ascii="굴림" w:eastAsia="굴림" w:hAnsi="굴림" w:cs="굴림"/>
+          <w:b/>
+          <w:kern w:val="0"/>
+          <w:sz w:val="18"/>
+          <w:szCs w:val="24"/>
+        </w:rPr>
+        <w:t>UnrealQuat.W</w:t>
+      </w:r>
+      <w:proofErr w:type="spellEnd"/>
+      <w:r>
+        <w:rPr>
+          <w:rFonts w:ascii="굴림" w:eastAsia="굴림" w:hAnsi="굴림" w:cs="굴림"/>
+          <w:kern w:val="0"/>
+          <w:sz w:val="18"/>
+          <w:szCs w:val="24"/>
+        </w:rPr>
+        <w:t>);</w:t>
+      </w:r>
+    </w:p>
+    <w:p>
+      <w:pPr>
+        <w:widowControl/>
+        <w:wordWrap/>
+        <w:autoSpaceDE/>
+        <w:autoSpaceDN/>
+        <w:spacing w:after="0" w:line="240" w:lineRule="auto"/>
+        <w:jc w:val="left"/>
+        <w:rPr>
+          <w:rFonts w:ascii="굴림" w:eastAsia="굴림" w:hAnsi="굴림" w:cs="굴림"/>
+          <w:kern w:val="0"/>
+          <w:sz w:val="24"/>
+          <w:szCs w:val="24"/>
+        </w:rPr>
+      </w:pPr>
+      <w:r>
+        <w:rPr>
+          <w:rFonts w:ascii="굴림" w:eastAsia="굴림" w:hAnsi="굴림" w:cs="굴림"/>
+          <w:noProof/>
+          <w:kern w:val="0"/>
+          <w:sz w:val="24"/>
+          <w:szCs w:val="24"/>
+        </w:rPr>
+        <w:drawing>
+          <wp:inline distT="0" distB="0" distL="0" distR="0" wp14:anchorId="1E860500" wp14:editId="4588B838">
+            <wp:extent cx="3941922" cy="2734574"/>
+            <wp:effectExtent l="0" t="0" r="1905" b="8890"/>
+            <wp:docPr id="2" name="그림 2" descr="https://resv2.craft.do/user/full/15352056-3d61-4451-30c9-b650643f22cf/doc/06de3b2e-be1a-448f-b2df-25790ec8368a/d5375ca9-0779-421f-8c3e-f450b7723626"/>
+            <wp:cNvGraphicFramePr>
+              <a:graphicFrameLocks xmlns:a="http://schemas.openxmlformats.org/drawingml/2006/main" noChangeAspect="1"/>
+            </wp:cNvGraphicFramePr>
+            <a:graphic xmlns:a="http://schemas.openxmlformats.org/drawingml/2006/main">
+              <a:graphicData uri="http://schemas.openxmlformats.org/drawingml/2006/picture">
+                <pic:pic xmlns:pic="http://schemas.openxmlformats.org/drawingml/2006/picture">
+                  <pic:nvPicPr>
+                    <pic:cNvPr id="0" name="Picture 3" descr="https://resv2.craft.do/user/full/15352056-3d61-4451-30c9-b650643f22cf/doc/06de3b2e-be1a-448f-b2df-25790ec8368a/d5375ca9-0779-421f-8c3e-f450b7723626"/>
+                    <pic:cNvPicPr>
+                      <a:picLocks noChangeAspect="1" noChangeArrowheads="1"/>
+                    </pic:cNvPicPr>
+                  </pic:nvPicPr>
+                  <pic:blipFill>
+                    <a:blip r:embed="rId8" cstate="print">
+                      <a:extLst>
+                        <a:ext uri="{28A0092B-C50C-407E-A947-70E740481C1C}">
+                          <a14:useLocalDpi xmlns:a14="http://schemas.microsoft.com/office/drawing/2010/main" val="0"/>
+                        </a:ext>
+                      </a:extLst>
+                    </a:blip>
+                    <a:srcRect/>
+                    <a:stretch>
+                      <a:fillRect/>
+                    </a:stretch>
+                  </pic:blipFill>
+                  <pic:spPr bwMode="auto">
+                    <a:xfrm>
+                      <a:off x="0" y="0"/>
+                      <a:ext cx="3949392" cy="2739756"/>
+                    </a:xfrm>
+                    <a:prstGeom prst="rect">
+                      <a:avLst/>
+                    </a:prstGeom>
+                    <a:noFill/>
+                    <a:ln>
+                      <a:noFill/>
+                    </a:ln>
+                  </pic:spPr>
+                </pic:pic>
+              </a:graphicData>
+            </a:graphic>
+          </wp:inline>
+        </w:drawing>
+      </w:r>
+    </w:p>
+    <w:p>
+      <w:pPr>
+        <w:widowControl/>
+        <w:wordWrap/>
+        <w:autoSpaceDE/>
+        <w:autoSpaceDN/>
+        <w:spacing w:before="100" w:beforeAutospacing="1" w:after="100" w:afterAutospacing="1" w:line="240" w:lineRule="auto"/>
+        <w:jc w:val="left"/>
+        <w:rPr>
+          <w:rFonts w:ascii="굴림" w:eastAsia="굴림" w:hAnsi="굴림" w:cs="굴림"/>
+          <w:kern w:val="0"/>
+          <w:sz w:val="18"/>
+          <w:szCs w:val="24"/>
+        </w:rPr>
+      </w:pPr>
+    </w:p>
+    <w:p>
+      <w:pPr>
+        <w:widowControl/>
+        <w:wordWrap/>
+        <w:autoSpaceDE/>
+        <w:autoSpaceDN/>
+        <w:rPr>
+          <w:rFonts w:ascii="굴림" w:eastAsia="굴림" w:hAnsi="굴림" w:cs="굴림" w:hint="eastAsia"/>
+          <w:kern w:val="0"/>
+          <w:sz w:val="18"/>
+          <w:szCs w:val="24"/>
+        </w:rPr>
+      </w:pPr>
+      <w:r>
+        <w:rPr>
+          <w:rFonts w:ascii="굴림" w:eastAsia="굴림" w:hAnsi="굴림" w:cs="굴림" w:hint="eastAsia"/>
+          <w:kern w:val="0"/>
+          <w:sz w:val="18"/>
+          <w:szCs w:val="24"/>
+        </w:rPr>
+        <w:t xml:space="preserve">우리 </w:t>
+      </w:r>
+      <w:bookmarkStart w:id="0" w:name="_GoBack"/>
+      <w:bookmarkEnd w:id="0"/>
+      <w:r>
+        <w:rPr>
+          <w:rFonts w:ascii="굴림" w:eastAsia="굴림" w:hAnsi="굴림" w:cs="굴림" w:hint="eastAsia"/>
+          <w:kern w:val="0"/>
+          <w:sz w:val="18"/>
+          <w:szCs w:val="24"/>
+        </w:rPr>
+        <w:t xml:space="preserve">엔진에서 </w:t>
+      </w:r>
+      <w:proofErr w:type="spellStart"/>
+      <w:r>
+        <w:rPr>
+          <w:rFonts w:ascii="굴림" w:eastAsia="굴림" w:hAnsi="굴림" w:cs="굴림" w:hint="eastAsia"/>
+          <w:kern w:val="0"/>
+          <w:sz w:val="18"/>
+          <w:szCs w:val="24"/>
+        </w:rPr>
+        <w:t>텍스쳐가</w:t>
+      </w:r>
+      <w:proofErr w:type="spellEnd"/>
+      <w:r>
+        <w:rPr>
+          <w:rFonts w:ascii="굴림" w:eastAsia="굴림" w:hAnsi="굴림" w:cs="굴림" w:hint="eastAsia"/>
+          <w:kern w:val="0"/>
+          <w:sz w:val="18"/>
+          <w:szCs w:val="24"/>
+        </w:rPr>
+        <w:t xml:space="preserve"> 하나만 읽히는 코드로 작성되어 있었기에 다중 재질일 경우 다중,</w:t>
+      </w:r>
+      <w:r>
+        <w:rPr>
+          <w:rFonts w:ascii="굴림" w:eastAsia="굴림" w:hAnsi="굴림" w:cs="굴림"/>
+          <w:kern w:val="0"/>
+          <w:sz w:val="18"/>
+          <w:szCs w:val="24"/>
+        </w:rPr>
+        <w:t xml:space="preserve"> </w:t>
+      </w:r>
+      <w:r>
+        <w:rPr>
+          <w:rFonts w:ascii="굴림" w:eastAsia="굴림" w:hAnsi="굴림" w:cs="굴림" w:hint="eastAsia"/>
+          <w:kern w:val="0"/>
+          <w:sz w:val="18"/>
+          <w:szCs w:val="24"/>
+        </w:rPr>
+        <w:t>단일 재질일 경우 단일 재질로 받도록 수정해주었습니다.</w:t>
+      </w:r>
+    </w:p>
+    <w:p>
+      <w:pPr>
+        <w:widowControl/>
+        <w:wordWrap/>
+        <w:autoSpaceDE/>
+        <w:autoSpaceDN/>
+        <w:spacing w:after="0" w:line="240" w:lineRule="auto"/>
+        <w:jc w:val="left"/>
+        <w:rPr>
+          <w:rFonts w:ascii="굴림" w:eastAsia="굴림" w:hAnsi="굴림" w:cs="굴림"/>
+          <w:kern w:val="0"/>
+          <w:sz w:val="24"/>
+          <w:szCs w:val="24"/>
+        </w:rPr>
+      </w:pPr>
+      <w:r>
+        <w:rPr>
+          <w:rFonts w:ascii="굴림" w:eastAsia="굴림" w:hAnsi="굴림" w:cs="굴림"/>
+          <w:noProof/>
+          <w:kern w:val="0"/>
+          <w:sz w:val="24"/>
+          <w:szCs w:val="24"/>
+        </w:rPr>
+        <w:drawing>
+          <wp:inline distT="0" distB="0" distL="0" distR="0" wp14:anchorId="72473158" wp14:editId="10648FBD">
+            <wp:extent cx="3295291" cy="2265478"/>
+            <wp:effectExtent l="0" t="0" r="635" b="1905"/>
+            <wp:docPr id="4" name="그림 4" descr="https://resv2.craft.do/user/full/15352056-3d61-4451-30c9-b650643f22cf/doc/06de3b2e-be1a-448f-b2df-25790ec8368a/b6371269-3e4a-438b-8510-d5643e734042"/>
+            <wp:cNvGraphicFramePr>
+              <a:graphicFrameLocks xmlns:a="http://schemas.openxmlformats.org/drawingml/2006/main" noChangeAspect="1"/>
+            </wp:cNvGraphicFramePr>
+            <a:graphic xmlns:a="http://schemas.openxmlformats.org/drawingml/2006/main">
+              <a:graphicData uri="http://schemas.openxmlformats.org/drawingml/2006/picture">
+                <pic:pic xmlns:pic="http://schemas.openxmlformats.org/drawingml/2006/picture">
+                  <pic:nvPicPr>
+                    <pic:cNvPr id="0" name="Picture 5" descr="https://resv2.craft.do/user/full/15352056-3d61-4451-30c9-b650643f22cf/doc/06de3b2e-be1a-448f-b2df-25790ec8368a/b6371269-3e4a-438b-8510-d5643e734042"/>
+                    <pic:cNvPicPr>
+                      <a:picLocks noChangeAspect="1" noChangeArrowheads="1"/>
+                    </pic:cNvPicPr>
+                  </pic:nvPicPr>
+                  <pic:blipFill>
+                    <a:blip r:embed="rId9" cstate="print">
+                      <a:extLst>
+                        <a:ext uri="{28A0092B-C50C-407E-A947-70E740481C1C}">
+                          <a14:useLocalDpi xmlns:a14="http://schemas.microsoft.com/office/drawing/2010/main" val="0"/>
+                        </a:ext>
+                      </a:extLst>
+                    </a:blip>
+                    <a:srcRect/>
+                    <a:stretch>
+                      <a:fillRect/>
+                    </a:stretch>
+                  </pic:blipFill>
+                  <pic:spPr bwMode="auto">
+                    <a:xfrm>
+                      <a:off x="0" y="0"/>
+                      <a:ext cx="3342438" cy="2297891"/>
+                    </a:xfrm>
+                    <a:prstGeom prst="rect">
+                      <a:avLst/>
+                    </a:prstGeom>
+                    <a:noFill/>
+                    <a:ln>
+                      <a:noFill/>
+                    </a:ln>
+                  </pic:spPr>
+                </pic:pic>
+              </a:graphicData>
+            </a:graphic>
+          </wp:inline>
+        </w:drawing>
+      </w:r>
+      <w:r>
+        <w:rPr>
+          <w:rFonts w:ascii="굴림" w:eastAsia="굴림" w:hAnsi="굴림" w:cs="굴림"/>
+          <w:noProof/>
+          <w:kern w:val="0"/>
+          <w:sz w:val="24"/>
+          <w:szCs w:val="24"/>
+        </w:rPr>
+        <w:drawing>
+          <wp:inline distT="0" distB="0" distL="0" distR="0" wp14:anchorId="303CFD8C" wp14:editId="58992041">
+            <wp:extent cx="3077764" cy="2406770"/>
+            <wp:effectExtent l="0" t="0" r="8890" b="0"/>
+            <wp:docPr id="3" name="그림 3" descr="https://resv2.craft.do/user/full/15352056-3d61-4451-30c9-b650643f22cf/doc/06de3b2e-be1a-448f-b2df-25790ec8368a/061c7ed2-8a35-4662-a467-239702cff11f"/>
+            <wp:cNvGraphicFramePr>
+              <a:graphicFrameLocks xmlns:a="http://schemas.openxmlformats.org/drawingml/2006/main" noChangeAspect="1"/>
+            </wp:cNvGraphicFramePr>
+            <a:graphic xmlns:a="http://schemas.openxmlformats.org/drawingml/2006/main">
+              <a:graphicData uri="http://schemas.openxmlformats.org/drawingml/2006/picture">
+                <pic:pic xmlns:pic="http://schemas.openxmlformats.org/drawingml/2006/picture">
+                  <pic:nvPicPr>
+                    <pic:cNvPr id="0" name="Picture 6" descr="https://resv2.craft.do/user/full/15352056-3d61-4451-30c9-b650643f22cf/doc/06de3b2e-be1a-448f-b2df-25790ec8368a/061c7ed2-8a35-4662-a467-239702cff11f"/>
+                    <pic:cNvPicPr>
+                      <a:picLocks noChangeAspect="1" noChangeArrowheads="1"/>
+                    </pic:cNvPicPr>
+                  </pic:nvPicPr>
+                  <pic:blipFill>
+                    <a:blip r:embed="rId10" cstate="print">
+                      <a:extLst>
+                        <a:ext uri="{28A0092B-C50C-407E-A947-70E740481C1C}">
+                          <a14:useLocalDpi xmlns:a14="http://schemas.microsoft.com/office/drawing/2010/main" val="0"/>
+                        </a:ext>
+                      </a:extLst>
+                    </a:blip>
+                    <a:srcRect/>
+                    <a:stretch>
+                      <a:fillRect/>
+                    </a:stretch>
+                  </pic:blipFill>
+                  <pic:spPr bwMode="auto">
+                    <a:xfrm>
+                      <a:off x="0" y="0"/>
+                      <a:ext cx="3084248" cy="2411841"/>
+                    </a:xfrm>
+                    <a:prstGeom prst="rect">
+                      <a:avLst/>
+                    </a:prstGeom>
+                    <a:noFill/>
+                    <a:ln>
+                      <a:noFill/>
+                    </a:ln>
+                  </pic:spPr>
+                </pic:pic>
+              </a:graphicData>
+            </a:graphic>
+          </wp:inline>
+        </w:drawing>
+      </w:r>
+    </w:p>
+    <w:p>
+      <w:pPr>
+        <w:widowControl/>
+        <w:wordWrap/>
+        <w:autoSpaceDE/>
+        <w:autoSpaceDN/>
+        <w:rPr>
+          <w:rFonts w:ascii="굴림" w:eastAsia="굴림" w:hAnsi="굴림" w:cs="굴림"/>
+          <w:kern w:val="0"/>
+          <w:sz w:val="18"/>
+          <w:szCs w:val="24"/>
+        </w:rPr>
+      </w:pPr>
+      <w:r>
+        <w:rPr>
+          <w:rFonts w:ascii="굴림" w:eastAsia="굴림" w:hAnsi="굴림" w:cs="굴림" w:hint="eastAsia"/>
+          <w:kern w:val="0"/>
+          <w:sz w:val="18"/>
+          <w:szCs w:val="24"/>
+        </w:rPr>
+        <w:t>다중</w:t>
+      </w:r>
+      <w:r>
+        <w:rPr>
+          <w:rFonts w:ascii="굴림" w:eastAsia="굴림" w:hAnsi="굴림" w:cs="굴림"/>
+          <w:kern w:val="0"/>
+          <w:sz w:val="18"/>
+          <w:szCs w:val="24"/>
+        </w:rPr>
+        <w:t xml:space="preserve"> 재질일 경우 다중으로 받고</w:t>
+      </w:r>
+    </w:p>
+    <w:p>
+      <w:pPr>
+        <w:widowControl/>
+        <w:wordWrap/>
+        <w:autoSpaceDE/>
+        <w:autoSpaceDN/>
+        <w:rPr>
+          <w:rFonts w:ascii="굴림" w:eastAsia="굴림" w:hAnsi="굴림" w:cs="굴림"/>
+          <w:kern w:val="0"/>
+          <w:sz w:val="18"/>
+          <w:szCs w:val="24"/>
+        </w:rPr>
+      </w:pPr>
+      <w:r>
+        <w:rPr>
+          <w:rFonts w:ascii="굴림" w:eastAsia="굴림" w:hAnsi="굴림" w:cs="굴림" w:hint="eastAsia"/>
+          <w:kern w:val="0"/>
+          <w:sz w:val="18"/>
+          <w:szCs w:val="24"/>
+        </w:rPr>
+        <w:t>단일</w:t>
+      </w:r>
+      <w:r>
+        <w:rPr>
+          <w:rFonts w:ascii="굴림" w:eastAsia="굴림" w:hAnsi="굴림" w:cs="굴림"/>
+          <w:kern w:val="0"/>
+          <w:sz w:val="18"/>
+          <w:szCs w:val="24"/>
+        </w:rPr>
+        <w:t xml:space="preserve"> 재질일 경우 단일로 받도록 load 및 </w:t>
+      </w:r>
+      <w:proofErr w:type="spellStart"/>
+      <w:r>
+        <w:rPr>
+          <w:rFonts w:ascii="굴림" w:eastAsia="굴림" w:hAnsi="굴림" w:cs="굴림"/>
+          <w:kern w:val="0"/>
+          <w:sz w:val="18"/>
+          <w:szCs w:val="24"/>
+        </w:rPr>
+        <w:t>pso_name</w:t>
+      </w:r>
+      <w:proofErr w:type="spellEnd"/>
+      <w:r>
+        <w:rPr>
+          <w:rFonts w:ascii="굴림" w:eastAsia="굴림" w:hAnsi="굴림" w:cs="굴림"/>
+          <w:kern w:val="0"/>
+          <w:sz w:val="18"/>
+          <w:szCs w:val="24"/>
+        </w:rPr>
+        <w:t xml:space="preserve"> 설정 코드 변경</w:t>
+      </w:r>
+    </w:p>
+    <w:p>
+      <w:pPr>
+        <w:widowControl/>
+        <w:wordWrap/>
+        <w:autoSpaceDE/>
+        <w:autoSpaceDN/>
+        <w:rPr>
+          <w:rFonts w:ascii="굴림" w:eastAsia="굴림" w:hAnsi="굴림" w:cs="굴림"/>
+          <w:kern w:val="0"/>
+          <w:sz w:val="18"/>
+          <w:szCs w:val="24"/>
+        </w:rPr>
+      </w:pPr>
+      <w:r>
+        <w:rPr>
+          <w:rFonts w:ascii="굴림" w:eastAsia="굴림" w:hAnsi="굴림" w:cs="굴림" w:hint="eastAsia"/>
+          <w:kern w:val="0"/>
+          <w:sz w:val="18"/>
+          <w:szCs w:val="24"/>
+        </w:rPr>
+        <w:t>다중</w:t>
+      </w:r>
+      <w:r>
+        <w:rPr>
+          <w:rFonts w:ascii="굴림" w:eastAsia="굴림" w:hAnsi="굴림" w:cs="굴림"/>
+          <w:kern w:val="0"/>
+          <w:sz w:val="18"/>
+          <w:szCs w:val="24"/>
+        </w:rPr>
+        <w:t xml:space="preserve"> 재질을 set하고 render할 수 있는 코드 추가</w:t>
+      </w:r>
+    </w:p>
+    <w:p>
+      <w:pPr>
+        <w:widowControl/>
+        <w:wordWrap/>
+        <w:autoSpaceDE/>
+        <w:autoSpaceDN/>
+        <w:rPr>
+          <w:rFonts w:ascii="굴림" w:eastAsia="굴림" w:hAnsi="굴림" w:cs="굴림"/>
+          <w:kern w:val="0"/>
+          <w:sz w:val="18"/>
+          <w:szCs w:val="24"/>
+        </w:rPr>
+      </w:pPr>
+      <w:r>
+        <w:rPr>
+          <w:rFonts w:ascii="굴림" w:eastAsia="굴림" w:hAnsi="굴림" w:cs="굴림" w:hint="eastAsia"/>
+          <w:kern w:val="0"/>
+          <w:sz w:val="18"/>
+          <w:szCs w:val="24"/>
+        </w:rPr>
+        <w:t>재질의</w:t>
+      </w:r>
+      <w:r>
+        <w:rPr>
+          <w:rFonts w:ascii="굴림" w:eastAsia="굴림" w:hAnsi="굴림" w:cs="굴림"/>
+          <w:kern w:val="0"/>
+          <w:sz w:val="18"/>
+          <w:szCs w:val="24"/>
+        </w:rPr>
+        <w:t xml:space="preserve"> 개수에 맞게 </w:t>
+      </w:r>
+      <w:proofErr w:type="spellStart"/>
+      <w:r>
+        <w:rPr>
+          <w:rFonts w:ascii="굴림" w:eastAsia="굴림" w:hAnsi="굴림" w:cs="굴림"/>
+          <w:kern w:val="0"/>
+          <w:sz w:val="18"/>
+          <w:szCs w:val="24"/>
+        </w:rPr>
+        <w:t>텍스쳐</w:t>
+      </w:r>
+      <w:proofErr w:type="spellEnd"/>
+      <w:r>
+        <w:rPr>
+          <w:rFonts w:ascii="굴림" w:eastAsia="굴림" w:hAnsi="굴림" w:cs="굴림"/>
+          <w:kern w:val="0"/>
+          <w:sz w:val="18"/>
+          <w:szCs w:val="24"/>
+        </w:rPr>
+        <w:t xml:space="preserve"> 매핑 다만, json 파일의 material이 온전히 들어오지 않았고 단일 </w:t>
+      </w:r>
+      <w:proofErr w:type="spellStart"/>
+      <w:r>
+        <w:rPr>
+          <w:rFonts w:ascii="굴림" w:eastAsia="굴림" w:hAnsi="굴림" w:cs="굴림"/>
+          <w:kern w:val="0"/>
+          <w:sz w:val="18"/>
+          <w:szCs w:val="24"/>
+        </w:rPr>
+        <w:t>텍스쳐</w:t>
+      </w:r>
+      <w:proofErr w:type="spellEnd"/>
+      <w:r>
+        <w:rPr>
+          <w:rFonts w:ascii="굴림" w:eastAsia="굴림" w:hAnsi="굴림" w:cs="굴림"/>
+          <w:kern w:val="0"/>
+          <w:sz w:val="18"/>
+          <w:szCs w:val="24"/>
+        </w:rPr>
+        <w:t xml:space="preserve"> 매핑이 안되는 것을 보아 수정이 필요</w:t>
+      </w:r>
+    </w:p>
+    <w:p>
+      <w:pPr>
+        <w:widowControl/>
+        <w:wordWrap/>
+        <w:autoSpaceDE/>
+        <w:autoSpaceDN/>
+        <w:rPr>
+          <w:rFonts w:ascii="굴림" w:eastAsia="굴림" w:hAnsi="굴림" w:cs="굴림"/>
+          <w:kern w:val="0"/>
+          <w:sz w:val="18"/>
+          <w:szCs w:val="24"/>
+        </w:rPr>
+      </w:pPr>
+      <w:r>
+        <w:rPr>
+          <w:rFonts w:ascii="굴림" w:eastAsia="굴림" w:hAnsi="굴림" w:cs="굴림"/>
+          <w:kern w:val="0"/>
+          <w:sz w:val="18"/>
+          <w:szCs w:val="24"/>
+        </w:rPr>
+        <w:br w:type="page"/>
+      </w:r>
+    </w:p>
+    <w:p>
+      <w:pPr>
+        <w:widowControl/>
+        <w:wordWrap/>
+        <w:autoSpaceDE/>
+        <w:autoSpaceDN/>
+        <w:spacing w:before="100" w:beforeAutospacing="1" w:after="100" w:afterAutospacing="1" w:line="240" w:lineRule="auto"/>
+        <w:jc w:val="left"/>
+        <w:rPr>
+          <w:rFonts w:ascii="굴림" w:eastAsia="굴림" w:hAnsi="굴림" w:cs="굴림" w:hint="eastAsia"/>
+          <w:kern w:val="0"/>
+          <w:sz w:val="18"/>
+          <w:szCs w:val="24"/>
+        </w:rPr>
+      </w:pPr>
+    </w:p>
+    <w:p>
+      <w:pPr>
+        <w:widowControl/>
+        <w:wordWrap/>
+        <w:autoSpaceDE/>
+        <w:autoSpaceDN/>
+        <w:spacing w:after="0" w:line="240" w:lineRule="auto"/>
+        <w:jc w:val="left"/>
+        <w:rPr>
+          <w:rFonts w:ascii="굴림" w:eastAsia="굴림" w:hAnsi="굴림" w:cs="굴림" w:hint="eastAsia"/>
+          <w:kern w:val="0"/>
+          <w:sz w:val="24"/>
+          <w:szCs w:val="24"/>
+        </w:rPr>
+      </w:pPr>
+      <w:r>
+        <w:rPr>
+          <w:rFonts w:ascii="굴림" w:eastAsia="굴림" w:hAnsi="굴림" w:cs="굴림"/>
+          <w:noProof/>
+          <w:kern w:val="0"/>
+          <w:sz w:val="24"/>
+          <w:szCs w:val="24"/>
+        </w:rPr>
+        <w:drawing>
+          <wp:inline distT="0" distB="0" distL="0" distR="0" wp14:anchorId="54FEE9A5" wp14:editId="33437095">
+            <wp:extent cx="4433977" cy="3674320"/>
+            <wp:effectExtent l="0" t="0" r="5080" b="2540"/>
+            <wp:docPr id="5" name="그림 5" descr="https://resv2.craft.do/user/full/15352056-3d61-4451-30c9-b650643f22cf/doc/06de3b2e-be1a-448f-b2df-25790ec8368a/043907c2-0cc6-4568-bede-c85b222d573e"/>
+            <wp:cNvGraphicFramePr>
+              <a:graphicFrameLocks xmlns:a="http://schemas.openxmlformats.org/drawingml/2006/main" noChangeAspect="1"/>
+            </wp:cNvGraphicFramePr>
+            <a:graphic xmlns:a="http://schemas.openxmlformats.org/drawingml/2006/main">
+              <a:graphicData uri="http://schemas.openxmlformats.org/drawingml/2006/picture">
+                <pic:pic xmlns:pic="http://schemas.openxmlformats.org/drawingml/2006/picture">
+                  <pic:nvPicPr>
+                    <pic:cNvPr id="0" name="Picture 9" descr="https://resv2.craft.do/user/full/15352056-3d61-4451-30c9-b650643f22cf/doc/06de3b2e-be1a-448f-b2df-25790ec8368a/043907c2-0cc6-4568-bede-c85b222d573e"/>
+                    <pic:cNvPicPr>
+                      <a:picLocks noChangeAspect="1" noChangeArrowheads="1"/>
+                    </pic:cNvPicPr>
+                  </pic:nvPicPr>
+                  <pic:blipFill>
+                    <a:blip r:embed="rId11">
+                      <a:extLst>
+                        <a:ext uri="{28A0092B-C50C-407E-A947-70E740481C1C}">
+                          <a14:useLocalDpi xmlns:a14="http://schemas.microsoft.com/office/drawing/2010/main" val="0"/>
+                        </a:ext>
+                      </a:extLst>
+                    </a:blip>
+                    <a:srcRect/>
+                    <a:stretch>
+                      <a:fillRect/>
+                    </a:stretch>
+                  </pic:blipFill>
+                  <pic:spPr bwMode="auto">
+                    <a:xfrm>
+                      <a:off x="0" y="0"/>
+                      <a:ext cx="4455354" cy="3692035"/>
+                    </a:xfrm>
+                    <a:prstGeom prst="rect">
+                      <a:avLst/>
+                    </a:prstGeom>
+                    <a:noFill/>
+                    <a:ln>
+                      <a:noFill/>
+                    </a:ln>
+                  </pic:spPr>
+                </pic:pic>
+              </a:graphicData>
+            </a:graphic>
+          </wp:inline>
+        </w:drawing>
+      </w:r>
+    </w:p>
+    <w:p>
+      <w:pPr>
+        <w:widowControl/>
+        <w:wordWrap/>
+        <w:autoSpaceDE/>
+        <w:autoSpaceDN/>
+        <w:spacing w:before="100" w:beforeAutospacing="1" w:after="100" w:afterAutospacing="1" w:line="240" w:lineRule="auto"/>
+        <w:jc w:val="left"/>
+        <w:rPr>
+          <w:rFonts w:ascii="굴림" w:eastAsia="굴림" w:hAnsi="굴림" w:cs="굴림"/>
+          <w:kern w:val="0"/>
+          <w:sz w:val="18"/>
+          <w:szCs w:val="24"/>
+        </w:rPr>
+      </w:pPr>
+      <w:r>
+        <w:rPr>
+          <w:rFonts w:ascii="굴림" w:eastAsia="굴림" w:hAnsi="굴림" w:cs="굴림"/>
+          <w:kern w:val="0"/>
+          <w:sz w:val="18"/>
+          <w:szCs w:val="24"/>
+        </w:rPr>
+        <w:t>texture 4개 보내는 코드</w:t>
+      </w:r>
+      <w:r>
+        <w:rPr>
+          <w:rFonts w:ascii="굴림" w:eastAsia="굴림" w:hAnsi="굴림" w:cs="굴림" w:hint="eastAsia"/>
+          <w:kern w:val="0"/>
+          <w:sz w:val="18"/>
+          <w:szCs w:val="24"/>
+        </w:rPr>
+        <w:t xml:space="preserve">를 </w:t>
+      </w:r>
+      <w:proofErr w:type="spellStart"/>
+      <w:r>
+        <w:rPr>
+          <w:rFonts w:ascii="굴림" w:eastAsia="굴림" w:hAnsi="굴림" w:cs="굴림" w:hint="eastAsia"/>
+          <w:kern w:val="0"/>
+          <w:sz w:val="18"/>
+          <w:szCs w:val="24"/>
+        </w:rPr>
+        <w:t>짜놓은</w:t>
+      </w:r>
+      <w:proofErr w:type="spellEnd"/>
+      <w:r>
+        <w:rPr>
+          <w:rFonts w:ascii="굴림" w:eastAsia="굴림" w:hAnsi="굴림" w:cs="굴림" w:hint="eastAsia"/>
+          <w:kern w:val="0"/>
+          <w:sz w:val="18"/>
+          <w:szCs w:val="24"/>
+        </w:rPr>
+        <w:t xml:space="preserve"> </w:t>
+      </w:r>
+      <w:r>
+        <w:rPr>
+          <w:rFonts w:ascii="굴림" w:eastAsia="굴림" w:hAnsi="굴림" w:cs="굴림" w:hint="eastAsia"/>
+          <w:kern w:val="0"/>
+          <w:sz w:val="18"/>
+          <w:szCs w:val="24"/>
+        </w:rPr>
+        <w:t>뒤 파라미터를 하나만 설정하여 받고 있었음</w:t>
+      </w:r>
+    </w:p>
+    <w:p>
+      <w:pPr>
+        <w:widowControl/>
+        <w:wordWrap/>
+        <w:autoSpaceDE/>
+        <w:autoSpaceDN/>
+        <w:spacing w:before="100" w:beforeAutospacing="1" w:after="100" w:afterAutospacing="1" w:line="240" w:lineRule="auto"/>
+        <w:jc w:val="left"/>
+        <w:rPr>
+          <w:rFonts w:ascii="굴림" w:eastAsia="굴림" w:hAnsi="굴림" w:cs="굴림" w:hint="eastAsia"/>
+          <w:kern w:val="0"/>
+          <w:sz w:val="18"/>
+          <w:szCs w:val="24"/>
+        </w:rPr>
+      </w:pPr>
+      <w:r>
+        <w:rPr>
+          <w:rFonts w:ascii="굴림" w:eastAsia="굴림" w:hAnsi="굴림" w:cs="굴림" w:hint="eastAsia"/>
+          <w:kern w:val="0"/>
+          <w:sz w:val="18"/>
+          <w:szCs w:val="24"/>
+        </w:rPr>
+        <w:t>따라서,</w:t>
+      </w:r>
+      <w:r>
+        <w:rPr>
+          <w:rFonts w:ascii="굴림" w:eastAsia="굴림" w:hAnsi="굴림" w:cs="굴림"/>
+          <w:kern w:val="0"/>
+          <w:sz w:val="18"/>
+          <w:szCs w:val="24"/>
+        </w:rPr>
+        <w:t xml:space="preserve"> </w:t>
+      </w:r>
+      <w:r>
+        <w:rPr>
+          <w:rFonts w:ascii="굴림" w:eastAsia="굴림" w:hAnsi="굴림" w:cs="굴림" w:hint="eastAsia"/>
+          <w:kern w:val="0"/>
+          <w:sz w:val="18"/>
+          <w:szCs w:val="24"/>
+        </w:rPr>
+        <w:t xml:space="preserve">아래처럼 </w:t>
+      </w:r>
+      <w:r>
+        <w:rPr>
+          <w:rFonts w:ascii="굴림" w:eastAsia="굴림" w:hAnsi="굴림" w:cs="굴림"/>
+          <w:kern w:val="0"/>
+          <w:sz w:val="18"/>
+          <w:szCs w:val="24"/>
+        </w:rPr>
+        <w:t>4</w:t>
+      </w:r>
+      <w:r>
+        <w:rPr>
+          <w:rFonts w:ascii="굴림" w:eastAsia="굴림" w:hAnsi="굴림" w:cs="굴림" w:hint="eastAsia"/>
+          <w:kern w:val="0"/>
+          <w:sz w:val="18"/>
+          <w:szCs w:val="24"/>
+        </w:rPr>
+        <w:t>개 모두 받아 모두 받도록 계산</w:t>
+      </w:r>
+    </w:p>
+    <w:p>
+      <w:pPr>
+        <w:widowControl/>
+        <w:shd w:val="clear" w:color="auto" w:fill="FFFFFF"/>
+        <w:autoSpaceDE/>
+        <w:autoSpaceDN/>
+        <w:spacing w:after="0" w:line="300" w:lineRule="atLeast"/>
+        <w:jc w:val="left"/>
+        <w:rPr>
+          <w:rFonts w:ascii="Consolas" w:eastAsia="굴림" w:hAnsi="Consolas" w:cs="굴림"/>
+          <w:color w:val="24292E"/>
+          <w:kern w:val="0"/>
+          <w:sz w:val="15"/>
+          <w:szCs w:val="17"/>
+        </w:rPr>
+      </w:pPr>
+      <w:r>
+        <w:rPr>
+          <w:rFonts w:ascii="Consolas" w:eastAsia="굴림" w:hAnsi="Consolas" w:cs="굴림"/>
+          <w:color w:val="6F42C1"/>
+          <w:kern w:val="0"/>
+          <w:sz w:val="15"/>
+          <w:szCs w:val="17"/>
+        </w:rPr>
+        <w:t>D3D12_DESCRIPTOR_RANGE</w:t>
+      </w:r>
+      <w:r>
+        <w:rPr>
+          <w:rFonts w:ascii="Consolas" w:eastAsia="굴림" w:hAnsi="Consolas" w:cs="굴림"/>
+          <w:color w:val="24292E"/>
+          <w:kern w:val="0"/>
+          <w:sz w:val="15"/>
+          <w:szCs w:val="17"/>
+        </w:rPr>
+        <w:t xml:space="preserve"> </w:t>
+      </w:r>
+      <w:r>
+        <w:rPr>
+          <w:rFonts w:ascii="Consolas" w:eastAsia="굴림" w:hAnsi="Consolas" w:cs="굴림"/>
+          <w:color w:val="6F42C1"/>
+          <w:kern w:val="0"/>
+          <w:sz w:val="15"/>
+          <w:szCs w:val="17"/>
+        </w:rPr>
+        <w:t>d3</w:t>
+      </w:r>
+      <w:proofErr w:type="gramStart"/>
+      <w:r>
+        <w:rPr>
+          <w:rFonts w:ascii="Consolas" w:eastAsia="굴림" w:hAnsi="Consolas" w:cs="굴림"/>
+          <w:color w:val="6F42C1"/>
+          <w:kern w:val="0"/>
+          <w:sz w:val="15"/>
+          <w:szCs w:val="17"/>
+        </w:rPr>
+        <w:t>dDescriptorRanges</w:t>
+      </w:r>
+      <w:r>
+        <w:rPr>
+          <w:rFonts w:ascii="Consolas" w:eastAsia="굴림" w:hAnsi="Consolas" w:cs="굴림"/>
+          <w:color w:val="24292E"/>
+          <w:kern w:val="0"/>
+          <w:sz w:val="15"/>
+          <w:szCs w:val="17"/>
+        </w:rPr>
+        <w:t>[</w:t>
+      </w:r>
+      <w:proofErr w:type="gramEnd"/>
+      <w:r>
+        <w:rPr>
+          <w:rFonts w:ascii="Consolas" w:eastAsia="굴림" w:hAnsi="Consolas" w:cs="굴림"/>
+          <w:color w:val="24292E"/>
+          <w:kern w:val="0"/>
+          <w:sz w:val="15"/>
+          <w:szCs w:val="17"/>
+        </w:rPr>
+        <w:t>4</w:t>
+      </w:r>
+      <w:r>
+        <w:rPr>
+          <w:rFonts w:ascii="Consolas" w:eastAsia="굴림" w:hAnsi="Consolas" w:cs="굴림"/>
+          <w:color w:val="24292E"/>
+          <w:kern w:val="0"/>
+          <w:sz w:val="15"/>
+          <w:szCs w:val="17"/>
+        </w:rPr>
+        <w:t>];</w:t>
+      </w:r>
+    </w:p>
+    <w:p>
+      <w:pPr>
+        <w:widowControl/>
+        <w:shd w:val="clear" w:color="auto" w:fill="FFFFFF"/>
+        <w:autoSpaceDE/>
+        <w:autoSpaceDN/>
+        <w:spacing w:after="0" w:line="300" w:lineRule="atLeast"/>
+        <w:jc w:val="left"/>
+        <w:rPr>
+          <w:rFonts w:ascii="Consolas" w:eastAsia="굴림" w:hAnsi="Consolas" w:cs="굴림"/>
+          <w:color w:val="24292E"/>
+          <w:kern w:val="0"/>
+          <w:sz w:val="15"/>
+          <w:szCs w:val="17"/>
+        </w:rPr>
+      </w:pPr>
+      <w:r>
+        <w:rPr>
+          <w:rFonts w:ascii="Consolas" w:eastAsia="굴림" w:hAnsi="Consolas" w:cs="굴림"/>
+          <w:color w:val="D73A49"/>
+          <w:kern w:val="0"/>
+          <w:sz w:val="15"/>
+          <w:szCs w:val="17"/>
+        </w:rPr>
+        <w:t>for</w:t>
+      </w:r>
+      <w:r>
+        <w:rPr>
+          <w:rFonts w:ascii="Consolas" w:eastAsia="굴림" w:hAnsi="Consolas" w:cs="굴림"/>
+          <w:color w:val="24292E"/>
+          <w:kern w:val="0"/>
+          <w:sz w:val="15"/>
+          <w:szCs w:val="17"/>
+        </w:rPr>
+        <w:t xml:space="preserve"> (</w:t>
+      </w:r>
+      <w:r>
+        <w:rPr>
+          <w:rFonts w:ascii="Consolas" w:eastAsia="굴림" w:hAnsi="Consolas" w:cs="굴림"/>
+          <w:color w:val="D73A49"/>
+          <w:kern w:val="0"/>
+          <w:sz w:val="15"/>
+          <w:szCs w:val="17"/>
+        </w:rPr>
+        <w:t>int</w:t>
+      </w:r>
+      <w:r>
+        <w:rPr>
+          <w:rFonts w:ascii="Consolas" w:eastAsia="굴림" w:hAnsi="Consolas" w:cs="굴림"/>
+          <w:color w:val="24292E"/>
+          <w:kern w:val="0"/>
+          <w:sz w:val="15"/>
+          <w:szCs w:val="17"/>
+        </w:rPr>
+        <w:t xml:space="preserve"> </w:t>
+      </w:r>
+      <w:proofErr w:type="spellStart"/>
+      <w:r>
+        <w:rPr>
+          <w:rFonts w:ascii="Consolas" w:eastAsia="굴림" w:hAnsi="Consolas" w:cs="굴림"/>
+          <w:color w:val="6F42C1"/>
+          <w:kern w:val="0"/>
+          <w:sz w:val="15"/>
+          <w:szCs w:val="17"/>
+        </w:rPr>
+        <w:t>i</w:t>
+      </w:r>
+      <w:proofErr w:type="spellEnd"/>
+      <w:r>
+        <w:rPr>
+          <w:rFonts w:ascii="Consolas" w:eastAsia="굴림" w:hAnsi="Consolas" w:cs="굴림"/>
+          <w:color w:val="24292E"/>
+          <w:kern w:val="0"/>
+          <w:sz w:val="15"/>
+          <w:szCs w:val="17"/>
+        </w:rPr>
+        <w:t xml:space="preserve"> </w:t>
+      </w:r>
+      <w:r>
+        <w:rPr>
+          <w:rFonts w:ascii="Consolas" w:eastAsia="굴림" w:hAnsi="Consolas" w:cs="굴림"/>
+          <w:color w:val="24292E"/>
+          <w:kern w:val="0"/>
+          <w:sz w:val="15"/>
+          <w:szCs w:val="17"/>
+        </w:rPr>
+        <w:t>=</w:t>
+      </w:r>
+      <w:r>
+        <w:rPr>
+          <w:rFonts w:ascii="Consolas" w:eastAsia="굴림" w:hAnsi="Consolas" w:cs="굴림"/>
+          <w:color w:val="24292E"/>
+          <w:kern w:val="0"/>
+          <w:sz w:val="15"/>
+          <w:szCs w:val="17"/>
+        </w:rPr>
+        <w:t xml:space="preserve"> </w:t>
+      </w:r>
+      <w:r>
+        <w:rPr>
+          <w:rFonts w:ascii="Consolas" w:eastAsia="굴림" w:hAnsi="Consolas" w:cs="굴림"/>
+          <w:color w:val="24292E"/>
+          <w:kern w:val="0"/>
+          <w:sz w:val="15"/>
+          <w:szCs w:val="17"/>
+        </w:rPr>
+        <w:t>0</w:t>
+      </w:r>
+      <w:r>
+        <w:rPr>
+          <w:rFonts w:ascii="Consolas" w:eastAsia="굴림" w:hAnsi="Consolas" w:cs="굴림"/>
+          <w:color w:val="24292E"/>
+          <w:kern w:val="0"/>
+          <w:sz w:val="15"/>
+          <w:szCs w:val="17"/>
+        </w:rPr>
+        <w:t xml:space="preserve">; </w:t>
+      </w:r>
+      <w:proofErr w:type="spellStart"/>
+      <w:r>
+        <w:rPr>
+          <w:rFonts w:ascii="Consolas" w:eastAsia="굴림" w:hAnsi="Consolas" w:cs="굴림"/>
+          <w:color w:val="6F42C1"/>
+          <w:kern w:val="0"/>
+          <w:sz w:val="15"/>
+          <w:szCs w:val="17"/>
+        </w:rPr>
+        <w:t>i</w:t>
+      </w:r>
+      <w:proofErr w:type="spellEnd"/>
+      <w:r>
+        <w:rPr>
+          <w:rFonts w:ascii="Consolas" w:eastAsia="굴림" w:hAnsi="Consolas" w:cs="굴림"/>
+          <w:color w:val="24292E"/>
+          <w:kern w:val="0"/>
+          <w:sz w:val="15"/>
+          <w:szCs w:val="17"/>
+        </w:rPr>
+        <w:t xml:space="preserve"> </w:t>
+      </w:r>
+      <w:r>
+        <w:rPr>
+          <w:rFonts w:ascii="Consolas" w:eastAsia="굴림" w:hAnsi="Consolas" w:cs="굴림"/>
+          <w:color w:val="24292E"/>
+          <w:kern w:val="0"/>
+          <w:sz w:val="15"/>
+          <w:szCs w:val="17"/>
+        </w:rPr>
+        <w:t>&lt;</w:t>
+      </w:r>
+      <w:r>
+        <w:rPr>
+          <w:rFonts w:ascii="Consolas" w:eastAsia="굴림" w:hAnsi="Consolas" w:cs="굴림"/>
+          <w:color w:val="24292E"/>
+          <w:kern w:val="0"/>
+          <w:sz w:val="15"/>
+          <w:szCs w:val="17"/>
+        </w:rPr>
+        <w:t xml:space="preserve"> </w:t>
+      </w:r>
+      <w:r>
+        <w:rPr>
+          <w:rFonts w:ascii="Consolas" w:eastAsia="굴림" w:hAnsi="Consolas" w:cs="굴림"/>
+          <w:color w:val="24292E"/>
+          <w:kern w:val="0"/>
+          <w:sz w:val="15"/>
+          <w:szCs w:val="17"/>
+        </w:rPr>
+        <w:t>4</w:t>
+      </w:r>
+      <w:r>
+        <w:rPr>
+          <w:rFonts w:ascii="Consolas" w:eastAsia="굴림" w:hAnsi="Consolas" w:cs="굴림"/>
+          <w:color w:val="24292E"/>
+          <w:kern w:val="0"/>
+          <w:sz w:val="15"/>
+          <w:szCs w:val="17"/>
+        </w:rPr>
+        <w:t xml:space="preserve">; </w:t>
+      </w:r>
+      <w:r>
+        <w:rPr>
+          <w:rFonts w:ascii="Consolas" w:eastAsia="굴림" w:hAnsi="Consolas" w:cs="굴림"/>
+          <w:color w:val="24292E"/>
+          <w:kern w:val="0"/>
+          <w:sz w:val="15"/>
+          <w:szCs w:val="17"/>
+        </w:rPr>
+        <w:t>++</w:t>
+      </w:r>
+      <w:proofErr w:type="spellStart"/>
+      <w:r>
+        <w:rPr>
+          <w:rFonts w:ascii="Consolas" w:eastAsia="굴림" w:hAnsi="Consolas" w:cs="굴림"/>
+          <w:color w:val="6F42C1"/>
+          <w:kern w:val="0"/>
+          <w:sz w:val="15"/>
+          <w:szCs w:val="17"/>
+        </w:rPr>
+        <w:t>i</w:t>
+      </w:r>
+      <w:proofErr w:type="spellEnd"/>
+      <w:r>
+        <w:rPr>
+          <w:rFonts w:ascii="Consolas" w:eastAsia="굴림" w:hAnsi="Consolas" w:cs="굴림"/>
+          <w:color w:val="24292E"/>
+          <w:kern w:val="0"/>
+          <w:sz w:val="15"/>
+          <w:szCs w:val="17"/>
+        </w:rPr>
+        <w:t>)</w:t>
+      </w:r>
+    </w:p>
+    <w:p>
+      <w:pPr>
+        <w:widowControl/>
+        <w:shd w:val="clear" w:color="auto" w:fill="FFFFFF"/>
+        <w:autoSpaceDE/>
+        <w:autoSpaceDN/>
+        <w:spacing w:after="0" w:line="300" w:lineRule="atLeast"/>
+        <w:jc w:val="left"/>
+        <w:rPr>
+          <w:rFonts w:ascii="Consolas" w:eastAsia="굴림" w:hAnsi="Consolas" w:cs="굴림"/>
+          <w:color w:val="24292E"/>
+          <w:kern w:val="0"/>
+          <w:sz w:val="15"/>
+          <w:szCs w:val="17"/>
+        </w:rPr>
+      </w:pPr>
+      <w:r>
+        <w:rPr>
+          <w:rFonts w:ascii="Consolas" w:eastAsia="굴림" w:hAnsi="Consolas" w:cs="굴림"/>
+          <w:color w:val="24292E"/>
+          <w:kern w:val="0"/>
+          <w:sz w:val="15"/>
+          <w:szCs w:val="17"/>
+        </w:rPr>
+        <w:t>{</w:t>
+      </w:r>
+    </w:p>
+    <w:p>
+      <w:pPr>
+        <w:widowControl/>
+        <w:shd w:val="clear" w:color="auto" w:fill="FFFFFF"/>
+        <w:autoSpaceDE/>
+        <w:autoSpaceDN/>
+        <w:spacing w:after="0" w:line="300" w:lineRule="atLeast"/>
+        <w:ind w:firstLine="200"/>
+        <w:jc w:val="left"/>
+        <w:rPr>
+          <w:rFonts w:ascii="Consolas" w:eastAsia="굴림" w:hAnsi="Consolas" w:cs="굴림"/>
+          <w:color w:val="24292E"/>
+          <w:kern w:val="0"/>
+          <w:sz w:val="15"/>
+          <w:szCs w:val="17"/>
+        </w:rPr>
+      </w:pPr>
+      <w:r>
+        <w:rPr>
+          <w:rFonts w:ascii="Consolas" w:eastAsia="굴림" w:hAnsi="Consolas" w:cs="굴림"/>
+          <w:color w:val="6F42C1"/>
+          <w:kern w:val="0"/>
+          <w:sz w:val="15"/>
+          <w:szCs w:val="17"/>
+        </w:rPr>
+        <w:t>d3dDescriptorRanges</w:t>
+      </w:r>
+      <w:r>
+        <w:rPr>
+          <w:rFonts w:ascii="Consolas" w:eastAsia="굴림" w:hAnsi="Consolas" w:cs="굴림"/>
+          <w:color w:val="24292E"/>
+          <w:kern w:val="0"/>
+          <w:sz w:val="15"/>
+          <w:szCs w:val="17"/>
+        </w:rPr>
+        <w:t>[</w:t>
+      </w:r>
+      <w:proofErr w:type="spellStart"/>
+      <w:r>
+        <w:rPr>
+          <w:rFonts w:ascii="Consolas" w:eastAsia="굴림" w:hAnsi="Consolas" w:cs="굴림"/>
+          <w:color w:val="6F42C1"/>
+          <w:kern w:val="0"/>
+          <w:sz w:val="15"/>
+          <w:szCs w:val="17"/>
+        </w:rPr>
+        <w:t>i</w:t>
+      </w:r>
+      <w:proofErr w:type="spellEnd"/>
+      <w:proofErr w:type="gramStart"/>
+      <w:r>
+        <w:rPr>
+          <w:rFonts w:ascii="Consolas" w:eastAsia="굴림" w:hAnsi="Consolas" w:cs="굴림"/>
+          <w:color w:val="24292E"/>
+          <w:kern w:val="0"/>
+          <w:sz w:val="15"/>
+          <w:szCs w:val="17"/>
+        </w:rPr>
+        <w:t>].</w:t>
+      </w:r>
+      <w:proofErr w:type="spellStart"/>
+      <w:r>
+        <w:rPr>
+          <w:rFonts w:ascii="Consolas" w:eastAsia="굴림" w:hAnsi="Consolas" w:cs="굴림"/>
+          <w:color w:val="6F42C1"/>
+          <w:kern w:val="0"/>
+          <w:sz w:val="15"/>
+          <w:szCs w:val="17"/>
+        </w:rPr>
+        <w:t>RangeType</w:t>
+      </w:r>
+      <w:proofErr w:type="spellEnd"/>
+      <w:proofErr w:type="gramEnd"/>
+      <w:r>
+        <w:rPr>
+          <w:rFonts w:ascii="Consolas" w:eastAsia="굴림" w:hAnsi="Consolas" w:cs="굴림"/>
+          <w:color w:val="24292E"/>
+          <w:kern w:val="0"/>
+          <w:sz w:val="15"/>
+          <w:szCs w:val="17"/>
+        </w:rPr>
+        <w:t xml:space="preserve"> </w:t>
+      </w:r>
+      <w:r>
+        <w:rPr>
+          <w:rFonts w:ascii="Consolas" w:eastAsia="굴림" w:hAnsi="Consolas" w:cs="굴림"/>
+          <w:color w:val="24292E"/>
+          <w:kern w:val="0"/>
+          <w:sz w:val="15"/>
+          <w:szCs w:val="17"/>
+        </w:rPr>
+        <w:t>=</w:t>
+      </w:r>
+      <w:r>
+        <w:rPr>
+          <w:rFonts w:ascii="Consolas" w:eastAsia="굴림" w:hAnsi="Consolas" w:cs="굴림"/>
+          <w:color w:val="24292E"/>
+          <w:kern w:val="0"/>
+          <w:sz w:val="15"/>
+          <w:szCs w:val="17"/>
+        </w:rPr>
+        <w:t xml:space="preserve"> </w:t>
+      </w:r>
+      <w:r>
+        <w:rPr>
+          <w:rFonts w:ascii="Consolas" w:eastAsia="굴림" w:hAnsi="Consolas" w:cs="굴림"/>
+          <w:color w:val="6F42C1"/>
+          <w:kern w:val="0"/>
+          <w:sz w:val="15"/>
+          <w:szCs w:val="17"/>
+        </w:rPr>
+        <w:t>D3D12_DESCRIPTOR_RANGE_TYPE_SRV</w:t>
+      </w:r>
+      <w:r>
+        <w:rPr>
+          <w:rFonts w:ascii="Consolas" w:eastAsia="굴림" w:hAnsi="Consolas" w:cs="굴림"/>
+          <w:color w:val="24292E"/>
+          <w:kern w:val="0"/>
+          <w:sz w:val="15"/>
+          <w:szCs w:val="17"/>
+        </w:rPr>
+        <w:t>;</w:t>
+      </w:r>
+    </w:p>
+    <w:p>
+      <w:pPr>
+        <w:widowControl/>
+        <w:shd w:val="clear" w:color="auto" w:fill="FFFFFF"/>
+        <w:autoSpaceDE/>
+        <w:autoSpaceDN/>
+        <w:spacing w:after="0" w:line="300" w:lineRule="atLeast"/>
+        <w:ind w:leftChars="100" w:left="200"/>
+        <w:jc w:val="left"/>
+        <w:rPr>
+          <w:rFonts w:ascii="Consolas" w:eastAsia="굴림" w:hAnsi="Consolas" w:cs="굴림"/>
+          <w:color w:val="24292E"/>
+          <w:kern w:val="0"/>
+          <w:sz w:val="15"/>
+          <w:szCs w:val="17"/>
+        </w:rPr>
+      </w:pPr>
+      <w:r>
+        <w:rPr>
+          <w:rFonts w:ascii="Consolas" w:eastAsia="굴림" w:hAnsi="Consolas" w:cs="굴림"/>
+          <w:color w:val="6F42C1"/>
+          <w:kern w:val="0"/>
+          <w:sz w:val="15"/>
+          <w:szCs w:val="17"/>
+        </w:rPr>
+        <w:t>d3dDescriptorRanges</w:t>
+      </w:r>
+      <w:r>
+        <w:rPr>
+          <w:rFonts w:ascii="Consolas" w:eastAsia="굴림" w:hAnsi="Consolas" w:cs="굴림"/>
+          <w:color w:val="24292E"/>
+          <w:kern w:val="0"/>
+          <w:sz w:val="15"/>
+          <w:szCs w:val="17"/>
+        </w:rPr>
+        <w:t>[</w:t>
+      </w:r>
+      <w:proofErr w:type="spellStart"/>
+      <w:r>
+        <w:rPr>
+          <w:rFonts w:ascii="Consolas" w:eastAsia="굴림" w:hAnsi="Consolas" w:cs="굴림"/>
+          <w:color w:val="6F42C1"/>
+          <w:kern w:val="0"/>
+          <w:sz w:val="15"/>
+          <w:szCs w:val="17"/>
+        </w:rPr>
+        <w:t>i</w:t>
+      </w:r>
+      <w:proofErr w:type="spellEnd"/>
+      <w:proofErr w:type="gramStart"/>
+      <w:r>
+        <w:rPr>
+          <w:rFonts w:ascii="Consolas" w:eastAsia="굴림" w:hAnsi="Consolas" w:cs="굴림"/>
+          <w:color w:val="24292E"/>
+          <w:kern w:val="0"/>
+          <w:sz w:val="15"/>
+          <w:szCs w:val="17"/>
+        </w:rPr>
+        <w:t>].</w:t>
+      </w:r>
+      <w:proofErr w:type="spellStart"/>
+      <w:r>
+        <w:rPr>
+          <w:rFonts w:ascii="Consolas" w:eastAsia="굴림" w:hAnsi="Consolas" w:cs="굴림"/>
+          <w:color w:val="6F42C1"/>
+          <w:kern w:val="0"/>
+          <w:sz w:val="15"/>
+          <w:szCs w:val="17"/>
+        </w:rPr>
+        <w:t>NumDescriptors</w:t>
+      </w:r>
+      <w:proofErr w:type="spellEnd"/>
+      <w:proofErr w:type="gramEnd"/>
+      <w:r>
+        <w:rPr>
+          <w:rFonts w:ascii="Consolas" w:eastAsia="굴림" w:hAnsi="Consolas" w:cs="굴림"/>
+          <w:color w:val="24292E"/>
+          <w:kern w:val="0"/>
+          <w:sz w:val="15"/>
+          <w:szCs w:val="17"/>
+        </w:rPr>
+        <w:t xml:space="preserve"> </w:t>
+      </w:r>
+      <w:r>
+        <w:rPr>
+          <w:rFonts w:ascii="Consolas" w:eastAsia="굴림" w:hAnsi="Consolas" w:cs="굴림"/>
+          <w:color w:val="24292E"/>
+          <w:kern w:val="0"/>
+          <w:sz w:val="15"/>
+          <w:szCs w:val="17"/>
+        </w:rPr>
+        <w:t>=</w:t>
+      </w:r>
+      <w:r>
+        <w:rPr>
+          <w:rFonts w:ascii="Consolas" w:eastAsia="굴림" w:hAnsi="Consolas" w:cs="굴림"/>
+          <w:color w:val="24292E"/>
+          <w:kern w:val="0"/>
+          <w:sz w:val="15"/>
+          <w:szCs w:val="17"/>
+        </w:rPr>
+        <w:t xml:space="preserve"> </w:t>
+      </w:r>
+      <w:r>
+        <w:rPr>
+          <w:rFonts w:ascii="Consolas" w:eastAsia="굴림" w:hAnsi="Consolas" w:cs="굴림"/>
+          <w:color w:val="24292E"/>
+          <w:kern w:val="0"/>
+          <w:sz w:val="15"/>
+          <w:szCs w:val="17"/>
+        </w:rPr>
+        <w:t>1</w:t>
+      </w:r>
+      <w:r>
+        <w:rPr>
+          <w:rFonts w:ascii="Consolas" w:eastAsia="굴림" w:hAnsi="Consolas" w:cs="굴림"/>
+          <w:color w:val="24292E"/>
+          <w:kern w:val="0"/>
+          <w:sz w:val="15"/>
+          <w:szCs w:val="17"/>
+        </w:rPr>
+        <w:t xml:space="preserve">; </w:t>
+      </w:r>
+    </w:p>
+    <w:p>
+      <w:pPr>
+        <w:widowControl/>
+        <w:shd w:val="clear" w:color="auto" w:fill="FFFFFF"/>
+        <w:autoSpaceDE/>
+        <w:autoSpaceDN/>
+        <w:spacing w:after="0" w:line="300" w:lineRule="atLeast"/>
+        <w:ind w:leftChars="100" w:left="200"/>
+        <w:jc w:val="left"/>
+        <w:rPr>
+          <w:rFonts w:ascii="Consolas" w:eastAsia="굴림" w:hAnsi="Consolas" w:cs="굴림"/>
+          <w:color w:val="24292E"/>
+          <w:kern w:val="0"/>
+          <w:sz w:val="15"/>
+          <w:szCs w:val="17"/>
+        </w:rPr>
+      </w:pPr>
+      <w:r>
+        <w:rPr>
+          <w:rFonts w:ascii="Consolas" w:eastAsia="굴림" w:hAnsi="Consolas" w:cs="굴림"/>
+          <w:color w:val="6F42C1"/>
+          <w:kern w:val="0"/>
+          <w:sz w:val="15"/>
+          <w:szCs w:val="17"/>
+        </w:rPr>
+        <w:t>d3dDescriptorRanges</w:t>
+      </w:r>
+      <w:r>
+        <w:rPr>
+          <w:rFonts w:ascii="Consolas" w:eastAsia="굴림" w:hAnsi="Consolas" w:cs="굴림"/>
+          <w:color w:val="24292E"/>
+          <w:kern w:val="0"/>
+          <w:sz w:val="15"/>
+          <w:szCs w:val="17"/>
+        </w:rPr>
+        <w:t>[</w:t>
+      </w:r>
+      <w:proofErr w:type="spellStart"/>
+      <w:r>
+        <w:rPr>
+          <w:rFonts w:ascii="Consolas" w:eastAsia="굴림" w:hAnsi="Consolas" w:cs="굴림"/>
+          <w:color w:val="6F42C1"/>
+          <w:kern w:val="0"/>
+          <w:sz w:val="15"/>
+          <w:szCs w:val="17"/>
+        </w:rPr>
+        <w:t>i</w:t>
+      </w:r>
+      <w:proofErr w:type="spellEnd"/>
+      <w:proofErr w:type="gramStart"/>
+      <w:r>
+        <w:rPr>
+          <w:rFonts w:ascii="Consolas" w:eastAsia="굴림" w:hAnsi="Consolas" w:cs="굴림"/>
+          <w:color w:val="24292E"/>
+          <w:kern w:val="0"/>
+          <w:sz w:val="15"/>
+          <w:szCs w:val="17"/>
+        </w:rPr>
+        <w:t>].</w:t>
+      </w:r>
+      <w:proofErr w:type="spellStart"/>
+      <w:r>
+        <w:rPr>
+          <w:rFonts w:ascii="Consolas" w:eastAsia="굴림" w:hAnsi="Consolas" w:cs="굴림"/>
+          <w:color w:val="6F42C1"/>
+          <w:kern w:val="0"/>
+          <w:sz w:val="15"/>
+          <w:szCs w:val="17"/>
+        </w:rPr>
+        <w:t>BaseShaderRegister</w:t>
+      </w:r>
+      <w:proofErr w:type="spellEnd"/>
+      <w:proofErr w:type="gramEnd"/>
+      <w:r>
+        <w:rPr>
+          <w:rFonts w:ascii="Consolas" w:eastAsia="굴림" w:hAnsi="Consolas" w:cs="굴림"/>
+          <w:color w:val="24292E"/>
+          <w:kern w:val="0"/>
+          <w:sz w:val="15"/>
+          <w:szCs w:val="17"/>
+        </w:rPr>
+        <w:t xml:space="preserve"> </w:t>
+      </w:r>
+      <w:r>
+        <w:rPr>
+          <w:rFonts w:ascii="Consolas" w:eastAsia="굴림" w:hAnsi="Consolas" w:cs="굴림"/>
+          <w:color w:val="24292E"/>
+          <w:kern w:val="0"/>
+          <w:sz w:val="15"/>
+          <w:szCs w:val="17"/>
+        </w:rPr>
+        <w:t>=</w:t>
+      </w:r>
+      <w:r>
+        <w:rPr>
+          <w:rFonts w:ascii="Consolas" w:eastAsia="굴림" w:hAnsi="Consolas" w:cs="굴림"/>
+          <w:color w:val="24292E"/>
+          <w:kern w:val="0"/>
+          <w:sz w:val="15"/>
+          <w:szCs w:val="17"/>
+        </w:rPr>
+        <w:t xml:space="preserve"> </w:t>
+      </w:r>
+      <w:proofErr w:type="spellStart"/>
+      <w:r>
+        <w:rPr>
+          <w:rFonts w:ascii="Consolas" w:eastAsia="굴림" w:hAnsi="Consolas" w:cs="굴림"/>
+          <w:color w:val="6F42C1"/>
+          <w:kern w:val="0"/>
+          <w:sz w:val="15"/>
+          <w:szCs w:val="17"/>
+        </w:rPr>
+        <w:t>i</w:t>
+      </w:r>
+      <w:proofErr w:type="spellEnd"/>
+      <w:r>
+        <w:rPr>
+          <w:rFonts w:ascii="Consolas" w:eastAsia="굴림" w:hAnsi="Consolas" w:cs="굴림"/>
+          <w:color w:val="24292E"/>
+          <w:kern w:val="0"/>
+          <w:sz w:val="15"/>
+          <w:szCs w:val="17"/>
+        </w:rPr>
+        <w:t xml:space="preserve">; </w:t>
+      </w:r>
+    </w:p>
+    <w:p>
+      <w:pPr>
+        <w:widowControl/>
+        <w:shd w:val="clear" w:color="auto" w:fill="FFFFFF"/>
+        <w:autoSpaceDE/>
+        <w:autoSpaceDN/>
+        <w:spacing w:after="0" w:line="300" w:lineRule="atLeast"/>
+        <w:ind w:leftChars="100" w:left="200"/>
+        <w:jc w:val="left"/>
+        <w:rPr>
+          <w:rFonts w:ascii="Consolas" w:eastAsia="굴림" w:hAnsi="Consolas" w:cs="굴림"/>
+          <w:color w:val="24292E"/>
+          <w:kern w:val="0"/>
+          <w:sz w:val="15"/>
+          <w:szCs w:val="17"/>
+        </w:rPr>
+      </w:pPr>
+      <w:r>
+        <w:rPr>
+          <w:rFonts w:ascii="Consolas" w:eastAsia="굴림" w:hAnsi="Consolas" w:cs="굴림"/>
+          <w:color w:val="6F42C1"/>
+          <w:kern w:val="0"/>
+          <w:sz w:val="15"/>
+          <w:szCs w:val="17"/>
+        </w:rPr>
+        <w:t>d3dDescriptorRanges</w:t>
+      </w:r>
+      <w:r>
+        <w:rPr>
+          <w:rFonts w:ascii="Consolas" w:eastAsia="굴림" w:hAnsi="Consolas" w:cs="굴림"/>
+          <w:color w:val="24292E"/>
+          <w:kern w:val="0"/>
+          <w:sz w:val="15"/>
+          <w:szCs w:val="17"/>
+        </w:rPr>
+        <w:t>[</w:t>
+      </w:r>
+      <w:proofErr w:type="spellStart"/>
+      <w:r>
+        <w:rPr>
+          <w:rFonts w:ascii="Consolas" w:eastAsia="굴림" w:hAnsi="Consolas" w:cs="굴림"/>
+          <w:color w:val="6F42C1"/>
+          <w:kern w:val="0"/>
+          <w:sz w:val="15"/>
+          <w:szCs w:val="17"/>
+        </w:rPr>
+        <w:t>i</w:t>
+      </w:r>
+      <w:proofErr w:type="spellEnd"/>
+      <w:proofErr w:type="gramStart"/>
+      <w:r>
+        <w:rPr>
+          <w:rFonts w:ascii="Consolas" w:eastAsia="굴림" w:hAnsi="Consolas" w:cs="굴림"/>
+          <w:color w:val="24292E"/>
+          <w:kern w:val="0"/>
+          <w:sz w:val="15"/>
+          <w:szCs w:val="17"/>
+        </w:rPr>
+        <w:t>].</w:t>
+      </w:r>
+      <w:proofErr w:type="spellStart"/>
+      <w:r>
+        <w:rPr>
+          <w:rFonts w:ascii="Consolas" w:eastAsia="굴림" w:hAnsi="Consolas" w:cs="굴림"/>
+          <w:color w:val="6F42C1"/>
+          <w:kern w:val="0"/>
+          <w:sz w:val="15"/>
+          <w:szCs w:val="17"/>
+        </w:rPr>
+        <w:t>RegisterSpace</w:t>
+      </w:r>
+      <w:proofErr w:type="spellEnd"/>
+      <w:proofErr w:type="gramEnd"/>
+      <w:r>
+        <w:rPr>
+          <w:rFonts w:ascii="Consolas" w:eastAsia="굴림" w:hAnsi="Consolas" w:cs="굴림"/>
+          <w:color w:val="24292E"/>
+          <w:kern w:val="0"/>
+          <w:sz w:val="15"/>
+          <w:szCs w:val="17"/>
+        </w:rPr>
+        <w:t xml:space="preserve"> </w:t>
+      </w:r>
+      <w:r>
+        <w:rPr>
+          <w:rFonts w:ascii="Consolas" w:eastAsia="굴림" w:hAnsi="Consolas" w:cs="굴림"/>
+          <w:color w:val="24292E"/>
+          <w:kern w:val="0"/>
+          <w:sz w:val="15"/>
+          <w:szCs w:val="17"/>
+        </w:rPr>
+        <w:t>=</w:t>
+      </w:r>
+      <w:r>
+        <w:rPr>
+          <w:rFonts w:ascii="Consolas" w:eastAsia="굴림" w:hAnsi="Consolas" w:cs="굴림"/>
+          <w:color w:val="24292E"/>
+          <w:kern w:val="0"/>
+          <w:sz w:val="15"/>
+          <w:szCs w:val="17"/>
+        </w:rPr>
+        <w:t xml:space="preserve"> </w:t>
+      </w:r>
+      <w:r>
+        <w:rPr>
+          <w:rFonts w:ascii="Consolas" w:eastAsia="굴림" w:hAnsi="Consolas" w:cs="굴림"/>
+          <w:color w:val="24292E"/>
+          <w:kern w:val="0"/>
+          <w:sz w:val="15"/>
+          <w:szCs w:val="17"/>
+        </w:rPr>
+        <w:t>0</w:t>
+      </w:r>
+      <w:r>
+        <w:rPr>
+          <w:rFonts w:ascii="Consolas" w:eastAsia="굴림" w:hAnsi="Consolas" w:cs="굴림"/>
+          <w:color w:val="24292E"/>
+          <w:kern w:val="0"/>
+          <w:sz w:val="15"/>
+          <w:szCs w:val="17"/>
+        </w:rPr>
+        <w:t>;</w:t>
+      </w:r>
+    </w:p>
+    <w:p>
+      <w:pPr>
+        <w:widowControl/>
+        <w:shd w:val="clear" w:color="auto" w:fill="FFFFFF"/>
+        <w:autoSpaceDE/>
+        <w:autoSpaceDN/>
+        <w:spacing w:after="0" w:line="300" w:lineRule="atLeast"/>
+        <w:ind w:leftChars="100" w:left="200"/>
+        <w:jc w:val="left"/>
+        <w:rPr>
+          <w:rFonts w:ascii="Consolas" w:eastAsia="굴림" w:hAnsi="Consolas" w:cs="굴림"/>
+          <w:color w:val="24292E"/>
+          <w:kern w:val="0"/>
+          <w:sz w:val="15"/>
+          <w:szCs w:val="17"/>
+        </w:rPr>
+      </w:pPr>
+      <w:r>
+        <w:rPr>
+          <w:rFonts w:ascii="Consolas" w:eastAsia="굴림" w:hAnsi="Consolas" w:cs="굴림"/>
+          <w:color w:val="6F42C1"/>
+          <w:kern w:val="0"/>
+          <w:sz w:val="15"/>
+          <w:szCs w:val="17"/>
+        </w:rPr>
+        <w:t>d3dDescriptorRanges</w:t>
+      </w:r>
+      <w:r>
+        <w:rPr>
+          <w:rFonts w:ascii="Consolas" w:eastAsia="굴림" w:hAnsi="Consolas" w:cs="굴림"/>
+          <w:color w:val="24292E"/>
+          <w:kern w:val="0"/>
+          <w:sz w:val="15"/>
+          <w:szCs w:val="17"/>
+        </w:rPr>
+        <w:t>[</w:t>
+      </w:r>
+      <w:proofErr w:type="spellStart"/>
+      <w:r>
+        <w:rPr>
+          <w:rFonts w:ascii="Consolas" w:eastAsia="굴림" w:hAnsi="Consolas" w:cs="굴림"/>
+          <w:color w:val="6F42C1"/>
+          <w:kern w:val="0"/>
+          <w:sz w:val="15"/>
+          <w:szCs w:val="17"/>
+        </w:rPr>
+        <w:t>i</w:t>
+      </w:r>
+      <w:proofErr w:type="spellEnd"/>
+      <w:proofErr w:type="gramStart"/>
+      <w:r>
+        <w:rPr>
+          <w:rFonts w:ascii="Consolas" w:eastAsia="굴림" w:hAnsi="Consolas" w:cs="굴림"/>
+          <w:color w:val="24292E"/>
+          <w:kern w:val="0"/>
+          <w:sz w:val="15"/>
+          <w:szCs w:val="17"/>
+        </w:rPr>
+        <w:t>].</w:t>
+      </w:r>
+      <w:proofErr w:type="spellStart"/>
+      <w:r>
+        <w:rPr>
+          <w:rFonts w:ascii="Consolas" w:eastAsia="굴림" w:hAnsi="Consolas" w:cs="굴림"/>
+          <w:color w:val="6F42C1"/>
+          <w:kern w:val="0"/>
+          <w:sz w:val="15"/>
+          <w:szCs w:val="17"/>
+        </w:rPr>
+        <w:t>OffsetInDescriptorsFromTableStart</w:t>
+      </w:r>
+      <w:proofErr w:type="spellEnd"/>
+      <w:proofErr w:type="gramEnd"/>
+      <w:r>
+        <w:rPr>
+          <w:rFonts w:ascii="Consolas" w:eastAsia="굴림" w:hAnsi="Consolas" w:cs="굴림"/>
+          <w:color w:val="24292E"/>
+          <w:kern w:val="0"/>
+          <w:sz w:val="15"/>
+          <w:szCs w:val="17"/>
+        </w:rPr>
+        <w:t xml:space="preserve"> </w:t>
+      </w:r>
+      <w:r>
+        <w:rPr>
+          <w:rFonts w:ascii="Consolas" w:eastAsia="굴림" w:hAnsi="Consolas" w:cs="굴림"/>
+          <w:color w:val="24292E"/>
+          <w:kern w:val="0"/>
+          <w:sz w:val="15"/>
+          <w:szCs w:val="17"/>
+        </w:rPr>
+        <w:t>=</w:t>
+      </w:r>
+      <w:r>
+        <w:rPr>
+          <w:rFonts w:ascii="Consolas" w:eastAsia="굴림" w:hAnsi="Consolas" w:cs="굴림"/>
+          <w:color w:val="24292E"/>
+          <w:kern w:val="0"/>
+          <w:sz w:val="15"/>
+          <w:szCs w:val="17"/>
+        </w:rPr>
+        <w:t xml:space="preserve"> </w:t>
+      </w:r>
+      <w:r>
+        <w:rPr>
+          <w:rFonts w:ascii="Consolas" w:eastAsia="굴림" w:hAnsi="Consolas" w:cs="굴림"/>
+          <w:color w:val="6F42C1"/>
+          <w:kern w:val="0"/>
+          <w:sz w:val="15"/>
+          <w:szCs w:val="17"/>
+        </w:rPr>
+        <w:t>D3D12_DESCRIPTOR_RANGE_OFFSET_APPEND</w:t>
+      </w:r>
+      <w:r>
+        <w:rPr>
+          <w:rFonts w:ascii="Consolas" w:eastAsia="굴림" w:hAnsi="Consolas" w:cs="굴림"/>
+          <w:color w:val="24292E"/>
+          <w:kern w:val="0"/>
+          <w:sz w:val="15"/>
+          <w:szCs w:val="17"/>
+        </w:rPr>
+        <w:t>;</w:t>
+      </w:r>
+    </w:p>
+    <w:p>
+      <w:pPr>
+        <w:widowControl/>
+        <w:shd w:val="clear" w:color="auto" w:fill="FFFFFF"/>
+        <w:autoSpaceDE/>
+        <w:autoSpaceDN/>
+        <w:spacing w:after="0" w:line="300" w:lineRule="atLeast"/>
+        <w:jc w:val="left"/>
+        <w:rPr>
+          <w:rFonts w:ascii="Consolas" w:eastAsia="굴림" w:hAnsi="Consolas" w:cs="굴림"/>
+          <w:color w:val="24292E"/>
+          <w:kern w:val="0"/>
+          <w:sz w:val="15"/>
+          <w:szCs w:val="17"/>
+        </w:rPr>
+      </w:pPr>
+      <w:r>
+        <w:rPr>
+          <w:rFonts w:ascii="Consolas" w:eastAsia="굴림" w:hAnsi="Consolas" w:cs="굴림"/>
+          <w:color w:val="24292E"/>
+          <w:kern w:val="0"/>
+          <w:sz w:val="15"/>
+          <w:szCs w:val="17"/>
+        </w:rPr>
+        <w:t>}</w:t>
+      </w:r>
+    </w:p>
+    <w:p>
+      <w:pPr>
+        <w:widowControl/>
+        <w:shd w:val="clear" w:color="auto" w:fill="FFFFFF"/>
+        <w:autoSpaceDE/>
+        <w:autoSpaceDN/>
+        <w:spacing w:after="0" w:line="300" w:lineRule="atLeast"/>
+        <w:jc w:val="left"/>
+        <w:rPr>
+          <w:rFonts w:ascii="Consolas" w:eastAsia="굴림" w:hAnsi="Consolas" w:cs="굴림"/>
+          <w:color w:val="24292E"/>
+          <w:kern w:val="0"/>
+          <w:sz w:val="17"/>
+          <w:szCs w:val="17"/>
+        </w:rPr>
+      </w:pPr>
+      <w:r>
+        <w:rPr>
+          <w:rFonts w:ascii="Consolas" w:eastAsia="굴림" w:hAnsi="Consolas" w:cs="굴림" w:hint="eastAsia"/>
+          <w:color w:val="24292E"/>
+          <w:kern w:val="0"/>
+          <w:sz w:val="17"/>
+          <w:szCs w:val="17"/>
+        </w:rPr>
+        <w:t>/</w:t>
+      </w:r>
+      <w:r>
+        <w:rPr>
+          <w:rFonts w:ascii="Consolas" w:eastAsia="굴림" w:hAnsi="Consolas" w:cs="굴림"/>
+          <w:color w:val="24292E"/>
+          <w:kern w:val="0"/>
+          <w:sz w:val="17"/>
+          <w:szCs w:val="17"/>
+        </w:rPr>
+        <w:t>/-----------------------------------------------------------------------------------------</w:t>
+      </w:r>
+    </w:p>
+    <w:p>
+      <w:pPr>
+        <w:widowControl/>
+        <w:shd w:val="clear" w:color="auto" w:fill="FFFFFF"/>
+        <w:autoSpaceDE/>
+        <w:autoSpaceDN/>
+        <w:spacing w:after="0" w:line="300" w:lineRule="atLeast"/>
+        <w:jc w:val="left"/>
+        <w:rPr>
+          <w:rFonts w:ascii="Consolas" w:eastAsia="굴림" w:hAnsi="Consolas" w:cs="굴림"/>
+          <w:color w:val="24292E"/>
+          <w:kern w:val="0"/>
+          <w:sz w:val="15"/>
+          <w:szCs w:val="17"/>
+        </w:rPr>
+      </w:pPr>
+      <w:r>
+        <w:rPr>
+          <w:rFonts w:ascii="Consolas" w:eastAsia="굴림" w:hAnsi="Consolas" w:cs="굴림"/>
+          <w:color w:val="D73A49"/>
+          <w:kern w:val="0"/>
+          <w:sz w:val="15"/>
+          <w:szCs w:val="17"/>
+        </w:rPr>
+        <w:t>for</w:t>
+      </w:r>
+      <w:r>
+        <w:rPr>
+          <w:rFonts w:ascii="Consolas" w:eastAsia="굴림" w:hAnsi="Consolas" w:cs="굴림"/>
+          <w:color w:val="24292E"/>
+          <w:kern w:val="0"/>
+          <w:sz w:val="15"/>
+          <w:szCs w:val="17"/>
+        </w:rPr>
+        <w:t xml:space="preserve"> (</w:t>
+      </w:r>
+      <w:r>
+        <w:rPr>
+          <w:rFonts w:ascii="Consolas" w:eastAsia="굴림" w:hAnsi="Consolas" w:cs="굴림"/>
+          <w:color w:val="D73A49"/>
+          <w:kern w:val="0"/>
+          <w:sz w:val="15"/>
+          <w:szCs w:val="17"/>
+        </w:rPr>
+        <w:t>int</w:t>
+      </w:r>
+      <w:r>
+        <w:rPr>
+          <w:rFonts w:ascii="Consolas" w:eastAsia="굴림" w:hAnsi="Consolas" w:cs="굴림"/>
+          <w:color w:val="24292E"/>
+          <w:kern w:val="0"/>
+          <w:sz w:val="15"/>
+          <w:szCs w:val="17"/>
+        </w:rPr>
+        <w:t xml:space="preserve"> </w:t>
+      </w:r>
+      <w:proofErr w:type="spellStart"/>
+      <w:r>
+        <w:rPr>
+          <w:rFonts w:ascii="Consolas" w:eastAsia="굴림" w:hAnsi="Consolas" w:cs="굴림"/>
+          <w:color w:val="6F42C1"/>
+          <w:kern w:val="0"/>
+          <w:sz w:val="15"/>
+          <w:szCs w:val="17"/>
+        </w:rPr>
+        <w:t>i</w:t>
+      </w:r>
+      <w:proofErr w:type="spellEnd"/>
+      <w:r>
+        <w:rPr>
+          <w:rFonts w:ascii="Consolas" w:eastAsia="굴림" w:hAnsi="Consolas" w:cs="굴림"/>
+          <w:color w:val="24292E"/>
+          <w:kern w:val="0"/>
+          <w:sz w:val="15"/>
+          <w:szCs w:val="17"/>
+        </w:rPr>
+        <w:t xml:space="preserve"> </w:t>
+      </w:r>
+      <w:r>
+        <w:rPr>
+          <w:rFonts w:ascii="Consolas" w:eastAsia="굴림" w:hAnsi="Consolas" w:cs="굴림"/>
+          <w:color w:val="24292E"/>
+          <w:kern w:val="0"/>
+          <w:sz w:val="15"/>
+          <w:szCs w:val="17"/>
+        </w:rPr>
+        <w:t>=</w:t>
+      </w:r>
+      <w:r>
+        <w:rPr>
+          <w:rFonts w:ascii="Consolas" w:eastAsia="굴림" w:hAnsi="Consolas" w:cs="굴림"/>
+          <w:color w:val="24292E"/>
+          <w:kern w:val="0"/>
+          <w:sz w:val="15"/>
+          <w:szCs w:val="17"/>
+        </w:rPr>
+        <w:t xml:space="preserve"> </w:t>
+      </w:r>
+      <w:r>
+        <w:rPr>
+          <w:rFonts w:ascii="Consolas" w:eastAsia="굴림" w:hAnsi="Consolas" w:cs="굴림"/>
+          <w:color w:val="24292E"/>
+          <w:kern w:val="0"/>
+          <w:sz w:val="15"/>
+          <w:szCs w:val="17"/>
+        </w:rPr>
+        <w:t>0</w:t>
+      </w:r>
+      <w:r>
+        <w:rPr>
+          <w:rFonts w:ascii="Consolas" w:eastAsia="굴림" w:hAnsi="Consolas" w:cs="굴림"/>
+          <w:color w:val="24292E"/>
+          <w:kern w:val="0"/>
+          <w:sz w:val="15"/>
+          <w:szCs w:val="17"/>
+        </w:rPr>
+        <w:t xml:space="preserve">; </w:t>
+      </w:r>
+      <w:proofErr w:type="spellStart"/>
+      <w:r>
+        <w:rPr>
+          <w:rFonts w:ascii="Consolas" w:eastAsia="굴림" w:hAnsi="Consolas" w:cs="굴림"/>
+          <w:color w:val="6F42C1"/>
+          <w:kern w:val="0"/>
+          <w:sz w:val="15"/>
+          <w:szCs w:val="17"/>
+        </w:rPr>
+        <w:t>i</w:t>
+      </w:r>
+      <w:proofErr w:type="spellEnd"/>
+      <w:r>
+        <w:rPr>
+          <w:rFonts w:ascii="Consolas" w:eastAsia="굴림" w:hAnsi="Consolas" w:cs="굴림"/>
+          <w:color w:val="24292E"/>
+          <w:kern w:val="0"/>
+          <w:sz w:val="15"/>
+          <w:szCs w:val="17"/>
+        </w:rPr>
+        <w:t xml:space="preserve"> </w:t>
+      </w:r>
+      <w:r>
+        <w:rPr>
+          <w:rFonts w:ascii="Consolas" w:eastAsia="굴림" w:hAnsi="Consolas" w:cs="굴림"/>
+          <w:color w:val="24292E"/>
+          <w:kern w:val="0"/>
+          <w:sz w:val="15"/>
+          <w:szCs w:val="17"/>
+        </w:rPr>
+        <w:t>&lt;</w:t>
+      </w:r>
+      <w:r>
+        <w:rPr>
+          <w:rFonts w:ascii="Consolas" w:eastAsia="굴림" w:hAnsi="Consolas" w:cs="굴림"/>
+          <w:color w:val="24292E"/>
+          <w:kern w:val="0"/>
+          <w:sz w:val="15"/>
+          <w:szCs w:val="17"/>
+        </w:rPr>
+        <w:t xml:space="preserve"> </w:t>
+      </w:r>
+      <w:r>
+        <w:rPr>
+          <w:rFonts w:ascii="Consolas" w:eastAsia="굴림" w:hAnsi="Consolas" w:cs="굴림"/>
+          <w:color w:val="24292E"/>
+          <w:kern w:val="0"/>
+          <w:sz w:val="15"/>
+          <w:szCs w:val="17"/>
+        </w:rPr>
+        <w:t>4</w:t>
+      </w:r>
+      <w:r>
+        <w:rPr>
+          <w:rFonts w:ascii="Consolas" w:eastAsia="굴림" w:hAnsi="Consolas" w:cs="굴림"/>
+          <w:color w:val="24292E"/>
+          <w:kern w:val="0"/>
+          <w:sz w:val="15"/>
+          <w:szCs w:val="17"/>
+        </w:rPr>
+        <w:t xml:space="preserve">; </w:t>
+      </w:r>
+      <w:r>
+        <w:rPr>
+          <w:rFonts w:ascii="Consolas" w:eastAsia="굴림" w:hAnsi="Consolas" w:cs="굴림"/>
+          <w:color w:val="24292E"/>
+          <w:kern w:val="0"/>
+          <w:sz w:val="15"/>
+          <w:szCs w:val="17"/>
+        </w:rPr>
+        <w:t>++</w:t>
+      </w:r>
+      <w:proofErr w:type="spellStart"/>
+      <w:r>
+        <w:rPr>
+          <w:rFonts w:ascii="Consolas" w:eastAsia="굴림" w:hAnsi="Consolas" w:cs="굴림"/>
+          <w:color w:val="6F42C1"/>
+          <w:kern w:val="0"/>
+          <w:sz w:val="15"/>
+          <w:szCs w:val="17"/>
+        </w:rPr>
+        <w:t>i</w:t>
+      </w:r>
+      <w:proofErr w:type="spellEnd"/>
+      <w:r>
+        <w:rPr>
+          <w:rFonts w:ascii="Consolas" w:eastAsia="굴림" w:hAnsi="Consolas" w:cs="굴림"/>
+          <w:color w:val="24292E"/>
+          <w:kern w:val="0"/>
+          <w:sz w:val="15"/>
+          <w:szCs w:val="17"/>
+        </w:rPr>
+        <w:t>)</w:t>
+      </w:r>
+    </w:p>
+    <w:p>
+      <w:pPr>
+        <w:widowControl/>
+        <w:shd w:val="clear" w:color="auto" w:fill="FFFFFF"/>
+        <w:autoSpaceDE/>
+        <w:autoSpaceDN/>
+        <w:spacing w:after="0" w:line="300" w:lineRule="atLeast"/>
+        <w:jc w:val="left"/>
+        <w:rPr>
+          <w:rFonts w:ascii="Consolas" w:eastAsia="굴림" w:hAnsi="Consolas" w:cs="굴림"/>
+          <w:color w:val="24292E"/>
+          <w:kern w:val="0"/>
+          <w:sz w:val="15"/>
+          <w:szCs w:val="17"/>
+        </w:rPr>
+      </w:pPr>
+      <w:r>
+        <w:rPr>
+          <w:rFonts w:ascii="Consolas" w:eastAsia="굴림" w:hAnsi="Consolas" w:cs="굴림"/>
+          <w:color w:val="24292E"/>
+          <w:kern w:val="0"/>
+          <w:sz w:val="15"/>
+          <w:szCs w:val="17"/>
+        </w:rPr>
+        <w:t>{</w:t>
+      </w:r>
+    </w:p>
+    <w:p>
+      <w:pPr>
+        <w:widowControl/>
+        <w:shd w:val="clear" w:color="auto" w:fill="FFFFFF"/>
+        <w:autoSpaceDE/>
+        <w:autoSpaceDN/>
+        <w:spacing w:after="0" w:line="300" w:lineRule="atLeast"/>
+        <w:ind w:leftChars="100" w:left="200"/>
+        <w:jc w:val="left"/>
+        <w:rPr>
+          <w:rFonts w:ascii="Consolas" w:eastAsia="굴림" w:hAnsi="Consolas" w:cs="굴림"/>
+          <w:color w:val="24292E"/>
+          <w:kern w:val="0"/>
+          <w:sz w:val="15"/>
+          <w:szCs w:val="17"/>
+        </w:rPr>
+      </w:pPr>
+      <w:r>
+        <w:rPr>
+          <w:rFonts w:ascii="Consolas" w:eastAsia="굴림" w:hAnsi="Consolas" w:cs="굴림"/>
+          <w:color w:val="6F42C1"/>
+          <w:kern w:val="0"/>
+          <w:sz w:val="15"/>
+          <w:szCs w:val="17"/>
+        </w:rPr>
+        <w:t>d3</w:t>
+      </w:r>
+      <w:proofErr w:type="gramStart"/>
+      <w:r>
+        <w:rPr>
+          <w:rFonts w:ascii="Consolas" w:eastAsia="굴림" w:hAnsi="Consolas" w:cs="굴림"/>
+          <w:color w:val="6F42C1"/>
+          <w:kern w:val="0"/>
+          <w:sz w:val="15"/>
+          <w:szCs w:val="17"/>
+        </w:rPr>
+        <w:t>dRootParameters</w:t>
+      </w:r>
+      <w:r>
+        <w:rPr>
+          <w:rFonts w:ascii="Consolas" w:eastAsia="굴림" w:hAnsi="Consolas" w:cs="굴림"/>
+          <w:color w:val="24292E"/>
+          <w:kern w:val="0"/>
+          <w:sz w:val="15"/>
+          <w:szCs w:val="17"/>
+        </w:rPr>
+        <w:t>[</w:t>
+      </w:r>
+      <w:proofErr w:type="gramEnd"/>
+      <w:r>
+        <w:rPr>
+          <w:rFonts w:ascii="Consolas" w:eastAsia="굴림" w:hAnsi="Consolas" w:cs="굴림"/>
+          <w:color w:val="24292E"/>
+          <w:kern w:val="0"/>
+          <w:sz w:val="15"/>
+          <w:szCs w:val="17"/>
+        </w:rPr>
+        <w:t>4</w:t>
+      </w:r>
+      <w:r>
+        <w:rPr>
+          <w:rFonts w:ascii="Consolas" w:eastAsia="굴림" w:hAnsi="Consolas" w:cs="굴림"/>
+          <w:color w:val="24292E"/>
+          <w:kern w:val="0"/>
+          <w:sz w:val="15"/>
+          <w:szCs w:val="17"/>
+        </w:rPr>
+        <w:t xml:space="preserve"> </w:t>
+      </w:r>
+      <w:r>
+        <w:rPr>
+          <w:rFonts w:ascii="Consolas" w:eastAsia="굴림" w:hAnsi="Consolas" w:cs="굴림"/>
+          <w:color w:val="24292E"/>
+          <w:kern w:val="0"/>
+          <w:sz w:val="15"/>
+          <w:szCs w:val="17"/>
+        </w:rPr>
+        <w:t>+</w:t>
+      </w:r>
+      <w:r>
+        <w:rPr>
+          <w:rFonts w:ascii="Consolas" w:eastAsia="굴림" w:hAnsi="Consolas" w:cs="굴림"/>
+          <w:color w:val="24292E"/>
+          <w:kern w:val="0"/>
+          <w:sz w:val="15"/>
+          <w:szCs w:val="17"/>
+        </w:rPr>
+        <w:t xml:space="preserve"> </w:t>
+      </w:r>
+      <w:proofErr w:type="spellStart"/>
+      <w:r>
+        <w:rPr>
+          <w:rFonts w:ascii="Consolas" w:eastAsia="굴림" w:hAnsi="Consolas" w:cs="굴림"/>
+          <w:color w:val="6F42C1"/>
+          <w:kern w:val="0"/>
+          <w:sz w:val="15"/>
+          <w:szCs w:val="17"/>
+        </w:rPr>
+        <w:t>i</w:t>
+      </w:r>
+      <w:proofErr w:type="spellEnd"/>
+      <w:r>
+        <w:rPr>
+          <w:rFonts w:ascii="Consolas" w:eastAsia="굴림" w:hAnsi="Consolas" w:cs="굴림"/>
+          <w:color w:val="24292E"/>
+          <w:kern w:val="0"/>
+          <w:sz w:val="15"/>
+          <w:szCs w:val="17"/>
+        </w:rPr>
+        <w:t>].</w:t>
+      </w:r>
+      <w:proofErr w:type="spellStart"/>
+      <w:r>
+        <w:rPr>
+          <w:rFonts w:ascii="Consolas" w:eastAsia="굴림" w:hAnsi="Consolas" w:cs="굴림"/>
+          <w:color w:val="6F42C1"/>
+          <w:kern w:val="0"/>
+          <w:sz w:val="15"/>
+          <w:szCs w:val="17"/>
+        </w:rPr>
+        <w:t>ParameterType</w:t>
+      </w:r>
+      <w:proofErr w:type="spellEnd"/>
+      <w:r>
+        <w:rPr>
+          <w:rFonts w:ascii="Consolas" w:eastAsia="굴림" w:hAnsi="Consolas" w:cs="굴림"/>
+          <w:color w:val="24292E"/>
+          <w:kern w:val="0"/>
+          <w:sz w:val="15"/>
+          <w:szCs w:val="17"/>
+        </w:rPr>
+        <w:t xml:space="preserve"> </w:t>
+      </w:r>
+      <w:r>
+        <w:rPr>
+          <w:rFonts w:ascii="Consolas" w:eastAsia="굴림" w:hAnsi="Consolas" w:cs="굴림"/>
+          <w:color w:val="24292E"/>
+          <w:kern w:val="0"/>
+          <w:sz w:val="15"/>
+          <w:szCs w:val="17"/>
+        </w:rPr>
+        <w:t>=</w:t>
+      </w:r>
+      <w:r>
+        <w:rPr>
+          <w:rFonts w:ascii="Consolas" w:eastAsia="굴림" w:hAnsi="Consolas" w:cs="굴림"/>
+          <w:color w:val="24292E"/>
+          <w:kern w:val="0"/>
+          <w:sz w:val="15"/>
+          <w:szCs w:val="17"/>
+        </w:rPr>
+        <w:t xml:space="preserve"> </w:t>
+      </w:r>
+      <w:r>
+        <w:rPr>
+          <w:rFonts w:ascii="Consolas" w:eastAsia="굴림" w:hAnsi="Consolas" w:cs="굴림"/>
+          <w:color w:val="6F42C1"/>
+          <w:kern w:val="0"/>
+          <w:sz w:val="15"/>
+          <w:szCs w:val="17"/>
+        </w:rPr>
+        <w:t>D3D12_ROOT_PARAMETER_TYPE_DESCRIPTOR_TABLE</w:t>
+      </w:r>
+      <w:r>
+        <w:rPr>
+          <w:rFonts w:ascii="Consolas" w:eastAsia="굴림" w:hAnsi="Consolas" w:cs="굴림"/>
+          <w:color w:val="24292E"/>
+          <w:kern w:val="0"/>
+          <w:sz w:val="15"/>
+          <w:szCs w:val="17"/>
+        </w:rPr>
+        <w:t>;</w:t>
+      </w:r>
+    </w:p>
+    <w:p>
+      <w:pPr>
+        <w:widowControl/>
+        <w:shd w:val="clear" w:color="auto" w:fill="FFFFFF"/>
+        <w:autoSpaceDE/>
+        <w:autoSpaceDN/>
+        <w:spacing w:after="0" w:line="300" w:lineRule="atLeast"/>
+        <w:ind w:leftChars="100" w:left="200"/>
+        <w:jc w:val="left"/>
+        <w:rPr>
+          <w:rFonts w:ascii="Consolas" w:eastAsia="굴림" w:hAnsi="Consolas" w:cs="굴림"/>
+          <w:color w:val="24292E"/>
+          <w:kern w:val="0"/>
+          <w:sz w:val="15"/>
+          <w:szCs w:val="17"/>
+        </w:rPr>
+      </w:pPr>
+      <w:r>
+        <w:rPr>
+          <w:rFonts w:ascii="Consolas" w:eastAsia="굴림" w:hAnsi="Consolas" w:cs="굴림"/>
+          <w:color w:val="6F42C1"/>
+          <w:kern w:val="0"/>
+          <w:sz w:val="15"/>
+          <w:szCs w:val="17"/>
+        </w:rPr>
+        <w:t>d3</w:t>
+      </w:r>
+      <w:proofErr w:type="gramStart"/>
+      <w:r>
+        <w:rPr>
+          <w:rFonts w:ascii="Consolas" w:eastAsia="굴림" w:hAnsi="Consolas" w:cs="굴림"/>
+          <w:color w:val="6F42C1"/>
+          <w:kern w:val="0"/>
+          <w:sz w:val="15"/>
+          <w:szCs w:val="17"/>
+        </w:rPr>
+        <w:t>dRootParameters</w:t>
+      </w:r>
+      <w:r>
+        <w:rPr>
+          <w:rFonts w:ascii="Consolas" w:eastAsia="굴림" w:hAnsi="Consolas" w:cs="굴림"/>
+          <w:color w:val="24292E"/>
+          <w:kern w:val="0"/>
+          <w:sz w:val="15"/>
+          <w:szCs w:val="17"/>
+        </w:rPr>
+        <w:t>[</w:t>
+      </w:r>
+      <w:proofErr w:type="gramEnd"/>
+      <w:r>
+        <w:rPr>
+          <w:rFonts w:ascii="Consolas" w:eastAsia="굴림" w:hAnsi="Consolas" w:cs="굴림"/>
+          <w:color w:val="24292E"/>
+          <w:kern w:val="0"/>
+          <w:sz w:val="15"/>
+          <w:szCs w:val="17"/>
+        </w:rPr>
+        <w:t>4</w:t>
+      </w:r>
+      <w:r>
+        <w:rPr>
+          <w:rFonts w:ascii="Consolas" w:eastAsia="굴림" w:hAnsi="Consolas" w:cs="굴림"/>
+          <w:color w:val="24292E"/>
+          <w:kern w:val="0"/>
+          <w:sz w:val="15"/>
+          <w:szCs w:val="17"/>
+        </w:rPr>
+        <w:t xml:space="preserve"> </w:t>
+      </w:r>
+      <w:r>
+        <w:rPr>
+          <w:rFonts w:ascii="Consolas" w:eastAsia="굴림" w:hAnsi="Consolas" w:cs="굴림"/>
+          <w:color w:val="24292E"/>
+          <w:kern w:val="0"/>
+          <w:sz w:val="15"/>
+          <w:szCs w:val="17"/>
+        </w:rPr>
+        <w:t>+</w:t>
+      </w:r>
+      <w:r>
+        <w:rPr>
+          <w:rFonts w:ascii="Consolas" w:eastAsia="굴림" w:hAnsi="Consolas" w:cs="굴림"/>
+          <w:color w:val="24292E"/>
+          <w:kern w:val="0"/>
+          <w:sz w:val="15"/>
+          <w:szCs w:val="17"/>
+        </w:rPr>
+        <w:t xml:space="preserve"> </w:t>
+      </w:r>
+      <w:proofErr w:type="spellStart"/>
+      <w:r>
+        <w:rPr>
+          <w:rFonts w:ascii="Consolas" w:eastAsia="굴림" w:hAnsi="Consolas" w:cs="굴림"/>
+          <w:color w:val="6F42C1"/>
+          <w:kern w:val="0"/>
+          <w:sz w:val="15"/>
+          <w:szCs w:val="17"/>
+        </w:rPr>
+        <w:t>i</w:t>
+      </w:r>
+      <w:proofErr w:type="spellEnd"/>
+      <w:r>
+        <w:rPr>
+          <w:rFonts w:ascii="Consolas" w:eastAsia="굴림" w:hAnsi="Consolas" w:cs="굴림"/>
+          <w:color w:val="24292E"/>
+          <w:kern w:val="0"/>
+          <w:sz w:val="15"/>
+          <w:szCs w:val="17"/>
+        </w:rPr>
+        <w:t>].</w:t>
+      </w:r>
+      <w:proofErr w:type="spellStart"/>
+      <w:r>
+        <w:rPr>
+          <w:rFonts w:ascii="Consolas" w:eastAsia="굴림" w:hAnsi="Consolas" w:cs="굴림"/>
+          <w:color w:val="6F42C1"/>
+          <w:kern w:val="0"/>
+          <w:sz w:val="15"/>
+          <w:szCs w:val="17"/>
+        </w:rPr>
+        <w:t>DescriptorTable</w:t>
+      </w:r>
+      <w:r>
+        <w:rPr>
+          <w:rFonts w:ascii="Consolas" w:eastAsia="굴림" w:hAnsi="Consolas" w:cs="굴림"/>
+          <w:color w:val="24292E"/>
+          <w:kern w:val="0"/>
+          <w:sz w:val="15"/>
+          <w:szCs w:val="17"/>
+        </w:rPr>
+        <w:t>.</w:t>
+      </w:r>
+      <w:r>
+        <w:rPr>
+          <w:rFonts w:ascii="Consolas" w:eastAsia="굴림" w:hAnsi="Consolas" w:cs="굴림"/>
+          <w:color w:val="6F42C1"/>
+          <w:kern w:val="0"/>
+          <w:sz w:val="15"/>
+          <w:szCs w:val="17"/>
+        </w:rPr>
+        <w:t>NumDescriptorRanges</w:t>
+      </w:r>
+      <w:proofErr w:type="spellEnd"/>
+      <w:r>
+        <w:rPr>
+          <w:rFonts w:ascii="Consolas" w:eastAsia="굴림" w:hAnsi="Consolas" w:cs="굴림"/>
+          <w:color w:val="24292E"/>
+          <w:kern w:val="0"/>
+          <w:sz w:val="15"/>
+          <w:szCs w:val="17"/>
+        </w:rPr>
+        <w:t xml:space="preserve"> </w:t>
+      </w:r>
+      <w:r>
+        <w:rPr>
+          <w:rFonts w:ascii="Consolas" w:eastAsia="굴림" w:hAnsi="Consolas" w:cs="굴림"/>
+          <w:color w:val="24292E"/>
+          <w:kern w:val="0"/>
+          <w:sz w:val="15"/>
+          <w:szCs w:val="17"/>
+        </w:rPr>
+        <w:t>=</w:t>
+      </w:r>
+      <w:r>
+        <w:rPr>
+          <w:rFonts w:ascii="Consolas" w:eastAsia="굴림" w:hAnsi="Consolas" w:cs="굴림"/>
+          <w:color w:val="24292E"/>
+          <w:kern w:val="0"/>
+          <w:sz w:val="15"/>
+          <w:szCs w:val="17"/>
+        </w:rPr>
+        <w:t xml:space="preserve"> </w:t>
+      </w:r>
+      <w:r>
+        <w:rPr>
+          <w:rFonts w:ascii="Consolas" w:eastAsia="굴림" w:hAnsi="Consolas" w:cs="굴림"/>
+          <w:color w:val="24292E"/>
+          <w:kern w:val="0"/>
+          <w:sz w:val="15"/>
+          <w:szCs w:val="17"/>
+        </w:rPr>
+        <w:t>1</w:t>
+      </w:r>
+      <w:r>
+        <w:rPr>
+          <w:rFonts w:ascii="Consolas" w:eastAsia="굴림" w:hAnsi="Consolas" w:cs="굴림"/>
+          <w:color w:val="24292E"/>
+          <w:kern w:val="0"/>
+          <w:sz w:val="15"/>
+          <w:szCs w:val="17"/>
+        </w:rPr>
+        <w:t>;</w:t>
+      </w:r>
+    </w:p>
+    <w:p>
+      <w:pPr>
+        <w:widowControl/>
+        <w:shd w:val="clear" w:color="auto" w:fill="FFFFFF"/>
+        <w:autoSpaceDE/>
+        <w:autoSpaceDN/>
+        <w:spacing w:after="0" w:line="300" w:lineRule="atLeast"/>
+        <w:ind w:leftChars="100" w:left="200"/>
+        <w:jc w:val="left"/>
+        <w:rPr>
+          <w:rFonts w:ascii="Consolas" w:eastAsia="굴림" w:hAnsi="Consolas" w:cs="굴림"/>
+          <w:color w:val="24292E"/>
+          <w:kern w:val="0"/>
+          <w:sz w:val="15"/>
+          <w:szCs w:val="17"/>
+        </w:rPr>
+      </w:pPr>
+      <w:r>
+        <w:rPr>
+          <w:rFonts w:ascii="Consolas" w:eastAsia="굴림" w:hAnsi="Consolas" w:cs="굴림"/>
+          <w:color w:val="6F42C1"/>
+          <w:kern w:val="0"/>
+          <w:sz w:val="15"/>
+          <w:szCs w:val="17"/>
+        </w:rPr>
+        <w:t>d3</w:t>
+      </w:r>
+      <w:proofErr w:type="gramStart"/>
+      <w:r>
+        <w:rPr>
+          <w:rFonts w:ascii="Consolas" w:eastAsia="굴림" w:hAnsi="Consolas" w:cs="굴림"/>
+          <w:color w:val="6F42C1"/>
+          <w:kern w:val="0"/>
+          <w:sz w:val="15"/>
+          <w:szCs w:val="17"/>
+        </w:rPr>
+        <w:t>dRootParameters</w:t>
+      </w:r>
+      <w:r>
+        <w:rPr>
+          <w:rFonts w:ascii="Consolas" w:eastAsia="굴림" w:hAnsi="Consolas" w:cs="굴림"/>
+          <w:color w:val="24292E"/>
+          <w:kern w:val="0"/>
+          <w:sz w:val="15"/>
+          <w:szCs w:val="17"/>
+        </w:rPr>
+        <w:t>[</w:t>
+      </w:r>
+      <w:proofErr w:type="gramEnd"/>
+      <w:r>
+        <w:rPr>
+          <w:rFonts w:ascii="Consolas" w:eastAsia="굴림" w:hAnsi="Consolas" w:cs="굴림"/>
+          <w:color w:val="24292E"/>
+          <w:kern w:val="0"/>
+          <w:sz w:val="15"/>
+          <w:szCs w:val="17"/>
+        </w:rPr>
+        <w:t>4</w:t>
+      </w:r>
+      <w:r>
+        <w:rPr>
+          <w:rFonts w:ascii="Consolas" w:eastAsia="굴림" w:hAnsi="Consolas" w:cs="굴림"/>
+          <w:color w:val="24292E"/>
+          <w:kern w:val="0"/>
+          <w:sz w:val="15"/>
+          <w:szCs w:val="17"/>
+        </w:rPr>
+        <w:t xml:space="preserve"> </w:t>
+      </w:r>
+      <w:r>
+        <w:rPr>
+          <w:rFonts w:ascii="Consolas" w:eastAsia="굴림" w:hAnsi="Consolas" w:cs="굴림"/>
+          <w:color w:val="24292E"/>
+          <w:kern w:val="0"/>
+          <w:sz w:val="15"/>
+          <w:szCs w:val="17"/>
+        </w:rPr>
+        <w:t>+</w:t>
+      </w:r>
+      <w:r>
+        <w:rPr>
+          <w:rFonts w:ascii="Consolas" w:eastAsia="굴림" w:hAnsi="Consolas" w:cs="굴림"/>
+          <w:color w:val="24292E"/>
+          <w:kern w:val="0"/>
+          <w:sz w:val="15"/>
+          <w:szCs w:val="17"/>
+        </w:rPr>
+        <w:t xml:space="preserve"> </w:t>
+      </w:r>
+      <w:proofErr w:type="spellStart"/>
+      <w:r>
+        <w:rPr>
+          <w:rFonts w:ascii="Consolas" w:eastAsia="굴림" w:hAnsi="Consolas" w:cs="굴림"/>
+          <w:color w:val="6F42C1"/>
+          <w:kern w:val="0"/>
+          <w:sz w:val="15"/>
+          <w:szCs w:val="17"/>
+        </w:rPr>
+        <w:t>i</w:t>
+      </w:r>
+      <w:proofErr w:type="spellEnd"/>
+      <w:r>
+        <w:rPr>
+          <w:rFonts w:ascii="Consolas" w:eastAsia="굴림" w:hAnsi="Consolas" w:cs="굴림"/>
+          <w:color w:val="24292E"/>
+          <w:kern w:val="0"/>
+          <w:sz w:val="15"/>
+          <w:szCs w:val="17"/>
+        </w:rPr>
+        <w:t>].</w:t>
+      </w:r>
+      <w:proofErr w:type="spellStart"/>
+      <w:r>
+        <w:rPr>
+          <w:rFonts w:ascii="Consolas" w:eastAsia="굴림" w:hAnsi="Consolas" w:cs="굴림"/>
+          <w:color w:val="6F42C1"/>
+          <w:kern w:val="0"/>
+          <w:sz w:val="15"/>
+          <w:szCs w:val="17"/>
+        </w:rPr>
+        <w:t>DescriptorTable</w:t>
+      </w:r>
+      <w:r>
+        <w:rPr>
+          <w:rFonts w:ascii="Consolas" w:eastAsia="굴림" w:hAnsi="Consolas" w:cs="굴림"/>
+          <w:color w:val="24292E"/>
+          <w:kern w:val="0"/>
+          <w:sz w:val="15"/>
+          <w:szCs w:val="17"/>
+        </w:rPr>
+        <w:t>.</w:t>
+      </w:r>
+      <w:r>
+        <w:rPr>
+          <w:rFonts w:ascii="Consolas" w:eastAsia="굴림" w:hAnsi="Consolas" w:cs="굴림"/>
+          <w:color w:val="6F42C1"/>
+          <w:kern w:val="0"/>
+          <w:sz w:val="15"/>
+          <w:szCs w:val="17"/>
+        </w:rPr>
+        <w:t>pDescriptorRanges</w:t>
+      </w:r>
+      <w:proofErr w:type="spellEnd"/>
+      <w:r>
+        <w:rPr>
+          <w:rFonts w:ascii="Consolas" w:eastAsia="굴림" w:hAnsi="Consolas" w:cs="굴림"/>
+          <w:color w:val="24292E"/>
+          <w:kern w:val="0"/>
+          <w:sz w:val="15"/>
+          <w:szCs w:val="17"/>
+        </w:rPr>
+        <w:t xml:space="preserve"> </w:t>
+      </w:r>
+      <w:r>
+        <w:rPr>
+          <w:rFonts w:ascii="Consolas" w:eastAsia="굴림" w:hAnsi="Consolas" w:cs="굴림"/>
+          <w:color w:val="24292E"/>
+          <w:kern w:val="0"/>
+          <w:sz w:val="15"/>
+          <w:szCs w:val="17"/>
+        </w:rPr>
+        <w:t>=</w:t>
+      </w:r>
+      <w:r>
+        <w:rPr>
+          <w:rFonts w:ascii="Consolas" w:eastAsia="굴림" w:hAnsi="Consolas" w:cs="굴림"/>
+          <w:color w:val="24292E"/>
+          <w:kern w:val="0"/>
+          <w:sz w:val="15"/>
+          <w:szCs w:val="17"/>
+        </w:rPr>
+        <w:t xml:space="preserve"> </w:t>
+      </w:r>
+      <w:r>
+        <w:rPr>
+          <w:rFonts w:ascii="Consolas" w:eastAsia="굴림" w:hAnsi="Consolas" w:cs="굴림"/>
+          <w:color w:val="24292E"/>
+          <w:kern w:val="0"/>
+          <w:sz w:val="15"/>
+          <w:szCs w:val="17"/>
+        </w:rPr>
+        <w:t>&amp;</w:t>
+      </w:r>
+      <w:r>
+        <w:rPr>
+          <w:rFonts w:ascii="Consolas" w:eastAsia="굴림" w:hAnsi="Consolas" w:cs="굴림"/>
+          <w:color w:val="6F42C1"/>
+          <w:kern w:val="0"/>
+          <w:sz w:val="15"/>
+          <w:szCs w:val="17"/>
+        </w:rPr>
+        <w:t>d3dDescriptorRanges</w:t>
+      </w:r>
+      <w:r>
+        <w:rPr>
+          <w:rFonts w:ascii="Consolas" w:eastAsia="굴림" w:hAnsi="Consolas" w:cs="굴림"/>
+          <w:color w:val="24292E"/>
+          <w:kern w:val="0"/>
+          <w:sz w:val="15"/>
+          <w:szCs w:val="17"/>
+        </w:rPr>
+        <w:t>[</w:t>
+      </w:r>
+      <w:proofErr w:type="spellStart"/>
+      <w:r>
+        <w:rPr>
+          <w:rFonts w:ascii="Consolas" w:eastAsia="굴림" w:hAnsi="Consolas" w:cs="굴림"/>
+          <w:color w:val="6F42C1"/>
+          <w:kern w:val="0"/>
+          <w:sz w:val="15"/>
+          <w:szCs w:val="17"/>
+        </w:rPr>
+        <w:t>i</w:t>
+      </w:r>
+      <w:proofErr w:type="spellEnd"/>
+      <w:r>
+        <w:rPr>
+          <w:rFonts w:ascii="Consolas" w:eastAsia="굴림" w:hAnsi="Consolas" w:cs="굴림"/>
+          <w:color w:val="24292E"/>
+          <w:kern w:val="0"/>
+          <w:sz w:val="15"/>
+          <w:szCs w:val="17"/>
+        </w:rPr>
+        <w:t>];</w:t>
+      </w:r>
+    </w:p>
+    <w:p>
+      <w:pPr>
+        <w:widowControl/>
+        <w:shd w:val="clear" w:color="auto" w:fill="FFFFFF"/>
+        <w:autoSpaceDE/>
+        <w:autoSpaceDN/>
+        <w:spacing w:after="0" w:line="300" w:lineRule="atLeast"/>
+        <w:ind w:leftChars="100" w:left="200"/>
+        <w:jc w:val="left"/>
+        <w:rPr>
+          <w:rFonts w:ascii="Consolas" w:eastAsia="굴림" w:hAnsi="Consolas" w:cs="굴림"/>
+          <w:color w:val="24292E"/>
+          <w:kern w:val="0"/>
+          <w:sz w:val="15"/>
+          <w:szCs w:val="17"/>
+        </w:rPr>
+      </w:pPr>
+      <w:r>
+        <w:rPr>
+          <w:rFonts w:ascii="Consolas" w:eastAsia="굴림" w:hAnsi="Consolas" w:cs="굴림"/>
+          <w:color w:val="6F42C1"/>
+          <w:kern w:val="0"/>
+          <w:sz w:val="15"/>
+          <w:szCs w:val="17"/>
+        </w:rPr>
+        <w:t>d3</w:t>
+      </w:r>
+      <w:proofErr w:type="gramStart"/>
+      <w:r>
+        <w:rPr>
+          <w:rFonts w:ascii="Consolas" w:eastAsia="굴림" w:hAnsi="Consolas" w:cs="굴림"/>
+          <w:color w:val="6F42C1"/>
+          <w:kern w:val="0"/>
+          <w:sz w:val="15"/>
+          <w:szCs w:val="17"/>
+        </w:rPr>
+        <w:t>dRootParameters</w:t>
+      </w:r>
+      <w:r>
+        <w:rPr>
+          <w:rFonts w:ascii="Consolas" w:eastAsia="굴림" w:hAnsi="Consolas" w:cs="굴림"/>
+          <w:color w:val="24292E"/>
+          <w:kern w:val="0"/>
+          <w:sz w:val="15"/>
+          <w:szCs w:val="17"/>
+        </w:rPr>
+        <w:t>[</w:t>
+      </w:r>
+      <w:proofErr w:type="gramEnd"/>
+      <w:r>
+        <w:rPr>
+          <w:rFonts w:ascii="Consolas" w:eastAsia="굴림" w:hAnsi="Consolas" w:cs="굴림"/>
+          <w:color w:val="24292E"/>
+          <w:kern w:val="0"/>
+          <w:sz w:val="15"/>
+          <w:szCs w:val="17"/>
+        </w:rPr>
+        <w:t>4</w:t>
+      </w:r>
+      <w:r>
+        <w:rPr>
+          <w:rFonts w:ascii="Consolas" w:eastAsia="굴림" w:hAnsi="Consolas" w:cs="굴림"/>
+          <w:color w:val="24292E"/>
+          <w:kern w:val="0"/>
+          <w:sz w:val="15"/>
+          <w:szCs w:val="17"/>
+        </w:rPr>
+        <w:t xml:space="preserve"> </w:t>
+      </w:r>
+      <w:r>
+        <w:rPr>
+          <w:rFonts w:ascii="Consolas" w:eastAsia="굴림" w:hAnsi="Consolas" w:cs="굴림"/>
+          <w:color w:val="24292E"/>
+          <w:kern w:val="0"/>
+          <w:sz w:val="15"/>
+          <w:szCs w:val="17"/>
+        </w:rPr>
+        <w:t>+</w:t>
+      </w:r>
+      <w:r>
+        <w:rPr>
+          <w:rFonts w:ascii="Consolas" w:eastAsia="굴림" w:hAnsi="Consolas" w:cs="굴림"/>
+          <w:color w:val="24292E"/>
+          <w:kern w:val="0"/>
+          <w:sz w:val="15"/>
+          <w:szCs w:val="17"/>
+        </w:rPr>
+        <w:t xml:space="preserve"> </w:t>
+      </w:r>
+      <w:proofErr w:type="spellStart"/>
+      <w:r>
+        <w:rPr>
+          <w:rFonts w:ascii="Consolas" w:eastAsia="굴림" w:hAnsi="Consolas" w:cs="굴림"/>
+          <w:color w:val="6F42C1"/>
+          <w:kern w:val="0"/>
+          <w:sz w:val="15"/>
+          <w:szCs w:val="17"/>
+        </w:rPr>
+        <w:t>i</w:t>
+      </w:r>
+      <w:proofErr w:type="spellEnd"/>
+      <w:r>
+        <w:rPr>
+          <w:rFonts w:ascii="Consolas" w:eastAsia="굴림" w:hAnsi="Consolas" w:cs="굴림"/>
+          <w:color w:val="24292E"/>
+          <w:kern w:val="0"/>
+          <w:sz w:val="15"/>
+          <w:szCs w:val="17"/>
+        </w:rPr>
+        <w:t>].</w:t>
+      </w:r>
+      <w:proofErr w:type="spellStart"/>
+      <w:r>
+        <w:rPr>
+          <w:rFonts w:ascii="Consolas" w:eastAsia="굴림" w:hAnsi="Consolas" w:cs="굴림"/>
+          <w:color w:val="6F42C1"/>
+          <w:kern w:val="0"/>
+          <w:sz w:val="15"/>
+          <w:szCs w:val="17"/>
+        </w:rPr>
+        <w:t>ShaderVisibility</w:t>
+      </w:r>
+      <w:proofErr w:type="spellEnd"/>
+      <w:r>
+        <w:rPr>
+          <w:rFonts w:ascii="Consolas" w:eastAsia="굴림" w:hAnsi="Consolas" w:cs="굴림"/>
+          <w:color w:val="24292E"/>
+          <w:kern w:val="0"/>
+          <w:sz w:val="15"/>
+          <w:szCs w:val="17"/>
+        </w:rPr>
+        <w:t xml:space="preserve"> </w:t>
+      </w:r>
+      <w:r>
+        <w:rPr>
+          <w:rFonts w:ascii="Consolas" w:eastAsia="굴림" w:hAnsi="Consolas" w:cs="굴림"/>
+          <w:color w:val="24292E"/>
+          <w:kern w:val="0"/>
+          <w:sz w:val="15"/>
+          <w:szCs w:val="17"/>
+        </w:rPr>
+        <w:t>=</w:t>
+      </w:r>
+      <w:r>
+        <w:rPr>
+          <w:rFonts w:ascii="Consolas" w:eastAsia="굴림" w:hAnsi="Consolas" w:cs="굴림"/>
+          <w:color w:val="24292E"/>
+          <w:kern w:val="0"/>
+          <w:sz w:val="15"/>
+          <w:szCs w:val="17"/>
+        </w:rPr>
+        <w:t xml:space="preserve"> </w:t>
+      </w:r>
+      <w:r>
+        <w:rPr>
+          <w:rFonts w:ascii="Consolas" w:eastAsia="굴림" w:hAnsi="Consolas" w:cs="굴림"/>
+          <w:color w:val="6F42C1"/>
+          <w:kern w:val="0"/>
+          <w:sz w:val="15"/>
+          <w:szCs w:val="17"/>
+        </w:rPr>
+        <w:t>D3D12_SHADER_VISIBILITY_PIXEL</w:t>
+      </w:r>
+      <w:r>
+        <w:rPr>
+          <w:rFonts w:ascii="Consolas" w:eastAsia="굴림" w:hAnsi="Consolas" w:cs="굴림"/>
+          <w:color w:val="24292E"/>
+          <w:kern w:val="0"/>
+          <w:sz w:val="15"/>
+          <w:szCs w:val="17"/>
+        </w:rPr>
+        <w:t xml:space="preserve">; </w:t>
+      </w:r>
+    </w:p>
+    <w:p>
+      <w:pPr>
+        <w:widowControl/>
+        <w:shd w:val="clear" w:color="auto" w:fill="FFFFFF"/>
+        <w:autoSpaceDE/>
+        <w:autoSpaceDN/>
+        <w:spacing w:after="0" w:line="300" w:lineRule="atLeast"/>
+        <w:jc w:val="left"/>
+        <w:rPr>
+          <w:rFonts w:ascii="Consolas" w:eastAsia="굴림" w:hAnsi="Consolas" w:cs="굴림"/>
+          <w:color w:val="24292E"/>
+          <w:kern w:val="0"/>
+          <w:sz w:val="15"/>
+          <w:szCs w:val="17"/>
+        </w:rPr>
+      </w:pPr>
+      <w:r>
+        <w:rPr>
+          <w:rFonts w:ascii="Consolas" w:eastAsia="굴림" w:hAnsi="Consolas" w:cs="굴림"/>
+          <w:color w:val="24292E"/>
+          <w:kern w:val="0"/>
+          <w:sz w:val="15"/>
+          <w:szCs w:val="17"/>
+        </w:rPr>
+        <w:t>}</w:t>
+      </w:r>
+    </w:p>
+    <w:p>
+      <w:pPr>
+        <w:widowControl/>
+        <w:wordWrap/>
+        <w:autoSpaceDE/>
+        <w:autoSpaceDN/>
+        <w:rPr>
+          <w:rFonts w:ascii="굴림" w:eastAsia="굴림" w:hAnsi="굴림" w:cs="굴림"/>
+          <w:kern w:val="0"/>
+          <w:sz w:val="18"/>
+          <w:szCs w:val="24"/>
+        </w:rPr>
+      </w:pPr>
+      <w:r>
+        <w:rPr>
+          <w:rFonts w:ascii="굴림" w:eastAsia="굴림" w:hAnsi="굴림" w:cs="굴림" w:hint="eastAsia"/>
+          <w:kern w:val="0"/>
+          <w:sz w:val="18"/>
+          <w:szCs w:val="24"/>
+        </w:rPr>
+        <w:t xml:space="preserve">그리고 </w:t>
+      </w:r>
+      <w:r>
+        <w:rPr>
+          <w:rFonts w:ascii="굴림" w:eastAsia="굴림" w:hAnsi="굴림" w:cs="굴림"/>
+          <w:kern w:val="0"/>
+          <w:sz w:val="18"/>
+          <w:szCs w:val="24"/>
+        </w:rPr>
+        <w:t>texture</w:t>
+      </w:r>
+      <w:r>
+        <w:rPr>
+          <w:rFonts w:ascii="굴림" w:eastAsia="굴림" w:hAnsi="굴림" w:cs="굴림" w:hint="eastAsia"/>
+          <w:kern w:val="0"/>
+          <w:sz w:val="18"/>
+          <w:szCs w:val="24"/>
+        </w:rPr>
+        <w:t xml:space="preserve">에 </w:t>
+      </w:r>
+      <w:r>
+        <w:rPr>
+          <w:rFonts w:ascii="굴림" w:eastAsia="굴림" w:hAnsi="굴림" w:cs="굴림" w:hint="eastAsia"/>
+          <w:kern w:val="0"/>
+          <w:sz w:val="18"/>
+          <w:szCs w:val="24"/>
+        </w:rPr>
+        <w:t>d</w:t>
+      </w:r>
+      <w:r>
+        <w:rPr>
+          <w:rFonts w:ascii="굴림" w:eastAsia="굴림" w:hAnsi="굴림" w:cs="굴림"/>
+          <w:kern w:val="0"/>
+          <w:sz w:val="18"/>
+          <w:szCs w:val="24"/>
+        </w:rPr>
+        <w:t xml:space="preserve">efault </w:t>
+      </w:r>
+      <w:r>
+        <w:rPr>
+          <w:rFonts w:ascii="굴림" w:eastAsia="굴림" w:hAnsi="굴림" w:cs="굴림" w:hint="eastAsia"/>
+          <w:kern w:val="0"/>
+          <w:sz w:val="18"/>
+          <w:szCs w:val="24"/>
+        </w:rPr>
+        <w:t xml:space="preserve">값을 넣어주지 않으면 </w:t>
+      </w:r>
+      <w:proofErr w:type="spellStart"/>
+      <w:r>
+        <w:rPr>
+          <w:rFonts w:ascii="굴림" w:eastAsia="굴림" w:hAnsi="굴림" w:cs="굴림" w:hint="eastAsia"/>
+          <w:kern w:val="0"/>
+          <w:sz w:val="18"/>
+          <w:szCs w:val="24"/>
+        </w:rPr>
+        <w:t>아까와</w:t>
+      </w:r>
+      <w:proofErr w:type="spellEnd"/>
+      <w:r>
+        <w:rPr>
+          <w:rFonts w:ascii="굴림" w:eastAsia="굴림" w:hAnsi="굴림" w:cs="굴림" w:hint="eastAsia"/>
+          <w:kern w:val="0"/>
+          <w:sz w:val="18"/>
+          <w:szCs w:val="24"/>
+        </w:rPr>
+        <w:t xml:space="preserve"> 같이 검은색으로 </w:t>
+      </w:r>
+      <w:proofErr w:type="spellStart"/>
+      <w:r>
+        <w:rPr>
+          <w:rFonts w:ascii="굴림" w:eastAsia="굴림" w:hAnsi="굴림" w:cs="굴림" w:hint="eastAsia"/>
+          <w:kern w:val="0"/>
+          <w:sz w:val="18"/>
+          <w:szCs w:val="24"/>
+        </w:rPr>
+        <w:t>메쉬가</w:t>
+      </w:r>
+      <w:proofErr w:type="spellEnd"/>
+      <w:r>
+        <w:rPr>
+          <w:rFonts w:ascii="굴림" w:eastAsia="굴림" w:hAnsi="굴림" w:cs="굴림" w:hint="eastAsia"/>
+          <w:kern w:val="0"/>
+          <w:sz w:val="18"/>
+          <w:szCs w:val="24"/>
+        </w:rPr>
+        <w:t xml:space="preserve"> </w:t>
+      </w:r>
+      <w:proofErr w:type="spellStart"/>
+      <w:r>
+        <w:rPr>
+          <w:rFonts w:ascii="굴림" w:eastAsia="굴림" w:hAnsi="굴림" w:cs="굴림" w:hint="eastAsia"/>
+          <w:kern w:val="0"/>
+          <w:sz w:val="18"/>
+          <w:szCs w:val="24"/>
+        </w:rPr>
+        <w:t>텍스쳐링되는</w:t>
+      </w:r>
+      <w:proofErr w:type="spellEnd"/>
+      <w:r>
+        <w:rPr>
+          <w:rFonts w:ascii="굴림" w:eastAsia="굴림" w:hAnsi="굴림" w:cs="굴림" w:hint="eastAsia"/>
+          <w:kern w:val="0"/>
+          <w:sz w:val="18"/>
+          <w:szCs w:val="24"/>
+        </w:rPr>
+        <w:t xml:space="preserve"> 상황이 발생할 수 있기</w:t>
+      </w:r>
+      <w:r>
+        <w:rPr>
+          <w:rFonts w:ascii="굴림" w:eastAsia="굴림" w:hAnsi="굴림" w:cs="굴림" w:hint="eastAsia"/>
+          <w:kern w:val="0"/>
+          <w:sz w:val="18"/>
+          <w:szCs w:val="24"/>
+        </w:rPr>
+        <w:t xml:space="preserve"> 때문에</w:t>
+      </w:r>
+      <w:r>
+        <w:rPr>
+          <w:rFonts w:ascii="굴림" w:eastAsia="굴림" w:hAnsi="굴림" w:cs="굴림" w:hint="eastAsia"/>
+          <w:kern w:val="0"/>
+          <w:sz w:val="18"/>
+          <w:szCs w:val="24"/>
+        </w:rPr>
+        <w:t xml:space="preserve"> </w:t>
+      </w:r>
+    </w:p>
+    <w:p>
+      <w:pPr>
+        <w:widowControl/>
+        <w:wordWrap/>
+        <w:autoSpaceDE/>
+        <w:autoSpaceDN/>
+        <w:rPr>
+          <w:rFonts w:ascii="굴림" w:eastAsia="굴림" w:hAnsi="굴림" w:cs="굴림" w:hint="eastAsia"/>
+          <w:kern w:val="0"/>
+          <w:sz w:val="18"/>
+          <w:szCs w:val="24"/>
+        </w:rPr>
+      </w:pPr>
+      <w:r>
+        <w:rPr>
+          <w:rFonts w:ascii="굴림" w:eastAsia="굴림" w:hAnsi="굴림" w:cs="굴림" w:hint="eastAsia"/>
+          <w:kern w:val="0"/>
+          <w:sz w:val="18"/>
+          <w:szCs w:val="24"/>
+        </w:rPr>
+        <w:t xml:space="preserve">없을 경우 </w:t>
+      </w:r>
+      <w:r>
+        <w:rPr>
+          <w:rFonts w:ascii="굴림" w:eastAsia="굴림" w:hAnsi="굴림" w:cs="굴림"/>
+          <w:kern w:val="0"/>
+          <w:sz w:val="18"/>
+          <w:szCs w:val="24"/>
+        </w:rPr>
+        <w:t xml:space="preserve">_BC, _N, _ORM, _E </w:t>
+      </w:r>
+      <w:r>
+        <w:rPr>
+          <w:rFonts w:ascii="굴림" w:eastAsia="굴림" w:hAnsi="굴림" w:cs="굴림" w:hint="eastAsia"/>
+          <w:kern w:val="0"/>
+          <w:sz w:val="18"/>
+          <w:szCs w:val="24"/>
+        </w:rPr>
+        <w:t>각 값</w:t>
+      </w:r>
+      <w:r>
+        <w:rPr>
+          <w:rFonts w:ascii="굴림" w:eastAsia="굴림" w:hAnsi="굴림" w:cs="굴림" w:hint="eastAsia"/>
+          <w:kern w:val="0"/>
+          <w:sz w:val="18"/>
+          <w:szCs w:val="24"/>
+        </w:rPr>
+        <w:t xml:space="preserve">을 </w:t>
+      </w:r>
+      <w:r>
+        <w:rPr>
+          <w:rFonts w:ascii="굴림" w:eastAsia="굴림" w:hAnsi="굴림" w:cs="굴림"/>
+          <w:kern w:val="0"/>
+          <w:sz w:val="18"/>
+          <w:szCs w:val="24"/>
+        </w:rPr>
+        <w:t xml:space="preserve">default </w:t>
+      </w:r>
+      <w:r>
+        <w:rPr>
+          <w:rFonts w:ascii="굴림" w:eastAsia="굴림" w:hAnsi="굴림" w:cs="굴림" w:hint="eastAsia"/>
+          <w:kern w:val="0"/>
+          <w:sz w:val="18"/>
+          <w:szCs w:val="24"/>
+        </w:rPr>
+        <w:t>값으로 넣어주었습니다.</w:t>
+      </w:r>
+      <w:r>
+        <w:rPr>
+          <w:rFonts w:ascii="굴림" w:eastAsia="굴림" w:hAnsi="굴림" w:cs="굴림" w:hint="eastAsia"/>
+          <w:kern w:val="0"/>
+          <w:sz w:val="18"/>
+          <w:szCs w:val="24"/>
+        </w:rPr>
+        <w:t xml:space="preserve"> </w:t>
+      </w:r>
+    </w:p>
+    <w:p>
+      <w:pPr>
+        <w:widowControl/>
+        <w:shd w:val="clear" w:color="auto" w:fill="FFFFFF"/>
+        <w:autoSpaceDE/>
+        <w:autoSpaceDN/>
+        <w:spacing w:after="0" w:line="300" w:lineRule="atLeast"/>
+        <w:jc w:val="left"/>
+        <w:rPr>
+          <w:rFonts w:ascii="Consolas" w:eastAsia="굴림" w:hAnsi="Consolas" w:cs="굴림"/>
+          <w:color w:val="24292E"/>
+          <w:kern w:val="0"/>
+          <w:sz w:val="17"/>
+          <w:szCs w:val="17"/>
+        </w:rPr>
+      </w:pPr>
+      <w:r>
+        <w:rPr>
+          <w:rFonts w:ascii="Consolas" w:eastAsia="굴림" w:hAnsi="Consolas" w:cs="굴림"/>
+          <w:color w:val="24292E"/>
+          <w:kern w:val="0"/>
+          <w:sz w:val="17"/>
+          <w:szCs w:val="17"/>
+        </w:rPr>
+        <w:t xml:space="preserve">float </w:t>
+      </w:r>
+      <w:proofErr w:type="spellStart"/>
+      <w:r>
+        <w:rPr>
+          <w:rFonts w:ascii="Consolas" w:eastAsia="굴림" w:hAnsi="Consolas" w:cs="굴림"/>
+          <w:color w:val="24292E"/>
+          <w:kern w:val="0"/>
+          <w:sz w:val="17"/>
+          <w:szCs w:val="17"/>
+        </w:rPr>
+        <w:t>ao</w:t>
+      </w:r>
+      <w:proofErr w:type="spellEnd"/>
+      <w:r>
+        <w:rPr>
+          <w:rFonts w:ascii="Consolas" w:eastAsia="굴림" w:hAnsi="Consolas" w:cs="굴림"/>
+          <w:color w:val="24292E"/>
+          <w:kern w:val="0"/>
+          <w:sz w:val="17"/>
+          <w:szCs w:val="17"/>
+        </w:rPr>
+        <w:t xml:space="preserve"> = (</w:t>
+      </w:r>
+      <w:proofErr w:type="gramStart"/>
+      <w:r>
+        <w:rPr>
+          <w:rFonts w:ascii="Consolas" w:eastAsia="굴림" w:hAnsi="Consolas" w:cs="굴림"/>
+          <w:color w:val="24292E"/>
+          <w:kern w:val="0"/>
+          <w:sz w:val="17"/>
+          <w:szCs w:val="17"/>
+        </w:rPr>
+        <w:t>dot(</w:t>
+      </w:r>
+      <w:proofErr w:type="spellStart"/>
+      <w:proofErr w:type="gramEnd"/>
+      <w:r>
+        <w:rPr>
+          <w:rFonts w:ascii="Consolas" w:eastAsia="굴림" w:hAnsi="Consolas" w:cs="굴림"/>
+          <w:color w:val="24292E"/>
+          <w:kern w:val="0"/>
+          <w:sz w:val="17"/>
+          <w:szCs w:val="17"/>
+        </w:rPr>
+        <w:t>ormMap</w:t>
+      </w:r>
+      <w:proofErr w:type="spellEnd"/>
+      <w:r>
+        <w:rPr>
+          <w:rFonts w:ascii="Consolas" w:eastAsia="굴림" w:hAnsi="Consolas" w:cs="굴림"/>
+          <w:color w:val="24292E"/>
+          <w:kern w:val="0"/>
+          <w:sz w:val="17"/>
+          <w:szCs w:val="17"/>
+        </w:rPr>
+        <w:t xml:space="preserve">, </w:t>
+      </w:r>
+      <w:proofErr w:type="spellStart"/>
+      <w:r>
+        <w:rPr>
+          <w:rFonts w:ascii="Consolas" w:eastAsia="굴림" w:hAnsi="Consolas" w:cs="굴림"/>
+          <w:color w:val="24292E"/>
+          <w:kern w:val="0"/>
+          <w:sz w:val="17"/>
+          <w:szCs w:val="17"/>
+        </w:rPr>
+        <w:t>ormMap</w:t>
+      </w:r>
+      <w:proofErr w:type="spellEnd"/>
+      <w:r>
+        <w:rPr>
+          <w:rFonts w:ascii="Consolas" w:eastAsia="굴림" w:hAnsi="Consolas" w:cs="굴림"/>
+          <w:color w:val="24292E"/>
+          <w:kern w:val="0"/>
+          <w:sz w:val="17"/>
+          <w:szCs w:val="17"/>
+        </w:rPr>
+        <w:t xml:space="preserve">) &gt; 0.001) ? </w:t>
+      </w:r>
+      <w:proofErr w:type="spellStart"/>
+      <w:r>
+        <w:rPr>
+          <w:rFonts w:ascii="Consolas" w:eastAsia="굴림" w:hAnsi="Consolas" w:cs="굴림"/>
+          <w:color w:val="24292E"/>
+          <w:kern w:val="0"/>
+          <w:sz w:val="17"/>
+          <w:szCs w:val="17"/>
+        </w:rPr>
+        <w:t>ormMap.r</w:t>
+      </w:r>
+      <w:proofErr w:type="spellEnd"/>
+      <w:r>
+        <w:rPr>
+          <w:rFonts w:ascii="Consolas" w:eastAsia="굴림" w:hAnsi="Consolas" w:cs="굴림"/>
+          <w:color w:val="24292E"/>
+          <w:kern w:val="0"/>
+          <w:sz w:val="17"/>
+          <w:szCs w:val="17"/>
+        </w:rPr>
+        <w:t xml:space="preserve"> : 1.0f;</w:t>
+      </w:r>
+    </w:p>
+    <w:p>
+      <w:pPr>
+        <w:widowControl/>
+        <w:shd w:val="clear" w:color="auto" w:fill="FFFFFF"/>
+        <w:autoSpaceDE/>
+        <w:autoSpaceDN/>
+        <w:spacing w:after="0" w:line="300" w:lineRule="atLeast"/>
+        <w:jc w:val="left"/>
+        <w:rPr>
+          <w:rFonts w:ascii="Consolas" w:eastAsia="굴림" w:hAnsi="Consolas" w:cs="굴림"/>
+          <w:color w:val="24292E"/>
+          <w:kern w:val="0"/>
+          <w:sz w:val="17"/>
+          <w:szCs w:val="17"/>
+        </w:rPr>
+      </w:pPr>
+      <w:r>
+        <w:rPr>
+          <w:rFonts w:ascii="Consolas" w:eastAsia="굴림" w:hAnsi="Consolas" w:cs="굴림"/>
+          <w:color w:val="24292E"/>
+          <w:kern w:val="0"/>
+          <w:sz w:val="17"/>
+          <w:szCs w:val="17"/>
+        </w:rPr>
+        <w:t>float roughness = (</w:t>
+      </w:r>
+      <w:proofErr w:type="gramStart"/>
+      <w:r>
+        <w:rPr>
+          <w:rFonts w:ascii="Consolas" w:eastAsia="굴림" w:hAnsi="Consolas" w:cs="굴림"/>
+          <w:color w:val="24292E"/>
+          <w:kern w:val="0"/>
+          <w:sz w:val="17"/>
+          <w:szCs w:val="17"/>
+        </w:rPr>
+        <w:t>dot(</w:t>
+      </w:r>
+      <w:proofErr w:type="spellStart"/>
+      <w:proofErr w:type="gramEnd"/>
+      <w:r>
+        <w:rPr>
+          <w:rFonts w:ascii="Consolas" w:eastAsia="굴림" w:hAnsi="Consolas" w:cs="굴림"/>
+          <w:color w:val="24292E"/>
+          <w:kern w:val="0"/>
+          <w:sz w:val="17"/>
+          <w:szCs w:val="17"/>
+        </w:rPr>
+        <w:t>ormMap</w:t>
+      </w:r>
+      <w:proofErr w:type="spellEnd"/>
+      <w:r>
+        <w:rPr>
+          <w:rFonts w:ascii="Consolas" w:eastAsia="굴림" w:hAnsi="Consolas" w:cs="굴림"/>
+          <w:color w:val="24292E"/>
+          <w:kern w:val="0"/>
+          <w:sz w:val="17"/>
+          <w:szCs w:val="17"/>
+        </w:rPr>
+        <w:t xml:space="preserve">, </w:t>
+      </w:r>
+      <w:proofErr w:type="spellStart"/>
+      <w:r>
+        <w:rPr>
+          <w:rFonts w:ascii="Consolas" w:eastAsia="굴림" w:hAnsi="Consolas" w:cs="굴림"/>
+          <w:color w:val="24292E"/>
+          <w:kern w:val="0"/>
+          <w:sz w:val="17"/>
+          <w:szCs w:val="17"/>
+        </w:rPr>
+        <w:t>ormMap</w:t>
+      </w:r>
+      <w:proofErr w:type="spellEnd"/>
+      <w:r>
+        <w:rPr>
+          <w:rFonts w:ascii="Consolas" w:eastAsia="굴림" w:hAnsi="Consolas" w:cs="굴림"/>
+          <w:color w:val="24292E"/>
+          <w:kern w:val="0"/>
+          <w:sz w:val="17"/>
+          <w:szCs w:val="17"/>
+        </w:rPr>
+        <w:t xml:space="preserve">) &gt; 0.001) ? </w:t>
+      </w:r>
+      <w:proofErr w:type="spellStart"/>
+      <w:r>
+        <w:rPr>
+          <w:rFonts w:ascii="Consolas" w:eastAsia="굴림" w:hAnsi="Consolas" w:cs="굴림"/>
+          <w:color w:val="24292E"/>
+          <w:kern w:val="0"/>
+          <w:sz w:val="17"/>
+          <w:szCs w:val="17"/>
+        </w:rPr>
+        <w:t>ormMap.g</w:t>
+      </w:r>
+      <w:proofErr w:type="spellEnd"/>
+      <w:r>
+        <w:rPr>
+          <w:rFonts w:ascii="Consolas" w:eastAsia="굴림" w:hAnsi="Consolas" w:cs="굴림"/>
+          <w:color w:val="24292E"/>
+          <w:kern w:val="0"/>
+          <w:sz w:val="17"/>
+          <w:szCs w:val="17"/>
+        </w:rPr>
+        <w:t xml:space="preserve"> : 0.8f;</w:t>
+      </w:r>
+    </w:p>
+    <w:p>
+      <w:pPr>
+        <w:widowControl/>
+        <w:shd w:val="clear" w:color="auto" w:fill="FFFFFF"/>
+        <w:autoSpaceDE/>
+        <w:autoSpaceDN/>
+        <w:spacing w:after="0" w:line="300" w:lineRule="atLeast"/>
+        <w:jc w:val="left"/>
+        <w:rPr>
+          <w:rFonts w:ascii="Consolas" w:eastAsia="굴림" w:hAnsi="Consolas" w:cs="굴림"/>
+          <w:color w:val="24292E"/>
+          <w:kern w:val="0"/>
+          <w:sz w:val="17"/>
+          <w:szCs w:val="17"/>
+        </w:rPr>
+      </w:pPr>
+      <w:r>
+        <w:rPr>
+          <w:rFonts w:ascii="Consolas" w:eastAsia="굴림" w:hAnsi="Consolas" w:cs="굴림"/>
+          <w:color w:val="24292E"/>
+          <w:kern w:val="0"/>
+          <w:sz w:val="17"/>
+          <w:szCs w:val="17"/>
+        </w:rPr>
+        <w:t>float metallic = (</w:t>
+      </w:r>
+      <w:proofErr w:type="gramStart"/>
+      <w:r>
+        <w:rPr>
+          <w:rFonts w:ascii="Consolas" w:eastAsia="굴림" w:hAnsi="Consolas" w:cs="굴림"/>
+          <w:color w:val="24292E"/>
+          <w:kern w:val="0"/>
+          <w:sz w:val="17"/>
+          <w:szCs w:val="17"/>
+        </w:rPr>
+        <w:t>dot(</w:t>
+      </w:r>
+      <w:proofErr w:type="spellStart"/>
+      <w:proofErr w:type="gramEnd"/>
+      <w:r>
+        <w:rPr>
+          <w:rFonts w:ascii="Consolas" w:eastAsia="굴림" w:hAnsi="Consolas" w:cs="굴림"/>
+          <w:color w:val="24292E"/>
+          <w:kern w:val="0"/>
+          <w:sz w:val="17"/>
+          <w:szCs w:val="17"/>
+        </w:rPr>
+        <w:t>ormMap</w:t>
+      </w:r>
+      <w:proofErr w:type="spellEnd"/>
+      <w:r>
+        <w:rPr>
+          <w:rFonts w:ascii="Consolas" w:eastAsia="굴림" w:hAnsi="Consolas" w:cs="굴림"/>
+          <w:color w:val="24292E"/>
+          <w:kern w:val="0"/>
+          <w:sz w:val="17"/>
+          <w:szCs w:val="17"/>
+        </w:rPr>
+        <w:t xml:space="preserve">, </w:t>
+      </w:r>
+      <w:proofErr w:type="spellStart"/>
+      <w:r>
+        <w:rPr>
+          <w:rFonts w:ascii="Consolas" w:eastAsia="굴림" w:hAnsi="Consolas" w:cs="굴림"/>
+          <w:color w:val="24292E"/>
+          <w:kern w:val="0"/>
+          <w:sz w:val="17"/>
+          <w:szCs w:val="17"/>
+        </w:rPr>
+        <w:t>ormMap</w:t>
+      </w:r>
+      <w:proofErr w:type="spellEnd"/>
+      <w:r>
+        <w:rPr>
+          <w:rFonts w:ascii="Consolas" w:eastAsia="굴림" w:hAnsi="Consolas" w:cs="굴림"/>
+          <w:color w:val="24292E"/>
+          <w:kern w:val="0"/>
+          <w:sz w:val="17"/>
+          <w:szCs w:val="17"/>
+        </w:rPr>
+        <w:t xml:space="preserve">) &gt; 0.001) ? </w:t>
+      </w:r>
+      <w:proofErr w:type="spellStart"/>
+      <w:r>
+        <w:rPr>
+          <w:rFonts w:ascii="Consolas" w:eastAsia="굴림" w:hAnsi="Consolas" w:cs="굴림"/>
+          <w:color w:val="24292E"/>
+          <w:kern w:val="0"/>
+          <w:sz w:val="17"/>
+          <w:szCs w:val="17"/>
+        </w:rPr>
+        <w:t>ormMap.b</w:t>
+      </w:r>
+      <w:proofErr w:type="spellEnd"/>
+      <w:r>
+        <w:rPr>
+          <w:rFonts w:ascii="Consolas" w:eastAsia="굴림" w:hAnsi="Consolas" w:cs="굴림"/>
+          <w:color w:val="24292E"/>
+          <w:kern w:val="0"/>
+          <w:sz w:val="17"/>
+          <w:szCs w:val="17"/>
+        </w:rPr>
+        <w:t xml:space="preserve"> : 0.1f;</w:t>
+      </w:r>
+    </w:p>
+    <w:p>
+      <w:pPr>
+        <w:widowControl/>
+        <w:shd w:val="clear" w:color="auto" w:fill="FFFFFF"/>
+        <w:autoSpaceDE/>
+        <w:autoSpaceDN/>
+        <w:spacing w:after="0" w:line="300" w:lineRule="atLeast"/>
+        <w:jc w:val="left"/>
+        <w:rPr>
+          <w:rFonts w:ascii="굴림" w:eastAsia="굴림" w:hAnsi="굴림" w:cs="굴림" w:hint="eastAsia"/>
+          <w:kern w:val="0"/>
+          <w:sz w:val="18"/>
+          <w:szCs w:val="24"/>
+        </w:rPr>
+      </w:pPr>
+    </w:p>
+    <w:p>
+      <w:pPr>
+        <w:widowControl/>
+        <w:wordWrap/>
+        <w:autoSpaceDE/>
+        <w:autoSpaceDN/>
+        <w:rPr>
+          <w:rFonts w:ascii="굴림" w:eastAsia="굴림" w:hAnsi="굴림" w:cs="굴림"/>
+          <w:kern w:val="0"/>
+          <w:sz w:val="18"/>
+          <w:szCs w:val="24"/>
+        </w:rPr>
+      </w:pPr>
+      <w:r>
+        <w:rPr>
+          <w:rFonts w:ascii="굴림" w:eastAsia="굴림" w:hAnsi="굴림" w:cs="굴림" w:hint="eastAsia"/>
+          <w:kern w:val="0"/>
+          <w:sz w:val="18"/>
+          <w:szCs w:val="24"/>
+        </w:rPr>
+        <w:t xml:space="preserve">원래 </w:t>
+      </w:r>
+      <w:proofErr w:type="spellStart"/>
+      <w:r>
+        <w:rPr>
+          <w:rFonts w:ascii="굴림" w:eastAsia="굴림" w:hAnsi="굴림" w:cs="굴림" w:hint="eastAsia"/>
+          <w:kern w:val="0"/>
+          <w:sz w:val="18"/>
+          <w:szCs w:val="24"/>
+        </w:rPr>
+        <w:t>맵과</w:t>
+      </w:r>
+      <w:proofErr w:type="spellEnd"/>
+      <w:r>
+        <w:rPr>
+          <w:rFonts w:ascii="굴림" w:eastAsia="굴림" w:hAnsi="굴림" w:cs="굴림" w:hint="eastAsia"/>
+          <w:kern w:val="0"/>
+          <w:sz w:val="18"/>
+          <w:szCs w:val="24"/>
+        </w:rPr>
+        <w:t xml:space="preserve"> </w:t>
+      </w:r>
+      <w:proofErr w:type="spellStart"/>
+      <w:r>
+        <w:rPr>
+          <w:rFonts w:ascii="굴림" w:eastAsia="굴림" w:hAnsi="굴림" w:cs="굴림" w:hint="eastAsia"/>
+          <w:kern w:val="0"/>
+          <w:sz w:val="18"/>
+          <w:szCs w:val="24"/>
+        </w:rPr>
+        <w:t>텍스쳐가</w:t>
+      </w:r>
+      <w:proofErr w:type="spellEnd"/>
+      <w:r>
+        <w:rPr>
+          <w:rFonts w:ascii="굴림" w:eastAsia="굴림" w:hAnsi="굴림" w:cs="굴림" w:hint="eastAsia"/>
+          <w:kern w:val="0"/>
+          <w:sz w:val="18"/>
+          <w:szCs w:val="24"/>
+        </w:rPr>
+        <w:t xml:space="preserve"> 다른 이유는 U</w:t>
+      </w:r>
+      <w:r>
+        <w:rPr>
+          <w:rFonts w:ascii="굴림" w:eastAsia="굴림" w:hAnsi="굴림" w:cs="굴림"/>
+          <w:kern w:val="0"/>
+          <w:sz w:val="18"/>
+          <w:szCs w:val="24"/>
+        </w:rPr>
+        <w:t>nreal Editor</w:t>
+      </w:r>
+      <w:r>
+        <w:rPr>
+          <w:rFonts w:ascii="굴림" w:eastAsia="굴림" w:hAnsi="굴림" w:cs="굴림" w:hint="eastAsia"/>
+          <w:kern w:val="0"/>
+          <w:sz w:val="18"/>
+          <w:szCs w:val="24"/>
+        </w:rPr>
+        <w:t>에서</w:t>
+      </w:r>
+      <w:r>
+        <w:rPr>
+          <w:rFonts w:ascii="굴림" w:eastAsia="굴림" w:hAnsi="굴림" w:cs="굴림"/>
+          <w:kern w:val="0"/>
+          <w:sz w:val="18"/>
+          <w:szCs w:val="24"/>
+        </w:rPr>
+        <w:t xml:space="preserve"> material</w:t>
+      </w:r>
+      <w:r>
+        <w:rPr>
+          <w:rFonts w:ascii="굴림" w:eastAsia="굴림" w:hAnsi="굴림" w:cs="굴림" w:hint="eastAsia"/>
+          <w:kern w:val="0"/>
+          <w:sz w:val="18"/>
+          <w:szCs w:val="24"/>
+        </w:rPr>
+        <w:t>이름을 더 효율적으로 수정하는 방법을 찾는 중이기에 j</w:t>
+      </w:r>
+      <w:r>
+        <w:rPr>
+          <w:rFonts w:ascii="굴림" w:eastAsia="굴림" w:hAnsi="굴림" w:cs="굴림"/>
+          <w:kern w:val="0"/>
+          <w:sz w:val="18"/>
+          <w:szCs w:val="24"/>
+        </w:rPr>
+        <w:t>son</w:t>
+      </w:r>
+      <w:r>
+        <w:rPr>
+          <w:rFonts w:ascii="굴림" w:eastAsia="굴림" w:hAnsi="굴림" w:cs="굴림" w:hint="eastAsia"/>
+          <w:kern w:val="0"/>
+          <w:sz w:val="18"/>
+          <w:szCs w:val="24"/>
+        </w:rPr>
+        <w:t>파일을 수동으로 수정해서 그렇습니다.</w:t>
+      </w:r>
+    </w:p>
+    <w:p>
+      <w:pPr>
+        <w:widowControl/>
+        <w:wordWrap/>
+        <w:autoSpaceDE/>
+        <w:autoSpaceDN/>
+        <w:rPr>
+          <w:rFonts w:ascii="굴림" w:eastAsia="굴림" w:hAnsi="굴림" w:cs="굴림" w:hint="eastAsia"/>
+          <w:kern w:val="0"/>
+          <w:sz w:val="18"/>
+          <w:szCs w:val="24"/>
+        </w:rPr>
+      </w:pPr>
+    </w:p>
+    <w:p>
+      <w:pPr>
+        <w:widowControl/>
+        <w:wordWrap/>
+        <w:autoSpaceDE/>
+        <w:autoSpaceDN/>
+        <w:rPr>
+          <w:rFonts w:ascii="Consolas" w:eastAsia="굴림" w:hAnsi="Consolas" w:cs="굴림"/>
+          <w:color w:val="000000" w:themeColor="text1"/>
+          <w:kern w:val="0"/>
+          <w:sz w:val="17"/>
+          <w:szCs w:val="17"/>
+        </w:rPr>
+      </w:pPr>
+    </w:p>
+    <w:p>
+      <w:pPr>
+        <w:widowControl/>
+        <w:shd w:val="clear" w:color="auto" w:fill="FFFFFF"/>
+        <w:autoSpaceDE/>
+        <w:autoSpaceDN/>
+        <w:spacing w:after="0" w:line="300" w:lineRule="atLeast"/>
+        <w:jc w:val="left"/>
+        <w:rPr>
+          <w:rFonts w:ascii="Consolas" w:eastAsia="굴림" w:hAnsi="Consolas" w:cs="굴림"/>
+          <w:color w:val="000000" w:themeColor="text1"/>
+          <w:kern w:val="0"/>
+          <w:sz w:val="17"/>
+          <w:szCs w:val="17"/>
+        </w:rPr>
+      </w:pPr>
+      <w:proofErr w:type="spellStart"/>
+      <w:r>
+        <w:rPr>
+          <w:rFonts w:ascii="Consolas" w:eastAsia="굴림" w:hAnsi="Consolas" w:cs="굴림"/>
+          <w:color w:val="000000" w:themeColor="text1"/>
+          <w:kern w:val="0"/>
+          <w:sz w:val="17"/>
+          <w:szCs w:val="17"/>
+        </w:rPr>
+        <w:t>Freecamera</w:t>
+      </w:r>
+      <w:proofErr w:type="spellEnd"/>
+      <w:r>
+        <w:rPr>
+          <w:rFonts w:ascii="Consolas" w:eastAsia="굴림" w:hAnsi="Consolas" w:cs="굴림"/>
+          <w:color w:val="000000" w:themeColor="text1"/>
+          <w:kern w:val="0"/>
+          <w:sz w:val="17"/>
+          <w:szCs w:val="17"/>
+        </w:rPr>
+        <w:t xml:space="preserve"> </w:t>
+      </w:r>
+      <w:r>
+        <w:rPr>
+          <w:rFonts w:ascii="Consolas" w:eastAsia="굴림" w:hAnsi="Consolas" w:cs="굴림" w:hint="eastAsia"/>
+          <w:color w:val="000000" w:themeColor="text1"/>
+          <w:kern w:val="0"/>
+          <w:sz w:val="17"/>
+          <w:szCs w:val="17"/>
+        </w:rPr>
+        <w:t>움직이는</w:t>
+      </w:r>
+      <w:r>
+        <w:rPr>
+          <w:rFonts w:ascii="Consolas" w:eastAsia="굴림" w:hAnsi="Consolas" w:cs="굴림" w:hint="eastAsia"/>
+          <w:color w:val="000000" w:themeColor="text1"/>
+          <w:kern w:val="0"/>
+          <w:sz w:val="17"/>
+          <w:szCs w:val="17"/>
+        </w:rPr>
+        <w:t xml:space="preserve"> </w:t>
+      </w:r>
+      <w:r>
+        <w:rPr>
+          <w:rFonts w:ascii="Consolas" w:eastAsia="굴림" w:hAnsi="Consolas" w:cs="굴림" w:hint="eastAsia"/>
+          <w:color w:val="000000" w:themeColor="text1"/>
+          <w:kern w:val="0"/>
+          <w:sz w:val="17"/>
+          <w:szCs w:val="17"/>
+        </w:rPr>
+        <w:t>속도</w:t>
+      </w:r>
+      <w:r>
+        <w:rPr>
+          <w:rFonts w:ascii="Consolas" w:eastAsia="굴림" w:hAnsi="Consolas" w:cs="굴림" w:hint="eastAsia"/>
+          <w:color w:val="000000" w:themeColor="text1"/>
+          <w:kern w:val="0"/>
+          <w:sz w:val="17"/>
+          <w:szCs w:val="17"/>
+        </w:rPr>
+        <w:t xml:space="preserve"> </w:t>
+      </w:r>
+      <w:proofErr w:type="spellStart"/>
+      <w:r>
+        <w:rPr>
+          <w:rFonts w:ascii="Consolas" w:eastAsia="굴림" w:hAnsi="Consolas" w:cs="굴림" w:hint="eastAsia"/>
+          <w:color w:val="000000" w:themeColor="text1"/>
+          <w:kern w:val="0"/>
+          <w:sz w:val="17"/>
+          <w:szCs w:val="17"/>
+        </w:rPr>
+        <w:t>가감속</w:t>
+      </w:r>
+      <w:proofErr w:type="spellEnd"/>
+      <w:r>
+        <w:rPr>
+          <w:rFonts w:ascii="Consolas" w:eastAsia="굴림" w:hAnsi="Consolas" w:cs="굴림" w:hint="eastAsia"/>
+          <w:color w:val="000000" w:themeColor="text1"/>
+          <w:kern w:val="0"/>
+          <w:sz w:val="17"/>
+          <w:szCs w:val="17"/>
+        </w:rPr>
+        <w:t xml:space="preserve"> </w:t>
+      </w:r>
+      <w:r>
+        <w:rPr>
+          <w:rFonts w:ascii="Consolas" w:eastAsia="굴림" w:hAnsi="Consolas" w:cs="굴림" w:hint="eastAsia"/>
+          <w:color w:val="000000" w:themeColor="text1"/>
+          <w:kern w:val="0"/>
+          <w:sz w:val="17"/>
+          <w:szCs w:val="17"/>
+        </w:rPr>
+        <w:t>코드</w:t>
+      </w:r>
+      <w:r>
+        <w:rPr>
+          <w:rFonts w:ascii="Consolas" w:eastAsia="굴림" w:hAnsi="Consolas" w:cs="굴림" w:hint="eastAsia"/>
+          <w:color w:val="000000" w:themeColor="text1"/>
+          <w:kern w:val="0"/>
+          <w:sz w:val="17"/>
+          <w:szCs w:val="17"/>
+        </w:rPr>
+        <w:t xml:space="preserve"> </w:t>
+      </w:r>
+      <w:r>
+        <w:rPr>
+          <w:rFonts w:ascii="Consolas" w:eastAsia="굴림" w:hAnsi="Consolas" w:cs="굴림" w:hint="eastAsia"/>
+          <w:color w:val="000000" w:themeColor="text1"/>
+          <w:kern w:val="0"/>
+          <w:sz w:val="17"/>
+          <w:szCs w:val="17"/>
+        </w:rPr>
+        <w:t>추가</w:t>
+      </w:r>
+    </w:p>
+    <w:p>
+      <w:pPr>
+        <w:widowControl/>
+        <w:shd w:val="clear" w:color="auto" w:fill="FFFFFF"/>
+        <w:autoSpaceDE/>
+        <w:autoSpaceDN/>
+        <w:spacing w:after="0" w:line="300" w:lineRule="atLeast"/>
+        <w:jc w:val="left"/>
+        <w:rPr>
+          <w:rFonts w:ascii="Consolas" w:eastAsia="굴림" w:hAnsi="Consolas" w:cs="굴림"/>
+          <w:color w:val="24292E"/>
+          <w:kern w:val="0"/>
+          <w:sz w:val="17"/>
+          <w:szCs w:val="17"/>
+        </w:rPr>
+      </w:pPr>
+      <w:r>
+        <w:rPr>
+          <w:rFonts w:ascii="Consolas" w:eastAsia="굴림" w:hAnsi="Consolas" w:cs="굴림"/>
+          <w:color w:val="D73A49"/>
+          <w:kern w:val="0"/>
+          <w:sz w:val="17"/>
+          <w:szCs w:val="17"/>
+        </w:rPr>
+        <w:t>if</w:t>
+      </w:r>
+      <w:r>
+        <w:rPr>
+          <w:rFonts w:ascii="Consolas" w:eastAsia="굴림" w:hAnsi="Consolas" w:cs="굴림"/>
+          <w:color w:val="24292E"/>
+          <w:kern w:val="0"/>
+          <w:sz w:val="17"/>
+          <w:szCs w:val="17"/>
+        </w:rPr>
+        <w:t xml:space="preserve"> (</w:t>
+      </w:r>
+      <w:proofErr w:type="spellStart"/>
+      <w:proofErr w:type="gramStart"/>
+      <w:r>
+        <w:rPr>
+          <w:rFonts w:ascii="Consolas" w:eastAsia="굴림" w:hAnsi="Consolas" w:cs="굴림"/>
+          <w:color w:val="6F42C1"/>
+          <w:kern w:val="0"/>
+          <w:sz w:val="17"/>
+          <w:szCs w:val="17"/>
+        </w:rPr>
+        <w:t>InputManager</w:t>
+      </w:r>
+      <w:proofErr w:type="spellEnd"/>
+      <w:r>
+        <w:rPr>
+          <w:rFonts w:ascii="Consolas" w:eastAsia="굴림" w:hAnsi="Consolas" w:cs="굴림"/>
+          <w:color w:val="6F42C1"/>
+          <w:kern w:val="0"/>
+          <w:sz w:val="17"/>
+          <w:szCs w:val="17"/>
+        </w:rPr>
+        <w:t>::</w:t>
+      </w:r>
+      <w:proofErr w:type="gramEnd"/>
+      <w:r>
+        <w:rPr>
+          <w:rFonts w:ascii="Consolas" w:eastAsia="굴림" w:hAnsi="Consolas" w:cs="굴림"/>
+          <w:color w:val="6F42C1"/>
+          <w:kern w:val="0"/>
+          <w:sz w:val="17"/>
+          <w:szCs w:val="17"/>
+        </w:rPr>
+        <w:t>Instance</w:t>
+      </w:r>
+      <w:r>
+        <w:rPr>
+          <w:rFonts w:ascii="Consolas" w:eastAsia="굴림" w:hAnsi="Consolas" w:cs="굴림"/>
+          <w:color w:val="24292E"/>
+          <w:kern w:val="0"/>
+          <w:sz w:val="17"/>
+          <w:szCs w:val="17"/>
+        </w:rPr>
+        <w:t>()-&gt;</w:t>
+      </w:r>
+      <w:proofErr w:type="spellStart"/>
+      <w:r>
+        <w:rPr>
+          <w:rFonts w:ascii="Consolas" w:eastAsia="굴림" w:hAnsi="Consolas" w:cs="굴림"/>
+          <w:color w:val="6F42C1"/>
+          <w:kern w:val="0"/>
+          <w:sz w:val="17"/>
+          <w:szCs w:val="17"/>
+        </w:rPr>
+        <w:t>IsKeyPress</w:t>
+      </w:r>
+      <w:proofErr w:type="spellEnd"/>
+      <w:r>
+        <w:rPr>
+          <w:rFonts w:ascii="Consolas" w:eastAsia="굴림" w:hAnsi="Consolas" w:cs="굴림"/>
+          <w:color w:val="24292E"/>
+          <w:kern w:val="0"/>
+          <w:sz w:val="17"/>
+          <w:szCs w:val="17"/>
+        </w:rPr>
+        <w:t>(</w:t>
+      </w:r>
+      <w:r>
+        <w:rPr>
+          <w:rFonts w:ascii="Consolas" w:eastAsia="굴림" w:hAnsi="Consolas" w:cs="굴림"/>
+          <w:color w:val="6F42C1"/>
+          <w:kern w:val="0"/>
+          <w:sz w:val="17"/>
+          <w:szCs w:val="17"/>
+        </w:rPr>
+        <w:t>VK_ADD</w:t>
+      </w:r>
+      <w:r>
+        <w:rPr>
+          <w:rFonts w:ascii="Consolas" w:eastAsia="굴림" w:hAnsi="Consolas" w:cs="굴림"/>
+          <w:color w:val="24292E"/>
+          <w:kern w:val="0"/>
+          <w:sz w:val="17"/>
+          <w:szCs w:val="17"/>
+        </w:rPr>
+        <w:t>))</w:t>
+      </w:r>
+    </w:p>
+    <w:p>
+      <w:pPr>
+        <w:widowControl/>
+        <w:shd w:val="clear" w:color="auto" w:fill="FFFFFF"/>
+        <w:autoSpaceDE/>
+        <w:autoSpaceDN/>
+        <w:spacing w:after="0" w:line="300" w:lineRule="atLeast"/>
+        <w:jc w:val="left"/>
+        <w:rPr>
+          <w:rFonts w:ascii="Consolas" w:eastAsia="굴림" w:hAnsi="Consolas" w:cs="굴림"/>
+          <w:color w:val="24292E"/>
+          <w:kern w:val="0"/>
+          <w:sz w:val="17"/>
+          <w:szCs w:val="17"/>
+        </w:rPr>
+      </w:pPr>
+      <w:r>
+        <w:rPr>
+          <w:rFonts w:ascii="Consolas" w:eastAsia="굴림" w:hAnsi="Consolas" w:cs="굴림"/>
+          <w:color w:val="24292E"/>
+          <w:kern w:val="0"/>
+          <w:sz w:val="17"/>
+          <w:szCs w:val="17"/>
+        </w:rPr>
+        <w:t>{</w:t>
+      </w:r>
+    </w:p>
+    <w:p>
+      <w:pPr>
+        <w:widowControl/>
+        <w:shd w:val="clear" w:color="auto" w:fill="FFFFFF"/>
+        <w:autoSpaceDE/>
+        <w:autoSpaceDN/>
+        <w:spacing w:after="0" w:line="300" w:lineRule="atLeast"/>
+        <w:jc w:val="left"/>
+        <w:rPr>
+          <w:rFonts w:ascii="Consolas" w:eastAsia="굴림" w:hAnsi="Consolas" w:cs="굴림"/>
+          <w:color w:val="24292E"/>
+          <w:kern w:val="0"/>
+          <w:sz w:val="17"/>
+          <w:szCs w:val="17"/>
+        </w:rPr>
+      </w:pPr>
+      <w:r>
+        <w:rPr>
+          <w:rFonts w:ascii="Consolas" w:eastAsia="굴림" w:hAnsi="Consolas" w:cs="굴림"/>
+          <w:color w:val="6F42C1"/>
+          <w:kern w:val="0"/>
+          <w:sz w:val="17"/>
+          <w:szCs w:val="17"/>
+        </w:rPr>
+        <w:t>_</w:t>
+      </w:r>
+      <w:proofErr w:type="spellStart"/>
+      <w:r>
+        <w:rPr>
+          <w:rFonts w:ascii="Consolas" w:eastAsia="굴림" w:hAnsi="Consolas" w:cs="굴림"/>
+          <w:color w:val="6F42C1"/>
+          <w:kern w:val="0"/>
+          <w:sz w:val="17"/>
+          <w:szCs w:val="17"/>
+        </w:rPr>
+        <w:t>moveSpeed</w:t>
+      </w:r>
+      <w:proofErr w:type="spellEnd"/>
+      <w:r>
+        <w:rPr>
+          <w:rFonts w:ascii="Consolas" w:eastAsia="굴림" w:hAnsi="Consolas" w:cs="굴림"/>
+          <w:color w:val="24292E"/>
+          <w:kern w:val="0"/>
+          <w:sz w:val="17"/>
+          <w:szCs w:val="17"/>
+        </w:rPr>
+        <w:t xml:space="preserve"> += 2.0f;</w:t>
+      </w:r>
+    </w:p>
+    <w:p>
+      <w:pPr>
+        <w:widowControl/>
+        <w:shd w:val="clear" w:color="auto" w:fill="FFFFFF"/>
+        <w:autoSpaceDE/>
+        <w:autoSpaceDN/>
+        <w:spacing w:after="0" w:line="300" w:lineRule="atLeast"/>
+        <w:jc w:val="left"/>
+        <w:rPr>
+          <w:rFonts w:ascii="Consolas" w:eastAsia="굴림" w:hAnsi="Consolas" w:cs="굴림"/>
+          <w:color w:val="24292E"/>
+          <w:kern w:val="0"/>
+          <w:sz w:val="17"/>
+          <w:szCs w:val="17"/>
+        </w:rPr>
+      </w:pPr>
+      <w:r>
+        <w:rPr>
+          <w:rFonts w:ascii="Consolas" w:eastAsia="굴림" w:hAnsi="Consolas" w:cs="굴림"/>
+          <w:color w:val="24292E"/>
+          <w:kern w:val="0"/>
+          <w:sz w:val="17"/>
+          <w:szCs w:val="17"/>
+        </w:rPr>
+        <w:t>}</w:t>
+      </w:r>
+    </w:p>
+    <w:p>
+      <w:pPr>
+        <w:widowControl/>
+        <w:shd w:val="clear" w:color="auto" w:fill="FFFFFF"/>
+        <w:autoSpaceDE/>
+        <w:autoSpaceDN/>
+        <w:spacing w:after="0" w:line="300" w:lineRule="atLeast"/>
+        <w:jc w:val="left"/>
+        <w:rPr>
+          <w:rFonts w:ascii="Consolas" w:eastAsia="굴림" w:hAnsi="Consolas" w:cs="굴림"/>
+          <w:color w:val="24292E"/>
+          <w:kern w:val="0"/>
+          <w:sz w:val="17"/>
+          <w:szCs w:val="17"/>
+        </w:rPr>
+      </w:pPr>
+      <w:r>
+        <w:rPr>
+          <w:rFonts w:ascii="Consolas" w:eastAsia="굴림" w:hAnsi="Consolas" w:cs="굴림"/>
+          <w:color w:val="D73A49"/>
+          <w:kern w:val="0"/>
+          <w:sz w:val="17"/>
+          <w:szCs w:val="17"/>
+        </w:rPr>
+        <w:t>if</w:t>
+      </w:r>
+      <w:r>
+        <w:rPr>
+          <w:rFonts w:ascii="Consolas" w:eastAsia="굴림" w:hAnsi="Consolas" w:cs="굴림"/>
+          <w:color w:val="24292E"/>
+          <w:kern w:val="0"/>
+          <w:sz w:val="17"/>
+          <w:szCs w:val="17"/>
+        </w:rPr>
+        <w:t xml:space="preserve"> (</w:t>
+      </w:r>
+      <w:proofErr w:type="spellStart"/>
+      <w:proofErr w:type="gramStart"/>
+      <w:r>
+        <w:rPr>
+          <w:rFonts w:ascii="Consolas" w:eastAsia="굴림" w:hAnsi="Consolas" w:cs="굴림"/>
+          <w:color w:val="6F42C1"/>
+          <w:kern w:val="0"/>
+          <w:sz w:val="17"/>
+          <w:szCs w:val="17"/>
+        </w:rPr>
+        <w:t>InputManager</w:t>
+      </w:r>
+      <w:proofErr w:type="spellEnd"/>
+      <w:r>
+        <w:rPr>
+          <w:rFonts w:ascii="Consolas" w:eastAsia="굴림" w:hAnsi="Consolas" w:cs="굴림"/>
+          <w:color w:val="6F42C1"/>
+          <w:kern w:val="0"/>
+          <w:sz w:val="17"/>
+          <w:szCs w:val="17"/>
+        </w:rPr>
+        <w:t>::</w:t>
+      </w:r>
+      <w:proofErr w:type="gramEnd"/>
+      <w:r>
+        <w:rPr>
+          <w:rFonts w:ascii="Consolas" w:eastAsia="굴림" w:hAnsi="Consolas" w:cs="굴림"/>
+          <w:color w:val="6F42C1"/>
+          <w:kern w:val="0"/>
+          <w:sz w:val="17"/>
+          <w:szCs w:val="17"/>
+        </w:rPr>
+        <w:t>Instance</w:t>
+      </w:r>
+      <w:r>
+        <w:rPr>
+          <w:rFonts w:ascii="Consolas" w:eastAsia="굴림" w:hAnsi="Consolas" w:cs="굴림"/>
+          <w:color w:val="24292E"/>
+          <w:kern w:val="0"/>
+          <w:sz w:val="17"/>
+          <w:szCs w:val="17"/>
+        </w:rPr>
+        <w:t>()-&gt;</w:t>
+      </w:r>
+      <w:proofErr w:type="spellStart"/>
+      <w:r>
+        <w:rPr>
+          <w:rFonts w:ascii="Consolas" w:eastAsia="굴림" w:hAnsi="Consolas" w:cs="굴림"/>
+          <w:color w:val="6F42C1"/>
+          <w:kern w:val="0"/>
+          <w:sz w:val="17"/>
+          <w:szCs w:val="17"/>
+        </w:rPr>
+        <w:t>IsKeyPress</w:t>
+      </w:r>
+      <w:proofErr w:type="spellEnd"/>
+      <w:r>
+        <w:rPr>
+          <w:rFonts w:ascii="Consolas" w:eastAsia="굴림" w:hAnsi="Consolas" w:cs="굴림"/>
+          <w:color w:val="24292E"/>
+          <w:kern w:val="0"/>
+          <w:sz w:val="17"/>
+          <w:szCs w:val="17"/>
+        </w:rPr>
+        <w:t>(</w:t>
+      </w:r>
+      <w:r>
+        <w:rPr>
+          <w:rFonts w:ascii="Consolas" w:eastAsia="굴림" w:hAnsi="Consolas" w:cs="굴림"/>
+          <w:color w:val="6F42C1"/>
+          <w:kern w:val="0"/>
+          <w:sz w:val="17"/>
+          <w:szCs w:val="17"/>
+        </w:rPr>
+        <w:t>VK_SUBTRACT</w:t>
+      </w:r>
+      <w:r>
+        <w:rPr>
+          <w:rFonts w:ascii="Consolas" w:eastAsia="굴림" w:hAnsi="Consolas" w:cs="굴림"/>
+          <w:color w:val="24292E"/>
+          <w:kern w:val="0"/>
+          <w:sz w:val="17"/>
+          <w:szCs w:val="17"/>
+        </w:rPr>
+        <w:t>))</w:t>
+      </w:r>
+    </w:p>
+    <w:p>
+      <w:pPr>
+        <w:widowControl/>
+        <w:shd w:val="clear" w:color="auto" w:fill="FFFFFF"/>
+        <w:autoSpaceDE/>
+        <w:autoSpaceDN/>
+        <w:spacing w:after="0" w:line="300" w:lineRule="atLeast"/>
+        <w:jc w:val="left"/>
+        <w:rPr>
+          <w:rFonts w:ascii="Consolas" w:eastAsia="굴림" w:hAnsi="Consolas" w:cs="굴림"/>
+          <w:color w:val="24292E"/>
+          <w:kern w:val="0"/>
+          <w:sz w:val="17"/>
+          <w:szCs w:val="17"/>
+        </w:rPr>
+      </w:pPr>
+      <w:r>
+        <w:rPr>
+          <w:rFonts w:ascii="Consolas" w:eastAsia="굴림" w:hAnsi="Consolas" w:cs="굴림"/>
+          <w:color w:val="24292E"/>
+          <w:kern w:val="0"/>
+          <w:sz w:val="17"/>
+          <w:szCs w:val="17"/>
+        </w:rPr>
+        <w:t>{</w:t>
+      </w:r>
+    </w:p>
+    <w:p>
+      <w:pPr>
+        <w:widowControl/>
+        <w:shd w:val="clear" w:color="auto" w:fill="FFFFFF"/>
+        <w:autoSpaceDE/>
+        <w:autoSpaceDN/>
+        <w:spacing w:after="0" w:line="300" w:lineRule="atLeast"/>
+        <w:jc w:val="left"/>
+        <w:rPr>
+          <w:rFonts w:ascii="Consolas" w:eastAsia="굴림" w:hAnsi="Consolas" w:cs="굴림"/>
+          <w:color w:val="24292E"/>
+          <w:kern w:val="0"/>
+          <w:sz w:val="17"/>
+          <w:szCs w:val="17"/>
+        </w:rPr>
+      </w:pPr>
+      <w:r>
+        <w:rPr>
+          <w:rFonts w:ascii="Consolas" w:eastAsia="굴림" w:hAnsi="Consolas" w:cs="굴림"/>
+          <w:color w:val="6F42C1"/>
+          <w:kern w:val="0"/>
+          <w:sz w:val="17"/>
+          <w:szCs w:val="17"/>
+        </w:rPr>
+        <w:t>_</w:t>
+      </w:r>
+      <w:proofErr w:type="spellStart"/>
+      <w:r>
+        <w:rPr>
+          <w:rFonts w:ascii="Consolas" w:eastAsia="굴림" w:hAnsi="Consolas" w:cs="굴림"/>
+          <w:color w:val="6F42C1"/>
+          <w:kern w:val="0"/>
+          <w:sz w:val="17"/>
+          <w:szCs w:val="17"/>
+        </w:rPr>
+        <w:t>moveSpeed</w:t>
+      </w:r>
+      <w:proofErr w:type="spellEnd"/>
+      <w:r>
+        <w:rPr>
+          <w:rFonts w:ascii="Consolas" w:eastAsia="굴림" w:hAnsi="Consolas" w:cs="굴림"/>
+          <w:color w:val="24292E"/>
+          <w:kern w:val="0"/>
+          <w:sz w:val="17"/>
+          <w:szCs w:val="17"/>
+        </w:rPr>
+        <w:t xml:space="preserve"> -= 2.0f;</w:t>
+      </w:r>
+    </w:p>
+    <w:p>
+      <w:pPr>
+        <w:widowControl/>
+        <w:shd w:val="clear" w:color="auto" w:fill="FFFFFF"/>
+        <w:autoSpaceDE/>
+        <w:autoSpaceDN/>
+        <w:spacing w:after="0" w:line="300" w:lineRule="atLeast"/>
+        <w:jc w:val="left"/>
+        <w:rPr>
+          <w:rFonts w:ascii="Consolas" w:eastAsia="굴림" w:hAnsi="Consolas" w:cs="굴림"/>
+          <w:color w:val="24292E"/>
+          <w:kern w:val="0"/>
+          <w:sz w:val="17"/>
+          <w:szCs w:val="17"/>
+        </w:rPr>
+      </w:pPr>
+      <w:r>
+        <w:rPr>
+          <w:rFonts w:ascii="Consolas" w:eastAsia="굴림" w:hAnsi="Consolas" w:cs="굴림"/>
+          <w:color w:val="24292E"/>
+          <w:kern w:val="0"/>
+          <w:sz w:val="17"/>
+          <w:szCs w:val="17"/>
+        </w:rPr>
+        <w:t>}</w:t>
+      </w:r>
+    </w:p>
+    <w:p>
+      <w:pPr>
+        <w:widowControl/>
+        <w:wordWrap/>
+        <w:autoSpaceDE/>
+        <w:autoSpaceDN/>
+        <w:spacing w:before="100" w:beforeAutospacing="1" w:after="100" w:afterAutospacing="1" w:line="240" w:lineRule="auto"/>
+        <w:jc w:val="left"/>
+        <w:rPr>
+          <w:rFonts w:ascii="굴림" w:eastAsia="굴림" w:hAnsi="굴림" w:cs="굴림" w:hint="eastAsia"/>
+          <w:kern w:val="0"/>
+          <w:sz w:val="18"/>
+          <w:szCs w:val="24"/>
         </w:rPr>
       </w:pPr>
     </w:p>
@@ -437,7 +7614,23 @@
                 <w:b/>
                 <w:sz w:val="22"/>
               </w:rPr>
-              <w:t>문제점 정리</w:t>
+              <w:t>문제점</w:t>
+            </w:r>
+            <w:r>
+              <w:rPr>
+                <w:rFonts w:hint="eastAsia"/>
+                <w:b/>
+                <w:sz w:val="22"/>
+              </w:rPr>
+              <w:t xml:space="preserve"> </w:t>
+            </w:r>
+            <w:r>
+              <w:rPr>
+                <w:rFonts w:hint="eastAsia"/>
+                <w:b/>
+                <w:sz w:val="22"/>
+              </w:rPr>
+              <w:t>정리</w:t>
             </w:r>
           </w:p>
         </w:tc>
@@ -471,7 +7664,23 @@
                 <w:b/>
                 <w:sz w:val="22"/>
               </w:rPr>
-              <w:t>해결 방안</w:t>
+              <w:t>해결</w:t>
+            </w:r>
+            <w:r>
+              <w:rPr>
+                <w:rFonts w:hint="eastAsia"/>
+                <w:b/>
+                <w:sz w:val="22"/>
+              </w:rPr>
+              <w:t xml:space="preserve"> </w:t>
+            </w:r>
+            <w:r>
+              <w:rPr>
+                <w:rFonts w:hint="eastAsia"/>
+                <w:b/>
+                <w:sz w:val="22"/>
+              </w:rPr>
+              <w:t>방안</w:t>
             </w:r>
           </w:p>
         </w:tc>
@@ -512,7 +7721,23 @@
                 <w:b/>
                 <w:sz w:val="22"/>
               </w:rPr>
-              <w:t>다음 주차</w:t>
+              <w:t>다음</w:t>
+            </w:r>
+            <w:r>
+              <w:rPr>
+                <w:rFonts w:hint="eastAsia"/>
+                <w:b/>
+                <w:sz w:val="22"/>
+              </w:rPr>
+              <w:t xml:space="preserve"> </w:t>
+            </w:r>
+            <w:r>
+              <w:rPr>
+                <w:rFonts w:hint="eastAsia"/>
+                <w:b/>
+                <w:sz w:val="22"/>
+              </w:rPr>
+              <w:t>주차</w:t>
             </w:r>
           </w:p>
         </w:tc>
@@ -525,7 +7750,6 @@
             <w:pPr>
               <w:jc w:val="center"/>
               <w:rPr>
-                <w:rFonts w:hint="eastAsia"/>
                 <w:b/>
                 <w:sz w:val="22"/>
               </w:rPr>
@@ -559,7 +7783,23 @@
                 <w:b/>
                 <w:sz w:val="22"/>
               </w:rPr>
-              <w:t>다음 기간</w:t>
+              <w:t>다음</w:t>
+            </w:r>
+            <w:r>
+              <w:rPr>
+                <w:rFonts w:hint="eastAsia"/>
+                <w:b/>
+                <w:sz w:val="22"/>
+              </w:rPr>
+              <w:t xml:space="preserve"> </w:t>
+            </w:r>
+            <w:r>
+              <w:rPr>
+                <w:rFonts w:hint="eastAsia"/>
+                <w:b/>
+                <w:sz w:val="22"/>
+              </w:rPr>
+              <w:t>기간</w:t>
             </w:r>
           </w:p>
         </w:tc>
@@ -571,9 +7811,6 @@
           <w:p>
             <w:pPr>
               <w:jc w:val="center"/>
-              <w:rPr>
-                <w:rFonts w:hint="eastAsia"/>
-              </w:rPr>
             </w:pPr>
             <w:r>
               <w:rPr>
@@ -650,7 +7887,39 @@
                 <w:b/>
                 <w:sz w:val="22"/>
               </w:rPr>
-              <w:t>다음주 할 일</w:t>
+              <w:t>다음주</w:t>
+            </w:r>
+            <w:r>
+              <w:rPr>
+                <w:rFonts w:hint="eastAsia"/>
+                <w:b/>
+                <w:sz w:val="22"/>
+              </w:rPr>
+              <w:t xml:space="preserve"> </w:t>
+            </w:r>
+            <w:r>
+              <w:rPr>
+                <w:rFonts w:hint="eastAsia"/>
+                <w:b/>
+                <w:sz w:val="22"/>
+              </w:rPr>
+              <w:t>할</w:t>
+            </w:r>
+            <w:r>
+              <w:rPr>
+                <w:rFonts w:hint="eastAsia"/>
+                <w:b/>
+                <w:sz w:val="22"/>
+              </w:rPr>
+              <w:t xml:space="preserve"> </w:t>
+            </w:r>
+            <w:r>
+              <w:rPr>
+                <w:rFonts w:hint="eastAsia"/>
+                <w:b/>
+                <w:sz w:val="22"/>
+              </w:rPr>
+              <w:t>일</w:t>
             </w:r>
           </w:p>
         </w:tc>
@@ -663,6 +7932,7 @@
           <w:p>
             <w:pPr>
               <w:rPr>
+                <w:rFonts w:hint="eastAsia"/>
                 <w:szCs w:val="20"/>
               </w:rPr>
             </w:pPr>
@@ -748,7 +8018,7 @@
 </file>
 
 <file path=word/endnotes.xml><?xml version="1.0" encoding="utf-8"?>
-<w:endnotes xmlns:wpc="http://schemas.microsoft.com/office/word/2010/wordprocessingCanvas" xmlns:cx="http://schemas.microsoft.com/office/drawing/2014/chartex" xmlns:cx1="http://schemas.microsoft.com/office/drawing/2015/9/8/chartex" xmlns:cx2="http://schemas.microsoft.com/office/drawing/2015/10/21/chartex" xmlns:cx3="http://schemas.microsoft.com/office/drawing/2016/5/9/chartex" xmlns:cx4="http://schemas.microsoft.com/office/drawing/2016/5/10/chartex" xmlns:cx5="http://schemas.microsoft.com/office/drawing/2016/5/11/chartex" xmlns:cx6="http://schemas.microsoft.com/office/drawing/2016/5/12/chartex" xmlns:cx7="http://schemas.microsoft.com/office/drawing/2016/5/13/chartex" xmlns:cx8="http://schemas.microsoft.com/office/drawing/2016/5/14/chartex" xmlns:mc="http://schemas.openxmlformats.org/markup-compatibility/2006" xmlns:aink="http://schemas.microsoft.com/office/drawing/2016/ink" xmlns:am3d="http://schemas.microsoft.com/office/drawing/2017/model3d" xmlns:o="urn:schemas-microsoft-com:office:office" xmlns:oel="http://schemas.microsoft.com/office/2019/extlst" xmlns:r="http://schemas.openxmlformats.org/officeDocument/2006/relationships" xmlns:m="http://schemas.openxmlformats.org/officeDocument/2006/math" xmlns:v="urn:schemas-microsoft-com:vml" xmlns:wp14="http://schemas.microsoft.com/office/word/2010/wordprocessingDrawing" xmlns:wp="http://schemas.openxmlformats.org/drawingml/2006/wordprocessingDrawing" xmlns:w10="urn:schemas-microsoft-com:office:word" xmlns:w="http://schemas.openxmlformats.org/wordprocessingml/2006/main" xmlns:w14="http://schemas.microsoft.com/office/word/2010/wordml" xmlns:w15="http://schemas.microsoft.com/office/word/2012/wordml" xmlns:w16cex="http://schemas.microsoft.com/office/word/2018/wordml/cex" xmlns:w16cid="http://schemas.microsoft.com/office/word/2016/wordml/cid" xmlns:w16="http://schemas.microsoft.com/office/word/2018/wordml" xmlns:w16du="http://schemas.microsoft.com/office/word/2023/wordml/word16du" xmlns:w16sdtdh="http://schemas.microsoft.com/office/word/2020/wordml/sdtdatahash" xmlns:w16sdtfl="http://schemas.microsoft.com/office/word/2024/wordml/sdtformatlock" xmlns:w16se="http://schemas.microsoft.com/office/word/2015/wordml/symex" xmlns:wpg="http://schemas.microsoft.com/office/word/2010/wordprocessingGroup" xmlns:wpi="http://schemas.microsoft.com/office/word/2010/wordprocessingInk" xmlns:wne="http://schemas.microsoft.com/office/word/2006/wordml" xmlns:wps="http://schemas.microsoft.com/office/word/2010/wordprocessingShape" mc:Ignorable="w14 w15 w16se w16cid w16 w16cex w16sdtdh w16sdtfl w16du wp14">
+<w:endnotes xmlns:wpc="http://schemas.microsoft.com/office/word/2010/wordprocessingCanvas" xmlns:cx="http://schemas.microsoft.com/office/drawing/2014/chartex" xmlns:cx1="http://schemas.microsoft.com/office/drawing/2015/9/8/chartex" xmlns:cx2="http://schemas.microsoft.com/office/drawing/2015/10/21/chartex" xmlns:cx3="http://schemas.microsoft.com/office/drawing/2016/5/9/chartex" xmlns:cx4="http://schemas.microsoft.com/office/drawing/2016/5/10/chartex" xmlns:cx5="http://schemas.microsoft.com/office/drawing/2016/5/11/chartex" xmlns:cx6="http://schemas.microsoft.com/office/drawing/2016/5/12/chartex" xmlns:cx7="http://schemas.microsoft.com/office/drawing/2016/5/13/chartex" xmlns:cx8="http://schemas.microsoft.com/office/drawing/2016/5/14/chartex" xmlns:mc="http://schemas.openxmlformats.org/markup-compatibility/2006" xmlns:aink="http://schemas.microsoft.com/office/drawing/2016/ink" xmlns:am3d="http://schemas.microsoft.com/office/drawing/2017/model3d" xmlns:o="urn:schemas-microsoft-com:office:office" xmlns:r="http://schemas.openxmlformats.org/officeDocument/2006/relationships" xmlns:m="http://schemas.openxmlformats.org/officeDocument/2006/math" xmlns:v="urn:schemas-microsoft-com:vml" xmlns:wp14="http://schemas.microsoft.com/office/word/2010/wordprocessingDrawing" xmlns:wp="http://schemas.openxmlformats.org/drawingml/2006/wordprocessingDrawing" xmlns:w10="urn:schemas-microsoft-com:office:word" xmlns:w="http://schemas.openxmlformats.org/wordprocessingml/2006/main" xmlns:w14="http://schemas.microsoft.com/office/word/2010/wordml" xmlns:w15="http://schemas.microsoft.com/office/word/2012/wordml" xmlns:w16cid="http://schemas.microsoft.com/office/word/2016/wordml/cid" xmlns:w16se="http://schemas.microsoft.com/office/word/2015/wordml/symex" xmlns:wpg="http://schemas.microsoft.com/office/word/2010/wordprocessingGroup" xmlns:wpi="http://schemas.microsoft.com/office/word/2010/wordprocessingInk" xmlns:wne="http://schemas.microsoft.com/office/word/2006/wordml" xmlns:wps="http://schemas.microsoft.com/office/word/2010/wordprocessingShape" mc:Ignorable="w14 w15 w16se w16cid wp14">
   <w:endnote w:type="separator" w:id="-1">
     <w:p>
       <w:pPr>
@@ -773,7 +8043,7 @@
 </file>
 
 <file path=word/footnotes.xml><?xml version="1.0" encoding="utf-8"?>
-<w:footnotes xmlns:wpc="http://schemas.microsoft.com/office/word/2010/wordprocessingCanvas" xmlns:cx="http://schemas.microsoft.com/office/drawing/2014/chartex" xmlns:cx1="http://schemas.microsoft.com/office/drawing/2015/9/8/chartex" xmlns:cx2="http://schemas.microsoft.com/office/drawing/2015/10/21/chartex" xmlns:cx3="http://schemas.microsoft.com/office/drawing/2016/5/9/chartex" xmlns:cx4="http://schemas.microsoft.com/office/drawing/2016/5/10/chartex" xmlns:cx5="http://schemas.microsoft.com/office/drawing/2016/5/11/chartex" xmlns:cx6="http://schemas.microsoft.com/office/drawing/2016/5/12/chartex" xmlns:cx7="http://schemas.microsoft.com/office/drawing/2016/5/13/chartex" xmlns:cx8="http://schemas.microsoft.com/office/drawing/2016/5/14/chartex" xmlns:mc="http://schemas.openxmlformats.org/markup-compatibility/2006" xmlns:aink="http://schemas.microsoft.com/office/drawing/2016/ink" xmlns:am3d="http://schemas.microsoft.com/office/drawing/2017/model3d" xmlns:o="urn:schemas-microsoft-com:office:office" xmlns:oel="http://schemas.microsoft.com/office/2019/extlst" xmlns:r="http://schemas.openxmlformats.org/officeDocument/2006/relationships" xmlns:m="http://schemas.openxmlformats.org/officeDocument/2006/math" xmlns:v="urn:schemas-microsoft-com:vml" xmlns:wp14="http://schemas.microsoft.com/office/word/2010/wordprocessingDrawing" xmlns:wp="http://schemas.openxmlformats.org/drawingml/2006/wordprocessingDrawing" xmlns:w10="urn:schemas-microsoft-com:office:word" xmlns:w="http://schemas.openxmlformats.org/wordprocessingml/2006/main" xmlns:w14="http://schemas.microsoft.com/office/word/2010/wordml" xmlns:w15="http://schemas.microsoft.com/office/word/2012/wordml" xmlns:w16cex="http://schemas.microsoft.com/office/word/2018/wordml/cex" xmlns:w16cid="http://schemas.microsoft.com/office/word/2016/wordml/cid" xmlns:w16="http://schemas.microsoft.com/office/word/2018/wordml" xmlns:w16du="http://schemas.microsoft.com/office/word/2023/wordml/word16du" xmlns:w16sdtdh="http://schemas.microsoft.com/office/word/2020/wordml/sdtdatahash" xmlns:w16sdtfl="http://schemas.microsoft.com/office/word/2024/wordml/sdtformatlock" xmlns:w16se="http://schemas.microsoft.com/office/word/2015/wordml/symex" xmlns:wpg="http://schemas.microsoft.com/office/word/2010/wordprocessingGroup" xmlns:wpi="http://schemas.microsoft.com/office/word/2010/wordprocessingInk" xmlns:wne="http://schemas.microsoft.com/office/word/2006/wordml" xmlns:wps="http://schemas.microsoft.com/office/word/2010/wordprocessingShape" mc:Ignorable="w14 w15 w16se w16cid w16 w16cex w16sdtdh w16sdtfl w16du wp14">
+<w:footnotes xmlns:wpc="http://schemas.microsoft.com/office/word/2010/wordprocessingCanvas" xmlns:cx="http://schemas.microsoft.com/office/drawing/2014/chartex" xmlns:cx1="http://schemas.microsoft.com/office/drawing/2015/9/8/chartex" xmlns:cx2="http://schemas.microsoft.com/office/drawing/2015/10/21/chartex" xmlns:cx3="http://schemas.microsoft.com/office/drawing/2016/5/9/chartex" xmlns:cx4="http://schemas.microsoft.com/office/drawing/2016/5/10/chartex" xmlns:cx5="http://schemas.microsoft.com/office/drawing/2016/5/11/chartex" xmlns:cx6="http://schemas.microsoft.com/office/drawing/2016/5/12/chartex" xmlns:cx7="http://schemas.microsoft.com/office/drawing/2016/5/13/chartex" xmlns:cx8="http://schemas.microsoft.com/office/drawing/2016/5/14/chartex" xmlns:mc="http://schemas.openxmlformats.org/markup-compatibility/2006" xmlns:aink="http://schemas.microsoft.com/office/drawing/2016/ink" xmlns:am3d="http://schemas.microsoft.com/office/drawing/2017/model3d" xmlns:o="urn:schemas-microsoft-com:office:office" xmlns:r="http://schemas.openxmlformats.org/officeDocument/2006/relationships" xmlns:m="http://schemas.openxmlformats.org/officeDocument/2006/math" xmlns:v="urn:schemas-microsoft-com:vml" xmlns:wp14="http://schemas.microsoft.com/office/word/2010/wordprocessingDrawing" xmlns:wp="http://schemas.openxmlformats.org/drawingml/2006/wordprocessingDrawing" xmlns:w10="urn:schemas-microsoft-com:office:word" xmlns:w="http://schemas.openxmlformats.org/wordprocessingml/2006/main" xmlns:w14="http://schemas.microsoft.com/office/word/2010/wordml" xmlns:w15="http://schemas.microsoft.com/office/word/2012/wordml" xmlns:w16cid="http://schemas.microsoft.com/office/word/2016/wordml/cid" xmlns:w16se="http://schemas.microsoft.com/office/word/2015/wordml/symex" xmlns:wpg="http://schemas.microsoft.com/office/word/2010/wordprocessingGroup" xmlns:wpi="http://schemas.microsoft.com/office/word/2010/wordprocessingInk" xmlns:wne="http://schemas.microsoft.com/office/word/2006/wordml" xmlns:wps="http://schemas.microsoft.com/office/word/2010/wordprocessingShape" mc:Ignorable="w14 w15 w16se w16cid wp14">
   <w:footnote w:type="separator" w:id="-1">
     <w:p>
       <w:pPr>
@@ -797,8 +8067,469 @@
 </w:footnotes>
 </file>
 
+<file path=word/numbering.xml><?xml version="1.0" encoding="utf-8"?>
+<w:numbering xmlns:wpc="http://schemas.microsoft.com/office/word/2010/wordprocessingCanvas" xmlns:cx="http://schemas.microsoft.com/office/drawing/2014/chartex" xmlns:cx1="http://schemas.microsoft.com/office/drawing/2015/9/8/chartex" xmlns:cx2="http://schemas.microsoft.com/office/drawing/2015/10/21/chartex" xmlns:cx3="http://schemas.microsoft.com/office/drawing/2016/5/9/chartex" xmlns:cx4="http://schemas.microsoft.com/office/drawing/2016/5/10/chartex" xmlns:cx5="http://schemas.microsoft.com/office/drawing/2016/5/11/chartex" xmlns:cx6="http://schemas.microsoft.com/office/drawing/2016/5/12/chartex" xmlns:cx7="http://schemas.microsoft.com/office/drawing/2016/5/13/chartex" xmlns:cx8="http://schemas.microsoft.com/office/drawing/2016/5/14/chartex" xmlns:mc="http://schemas.openxmlformats.org/markup-compatibility/2006" xmlns:aink="http://schemas.microsoft.com/office/drawing/2016/ink" xmlns:am3d="http://schemas.microsoft.com/office/drawing/2017/model3d" xmlns:o="urn:schemas-microsoft-com:office:office" xmlns:r="http://schemas.openxmlformats.org/officeDocument/2006/relationships" xmlns:m="http://schemas.openxmlformats.org/officeDocument/2006/math" xmlns:v="urn:schemas-microsoft-com:vml" xmlns:wp14="http://schemas.microsoft.com/office/word/2010/wordprocessingDrawing" xmlns:wp="http://schemas.openxmlformats.org/drawingml/2006/wordprocessingDrawing" xmlns:w10="urn:schemas-microsoft-com:office:word" xmlns:w="http://schemas.openxmlformats.org/wordprocessingml/2006/main" xmlns:w14="http://schemas.microsoft.com/office/word/2010/wordml" xmlns:w15="http://schemas.microsoft.com/office/word/2012/wordml" xmlns:w16cid="http://schemas.microsoft.com/office/word/2016/wordml/cid" xmlns:w16se="http://schemas.microsoft.com/office/word/2015/wordml/symex" xmlns:wpg="http://schemas.microsoft.com/office/word/2010/wordprocessingGroup" xmlns:wpi="http://schemas.microsoft.com/office/word/2010/wordprocessingInk" xmlns:wne="http://schemas.microsoft.com/office/word/2006/wordml" xmlns:wps="http://schemas.microsoft.com/office/word/2010/wordprocessingShape" mc:Ignorable="w14 w15 w16se w16cid wp14">
+  <w:abstractNum w:abstractNumId="0" w15:restartNumberingAfterBreak="0">
+    <w:nsid w:val="6F1B277A"/>
+    <w:multiLevelType w:val="multilevel"/>
+    <w:tmpl w:val="3DC4FD60"/>
+    <w:lvl w:ilvl="0">
+      <w:start w:val="1"/>
+      <w:numFmt w:val="bullet"/>
+      <w:lvlText w:val=""/>
+      <w:lvlJc w:val="left"/>
+      <w:pPr>
+        <w:tabs>
+          <w:tab w:val="num" w:pos="720"/>
+        </w:tabs>
+        <w:ind w:left="720" w:hanging="360"/>
+      </w:pPr>
+      <w:rPr>
+        <w:rFonts w:ascii="Symbol" w:hAnsi="Symbol" w:hint="default"/>
+        <w:sz w:val="20"/>
+      </w:rPr>
+    </w:lvl>
+    <w:lvl w:ilvl="1">
+      <w:start w:val="1"/>
+      <w:numFmt w:val="bullet"/>
+      <w:lvlText w:val="o"/>
+      <w:lvlJc w:val="left"/>
+      <w:pPr>
+        <w:tabs>
+          <w:tab w:val="num" w:pos="1440"/>
+        </w:tabs>
+        <w:ind w:left="1440" w:hanging="360"/>
+      </w:pPr>
+      <w:rPr>
+        <w:rFonts w:ascii="Courier New" w:hAnsi="Courier New" w:hint="default"/>
+        <w:sz w:val="20"/>
+      </w:rPr>
+    </w:lvl>
+    <w:lvl w:ilvl="2">
+      <w:start w:val="1"/>
+      <w:numFmt w:val="bullet"/>
+      <w:lvlText w:val=""/>
+      <w:lvlJc w:val="left"/>
+      <w:pPr>
+        <w:tabs>
+          <w:tab w:val="num" w:pos="2160"/>
+        </w:tabs>
+        <w:ind w:left="2160" w:hanging="360"/>
+      </w:pPr>
+      <w:rPr>
+        <w:rFonts w:ascii="Wingdings" w:hAnsi="Wingdings" w:hint="default"/>
+        <w:sz w:val="20"/>
+      </w:rPr>
+    </w:lvl>
+    <w:lvl w:ilvl="3" w:tentative="1">
+      <w:start w:val="1"/>
+      <w:numFmt w:val="bullet"/>
+      <w:lvlText w:val=""/>
+      <w:lvlJc w:val="left"/>
+      <w:pPr>
+        <w:tabs>
+          <w:tab w:val="num" w:pos="2880"/>
+        </w:tabs>
+        <w:ind w:left="2880" w:hanging="360"/>
+      </w:pPr>
+      <w:rPr>
+        <w:rFonts w:ascii="Wingdings" w:hAnsi="Wingdings" w:hint="default"/>
+        <w:sz w:val="20"/>
+      </w:rPr>
+    </w:lvl>
+    <w:lvl w:ilvl="4" w:tentative="1">
+      <w:start w:val="1"/>
+      <w:numFmt w:val="bullet"/>
+      <w:lvlText w:val=""/>
+      <w:lvlJc w:val="left"/>
+      <w:pPr>
+        <w:tabs>
+          <w:tab w:val="num" w:pos="3600"/>
+        </w:tabs>
+        <w:ind w:left="3600" w:hanging="360"/>
+      </w:pPr>
+      <w:rPr>
+        <w:rFonts w:ascii="Wingdings" w:hAnsi="Wingdings" w:hint="default"/>
+        <w:sz w:val="20"/>
+      </w:rPr>
+    </w:lvl>
+    <w:lvl w:ilvl="5" w:tentative="1">
+      <w:start w:val="1"/>
+      <w:numFmt w:val="bullet"/>
+      <w:lvlText w:val=""/>
+      <w:lvlJc w:val="left"/>
+      <w:pPr>
+        <w:tabs>
+          <w:tab w:val="num" w:pos="4320"/>
+        </w:tabs>
+        <w:ind w:left="4320" w:hanging="360"/>
+      </w:pPr>
+      <w:rPr>
+        <w:rFonts w:ascii="Wingdings" w:hAnsi="Wingdings" w:hint="default"/>
+        <w:sz w:val="20"/>
+      </w:rPr>
+    </w:lvl>
+    <w:lvl w:ilvl="6" w:tentative="1">
+      <w:start w:val="1"/>
+      <w:numFmt w:val="bullet"/>
+      <w:lvlText w:val=""/>
+      <w:lvlJc w:val="left"/>
+      <w:pPr>
+        <w:tabs>
+          <w:tab w:val="num" w:pos="5040"/>
+        </w:tabs>
+        <w:ind w:left="5040" w:hanging="360"/>
+      </w:pPr>
+      <w:rPr>
+        <w:rFonts w:ascii="Wingdings" w:hAnsi="Wingdings" w:hint="default"/>
+        <w:sz w:val="20"/>
+      </w:rPr>
+    </w:lvl>
+    <w:lvl w:ilvl="7" w:tentative="1">
+      <w:start w:val="1"/>
+      <w:numFmt w:val="bullet"/>
+      <w:lvlText w:val=""/>
+      <w:lvlJc w:val="left"/>
+      <w:pPr>
+        <w:tabs>
+          <w:tab w:val="num" w:pos="5760"/>
+        </w:tabs>
+        <w:ind w:left="5760" w:hanging="360"/>
+      </w:pPr>
+      <w:rPr>
+        <w:rFonts w:ascii="Wingdings" w:hAnsi="Wingdings" w:hint="default"/>
+        <w:sz w:val="20"/>
+      </w:rPr>
+    </w:lvl>
+    <w:lvl w:ilvl="8" w:tentative="1">
+      <w:start w:val="1"/>
+      <w:numFmt w:val="bullet"/>
+      <w:lvlText w:val=""/>
+      <w:lvlJc w:val="left"/>
+      <w:pPr>
+        <w:tabs>
+          <w:tab w:val="num" w:pos="6480"/>
+        </w:tabs>
+        <w:ind w:left="6480" w:hanging="360"/>
+      </w:pPr>
+      <w:rPr>
+        <w:rFonts w:ascii="Wingdings" w:hAnsi="Wingdings" w:hint="default"/>
+        <w:sz w:val="20"/>
+      </w:rPr>
+    </w:lvl>
+  </w:abstractNum>
+  <w:abstractNum w:abstractNumId="1" w15:restartNumberingAfterBreak="0">
+    <w:nsid w:val="77235B65"/>
+    <w:multiLevelType w:val="multilevel"/>
+    <w:tmpl w:val="07D4B8B6"/>
+    <w:lvl w:ilvl="0">
+      <w:start w:val="1"/>
+      <w:numFmt w:val="bullet"/>
+      <w:lvlText w:val=""/>
+      <w:lvlJc w:val="left"/>
+      <w:pPr>
+        <w:tabs>
+          <w:tab w:val="num" w:pos="720"/>
+        </w:tabs>
+        <w:ind w:left="720" w:hanging="360"/>
+      </w:pPr>
+      <w:rPr>
+        <w:rFonts w:ascii="Symbol" w:hAnsi="Symbol" w:hint="default"/>
+        <w:sz w:val="20"/>
+      </w:rPr>
+    </w:lvl>
+    <w:lvl w:ilvl="1">
+      <w:start w:val="1"/>
+      <w:numFmt w:val="bullet"/>
+      <w:lvlText w:val="o"/>
+      <w:lvlJc w:val="left"/>
+      <w:pPr>
+        <w:tabs>
+          <w:tab w:val="num" w:pos="1440"/>
+        </w:tabs>
+        <w:ind w:left="1440" w:hanging="360"/>
+      </w:pPr>
+      <w:rPr>
+        <w:rFonts w:ascii="Courier New" w:hAnsi="Courier New" w:hint="default"/>
+        <w:sz w:val="20"/>
+      </w:rPr>
+    </w:lvl>
+    <w:lvl w:ilvl="2">
+      <w:start w:val="1"/>
+      <w:numFmt w:val="bullet"/>
+      <w:lvlText w:val=""/>
+      <w:lvlJc w:val="left"/>
+      <w:pPr>
+        <w:tabs>
+          <w:tab w:val="num" w:pos="2160"/>
+        </w:tabs>
+        <w:ind w:left="2160" w:hanging="360"/>
+      </w:pPr>
+      <w:rPr>
+        <w:rFonts w:ascii="Wingdings" w:hAnsi="Wingdings" w:hint="default"/>
+        <w:sz w:val="20"/>
+      </w:rPr>
+    </w:lvl>
+    <w:lvl w:ilvl="3" w:tentative="1">
+      <w:start w:val="1"/>
+      <w:numFmt w:val="bullet"/>
+      <w:lvlText w:val=""/>
+      <w:lvlJc w:val="left"/>
+      <w:pPr>
+        <w:tabs>
+          <w:tab w:val="num" w:pos="2880"/>
+        </w:tabs>
+        <w:ind w:left="2880" w:hanging="360"/>
+      </w:pPr>
+      <w:rPr>
+        <w:rFonts w:ascii="Wingdings" w:hAnsi="Wingdings" w:hint="default"/>
+        <w:sz w:val="20"/>
+      </w:rPr>
+    </w:lvl>
+    <w:lvl w:ilvl="4" w:tentative="1">
+      <w:start w:val="1"/>
+      <w:numFmt w:val="bullet"/>
+      <w:lvlText w:val=""/>
+      <w:lvlJc w:val="left"/>
+      <w:pPr>
+        <w:tabs>
+          <w:tab w:val="num" w:pos="3600"/>
+        </w:tabs>
+        <w:ind w:left="3600" w:hanging="360"/>
+      </w:pPr>
+      <w:rPr>
+        <w:rFonts w:ascii="Wingdings" w:hAnsi="Wingdings" w:hint="default"/>
+        <w:sz w:val="20"/>
+      </w:rPr>
+    </w:lvl>
+    <w:lvl w:ilvl="5" w:tentative="1">
+      <w:start w:val="1"/>
+      <w:numFmt w:val="bullet"/>
+      <w:lvlText w:val=""/>
+      <w:lvlJc w:val="left"/>
+      <w:pPr>
+        <w:tabs>
+          <w:tab w:val="num" w:pos="4320"/>
+        </w:tabs>
+        <w:ind w:left="4320" w:hanging="360"/>
+      </w:pPr>
+      <w:rPr>
+        <w:rFonts w:ascii="Wingdings" w:hAnsi="Wingdings" w:hint="default"/>
+        <w:sz w:val="20"/>
+      </w:rPr>
+    </w:lvl>
+    <w:lvl w:ilvl="6" w:tentative="1">
+      <w:start w:val="1"/>
+      <w:numFmt w:val="bullet"/>
+      <w:lvlText w:val=""/>
+      <w:lvlJc w:val="left"/>
+      <w:pPr>
+        <w:tabs>
+          <w:tab w:val="num" w:pos="5040"/>
+        </w:tabs>
+        <w:ind w:left="5040" w:hanging="360"/>
+      </w:pPr>
+      <w:rPr>
+        <w:rFonts w:ascii="Wingdings" w:hAnsi="Wingdings" w:hint="default"/>
+        <w:sz w:val="20"/>
+      </w:rPr>
+    </w:lvl>
+    <w:lvl w:ilvl="7" w:tentative="1">
+      <w:start w:val="1"/>
+      <w:numFmt w:val="bullet"/>
+      <w:lvlText w:val=""/>
+      <w:lvlJc w:val="left"/>
+      <w:pPr>
+        <w:tabs>
+          <w:tab w:val="num" w:pos="5760"/>
+        </w:tabs>
+        <w:ind w:left="5760" w:hanging="360"/>
+      </w:pPr>
+      <w:rPr>
+        <w:rFonts w:ascii="Wingdings" w:hAnsi="Wingdings" w:hint="default"/>
+        <w:sz w:val="20"/>
+      </w:rPr>
+    </w:lvl>
+    <w:lvl w:ilvl="8" w:tentative="1">
+      <w:start w:val="1"/>
+      <w:numFmt w:val="bullet"/>
+      <w:lvlText w:val=""/>
+      <w:lvlJc w:val="left"/>
+      <w:pPr>
+        <w:tabs>
+          <w:tab w:val="num" w:pos="6480"/>
+        </w:tabs>
+        <w:ind w:left="6480" w:hanging="360"/>
+      </w:pPr>
+      <w:rPr>
+        <w:rFonts w:ascii="Wingdings" w:hAnsi="Wingdings" w:hint="default"/>
+        <w:sz w:val="20"/>
+      </w:rPr>
+    </w:lvl>
+  </w:abstractNum>
+  <w:abstractNum w:abstractNumId="2" w15:restartNumberingAfterBreak="0">
+    <w:nsid w:val="79DF3ADD"/>
+    <w:multiLevelType w:val="multilevel"/>
+    <w:tmpl w:val="C68C6A22"/>
+    <w:lvl w:ilvl="0">
+      <w:start w:val="1"/>
+      <w:numFmt w:val="bullet"/>
+      <w:lvlText w:val=""/>
+      <w:lvlJc w:val="left"/>
+      <w:pPr>
+        <w:tabs>
+          <w:tab w:val="num" w:pos="720"/>
+        </w:tabs>
+        <w:ind w:left="720" w:hanging="360"/>
+      </w:pPr>
+      <w:rPr>
+        <w:rFonts w:ascii="Symbol" w:hAnsi="Symbol" w:hint="default"/>
+        <w:sz w:val="20"/>
+      </w:rPr>
+    </w:lvl>
+    <w:lvl w:ilvl="1">
+      <w:start w:val="1"/>
+      <w:numFmt w:val="bullet"/>
+      <w:lvlText w:val="o"/>
+      <w:lvlJc w:val="left"/>
+      <w:pPr>
+        <w:tabs>
+          <w:tab w:val="num" w:pos="1440"/>
+        </w:tabs>
+        <w:ind w:left="1440" w:hanging="360"/>
+      </w:pPr>
+      <w:rPr>
+        <w:rFonts w:ascii="Courier New" w:hAnsi="Courier New" w:hint="default"/>
+        <w:sz w:val="20"/>
+      </w:rPr>
+    </w:lvl>
+    <w:lvl w:ilvl="2">
+      <w:start w:val="1"/>
+      <w:numFmt w:val="bullet"/>
+      <w:lvlText w:val=""/>
+      <w:lvlJc w:val="left"/>
+      <w:pPr>
+        <w:tabs>
+          <w:tab w:val="num" w:pos="2160"/>
+        </w:tabs>
+        <w:ind w:left="2160" w:hanging="360"/>
+      </w:pPr>
+      <w:rPr>
+        <w:rFonts w:ascii="Wingdings" w:hAnsi="Wingdings" w:hint="default"/>
+        <w:sz w:val="20"/>
+      </w:rPr>
+    </w:lvl>
+    <w:lvl w:ilvl="3" w:tentative="1">
+      <w:start w:val="1"/>
+      <w:numFmt w:val="bullet"/>
+      <w:lvlText w:val=""/>
+      <w:lvlJc w:val="left"/>
+      <w:pPr>
+        <w:tabs>
+          <w:tab w:val="num" w:pos="2880"/>
+        </w:tabs>
+        <w:ind w:left="2880" w:hanging="360"/>
+      </w:pPr>
+      <w:rPr>
+        <w:rFonts w:ascii="Wingdings" w:hAnsi="Wingdings" w:hint="default"/>
+        <w:sz w:val="20"/>
+      </w:rPr>
+    </w:lvl>
+    <w:lvl w:ilvl="4" w:tentative="1">
+      <w:start w:val="1"/>
+      <w:numFmt w:val="bullet"/>
+      <w:lvlText w:val=""/>
+      <w:lvlJc w:val="left"/>
+      <w:pPr>
+        <w:tabs>
+          <w:tab w:val="num" w:pos="3600"/>
+        </w:tabs>
+        <w:ind w:left="3600" w:hanging="360"/>
+      </w:pPr>
+      <w:rPr>
+        <w:rFonts w:ascii="Wingdings" w:hAnsi="Wingdings" w:hint="default"/>
+        <w:sz w:val="20"/>
+      </w:rPr>
+    </w:lvl>
+    <w:lvl w:ilvl="5" w:tentative="1">
+      <w:start w:val="1"/>
+      <w:numFmt w:val="bullet"/>
+      <w:lvlText w:val=""/>
+      <w:lvlJc w:val="left"/>
+      <w:pPr>
+        <w:tabs>
+          <w:tab w:val="num" w:pos="4320"/>
+        </w:tabs>
+        <w:ind w:left="4320" w:hanging="360"/>
+      </w:pPr>
+      <w:rPr>
+        <w:rFonts w:ascii="Wingdings" w:hAnsi="Wingdings" w:hint="default"/>
+        <w:sz w:val="20"/>
+      </w:rPr>
+    </w:lvl>
+    <w:lvl w:ilvl="6" w:tentative="1">
+      <w:start w:val="1"/>
+      <w:numFmt w:val="bullet"/>
+      <w:lvlText w:val=""/>
+      <w:lvlJc w:val="left"/>
+      <w:pPr>
+        <w:tabs>
+          <w:tab w:val="num" w:pos="5040"/>
+        </w:tabs>
+        <w:ind w:left="5040" w:hanging="360"/>
+      </w:pPr>
+      <w:rPr>
+        <w:rFonts w:ascii="Wingdings" w:hAnsi="Wingdings" w:hint="default"/>
+        <w:sz w:val="20"/>
+      </w:rPr>
+    </w:lvl>
+    <w:lvl w:ilvl="7" w:tentative="1">
+      <w:start w:val="1"/>
+      <w:numFmt w:val="bullet"/>
+      <w:lvlText w:val=""/>
+      <w:lvlJc w:val="left"/>
+      <w:pPr>
+        <w:tabs>
+          <w:tab w:val="num" w:pos="5760"/>
+        </w:tabs>
+        <w:ind w:left="5760" w:hanging="360"/>
+      </w:pPr>
+      <w:rPr>
+        <w:rFonts w:ascii="Wingdings" w:hAnsi="Wingdings" w:hint="default"/>
+        <w:sz w:val="20"/>
+      </w:rPr>
+    </w:lvl>
+    <w:lvl w:ilvl="8" w:tentative="1">
+      <w:start w:val="1"/>
+      <w:numFmt w:val="bullet"/>
+      <w:lvlText w:val=""/>
+      <w:lvlJc w:val="left"/>
+      <w:pPr>
+        <w:tabs>
+          <w:tab w:val="num" w:pos="6480"/>
+        </w:tabs>
+        <w:ind w:left="6480" w:hanging="360"/>
+      </w:pPr>
+      <w:rPr>
+        <w:rFonts w:ascii="Wingdings" w:hAnsi="Wingdings" w:hint="default"/>
+        <w:sz w:val="20"/>
+      </w:rPr>
+    </w:lvl>
+  </w:abstractNum>
+  <w:num w:numId="1">
+    <w:abstractNumId w:val="0"/>
+  </w:num>
+  <w:num w:numId="2">
+    <w:abstractNumId w:val="1"/>
+  </w:num>
+  <w:num w:numId="3">
+    <w:abstractNumId w:val="2"/>
+  </w:num>
+</w:numbering>
+</file>
+
 <file path=word/styles.xml><?xml version="1.0" encoding="utf-8"?>
-<w:styles xmlns:mc="http://schemas.openxmlformats.org/markup-compatibility/2006" xmlns:r="http://schemas.openxmlformats.org/officeDocument/2006/relationships" xmlns:w="http://schemas.openxmlformats.org/wordprocessingml/2006/main" xmlns:w14="http://schemas.microsoft.com/office/word/2010/wordml" xmlns:w15="http://schemas.microsoft.com/office/word/2012/wordml" xmlns:w16cex="http://schemas.microsoft.com/office/word/2018/wordml/cex" xmlns:w16cid="http://schemas.microsoft.com/office/word/2016/wordml/cid" xmlns:w16="http://schemas.microsoft.com/office/word/2018/wordml" xmlns:w16du="http://schemas.microsoft.com/office/word/2023/wordml/word16du" xmlns:w16sdtdh="http://schemas.microsoft.com/office/word/2020/wordml/sdtdatahash" xmlns:w16sdtfl="http://schemas.microsoft.com/office/word/2024/wordml/sdtformatlock" xmlns:w16se="http://schemas.microsoft.com/office/word/2015/wordml/symex" mc:Ignorable="w14 w15 w16se w16cid w16 w16cex w16sdtdh w16sdtfl w16du">
+<w:styles xmlns:mc="http://schemas.openxmlformats.org/markup-compatibility/2006" xmlns:r="http://schemas.openxmlformats.org/officeDocument/2006/relationships" xmlns:w="http://schemas.openxmlformats.org/wordprocessingml/2006/main" xmlns:w14="http://schemas.microsoft.com/office/word/2010/wordml" xmlns:w15="http://schemas.microsoft.com/office/word/2012/wordml" xmlns:w16cid="http://schemas.microsoft.com/office/word/2016/wordml/cid" xmlns:w16se="http://schemas.microsoft.com/office/word/2015/wordml/symex" mc:Ignorable="w14 w15 w16se w16cid">
   <w:docDefaults>
     <w:rPrDefault>
       <w:rPr>
@@ -815,7 +8546,7 @@
       </w:pPr>
     </w:pPrDefault>
   </w:docDefaults>
-  <w:latentStyles w:defLockedState="0" w:defUIPriority="0" w:defSemiHidden="0" w:defUnhideWhenUsed="0" w:defQFormat="0" w:count="376">
+  <w:latentStyles w:defLockedState="0" w:defUIPriority="0" w:defSemiHidden="0" w:defUnhideWhenUsed="0" w:defQFormat="0" w:count="375">
     <w:lsdException w:name="Normal" w:qFormat="1"/>
     <w:lsdException w:name="heading 1" w:uiPriority="9" w:qFormat="1"/>
     <w:lsdException w:name="heading 2" w:semiHidden="1" w:uiPriority="9" w:unhideWhenUsed="1" w:qFormat="1"/>
@@ -910,7 +8641,7 @@
     <w:lsdException w:name="E-mail Signature" w:semiHidden="1" w:unhideWhenUsed="1"/>
     <w:lsdException w:name="HTML Top of Form" w:semiHidden="1" w:unhideWhenUsed="1"/>
     <w:lsdException w:name="HTML Bottom of Form" w:semiHidden="1" w:unhideWhenUsed="1"/>
-    <w:lsdException w:name="Normal (Web)" w:semiHidden="1" w:unhideWhenUsed="1"/>
+    <w:lsdException w:name="Normal (Web)" w:semiHidden="1" w:uiPriority="99" w:unhideWhenUsed="1"/>
     <w:lsdException w:name="HTML Acronym" w:semiHidden="1" w:unhideWhenUsed="1"/>
     <w:lsdException w:name="HTML Address" w:semiHidden="1" w:unhideWhenUsed="1"/>
     <w:lsdException w:name="HTML Cite" w:semiHidden="1" w:unhideWhenUsed="1"/>
@@ -1086,7 +8817,6 @@
     <w:lsdException w:name="Smart Hyperlink" w:semiHidden="1" w:unhideWhenUsed="1"/>
     <w:lsdException w:name="Hashtag" w:semiHidden="1" w:unhideWhenUsed="1"/>
     <w:lsdException w:name="Unresolved Mention" w:semiHidden="1" w:unhideWhenUsed="1"/>
-    <w:lsdException w:name="Smart Link" w:semiHidden="1" w:unhideWhenUsed="1"/>
   </w:latentStyles>
   <w:style w:type="paragraph" w:default="1" w:styleId="a">
     <w:name w:val="Normal"/>
@@ -1236,13 +8966,18 @@
   <w:style w:type="paragraph" w:styleId="a8">
     <w:name w:val="Normal (Web)"/>
     <w:basedOn w:val="a"/>
-    <w:semiHidden/>
+    <w:uiPriority w:val="99"/>
     <w:unhideWhenUsed/>
     <w:rPr>
       <w:rFonts w:ascii="Times New Roman" w:hAnsi="Times New Roman" w:cs="Times New Roman"/>
       <w:sz w:val="24"/>
       <w:szCs w:val="24"/>
     </w:rPr>
+  </w:style>
+  <w:style w:type="character" w:customStyle="1" w:styleId="cm-m-clike">
+    <w:name w:val="cm-m-clike"/>
+    <w:basedOn w:val="a0"/>
+    <w:rsid w:val="00C43E91"/>
   </w:style>
 </w:styles>
 </file>

--- a/작업일지/10주차.docx
+++ b/작업일지/10주차.docx
@@ -1,6 +1,6 @@
 
 <file path=word/document.xml><?xml version="1.0" encoding="utf-8"?>
-<w:document xmlns:wpc="http://schemas.microsoft.com/office/word/2010/wordprocessingCanvas" xmlns:cx="http://schemas.microsoft.com/office/drawing/2014/chartex" xmlns:cx1="http://schemas.microsoft.com/office/drawing/2015/9/8/chartex" xmlns:cx2="http://schemas.microsoft.com/office/drawing/2015/10/21/chartex" xmlns:cx3="http://schemas.microsoft.com/office/drawing/2016/5/9/chartex" xmlns:cx4="http://schemas.microsoft.com/office/drawing/2016/5/10/chartex" xmlns:cx5="http://schemas.microsoft.com/office/drawing/2016/5/11/chartex" xmlns:cx6="http://schemas.microsoft.com/office/drawing/2016/5/12/chartex" xmlns:cx7="http://schemas.microsoft.com/office/drawing/2016/5/13/chartex" xmlns:cx8="http://schemas.microsoft.com/office/drawing/2016/5/14/chartex" xmlns:mc="http://schemas.openxmlformats.org/markup-compatibility/2006" xmlns:aink="http://schemas.microsoft.com/office/drawing/2016/ink" xmlns:am3d="http://schemas.microsoft.com/office/drawing/2017/model3d" xmlns:o="urn:schemas-microsoft-com:office:office" xmlns:r="http://schemas.openxmlformats.org/officeDocument/2006/relationships" xmlns:m="http://schemas.openxmlformats.org/officeDocument/2006/math" xmlns:v="urn:schemas-microsoft-com:vml" xmlns:wp14="http://schemas.microsoft.com/office/word/2010/wordprocessingDrawing" xmlns:wp="http://schemas.openxmlformats.org/drawingml/2006/wordprocessingDrawing" xmlns:w10="urn:schemas-microsoft-com:office:word" xmlns:w="http://schemas.openxmlformats.org/wordprocessingml/2006/main" xmlns:w14="http://schemas.microsoft.com/office/word/2010/wordml" xmlns:w15="http://schemas.microsoft.com/office/word/2012/wordml" xmlns:w16cid="http://schemas.microsoft.com/office/word/2016/wordml/cid" xmlns:w16se="http://schemas.microsoft.com/office/word/2015/wordml/symex" xmlns:wpg="http://schemas.microsoft.com/office/word/2010/wordprocessingGroup" xmlns:wpi="http://schemas.microsoft.com/office/word/2010/wordprocessingInk" xmlns:wne="http://schemas.microsoft.com/office/word/2006/wordml" xmlns:wps="http://schemas.microsoft.com/office/word/2010/wordprocessingShape" mc:Ignorable="w14 w15 w16se w16cid wp14">
+<w:document xmlns:wpc="http://schemas.microsoft.com/office/word/2010/wordprocessingCanvas" xmlns:cx="http://schemas.microsoft.com/office/drawing/2014/chartex" xmlns:cx1="http://schemas.microsoft.com/office/drawing/2015/9/8/chartex" xmlns:cx2="http://schemas.microsoft.com/office/drawing/2015/10/21/chartex" xmlns:cx3="http://schemas.microsoft.com/office/drawing/2016/5/9/chartex" xmlns:cx4="http://schemas.microsoft.com/office/drawing/2016/5/10/chartex" xmlns:cx5="http://schemas.microsoft.com/office/drawing/2016/5/11/chartex" xmlns:cx6="http://schemas.microsoft.com/office/drawing/2016/5/12/chartex" xmlns:cx7="http://schemas.microsoft.com/office/drawing/2016/5/13/chartex" xmlns:cx8="http://schemas.microsoft.com/office/drawing/2016/5/14/chartex" xmlns:mc="http://schemas.openxmlformats.org/markup-compatibility/2006" xmlns:aink="http://schemas.microsoft.com/office/drawing/2016/ink" xmlns:am3d="http://schemas.microsoft.com/office/drawing/2017/model3d" xmlns:o="urn:schemas-microsoft-com:office:office" xmlns:oel="http://schemas.microsoft.com/office/2019/extlst" xmlns:r="http://schemas.openxmlformats.org/officeDocument/2006/relationships" xmlns:m="http://schemas.openxmlformats.org/officeDocument/2006/math" xmlns:v="urn:schemas-microsoft-com:vml" xmlns:wp14="http://schemas.microsoft.com/office/word/2010/wordprocessingDrawing" xmlns:wp="http://schemas.openxmlformats.org/drawingml/2006/wordprocessingDrawing" xmlns:w10="urn:schemas-microsoft-com:office:word" xmlns:w="http://schemas.openxmlformats.org/wordprocessingml/2006/main" xmlns:w14="http://schemas.microsoft.com/office/word/2010/wordml" xmlns:w15="http://schemas.microsoft.com/office/word/2012/wordml" xmlns:w16cex="http://schemas.microsoft.com/office/word/2018/wordml/cex" xmlns:w16cid="http://schemas.microsoft.com/office/word/2016/wordml/cid" xmlns:w16="http://schemas.microsoft.com/office/word/2018/wordml" xmlns:w16du="http://schemas.microsoft.com/office/word/2023/wordml/word16du" xmlns:w16sdtdh="http://schemas.microsoft.com/office/word/2020/wordml/sdtdatahash" xmlns:w16sdtfl="http://schemas.microsoft.com/office/word/2024/wordml/sdtformatlock" xmlns:w16se="http://schemas.microsoft.com/office/word/2015/wordml/symex" xmlns:wpg="http://schemas.microsoft.com/office/word/2010/wordprocessingGroup" xmlns:wpi="http://schemas.microsoft.com/office/word/2010/wordprocessingInk" xmlns:wne="http://schemas.microsoft.com/office/word/2006/wordml" xmlns:wps="http://schemas.microsoft.com/office/word/2010/wordprocessingShape" mc:Ignorable="w14 w15 w16se w16cid w16 w16cex w16sdtdh w16sdtfl w16du wp14">
   <w:body>
     <w:tbl>
       <w:tblPr>
@@ -95,27 +95,14 @@
                 <w:rFonts w:hint="eastAsia"/>
                 <w:szCs w:val="20"/>
               </w:rPr>
-              <w:t xml:space="preserve">2021180010 </w:t>
-            </w:r>
-            <w:r>
-              <w:rPr>
-                <w:rFonts w:hint="eastAsia"/>
-                <w:szCs w:val="20"/>
-              </w:rPr>
-              <w:t>박대원</w:t>
+              <w:t>2021180010 박대원</w:t>
             </w:r>
             <w:r>
               <w:rPr>
                 <w:szCs w:val="20"/>
               </w:rPr>
               <w:br/>
-              <w:t xml:space="preserve">2021180035 </w:t>
-            </w:r>
-            <w:r>
-              <w:rPr>
-                <w:szCs w:val="20"/>
-              </w:rPr>
-              <w:t>임찬진</w:t>
+              <w:t>2021180035 임찬진</w:t>
             </w:r>
           </w:p>
         </w:tc>
@@ -334,39 +321,7 @@
                 <w:b/>
                 <w:sz w:val="22"/>
               </w:rPr>
-              <w:t>정</w:t>
-            </w:r>
-            <w:r>
-              <w:rPr>
-                <w:rFonts w:hint="eastAsia"/>
-                <w:b/>
-                <w:sz w:val="22"/>
-              </w:rPr>
-              <w:t xml:space="preserve"> </w:t>
-            </w:r>
-            <w:r>
-              <w:rPr>
-                <w:rFonts w:hint="eastAsia"/>
-                <w:b/>
-                <w:sz w:val="22"/>
-              </w:rPr>
-              <w:t>내</w:t>
-            </w:r>
-            <w:r>
-              <w:rPr>
-                <w:rFonts w:hint="eastAsia"/>
-                <w:b/>
-                <w:sz w:val="22"/>
-              </w:rPr>
-              <w:t xml:space="preserve"> </w:t>
-            </w:r>
-            <w:r>
-              <w:rPr>
-                <w:rFonts w:hint="eastAsia"/>
-                <w:b/>
-                <w:sz w:val="22"/>
-              </w:rPr>
-              <w:t>훈</w:t>
+              <w:t>정 내 훈</w:t>
             </w:r>
             <w:r>
               <w:t>(</w:t>
@@ -375,13 +330,7 @@
               <w:rPr>
                 <w:rFonts w:hint="eastAsia"/>
               </w:rPr>
-              <w:t>서명</w:t>
-            </w:r>
-            <w:r>
-              <w:rPr>
-                <w:rFonts w:hint="eastAsia"/>
-              </w:rPr>
-              <w:t>)</w:t>
+              <w:t>서명)</w:t>
             </w:r>
           </w:p>
         </w:tc>
@@ -409,23 +358,7 @@
                 <w:b/>
                 <w:sz w:val="22"/>
               </w:rPr>
-              <w:t>이번주</w:t>
-            </w:r>
-            <w:r>
-              <w:rPr>
-                <w:rFonts w:hint="eastAsia"/>
-                <w:b/>
-                <w:sz w:val="22"/>
-              </w:rPr>
-              <w:t xml:space="preserve"> </w:t>
-            </w:r>
-            <w:r>
-              <w:rPr>
-                <w:rFonts w:hint="eastAsia"/>
-                <w:b/>
-                <w:sz w:val="22"/>
-              </w:rPr>
-              <w:t>한일</w:t>
+              <w:t>이번주 한일</w:t>
             </w:r>
           </w:p>
         </w:tc>
@@ -506,14 +439,13 @@
                 <w:b/>
                 <w:bCs/>
               </w:rPr>
-              <w:t xml:space="preserve">읽기 </w:t>
+              <w:t>읽기</w:t>
             </w:r>
           </w:p>
           <w:p>
             <w:pPr>
               <w:jc w:val="left"/>
               <w:rPr>
-                <w:rFonts w:hint="eastAsia"/>
                 <w:b/>
                 <w:bCs/>
               </w:rPr>
@@ -545,6 +477,76 @@
               <w:t xml:space="preserve"> 추가</w:t>
             </w:r>
           </w:p>
+          <w:p>
+            <w:pPr>
+              <w:jc w:val="left"/>
+              <w:rPr>
+                <w:b/>
+                <w:bCs/>
+              </w:rPr>
+            </w:pPr>
+            <w:r>
+              <w:rPr>
+                <w:rFonts w:hint="eastAsia"/>
+                <w:b/>
+                <w:bCs/>
+              </w:rPr>
+              <w:t>TDR 에러로 인한 Remove Device 에러 해결</w:t>
+            </w:r>
+          </w:p>
+          <w:p>
+            <w:pPr>
+              <w:jc w:val="left"/>
+              <w:rPr>
+                <w:rFonts w:hint="eastAsia"/>
+                <w:b/>
+                <w:bCs/>
+              </w:rPr>
+            </w:pPr>
+            <w:proofErr w:type="spellStart"/>
+            <w:r>
+              <w:rPr>
+                <w:b/>
+                <w:bCs/>
+              </w:rPr>
+              <w:t>G</w:t>
+            </w:r>
+            <w:r>
+              <w:rPr>
+                <w:rFonts w:hint="eastAsia"/>
+                <w:b/>
+                <w:bCs/>
+              </w:rPr>
+              <w:t>ltf</w:t>
+            </w:r>
+            <w:proofErr w:type="spellEnd"/>
+            <w:r>
+              <w:rPr>
+                <w:rFonts w:hint="eastAsia"/>
+                <w:b/>
+                <w:bCs/>
+              </w:rPr>
+              <w:t xml:space="preserve"> </w:t>
+            </w:r>
+            <w:proofErr w:type="spellStart"/>
+            <w:r>
+              <w:rPr>
+                <w:rFonts w:hint="eastAsia"/>
+                <w:b/>
+                <w:bCs/>
+              </w:rPr>
+              <w:t>쉐이더</w:t>
+            </w:r>
+            <w:proofErr w:type="spellEnd"/>
+            <w:r>
+              <w:rPr>
+                <w:rFonts w:hint="eastAsia"/>
+                <w:b/>
+                <w:bCs/>
+              </w:rPr>
+              <w:t xml:space="preserve"> 에서의 행렬 순서를 바로잡아 정점폭발현상 해결</w:t>
+            </w:r>
+          </w:p>
         </w:tc>
       </w:tr>
     </w:tbl>
@@ -559,7 +561,7 @@
     <w:p>
       <w:pPr>
         <w:rPr>
-          <w:rFonts w:ascii="굴림" w:eastAsia="굴림" w:hAnsi="굴림" w:cs="굴림" w:hint="eastAsia"/>
+          <w:rFonts w:ascii="굴림" w:eastAsia="굴림" w:hAnsi="굴림" w:cs="굴림"/>
           <w:kern w:val="0"/>
           <w:szCs w:val="24"/>
         </w:rPr>
@@ -570,39 +572,36 @@
           <w:b/>
           <w:sz w:val="22"/>
         </w:rPr>
-        <w:t>&lt;</w:t>
-      </w:r>
-      <w:r>
-        <w:rPr>
-          <w:rFonts w:hint="eastAsia"/>
+        <w:t>&lt;상세 수행내용&gt;</w:t>
+      </w:r>
+    </w:p>
+    <w:p>
+      <w:pPr>
+        <w:widowControl/>
+        <w:wordWrap/>
+        <w:autoSpaceDE/>
+        <w:autoSpaceDN/>
+        <w:spacing w:before="100" w:beforeAutospacing="1" w:after="100" w:afterAutospacing="1" w:line="240" w:lineRule="auto"/>
+        <w:jc w:val="left"/>
+        <w:rPr>
+          <w:rFonts w:asciiTheme="majorHAnsi" w:eastAsiaTheme="majorHAnsi" w:hAnsiTheme="majorHAnsi" w:cs="굴림"/>
           <w:b/>
-          <w:sz w:val="22"/>
-        </w:rPr>
-        <w:t>상세</w:t>
-      </w:r>
-      <w:r>
-        <w:rPr>
-          <w:rFonts w:hint="eastAsia"/>
+          <w:bCs/>
+          <w:kern w:val="0"/>
+          <w:sz w:val="24"/>
+          <w:szCs w:val="24"/>
+        </w:rPr>
+      </w:pPr>
+      <w:r>
+        <w:rPr>
+          <w:rFonts w:asciiTheme="majorHAnsi" w:eastAsiaTheme="majorHAnsi" w:hAnsiTheme="majorHAnsi" w:cs="굴림" w:hint="eastAsia"/>
           <w:b/>
-          <w:sz w:val="22"/>
-        </w:rPr>
-        <w:t xml:space="preserve"> </w:t>
-      </w:r>
-      <w:r>
-        <w:rPr>
-          <w:rFonts w:hint="eastAsia"/>
-          <w:b/>
-          <w:sz w:val="22"/>
-        </w:rPr>
-        <w:t>수행내용</w:t>
-      </w:r>
-      <w:r>
-        <w:rPr>
-          <w:rFonts w:hint="eastAsia"/>
-          <w:b/>
-          <w:sz w:val="22"/>
-        </w:rPr>
-        <w:t>&gt;</w:t>
+          <w:bCs/>
+          <w:kern w:val="0"/>
+          <w:sz w:val="24"/>
+          <w:szCs w:val="24"/>
+        </w:rPr>
+        <w:t>정점 폭발 현상 해결</w:t>
       </w:r>
     </w:p>
     <w:p>
@@ -614,27 +613,377 @@
         <w:spacing w:before="100" w:beforeAutospacing="1" w:after="100" w:afterAutospacing="1" w:line="240" w:lineRule="auto"/>
         <w:jc w:val="left"/>
         <w:rPr>
-          <w:rFonts w:ascii="굴림" w:eastAsia="굴림" w:hAnsi="굴림" w:cs="굴림"/>
-          <w:kern w:val="0"/>
-          <w:szCs w:val="24"/>
-        </w:rPr>
-      </w:pPr>
-      <w:r>
-        <w:rPr>
-          <w:rFonts w:ascii="굴림" w:eastAsia="굴림" w:hAnsi="굴림" w:cs="굴림"/>
+          <w:rFonts w:asciiTheme="majorHAnsi" w:eastAsiaTheme="majorHAnsi" w:hAnsiTheme="majorHAnsi" w:cs="굴림" w:hint="eastAsia"/>
           <w:kern w:val="0"/>
           <w:sz w:val="24"/>
           <w:szCs w:val="24"/>
         </w:rPr>
-        <w:tab/>
-      </w:r>
-      <w:r>
-        <w:rPr>
-          <w:rFonts w:ascii="굴림" w:eastAsia="굴림" w:hAnsi="굴림" w:cs="굴림"/>
-          <w:kern w:val="0"/>
-          <w:szCs w:val="24"/>
-        </w:rPr>
-        <w:t>json 파일이 지금까지 잘못 나오고 있었음</w:t>
+      </w:pPr>
+      <w:r>
+        <w:rPr>
+          <w:rFonts w:asciiTheme="majorHAnsi" w:eastAsiaTheme="majorHAnsi" w:hAnsiTheme="majorHAnsi" w:cs="굴림"/>
+          <w:kern w:val="0"/>
+          <w:sz w:val="24"/>
+          <w:szCs w:val="24"/>
+        </w:rPr>
+        <w:t xml:space="preserve">float4 positionW4 = </w:t>
+      </w:r>
+      <w:proofErr w:type="spellStart"/>
+      <w:proofErr w:type="gramStart"/>
+      <w:r>
+        <w:rPr>
+          <w:rFonts w:asciiTheme="majorHAnsi" w:eastAsiaTheme="majorHAnsi" w:hAnsiTheme="majorHAnsi" w:cs="굴림"/>
+          <w:kern w:val="0"/>
+          <w:sz w:val="24"/>
+          <w:szCs w:val="24"/>
+        </w:rPr>
+        <w:t>mul</w:t>
+      </w:r>
+      <w:proofErr w:type="spellEnd"/>
+      <w:r>
+        <w:rPr>
+          <w:rFonts w:asciiTheme="majorHAnsi" w:eastAsiaTheme="majorHAnsi" w:hAnsiTheme="majorHAnsi" w:cs="굴림"/>
+          <w:kern w:val="0"/>
+          <w:sz w:val="24"/>
+          <w:szCs w:val="24"/>
+        </w:rPr>
+        <w:t>(</w:t>
+      </w:r>
+      <w:proofErr w:type="spellStart"/>
+      <w:proofErr w:type="gramEnd"/>
+      <w:r>
+        <w:rPr>
+          <w:rFonts w:asciiTheme="majorHAnsi" w:eastAsiaTheme="majorHAnsi" w:hAnsiTheme="majorHAnsi" w:cs="굴림"/>
+          <w:kern w:val="0"/>
+          <w:sz w:val="24"/>
+          <w:szCs w:val="24"/>
+        </w:rPr>
+        <w:t>g_matWorld</w:t>
+      </w:r>
+      <w:proofErr w:type="spellEnd"/>
+      <w:r>
+        <w:rPr>
+          <w:rFonts w:asciiTheme="majorHAnsi" w:eastAsiaTheme="majorHAnsi" w:hAnsiTheme="majorHAnsi" w:cs="굴림"/>
+          <w:kern w:val="0"/>
+          <w:sz w:val="24"/>
+          <w:szCs w:val="24"/>
+        </w:rPr>
+        <w:t>, float4(</w:t>
+      </w:r>
+      <w:proofErr w:type="spellStart"/>
+      <w:proofErr w:type="gramStart"/>
+      <w:r>
+        <w:rPr>
+          <w:rFonts w:asciiTheme="majorHAnsi" w:eastAsiaTheme="majorHAnsi" w:hAnsiTheme="majorHAnsi" w:cs="굴림"/>
+          <w:kern w:val="0"/>
+          <w:sz w:val="24"/>
+          <w:szCs w:val="24"/>
+        </w:rPr>
+        <w:t>input.Position</w:t>
+      </w:r>
+      <w:proofErr w:type="spellEnd"/>
+      <w:proofErr w:type="gramEnd"/>
+      <w:r>
+        <w:rPr>
+          <w:rFonts w:asciiTheme="majorHAnsi" w:eastAsiaTheme="majorHAnsi" w:hAnsiTheme="majorHAnsi" w:cs="굴림"/>
+          <w:kern w:val="0"/>
+          <w:sz w:val="24"/>
+          <w:szCs w:val="24"/>
+        </w:rPr>
+        <w:t>, 1.0f)</w:t>
+      </w:r>
+      <w:proofErr w:type="gramStart"/>
+      <w:r>
+        <w:rPr>
+          <w:rFonts w:asciiTheme="majorHAnsi" w:eastAsiaTheme="majorHAnsi" w:hAnsiTheme="majorHAnsi" w:cs="굴림"/>
+          <w:kern w:val="0"/>
+          <w:sz w:val="24"/>
+          <w:szCs w:val="24"/>
+        </w:rPr>
+        <w:t>);</w:t>
+      </w:r>
+      <w:proofErr w:type="gramEnd"/>
+    </w:p>
+    <w:p>
+      <w:pPr>
+        <w:widowControl/>
+        <w:wordWrap/>
+        <w:autoSpaceDE/>
+        <w:autoSpaceDN/>
+        <w:spacing w:before="100" w:beforeAutospacing="1" w:after="100" w:afterAutospacing="1" w:line="240" w:lineRule="auto"/>
+        <w:jc w:val="left"/>
+        <w:rPr>
+          <w:rFonts w:asciiTheme="majorHAnsi" w:eastAsiaTheme="majorHAnsi" w:hAnsiTheme="majorHAnsi" w:cs="굴림" w:hint="eastAsia"/>
+          <w:kern w:val="0"/>
+          <w:sz w:val="24"/>
+          <w:szCs w:val="24"/>
+        </w:rPr>
+      </w:pPr>
+      <w:proofErr w:type="spellStart"/>
+      <w:r>
+        <w:rPr>
+          <w:rFonts w:asciiTheme="majorHAnsi" w:eastAsiaTheme="majorHAnsi" w:hAnsiTheme="majorHAnsi" w:cs="굴림"/>
+          <w:kern w:val="0"/>
+          <w:sz w:val="24"/>
+          <w:szCs w:val="24"/>
+        </w:rPr>
+        <w:t>Out.Position</w:t>
+      </w:r>
+      <w:proofErr w:type="spellEnd"/>
+      <w:r>
+        <w:rPr>
+          <w:rFonts w:asciiTheme="majorHAnsi" w:eastAsiaTheme="majorHAnsi" w:hAnsiTheme="majorHAnsi" w:cs="굴림"/>
+          <w:kern w:val="0"/>
+          <w:sz w:val="24"/>
+          <w:szCs w:val="24"/>
+        </w:rPr>
+        <w:t xml:space="preserve"> = </w:t>
+      </w:r>
+      <w:proofErr w:type="spellStart"/>
+      <w:proofErr w:type="gramStart"/>
+      <w:r>
+        <w:rPr>
+          <w:rFonts w:asciiTheme="majorHAnsi" w:eastAsiaTheme="majorHAnsi" w:hAnsiTheme="majorHAnsi" w:cs="굴림"/>
+          <w:kern w:val="0"/>
+          <w:sz w:val="24"/>
+          <w:szCs w:val="24"/>
+        </w:rPr>
+        <w:t>mul</w:t>
+      </w:r>
+      <w:proofErr w:type="spellEnd"/>
+      <w:r>
+        <w:rPr>
+          <w:rFonts w:asciiTheme="majorHAnsi" w:eastAsiaTheme="majorHAnsi" w:hAnsiTheme="majorHAnsi" w:cs="굴림"/>
+          <w:kern w:val="0"/>
+          <w:sz w:val="24"/>
+          <w:szCs w:val="24"/>
+        </w:rPr>
+        <w:t>(</w:t>
+      </w:r>
+      <w:proofErr w:type="spellStart"/>
+      <w:r>
+        <w:rPr>
+          <w:rFonts w:asciiTheme="majorHAnsi" w:eastAsiaTheme="majorHAnsi" w:hAnsiTheme="majorHAnsi" w:cs="굴림"/>
+          <w:kern w:val="0"/>
+          <w:sz w:val="24"/>
+          <w:szCs w:val="24"/>
+        </w:rPr>
+        <w:t>mul</w:t>
+      </w:r>
+      <w:proofErr w:type="spellEnd"/>
+      <w:r>
+        <w:rPr>
+          <w:rFonts w:asciiTheme="majorHAnsi" w:eastAsiaTheme="majorHAnsi" w:hAnsiTheme="majorHAnsi" w:cs="굴림"/>
+          <w:kern w:val="0"/>
+          <w:sz w:val="24"/>
+          <w:szCs w:val="24"/>
+        </w:rPr>
+        <w:t>(</w:t>
+      </w:r>
+      <w:proofErr w:type="gramEnd"/>
+      <w:r>
+        <w:rPr>
+          <w:rFonts w:asciiTheme="majorHAnsi" w:eastAsiaTheme="majorHAnsi" w:hAnsiTheme="majorHAnsi" w:cs="굴림"/>
+          <w:kern w:val="0"/>
+          <w:sz w:val="24"/>
+          <w:szCs w:val="24"/>
+        </w:rPr>
+        <w:t xml:space="preserve">positionW4, </w:t>
+      </w:r>
+      <w:proofErr w:type="spellStart"/>
+      <w:r>
+        <w:rPr>
+          <w:rFonts w:asciiTheme="majorHAnsi" w:eastAsiaTheme="majorHAnsi" w:hAnsiTheme="majorHAnsi" w:cs="굴림"/>
+          <w:kern w:val="0"/>
+          <w:sz w:val="24"/>
+          <w:szCs w:val="24"/>
+        </w:rPr>
+        <w:t>g_matView</w:t>
+      </w:r>
+      <w:proofErr w:type="spellEnd"/>
+      <w:r>
+        <w:rPr>
+          <w:rFonts w:asciiTheme="majorHAnsi" w:eastAsiaTheme="majorHAnsi" w:hAnsiTheme="majorHAnsi" w:cs="굴림"/>
+          <w:kern w:val="0"/>
+          <w:sz w:val="24"/>
+          <w:szCs w:val="24"/>
+        </w:rPr>
+        <w:t xml:space="preserve">), </w:t>
+      </w:r>
+      <w:proofErr w:type="spellStart"/>
+      <w:r>
+        <w:rPr>
+          <w:rFonts w:asciiTheme="majorHAnsi" w:eastAsiaTheme="majorHAnsi" w:hAnsiTheme="majorHAnsi" w:cs="굴림"/>
+          <w:kern w:val="0"/>
+          <w:sz w:val="24"/>
+          <w:szCs w:val="24"/>
+        </w:rPr>
+        <w:t>g_matProjection</w:t>
+      </w:r>
+      <w:proofErr w:type="spellEnd"/>
+      <w:proofErr w:type="gramStart"/>
+      <w:r>
+        <w:rPr>
+          <w:rFonts w:asciiTheme="majorHAnsi" w:eastAsiaTheme="majorHAnsi" w:hAnsiTheme="majorHAnsi" w:cs="굴림"/>
+          <w:kern w:val="0"/>
+          <w:sz w:val="24"/>
+          <w:szCs w:val="24"/>
+        </w:rPr>
+        <w:t>);</w:t>
+      </w:r>
+      <w:proofErr w:type="gramEnd"/>
+    </w:p>
+    <w:p>
+      <w:pPr>
+        <w:widowControl/>
+        <w:wordWrap/>
+        <w:autoSpaceDE/>
+        <w:autoSpaceDN/>
+        <w:spacing w:before="100" w:beforeAutospacing="1" w:after="100" w:afterAutospacing="1" w:line="240" w:lineRule="auto"/>
+        <w:jc w:val="left"/>
+        <w:rPr>
+          <w:rFonts w:asciiTheme="majorHAnsi" w:eastAsiaTheme="majorHAnsi" w:hAnsiTheme="majorHAnsi" w:cs="굴림" w:hint="eastAsia"/>
+          <w:kern w:val="0"/>
+          <w:sz w:val="24"/>
+          <w:szCs w:val="24"/>
+        </w:rPr>
+      </w:pPr>
+      <w:r>
+        <w:rPr>
+          <w:rFonts w:asciiTheme="majorHAnsi" w:eastAsiaTheme="majorHAnsi" w:hAnsiTheme="majorHAnsi" w:cs="굴림"/>
+          <w:kern w:val="0"/>
+          <w:sz w:val="24"/>
+          <w:szCs w:val="24"/>
+        </w:rPr>
+        <w:t xml:space="preserve">기존의 새로 바꾼 </w:t>
+      </w:r>
+      <w:proofErr w:type="spellStart"/>
+      <w:r>
+        <w:rPr>
+          <w:rFonts w:asciiTheme="majorHAnsi" w:eastAsiaTheme="majorHAnsi" w:hAnsiTheme="majorHAnsi" w:cs="굴림"/>
+          <w:kern w:val="0"/>
+          <w:sz w:val="24"/>
+          <w:szCs w:val="24"/>
+        </w:rPr>
+        <w:t>쉐이더</w:t>
+      </w:r>
+      <w:proofErr w:type="spellEnd"/>
+      <w:r>
+        <w:rPr>
+          <w:rFonts w:asciiTheme="majorHAnsi" w:eastAsiaTheme="majorHAnsi" w:hAnsiTheme="majorHAnsi" w:cs="굴림"/>
+          <w:kern w:val="0"/>
+          <w:sz w:val="24"/>
+          <w:szCs w:val="24"/>
+        </w:rPr>
+        <w:t xml:space="preserve"> 부분 기존에는 월드만 열 우선 행렬로 들어</w:t>
+      </w:r>
+      <w:r>
+        <w:rPr>
+          <w:rFonts w:asciiTheme="majorHAnsi" w:eastAsiaTheme="majorHAnsi" w:hAnsiTheme="majorHAnsi" w:cs="굴림" w:hint="eastAsia"/>
+          <w:kern w:val="0"/>
+          <w:sz w:val="24"/>
+          <w:szCs w:val="24"/>
+        </w:rPr>
+        <w:t>옴</w:t>
+      </w:r>
+    </w:p>
+    <w:p>
+      <w:pPr>
+        <w:widowControl/>
+        <w:wordWrap/>
+        <w:autoSpaceDE/>
+        <w:autoSpaceDN/>
+        <w:spacing w:before="100" w:beforeAutospacing="1" w:after="100" w:afterAutospacing="1" w:line="240" w:lineRule="auto"/>
+        <w:jc w:val="left"/>
+        <w:rPr>
+          <w:rFonts w:asciiTheme="majorHAnsi" w:eastAsiaTheme="majorHAnsi" w:hAnsiTheme="majorHAnsi" w:cs="굴림"/>
+          <w:kern w:val="0"/>
+          <w:sz w:val="24"/>
+          <w:szCs w:val="24"/>
+        </w:rPr>
+      </w:pPr>
+      <w:r>
+        <w:rPr>
+          <w:rFonts w:asciiTheme="majorHAnsi" w:eastAsiaTheme="majorHAnsi" w:hAnsiTheme="majorHAnsi" w:cs="굴림"/>
+          <w:kern w:val="0"/>
+          <w:sz w:val="24"/>
+          <w:szCs w:val="24"/>
+        </w:rPr>
+        <w:t>뷰와 투영 행렬은 행 우선으로 들어와 문제가 생겼던 것</w:t>
+      </w:r>
+    </w:p>
+    <w:p>
+      <w:pPr>
+        <w:widowControl/>
+        <w:wordWrap/>
+        <w:autoSpaceDE/>
+        <w:autoSpaceDN/>
+        <w:spacing w:before="100" w:beforeAutospacing="1" w:after="100" w:afterAutospacing="1" w:line="240" w:lineRule="auto"/>
+        <w:jc w:val="left"/>
+        <w:rPr>
+          <w:rFonts w:asciiTheme="majorHAnsi" w:eastAsiaTheme="majorHAnsi" w:hAnsiTheme="majorHAnsi" w:cs="굴림" w:hint="eastAsia"/>
+          <w:kern w:val="0"/>
+          <w:sz w:val="24"/>
+          <w:szCs w:val="24"/>
+        </w:rPr>
+      </w:pPr>
+      <w:r>
+        <w:rPr>
+          <w:rFonts w:asciiTheme="majorHAnsi" w:eastAsiaTheme="majorHAnsi" w:hAnsiTheme="majorHAnsi" w:cs="굴림" w:hint="eastAsia"/>
+          <w:kern w:val="0"/>
+          <w:sz w:val="24"/>
+          <w:szCs w:val="24"/>
+        </w:rPr>
+        <w:t>행렬 곱셈 순서를 변경하여 정점폭발 문제를 해결</w:t>
+      </w:r>
+    </w:p>
+    <w:p>
+      <w:pPr>
+        <w:widowControl/>
+        <w:wordWrap/>
+        <w:autoSpaceDE/>
+        <w:autoSpaceDN/>
+        <w:spacing w:before="100" w:beforeAutospacing="1" w:after="100" w:afterAutospacing="1" w:line="240" w:lineRule="auto"/>
+        <w:jc w:val="left"/>
+        <w:rPr>
+          <w:rFonts w:ascii="굴림" w:eastAsia="굴림" w:hAnsi="굴림" w:cs="굴림"/>
+          <w:kern w:val="0"/>
+          <w:sz w:val="24"/>
+          <w:szCs w:val="24"/>
+        </w:rPr>
+      </w:pPr>
+    </w:p>
+    <w:p>
+      <w:pPr>
+        <w:widowControl/>
+        <w:wordWrap/>
+        <w:autoSpaceDE/>
+        <w:autoSpaceDN/>
+        <w:spacing w:before="100" w:beforeAutospacing="1" w:after="100" w:afterAutospacing="1" w:line="240" w:lineRule="auto"/>
+        <w:jc w:val="left"/>
+        <w:rPr>
+          <w:rFonts w:ascii="굴림" w:eastAsia="굴림" w:hAnsi="굴림" w:cs="굴림"/>
+          <w:kern w:val="0"/>
+          <w:szCs w:val="24"/>
+        </w:rPr>
+      </w:pPr>
+      <w:proofErr w:type="spellStart"/>
+      <w:r>
+        <w:rPr>
+          <w:rFonts w:ascii="굴림" w:eastAsia="굴림" w:hAnsi="굴림" w:cs="굴림"/>
+          <w:kern w:val="0"/>
+          <w:szCs w:val="24"/>
+        </w:rPr>
+        <w:t>json</w:t>
+      </w:r>
+      <w:proofErr w:type="spellEnd"/>
+      <w:r>
+        <w:rPr>
+          <w:rFonts w:ascii="굴림" w:eastAsia="굴림" w:hAnsi="굴림" w:cs="굴림"/>
+          <w:kern w:val="0"/>
+          <w:szCs w:val="24"/>
+        </w:rPr>
+        <w:t xml:space="preserve"> 파일이 지금까지 잘못 나오고 있었음</w:t>
       </w:r>
     </w:p>
     <w:p>
@@ -771,81 +1120,99 @@
         <w:ind w:left="795"/>
         <w:jc w:val="left"/>
         <w:rPr>
+          <w:rFonts w:ascii="굴림" w:eastAsia="굴림" w:hAnsi="굴림" w:cs="굴림"/>
+          <w:kern w:val="0"/>
+          <w:szCs w:val="24"/>
+        </w:rPr>
+      </w:pPr>
+      <w:proofErr w:type="spellStart"/>
+      <w:r>
+        <w:rPr>
+          <w:rFonts w:ascii="굴림" w:eastAsia="굴림" w:hAnsi="굴림" w:cs="굴림"/>
+          <w:kern w:val="0"/>
+          <w:szCs w:val="24"/>
+        </w:rPr>
+        <w:t>언리얼의</w:t>
+      </w:r>
+      <w:proofErr w:type="spellEnd"/>
+      <w:r>
+        <w:rPr>
+          <w:rFonts w:ascii="굴림" w:eastAsia="굴림" w:hAnsi="굴림" w:cs="굴림"/>
+          <w:kern w:val="0"/>
+          <w:szCs w:val="24"/>
+        </w:rPr>
+        <w:t xml:space="preserve"> </w:t>
+      </w:r>
+      <w:proofErr w:type="spellStart"/>
+      <w:r>
+        <w:rPr>
+          <w:rFonts w:ascii="굴림" w:eastAsia="굴림" w:hAnsi="굴림" w:cs="굴림"/>
+          <w:kern w:val="0"/>
+          <w:szCs w:val="24"/>
+        </w:rPr>
+        <w:t>파서를</w:t>
+      </w:r>
+      <w:proofErr w:type="spellEnd"/>
+      <w:r>
+        <w:rPr>
+          <w:rFonts w:ascii="굴림" w:eastAsia="굴림" w:hAnsi="굴림" w:cs="굴림"/>
+          <w:kern w:val="0"/>
+          <w:szCs w:val="24"/>
+        </w:rPr>
+        <w:t xml:space="preserve"> 수정해서 </w:t>
+      </w:r>
+      <w:r>
+        <w:rPr>
           <w:rFonts w:ascii="굴림" w:eastAsia="굴림" w:hAnsi="굴림" w:cs="굴림" w:hint="eastAsia"/>
           <w:kern w:val="0"/>
           <w:szCs w:val="24"/>
         </w:rPr>
-      </w:pPr>
-      <w:proofErr w:type="spellStart"/>
-      <w:r>
-        <w:rPr>
-          <w:rFonts w:ascii="굴림" w:eastAsia="굴림" w:hAnsi="굴림" w:cs="굴림"/>
-          <w:kern w:val="0"/>
-          <w:szCs w:val="24"/>
-        </w:rPr>
-        <w:t>언리얼의</w:t>
-      </w:r>
-      <w:proofErr w:type="spellEnd"/>
-      <w:r>
-        <w:rPr>
-          <w:rFonts w:ascii="굴림" w:eastAsia="굴림" w:hAnsi="굴림" w:cs="굴림"/>
-          <w:kern w:val="0"/>
-          <w:szCs w:val="24"/>
-        </w:rPr>
-        <w:t xml:space="preserve"> </w:t>
-      </w:r>
-      <w:proofErr w:type="spellStart"/>
-      <w:r>
-        <w:rPr>
-          <w:rFonts w:ascii="굴림" w:eastAsia="굴림" w:hAnsi="굴림" w:cs="굴림"/>
-          <w:kern w:val="0"/>
-          <w:szCs w:val="24"/>
-        </w:rPr>
-        <w:t>파서를</w:t>
-      </w:r>
-      <w:proofErr w:type="spellEnd"/>
-      <w:r>
-        <w:rPr>
-          <w:rFonts w:ascii="굴림" w:eastAsia="굴림" w:hAnsi="굴림" w:cs="굴림"/>
-          <w:kern w:val="0"/>
-          <w:szCs w:val="24"/>
-        </w:rPr>
-        <w:t xml:space="preserve"> 수정해서 </w:t>
-      </w:r>
+        <w:t xml:space="preserve">같은 </w:t>
+      </w:r>
+      <w:proofErr w:type="spellStart"/>
       <w:r>
         <w:rPr>
           <w:rFonts w:ascii="굴림" w:eastAsia="굴림" w:hAnsi="굴림" w:cs="굴림" w:hint="eastAsia"/>
           <w:kern w:val="0"/>
           <w:szCs w:val="24"/>
         </w:rPr>
-        <w:t xml:space="preserve">같은 </w:t>
-      </w:r>
-      <w:proofErr w:type="spellStart"/>
+        <w:t>텍스쳐를</w:t>
+      </w:r>
+      <w:proofErr w:type="spellEnd"/>
       <w:r>
         <w:rPr>
           <w:rFonts w:ascii="굴림" w:eastAsia="굴림" w:hAnsi="굴림" w:cs="굴림" w:hint="eastAsia"/>
           <w:kern w:val="0"/>
           <w:szCs w:val="24"/>
         </w:rPr>
-        <w:t>텍스쳐를</w:t>
-      </w:r>
-      <w:proofErr w:type="spellEnd"/>
+        <w:t xml:space="preserve"> 가진 동일한 </w:t>
+      </w:r>
+      <w:proofErr w:type="spellStart"/>
       <w:r>
         <w:rPr>
           <w:rFonts w:ascii="굴림" w:eastAsia="굴림" w:hAnsi="굴림" w:cs="굴림" w:hint="eastAsia"/>
           <w:kern w:val="0"/>
           <w:szCs w:val="24"/>
         </w:rPr>
-        <w:t xml:space="preserve"> 가진 동일한 </w:t>
-      </w:r>
-      <w:proofErr w:type="spellStart"/>
+        <w:t>메쉬라면</w:t>
+      </w:r>
+      <w:proofErr w:type="spellEnd"/>
       <w:r>
         <w:rPr>
           <w:rFonts w:ascii="굴림" w:eastAsia="굴림" w:hAnsi="굴림" w:cs="굴림" w:hint="eastAsia"/>
           <w:kern w:val="0"/>
           <w:szCs w:val="24"/>
         </w:rPr>
-        <w:t>메쉬라면</w:t>
+        <w:t xml:space="preserve"> 동일한 </w:t>
+      </w:r>
+      <w:proofErr w:type="spellStart"/>
+      <w:r>
+        <w:rPr>
+          <w:rFonts w:ascii="굴림" w:eastAsia="굴림" w:hAnsi="굴림" w:cs="굴림"/>
+          <w:kern w:val="0"/>
+          <w:szCs w:val="24"/>
+        </w:rPr>
+        <w:t>MaterialOverrides</w:t>
       </w:r>
       <w:proofErr w:type="spellEnd"/>
       <w:r>
@@ -854,24 +1221,6 @@
           <w:kern w:val="0"/>
           <w:szCs w:val="24"/>
         </w:rPr>
-        <w:t xml:space="preserve"> 동일한 </w:t>
-      </w:r>
-      <w:proofErr w:type="spellStart"/>
-      <w:r>
-        <w:rPr>
-          <w:rFonts w:ascii="굴림" w:eastAsia="굴림" w:hAnsi="굴림" w:cs="굴림"/>
-          <w:kern w:val="0"/>
-          <w:szCs w:val="24"/>
-        </w:rPr>
-        <w:t>MaterialOverrides</w:t>
-      </w:r>
-      <w:proofErr w:type="spellEnd"/>
-      <w:r>
-        <w:rPr>
-          <w:rFonts w:ascii="굴림" w:eastAsia="굴림" w:hAnsi="굴림" w:cs="굴림" w:hint="eastAsia"/>
-          <w:kern w:val="0"/>
-          <w:szCs w:val="24"/>
-        </w:rPr>
         <w:t>값이 들어가도록 수정하였습니다.</w:t>
       </w:r>
     </w:p>
@@ -954,6 +1303,7 @@
           <w:kern w:val="0"/>
           <w:szCs w:val="24"/>
         </w:rPr>
+        <w:lastRenderedPageBreak/>
         <w:tab/>
       </w:r>
       <w:r>
@@ -1177,32 +1527,387 @@
         <w:spacing w:before="100" w:beforeAutospacing="1" w:after="100" w:afterAutospacing="1" w:line="240" w:lineRule="auto"/>
         <w:jc w:val="left"/>
         <w:rPr>
+          <w:rFonts w:ascii="굴림" w:eastAsia="굴림" w:hAnsi="굴림" w:cs="굴림"/>
+          <w:kern w:val="0"/>
+          <w:szCs w:val="24"/>
+        </w:rPr>
+      </w:pPr>
+      <w:r>
+        <w:rPr>
           <w:rFonts w:ascii="굴림" w:eastAsia="굴림" w:hAnsi="굴림" w:cs="굴림" w:hint="eastAsia"/>
           <w:kern w:val="0"/>
           <w:szCs w:val="24"/>
         </w:rPr>
-      </w:pPr>
+        <w:t>변경</w:t>
+      </w:r>
+      <w:r>
+        <w:rPr>
+          <w:rFonts w:ascii="굴림" w:eastAsia="굴림" w:hAnsi="굴림" w:cs="굴림"/>
+          <w:kern w:val="0"/>
+          <w:szCs w:val="24"/>
+        </w:rPr>
+        <w:t xml:space="preserve"> 후 (권장): "</w:t>
+      </w:r>
+      <w:proofErr w:type="spellStart"/>
+      <w:r>
+        <w:rPr>
+          <w:rFonts w:ascii="굴림" w:eastAsia="굴림" w:hAnsi="굴림" w:cs="굴림"/>
+          <w:kern w:val="0"/>
+          <w:szCs w:val="24"/>
+        </w:rPr>
+        <w:t>MaterialOverrides</w:t>
+      </w:r>
+      <w:proofErr w:type="spellEnd"/>
+      <w:r>
+        <w:rPr>
+          <w:rFonts w:ascii="굴림" w:eastAsia="굴림" w:hAnsi="굴림" w:cs="굴림"/>
+          <w:kern w:val="0"/>
+          <w:szCs w:val="24"/>
+        </w:rPr>
+        <w:t xml:space="preserve">": </w:t>
+      </w:r>
+      <w:proofErr w:type="gramStart"/>
+      <w:r>
+        <w:rPr>
+          <w:rFonts w:ascii="굴림" w:eastAsia="굴림" w:hAnsi="굴림" w:cs="굴림"/>
+          <w:kern w:val="0"/>
+          <w:szCs w:val="24"/>
+        </w:rPr>
+        <w:t>{ "</w:t>
+      </w:r>
+      <w:proofErr w:type="spellStart"/>
+      <w:proofErr w:type="gramEnd"/>
+      <w:r>
+        <w:rPr>
+          <w:rFonts w:ascii="굴림" w:eastAsia="굴림" w:hAnsi="굴림" w:cs="굴림"/>
+          <w:kern w:val="0"/>
+          <w:szCs w:val="24"/>
+        </w:rPr>
+        <w:t>baseColorTexture</w:t>
+      </w:r>
+      <w:proofErr w:type="spellEnd"/>
+      <w:r>
+        <w:rPr>
+          <w:rFonts w:ascii="굴림" w:eastAsia="굴림" w:hAnsi="굴림" w:cs="굴림"/>
+          <w:kern w:val="0"/>
+          <w:szCs w:val="24"/>
+        </w:rPr>
+        <w:t>": "경로1", "</w:t>
+      </w:r>
+      <w:proofErr w:type="spellStart"/>
+      <w:r>
+        <w:rPr>
+          <w:rFonts w:ascii="굴림" w:eastAsia="굴림" w:hAnsi="굴림" w:cs="굴림"/>
+          <w:kern w:val="0"/>
+          <w:szCs w:val="24"/>
+        </w:rPr>
+        <w:t>normalTexture</w:t>
+      </w:r>
+      <w:proofErr w:type="spellEnd"/>
+      <w:r>
+        <w:rPr>
+          <w:rFonts w:ascii="굴림" w:eastAsia="굴림" w:hAnsi="굴림" w:cs="굴림"/>
+          <w:kern w:val="0"/>
+          <w:szCs w:val="24"/>
+        </w:rPr>
+        <w:t>": "경로2</w:t>
+      </w:r>
+      <w:proofErr w:type="gramStart"/>
+      <w:r>
+        <w:rPr>
+          <w:rFonts w:ascii="굴림" w:eastAsia="굴림" w:hAnsi="굴림" w:cs="굴림"/>
+          <w:kern w:val="0"/>
+          <w:szCs w:val="24"/>
+        </w:rPr>
+        <w:t>" }</w:t>
+      </w:r>
+      <w:proofErr w:type="gramEnd"/>
+      <w:r>
+        <w:rPr>
+          <w:rFonts w:ascii="굴림" w:eastAsia="굴림" w:hAnsi="굴림" w:cs="굴림"/>
+          <w:kern w:val="0"/>
+          <w:szCs w:val="24"/>
+        </w:rPr>
+        <w:t xml:space="preserve"> (역할이 명시적, 안정적)</w:t>
+      </w:r>
+    </w:p>
+    <w:p>
+      <w:pPr>
+        <w:widowControl/>
+        <w:wordWrap/>
+        <w:autoSpaceDE/>
+        <w:autoSpaceDN/>
+        <w:spacing w:before="100" w:beforeAutospacing="1" w:after="100" w:afterAutospacing="1" w:line="240" w:lineRule="auto"/>
+        <w:jc w:val="left"/>
+        <w:rPr>
+          <w:rFonts w:ascii="굴림" w:eastAsia="굴림" w:hAnsi="굴림" w:cs="굴림"/>
+          <w:kern w:val="0"/>
+          <w:sz w:val="18"/>
+          <w:szCs w:val="24"/>
+        </w:rPr>
+      </w:pPr>
+    </w:p>
+    <w:p>
+      <w:pPr>
+        <w:widowControl/>
+        <w:wordWrap/>
+        <w:autoSpaceDE/>
+        <w:autoSpaceDN/>
+        <w:spacing w:before="100" w:beforeAutospacing="1" w:after="100" w:afterAutospacing="1" w:line="240" w:lineRule="auto"/>
+        <w:jc w:val="left"/>
+        <w:rPr>
+          <w:rFonts w:ascii="굴림" w:eastAsia="굴림" w:hAnsi="굴림" w:cs="굴림"/>
+          <w:kern w:val="0"/>
+          <w:sz w:val="18"/>
+          <w:szCs w:val="24"/>
+        </w:rPr>
+      </w:pPr>
+      <w:r>
+        <w:rPr>
+          <w:rFonts w:ascii="굴림" w:eastAsia="굴림" w:hAnsi="굴림" w:cs="굴림"/>
+          <w:kern w:val="0"/>
+          <w:sz w:val="18"/>
+          <w:szCs w:val="24"/>
+        </w:rPr>
+        <w:t>Unreal Editor</w:t>
+      </w:r>
       <w:r>
         <w:rPr>
           <w:rFonts w:ascii="굴림" w:eastAsia="굴림" w:hAnsi="굴림" w:cs="굴림" w:hint="eastAsia"/>
           <w:kern w:val="0"/>
-          <w:szCs w:val="24"/>
-        </w:rPr>
-        <w:t>변경</w:t>
-      </w:r>
-      <w:r>
-        <w:rPr>
-          <w:rFonts w:ascii="굴림" w:eastAsia="굴림" w:hAnsi="굴림" w:cs="굴림"/>
-          <w:kern w:val="0"/>
-          <w:szCs w:val="24"/>
-        </w:rPr>
-        <w:t xml:space="preserve"> 후 (권장): "</w:t>
-      </w:r>
-      <w:proofErr w:type="spellStart"/>
-      <w:r>
-        <w:rPr>
-          <w:rFonts w:ascii="굴림" w:eastAsia="굴림" w:hAnsi="굴림" w:cs="굴림"/>
-          <w:kern w:val="0"/>
+          <w:sz w:val="18"/>
+          <w:szCs w:val="24"/>
+        </w:rPr>
+        <w:t xml:space="preserve">에서 </w:t>
+      </w:r>
+      <w:r>
+        <w:rPr>
+          <w:rFonts w:ascii="굴림" w:eastAsia="굴림" w:hAnsi="굴림" w:cs="굴림"/>
+          <w:kern w:val="0"/>
+          <w:sz w:val="18"/>
+          <w:szCs w:val="24"/>
+        </w:rPr>
+        <w:t>Material</w:t>
+      </w:r>
+      <w:r>
+        <w:rPr>
+          <w:rFonts w:ascii="굴림" w:eastAsia="굴림" w:hAnsi="굴림" w:cs="굴림" w:hint="eastAsia"/>
+          <w:kern w:val="0"/>
+          <w:sz w:val="18"/>
+          <w:szCs w:val="24"/>
+        </w:rPr>
+        <w:t xml:space="preserve">을 뽑을 때 </w:t>
+      </w:r>
+      <w:r>
+        <w:rPr>
+          <w:rFonts w:ascii="굴림" w:eastAsia="굴림" w:hAnsi="굴림" w:cs="굴림"/>
+          <w:kern w:val="0"/>
+          <w:sz w:val="18"/>
+          <w:szCs w:val="24"/>
+        </w:rPr>
+        <w:t>_BC(</w:t>
+      </w:r>
+      <w:proofErr w:type="spellStart"/>
+      <w:r>
+        <w:rPr>
+          <w:rFonts w:ascii="굴림" w:eastAsia="굴림" w:hAnsi="굴림" w:cs="굴림"/>
+          <w:kern w:val="0"/>
+          <w:sz w:val="18"/>
+          <w:szCs w:val="24"/>
+        </w:rPr>
+        <w:t>basecolor</w:t>
+      </w:r>
+      <w:proofErr w:type="spellEnd"/>
+      <w:r>
+        <w:rPr>
+          <w:rFonts w:ascii="굴림" w:eastAsia="굴림" w:hAnsi="굴림" w:cs="굴림"/>
+          <w:kern w:val="0"/>
+          <w:sz w:val="18"/>
+          <w:szCs w:val="24"/>
+        </w:rPr>
+        <w:t>), _N(</w:t>
+      </w:r>
+      <w:r>
+        <w:rPr>
+          <w:rFonts w:ascii="굴림" w:eastAsia="굴림" w:hAnsi="굴림" w:cs="굴림"/>
+          <w:kern w:val="0"/>
+          <w:sz w:val="18"/>
+          <w:szCs w:val="24"/>
+        </w:rPr>
+        <w:t>Normal</w:t>
+      </w:r>
+      <w:r>
+        <w:rPr>
+          <w:rFonts w:ascii="굴림" w:eastAsia="굴림" w:hAnsi="굴림" w:cs="굴림"/>
+          <w:kern w:val="0"/>
+          <w:sz w:val="18"/>
+          <w:szCs w:val="24"/>
+        </w:rPr>
+        <w:t>)</w:t>
+      </w:r>
+      <w:r>
+        <w:rPr>
+          <w:rFonts w:ascii="굴림" w:eastAsia="굴림" w:hAnsi="굴림" w:cs="굴림"/>
+          <w:kern w:val="0"/>
+          <w:sz w:val="18"/>
+          <w:szCs w:val="24"/>
+        </w:rPr>
+        <w:t>, _ORM(</w:t>
+      </w:r>
+      <w:r>
+        <w:rPr>
+          <w:rFonts w:ascii="굴림" w:eastAsia="굴림" w:hAnsi="굴림" w:cs="굴림"/>
+          <w:kern w:val="0"/>
+          <w:sz w:val="18"/>
+          <w:szCs w:val="24"/>
+        </w:rPr>
+        <w:t>Occlusion, Roughness</w:t>
+      </w:r>
+      <w:r>
+        <w:rPr>
+          <w:rFonts w:ascii="굴림" w:eastAsia="굴림" w:hAnsi="굴림" w:cs="굴림"/>
+          <w:kern w:val="0"/>
+          <w:sz w:val="18"/>
+          <w:szCs w:val="24"/>
+        </w:rPr>
+        <w:t xml:space="preserve">, </w:t>
+      </w:r>
+      <w:r>
+        <w:rPr>
+          <w:rFonts w:ascii="굴림" w:eastAsia="굴림" w:hAnsi="굴림" w:cs="굴림"/>
+          <w:kern w:val="0"/>
+          <w:sz w:val="18"/>
+          <w:szCs w:val="24"/>
+        </w:rPr>
+        <w:t>Metallic</w:t>
+      </w:r>
+      <w:r>
+        <w:rPr>
+          <w:rFonts w:ascii="굴림" w:eastAsia="굴림" w:hAnsi="굴림" w:cs="굴림"/>
+          <w:kern w:val="0"/>
+          <w:sz w:val="18"/>
+          <w:szCs w:val="24"/>
+        </w:rPr>
+        <w:t xml:space="preserve">), </w:t>
+      </w:r>
+      <w:r>
+        <w:rPr>
+          <w:rFonts w:ascii="굴림" w:eastAsia="굴림" w:hAnsi="굴림" w:cs="굴림"/>
+          <w:kern w:val="0"/>
+          <w:sz w:val="18"/>
+          <w:szCs w:val="24"/>
+        </w:rPr>
+        <w:t>_E(Emissive)</w:t>
+      </w:r>
+      <w:r>
+        <w:rPr>
+          <w:rFonts w:ascii="굴림" w:eastAsia="굴림" w:hAnsi="굴림" w:cs="굴림"/>
+          <w:kern w:val="0"/>
+          <w:sz w:val="18"/>
+          <w:szCs w:val="24"/>
+        </w:rPr>
+        <w:t xml:space="preserve"> </w:t>
+      </w:r>
+      <w:r>
+        <w:rPr>
+          <w:rFonts w:ascii="굴림" w:eastAsia="굴림" w:hAnsi="굴림" w:cs="굴림" w:hint="eastAsia"/>
+          <w:kern w:val="0"/>
+          <w:sz w:val="18"/>
+          <w:szCs w:val="24"/>
+        </w:rPr>
+        <w:t>형식으로</w:t>
+      </w:r>
+      <w:r>
+        <w:rPr>
+          <w:rFonts w:ascii="굴림" w:eastAsia="굴림" w:hAnsi="굴림" w:cs="굴림" w:hint="eastAsia"/>
+          <w:kern w:val="0"/>
+          <w:sz w:val="18"/>
+          <w:szCs w:val="24"/>
+        </w:rPr>
+        <w:t xml:space="preserve"> </w:t>
+      </w:r>
+      <w:r>
+        <w:rPr>
+          <w:rFonts w:ascii="굴림" w:eastAsia="굴림" w:hAnsi="굴림" w:cs="굴림" w:hint="eastAsia"/>
+          <w:kern w:val="0"/>
+          <w:sz w:val="18"/>
+          <w:szCs w:val="24"/>
+        </w:rPr>
+        <w:t>J</w:t>
+      </w:r>
+      <w:r>
+        <w:rPr>
+          <w:rFonts w:ascii="굴림" w:eastAsia="굴림" w:hAnsi="굴림" w:cs="굴림"/>
+          <w:kern w:val="0"/>
+          <w:sz w:val="18"/>
+          <w:szCs w:val="24"/>
+        </w:rPr>
+        <w:t xml:space="preserve">son </w:t>
+      </w:r>
+      <w:r>
+        <w:rPr>
+          <w:rFonts w:ascii="굴림" w:eastAsia="굴림" w:hAnsi="굴림" w:cs="굴림" w:hint="eastAsia"/>
+          <w:kern w:val="0"/>
+          <w:sz w:val="18"/>
+          <w:szCs w:val="24"/>
+        </w:rPr>
+        <w:t xml:space="preserve">파일의 </w:t>
+      </w:r>
+      <w:proofErr w:type="spellStart"/>
+      <w:r>
+        <w:rPr>
+          <w:rFonts w:ascii="굴림" w:eastAsia="굴림" w:hAnsi="굴림" w:cs="굴림" w:hint="eastAsia"/>
+          <w:kern w:val="0"/>
+          <w:sz w:val="18"/>
+          <w:szCs w:val="24"/>
+        </w:rPr>
+        <w:t>G</w:t>
+      </w:r>
+      <w:r>
+        <w:rPr>
+          <w:rFonts w:ascii="굴림" w:eastAsia="굴림" w:hAnsi="굴림" w:cs="굴림"/>
+          <w:kern w:val="0"/>
+          <w:sz w:val="18"/>
+          <w:szCs w:val="24"/>
+        </w:rPr>
+        <w:t>ltf</w:t>
+      </w:r>
+      <w:proofErr w:type="spellEnd"/>
+      <w:r>
+        <w:rPr>
+          <w:rFonts w:ascii="굴림" w:eastAsia="굴림" w:hAnsi="굴림" w:cs="굴림"/>
+          <w:kern w:val="0"/>
+          <w:sz w:val="18"/>
+          <w:szCs w:val="24"/>
+        </w:rPr>
+        <w:t xml:space="preserve"> </w:t>
+      </w:r>
+      <w:proofErr w:type="spellStart"/>
+      <w:r>
+        <w:rPr>
+          <w:rFonts w:ascii="굴림" w:eastAsia="굴림" w:hAnsi="굴림" w:cs="굴림" w:hint="eastAsia"/>
+          <w:kern w:val="0"/>
+          <w:sz w:val="18"/>
+          <w:szCs w:val="24"/>
+        </w:rPr>
+        <w:t>메쉬의</w:t>
+      </w:r>
+      <w:proofErr w:type="spellEnd"/>
+      <w:r>
+        <w:rPr>
+          <w:rFonts w:ascii="굴림" w:eastAsia="굴림" w:hAnsi="굴림" w:cs="굴림" w:hint="eastAsia"/>
+          <w:kern w:val="0"/>
+          <w:sz w:val="18"/>
+          <w:szCs w:val="24"/>
+        </w:rPr>
+        <w:t xml:space="preserve"> </w:t>
+      </w:r>
+      <w:proofErr w:type="spellStart"/>
+      <w:r>
+        <w:rPr>
+          <w:rFonts w:ascii="굴림" w:eastAsia="굴림" w:hAnsi="굴림" w:cs="굴림"/>
+          <w:kern w:val="0"/>
+          <w:sz w:val="18"/>
           <w:szCs w:val="24"/>
         </w:rPr>
         <w:t>MaterialOverrides</w:t>
@@ -1212,56 +1917,423 @@
         <w:rPr>
           <w:rFonts w:ascii="굴림" w:eastAsia="굴림" w:hAnsi="굴림" w:cs="굴림"/>
           <w:kern w:val="0"/>
-          <w:szCs w:val="24"/>
-        </w:rPr>
-        <w:t xml:space="preserve">": </w:t>
+          <w:sz w:val="18"/>
+          <w:szCs w:val="24"/>
+        </w:rPr>
+        <w:t xml:space="preserve"> </w:t>
+      </w:r>
+      <w:r>
+        <w:rPr>
+          <w:rFonts w:ascii="굴림" w:eastAsia="굴림" w:hAnsi="굴림" w:cs="굴림" w:hint="eastAsia"/>
+          <w:kern w:val="0"/>
+          <w:sz w:val="18"/>
+          <w:szCs w:val="24"/>
+        </w:rPr>
+        <w:t xml:space="preserve">형식을 뽑아 우리 엔진에서 쉽게 읽을 수 있도록 하였음 </w:t>
+      </w:r>
+    </w:p>
+    <w:p>
+      <w:pPr>
+        <w:widowControl/>
+        <w:wordWrap/>
+        <w:autoSpaceDE/>
+        <w:autoSpaceDN/>
+        <w:spacing w:before="100" w:beforeAutospacing="1" w:after="100" w:afterAutospacing="1" w:line="240" w:lineRule="auto"/>
+        <w:jc w:val="left"/>
+        <w:rPr>
+          <w:rFonts w:ascii="굴림" w:eastAsia="굴림" w:hAnsi="굴림" w:cs="굴림"/>
+          <w:kern w:val="0"/>
+          <w:sz w:val="18"/>
+          <w:szCs w:val="24"/>
+        </w:rPr>
+      </w:pPr>
+      <w:r>
+        <w:rPr>
+          <w:rFonts w:ascii="굴림" w:eastAsia="굴림" w:hAnsi="굴림" w:cs="굴림" w:hint="eastAsia"/>
+          <w:kern w:val="0"/>
+          <w:sz w:val="18"/>
+          <w:szCs w:val="24"/>
+        </w:rPr>
+        <w:t xml:space="preserve">위의 </w:t>
+      </w:r>
+      <w:r>
+        <w:rPr>
+          <w:rFonts w:ascii="굴림" w:eastAsia="굴림" w:hAnsi="굴림" w:cs="굴림"/>
+          <w:kern w:val="0"/>
+          <w:sz w:val="18"/>
+          <w:szCs w:val="24"/>
+        </w:rPr>
+        <w:t>4</w:t>
+      </w:r>
+      <w:r>
+        <w:rPr>
+          <w:rFonts w:ascii="굴림" w:eastAsia="굴림" w:hAnsi="굴림" w:cs="굴림" w:hint="eastAsia"/>
+          <w:kern w:val="0"/>
+          <w:sz w:val="18"/>
+          <w:szCs w:val="24"/>
+        </w:rPr>
+        <w:t xml:space="preserve">가지 </w:t>
+      </w:r>
+      <w:proofErr w:type="spellStart"/>
+      <w:r>
+        <w:rPr>
+          <w:rFonts w:ascii="굴림" w:eastAsia="굴림" w:hAnsi="굴림" w:cs="굴림" w:hint="eastAsia"/>
+          <w:kern w:val="0"/>
+          <w:sz w:val="18"/>
+          <w:szCs w:val="24"/>
+        </w:rPr>
+        <w:t>텍스쳐를</w:t>
+      </w:r>
+      <w:proofErr w:type="spellEnd"/>
+      <w:r>
+        <w:rPr>
+          <w:rFonts w:ascii="굴림" w:eastAsia="굴림" w:hAnsi="굴림" w:cs="굴림" w:hint="eastAsia"/>
+          <w:kern w:val="0"/>
+          <w:sz w:val="18"/>
+          <w:szCs w:val="24"/>
+        </w:rPr>
+        <w:t xml:space="preserve"> 읽도록 </w:t>
+      </w:r>
+      <w:proofErr w:type="spellStart"/>
+      <w:r>
+        <w:rPr>
+          <w:rFonts w:ascii="굴림" w:eastAsia="굴림" w:hAnsi="굴림" w:cs="굴림"/>
+          <w:kern w:val="0"/>
+          <w:sz w:val="18"/>
+          <w:szCs w:val="24"/>
+        </w:rPr>
+        <w:t>hlsl</w:t>
+      </w:r>
+      <w:proofErr w:type="spellEnd"/>
+      <w:r>
+        <w:rPr>
+          <w:rFonts w:ascii="굴림" w:eastAsia="굴림" w:hAnsi="굴림" w:cs="굴림" w:hint="eastAsia"/>
+          <w:kern w:val="0"/>
+          <w:sz w:val="18"/>
+          <w:szCs w:val="24"/>
+        </w:rPr>
+        <w:t>에 추가해주었습니다.</w:t>
+      </w:r>
+    </w:p>
+    <w:p>
+      <w:pPr>
+        <w:widowControl/>
+        <w:shd w:val="clear" w:color="auto" w:fill="FFFFFF"/>
+        <w:autoSpaceDE/>
+        <w:autoSpaceDN/>
+        <w:spacing w:after="0" w:line="300" w:lineRule="atLeast"/>
+        <w:jc w:val="left"/>
+        <w:rPr>
+          <w:rFonts w:ascii="Consolas" w:eastAsia="굴림" w:hAnsi="Consolas" w:cs="굴림"/>
+          <w:color w:val="24292E"/>
+          <w:kern w:val="0"/>
+          <w:sz w:val="17"/>
+          <w:szCs w:val="17"/>
+        </w:rPr>
+      </w:pPr>
+      <w:r>
+        <w:rPr>
+          <w:rFonts w:ascii="Consolas" w:eastAsia="굴림" w:hAnsi="Consolas" w:cs="굴림"/>
+          <w:color w:val="24292E"/>
+          <w:kern w:val="0"/>
+          <w:sz w:val="17"/>
+          <w:szCs w:val="17"/>
+        </w:rPr>
+        <w:t xml:space="preserve">Texture2D </w:t>
+      </w:r>
+      <w:proofErr w:type="spellStart"/>
+      <w:r>
+        <w:rPr>
+          <w:rFonts w:ascii="Consolas" w:eastAsia="굴림" w:hAnsi="Consolas" w:cs="굴림"/>
+          <w:color w:val="24292E"/>
+          <w:kern w:val="0"/>
+          <w:sz w:val="17"/>
+          <w:szCs w:val="17"/>
+        </w:rPr>
+        <w:t>g_</w:t>
       </w:r>
       <w:proofErr w:type="gramStart"/>
       <w:r>
         <w:rPr>
-          <w:rFonts w:ascii="굴림" w:eastAsia="굴림" w:hAnsi="굴림" w:cs="굴림"/>
-          <w:kern w:val="0"/>
-          <w:szCs w:val="24"/>
-        </w:rPr>
-        <w:t>{ "</w:t>
-      </w:r>
-      <w:proofErr w:type="spellStart"/>
+          <w:rFonts w:ascii="Consolas" w:eastAsia="굴림" w:hAnsi="Consolas" w:cs="굴림"/>
+          <w:color w:val="24292E"/>
+          <w:kern w:val="0"/>
+          <w:sz w:val="17"/>
+          <w:szCs w:val="17"/>
+        </w:rPr>
+        <w:t>txDiffuse</w:t>
+      </w:r>
+      <w:proofErr w:type="spellEnd"/>
+      <w:r>
+        <w:rPr>
+          <w:rFonts w:ascii="Consolas" w:eastAsia="굴림" w:hAnsi="Consolas" w:cs="굴림"/>
+          <w:color w:val="24292E"/>
+          <w:kern w:val="0"/>
+          <w:sz w:val="17"/>
+          <w:szCs w:val="17"/>
+        </w:rPr>
+        <w:t xml:space="preserve"> :</w:t>
+      </w:r>
       <w:proofErr w:type="gramEnd"/>
       <w:r>
         <w:rPr>
-          <w:rFonts w:ascii="굴림" w:eastAsia="굴림" w:hAnsi="굴림" w:cs="굴림"/>
-          <w:kern w:val="0"/>
-          <w:szCs w:val="24"/>
-        </w:rPr>
-        <w:t>baseColorTexture</w:t>
-      </w:r>
-      <w:proofErr w:type="spellEnd"/>
-      <w:r>
-        <w:rPr>
-          <w:rFonts w:ascii="굴림" w:eastAsia="굴림" w:hAnsi="굴림" w:cs="굴림"/>
-          <w:kern w:val="0"/>
-          <w:szCs w:val="24"/>
-        </w:rPr>
-        <w:t>": "경로1", "</w:t>
-      </w:r>
-      <w:proofErr w:type="spellStart"/>
-      <w:r>
-        <w:rPr>
-          <w:rFonts w:ascii="굴림" w:eastAsia="굴림" w:hAnsi="굴림" w:cs="굴림"/>
-          <w:kern w:val="0"/>
-          <w:szCs w:val="24"/>
-        </w:rPr>
-        <w:t>normalTexture</w:t>
-      </w:r>
-      <w:proofErr w:type="spellEnd"/>
-      <w:r>
-        <w:rPr>
-          <w:rFonts w:ascii="굴림" w:eastAsia="굴림" w:hAnsi="굴림" w:cs="굴림"/>
-          <w:kern w:val="0"/>
-          <w:szCs w:val="24"/>
-        </w:rPr>
-        <w:t>": "경로2" } (역할이 명시적, 안정적)</w:t>
-      </w:r>
+          <w:rFonts w:ascii="Consolas" w:eastAsia="굴림" w:hAnsi="Consolas" w:cs="굴림"/>
+          <w:color w:val="24292E"/>
+          <w:kern w:val="0"/>
+          <w:sz w:val="17"/>
+          <w:szCs w:val="17"/>
+        </w:rPr>
+        <w:t xml:space="preserve"> register(t0</w:t>
+      </w:r>
+      <w:proofErr w:type="gramStart"/>
+      <w:r>
+        <w:rPr>
+          <w:rFonts w:ascii="Consolas" w:eastAsia="굴림" w:hAnsi="Consolas" w:cs="굴림"/>
+          <w:color w:val="24292E"/>
+          <w:kern w:val="0"/>
+          <w:sz w:val="17"/>
+          <w:szCs w:val="17"/>
+        </w:rPr>
+        <w:t>);</w:t>
+      </w:r>
+      <w:proofErr w:type="gramEnd"/>
+    </w:p>
+    <w:p>
+      <w:pPr>
+        <w:widowControl/>
+        <w:shd w:val="clear" w:color="auto" w:fill="FFFFFF"/>
+        <w:autoSpaceDE/>
+        <w:autoSpaceDN/>
+        <w:spacing w:after="0" w:line="300" w:lineRule="atLeast"/>
+        <w:jc w:val="left"/>
+        <w:rPr>
+          <w:rFonts w:ascii="Consolas" w:eastAsia="굴림" w:hAnsi="Consolas" w:cs="굴림"/>
+          <w:color w:val="24292E"/>
+          <w:kern w:val="0"/>
+          <w:sz w:val="17"/>
+          <w:szCs w:val="17"/>
+        </w:rPr>
+      </w:pPr>
+      <w:r>
+        <w:rPr>
+          <w:rFonts w:ascii="Consolas" w:eastAsia="굴림" w:hAnsi="Consolas" w:cs="굴림"/>
+          <w:color w:val="24292E"/>
+          <w:kern w:val="0"/>
+          <w:sz w:val="17"/>
+          <w:szCs w:val="17"/>
+        </w:rPr>
+        <w:t xml:space="preserve">Texture2D </w:t>
+      </w:r>
+      <w:proofErr w:type="spellStart"/>
+      <w:r>
+        <w:rPr>
+          <w:rFonts w:ascii="Consolas" w:eastAsia="굴림" w:hAnsi="Consolas" w:cs="굴림"/>
+          <w:color w:val="24292E"/>
+          <w:kern w:val="0"/>
+          <w:sz w:val="17"/>
+          <w:szCs w:val="17"/>
+        </w:rPr>
+        <w:t>g_</w:t>
+      </w:r>
+      <w:proofErr w:type="gramStart"/>
+      <w:r>
+        <w:rPr>
+          <w:rFonts w:ascii="Consolas" w:eastAsia="굴림" w:hAnsi="Consolas" w:cs="굴림"/>
+          <w:color w:val="24292E"/>
+          <w:kern w:val="0"/>
+          <w:sz w:val="17"/>
+          <w:szCs w:val="17"/>
+        </w:rPr>
+        <w:t>txNormal</w:t>
+      </w:r>
+      <w:proofErr w:type="spellEnd"/>
+      <w:r>
+        <w:rPr>
+          <w:rFonts w:ascii="Consolas" w:eastAsia="굴림" w:hAnsi="Consolas" w:cs="굴림"/>
+          <w:color w:val="24292E"/>
+          <w:kern w:val="0"/>
+          <w:sz w:val="17"/>
+          <w:szCs w:val="17"/>
+        </w:rPr>
+        <w:t xml:space="preserve"> :</w:t>
+      </w:r>
+      <w:proofErr w:type="gramEnd"/>
+      <w:r>
+        <w:rPr>
+          <w:rFonts w:ascii="Consolas" w:eastAsia="굴림" w:hAnsi="Consolas" w:cs="굴림"/>
+          <w:color w:val="24292E"/>
+          <w:kern w:val="0"/>
+          <w:sz w:val="17"/>
+          <w:szCs w:val="17"/>
+        </w:rPr>
+        <w:t xml:space="preserve"> register(t1</w:t>
+      </w:r>
+      <w:proofErr w:type="gramStart"/>
+      <w:r>
+        <w:rPr>
+          <w:rFonts w:ascii="Consolas" w:eastAsia="굴림" w:hAnsi="Consolas" w:cs="굴림"/>
+          <w:color w:val="24292E"/>
+          <w:kern w:val="0"/>
+          <w:sz w:val="17"/>
+          <w:szCs w:val="17"/>
+        </w:rPr>
+        <w:t>);</w:t>
+      </w:r>
+      <w:proofErr w:type="gramEnd"/>
+    </w:p>
+    <w:p>
+      <w:pPr>
+        <w:widowControl/>
+        <w:shd w:val="clear" w:color="auto" w:fill="FFFFFF"/>
+        <w:autoSpaceDE/>
+        <w:autoSpaceDN/>
+        <w:spacing w:after="0" w:line="300" w:lineRule="atLeast"/>
+        <w:jc w:val="left"/>
+        <w:rPr>
+          <w:rFonts w:ascii="Consolas" w:eastAsia="굴림" w:hAnsi="Consolas" w:cs="굴림"/>
+          <w:color w:val="24292E"/>
+          <w:kern w:val="0"/>
+          <w:sz w:val="17"/>
+          <w:szCs w:val="17"/>
+        </w:rPr>
+      </w:pPr>
+      <w:r>
+        <w:rPr>
+          <w:rFonts w:ascii="Consolas" w:eastAsia="굴림" w:hAnsi="Consolas" w:cs="굴림"/>
+          <w:color w:val="24292E"/>
+          <w:kern w:val="0"/>
+          <w:sz w:val="17"/>
+          <w:szCs w:val="17"/>
+        </w:rPr>
+        <w:t xml:space="preserve">Texture2D </w:t>
+      </w:r>
+      <w:proofErr w:type="spellStart"/>
+      <w:r>
+        <w:rPr>
+          <w:rFonts w:ascii="Consolas" w:eastAsia="굴림" w:hAnsi="Consolas" w:cs="굴림"/>
+          <w:color w:val="24292E"/>
+          <w:kern w:val="0"/>
+          <w:sz w:val="17"/>
+          <w:szCs w:val="17"/>
+        </w:rPr>
+        <w:t>g_</w:t>
+      </w:r>
+      <w:proofErr w:type="gramStart"/>
+      <w:r>
+        <w:rPr>
+          <w:rFonts w:ascii="Consolas" w:eastAsia="굴림" w:hAnsi="Consolas" w:cs="굴림"/>
+          <w:color w:val="24292E"/>
+          <w:kern w:val="0"/>
+          <w:sz w:val="17"/>
+          <w:szCs w:val="17"/>
+        </w:rPr>
+        <w:t>txORM</w:t>
+      </w:r>
+      <w:proofErr w:type="spellEnd"/>
+      <w:r>
+        <w:rPr>
+          <w:rFonts w:ascii="Consolas" w:eastAsia="굴림" w:hAnsi="Consolas" w:cs="굴림"/>
+          <w:color w:val="24292E"/>
+          <w:kern w:val="0"/>
+          <w:sz w:val="17"/>
+          <w:szCs w:val="17"/>
+        </w:rPr>
+        <w:t xml:space="preserve"> :</w:t>
+      </w:r>
+      <w:proofErr w:type="gramEnd"/>
+      <w:r>
+        <w:rPr>
+          <w:rFonts w:ascii="Consolas" w:eastAsia="굴림" w:hAnsi="Consolas" w:cs="굴림"/>
+          <w:color w:val="24292E"/>
+          <w:kern w:val="0"/>
+          <w:sz w:val="17"/>
+          <w:szCs w:val="17"/>
+        </w:rPr>
+        <w:t xml:space="preserve"> register(t2); // Occlusion, Roughness, Metallic</w:t>
+      </w:r>
+    </w:p>
+    <w:p>
+      <w:pPr>
+        <w:widowControl/>
+        <w:shd w:val="clear" w:color="auto" w:fill="FFFFFF"/>
+        <w:autoSpaceDE/>
+        <w:autoSpaceDN/>
+        <w:spacing w:after="0" w:line="300" w:lineRule="atLeast"/>
+        <w:jc w:val="left"/>
+        <w:rPr>
+          <w:rFonts w:ascii="Consolas" w:eastAsia="굴림" w:hAnsi="Consolas" w:cs="굴림"/>
+          <w:color w:val="24292E"/>
+          <w:kern w:val="0"/>
+          <w:sz w:val="17"/>
+          <w:szCs w:val="17"/>
+        </w:rPr>
+      </w:pPr>
+      <w:r>
+        <w:rPr>
+          <w:rFonts w:ascii="Consolas" w:eastAsia="굴림" w:hAnsi="Consolas" w:cs="굴림"/>
+          <w:color w:val="24292E"/>
+          <w:kern w:val="0"/>
+          <w:sz w:val="17"/>
+          <w:szCs w:val="17"/>
+        </w:rPr>
+        <w:t xml:space="preserve">Texture2D </w:t>
+      </w:r>
+      <w:proofErr w:type="spellStart"/>
+      <w:r>
+        <w:rPr>
+          <w:rFonts w:ascii="Consolas" w:eastAsia="굴림" w:hAnsi="Consolas" w:cs="굴림"/>
+          <w:color w:val="24292E"/>
+          <w:kern w:val="0"/>
+          <w:sz w:val="17"/>
+          <w:szCs w:val="17"/>
+        </w:rPr>
+        <w:t>g_</w:t>
+      </w:r>
+      <w:proofErr w:type="gramStart"/>
+      <w:r>
+        <w:rPr>
+          <w:rFonts w:ascii="Consolas" w:eastAsia="굴림" w:hAnsi="Consolas" w:cs="굴림"/>
+          <w:color w:val="24292E"/>
+          <w:kern w:val="0"/>
+          <w:sz w:val="17"/>
+          <w:szCs w:val="17"/>
+        </w:rPr>
+        <w:t>txEmissive</w:t>
+      </w:r>
+      <w:proofErr w:type="spellEnd"/>
+      <w:r>
+        <w:rPr>
+          <w:rFonts w:ascii="Consolas" w:eastAsia="굴림" w:hAnsi="Consolas" w:cs="굴림"/>
+          <w:color w:val="24292E"/>
+          <w:kern w:val="0"/>
+          <w:sz w:val="17"/>
+          <w:szCs w:val="17"/>
+        </w:rPr>
+        <w:t xml:space="preserve"> :</w:t>
+      </w:r>
+      <w:proofErr w:type="gramEnd"/>
+      <w:r>
+        <w:rPr>
+          <w:rFonts w:ascii="Consolas" w:eastAsia="굴림" w:hAnsi="Consolas" w:cs="굴림"/>
+          <w:color w:val="24292E"/>
+          <w:kern w:val="0"/>
+          <w:sz w:val="17"/>
+          <w:szCs w:val="17"/>
+        </w:rPr>
+        <w:t xml:space="preserve"> register(t3</w:t>
+      </w:r>
+      <w:proofErr w:type="gramStart"/>
+      <w:r>
+        <w:rPr>
+          <w:rFonts w:ascii="Consolas" w:eastAsia="굴림" w:hAnsi="Consolas" w:cs="굴림"/>
+          <w:color w:val="24292E"/>
+          <w:kern w:val="0"/>
+          <w:sz w:val="17"/>
+          <w:szCs w:val="17"/>
+        </w:rPr>
+        <w:t>);</w:t>
+      </w:r>
+      <w:proofErr w:type="gramEnd"/>
     </w:p>
     <w:p>
       <w:pPr>
@@ -1282,26 +2354,569 @@
     <w:p>
       <w:pPr>
         <w:widowControl/>
+        <w:shd w:val="clear" w:color="auto" w:fill="FFFFFF"/>
+        <w:autoSpaceDE/>
+        <w:autoSpaceDN/>
+        <w:spacing w:after="0" w:line="300" w:lineRule="atLeast"/>
+        <w:jc w:val="left"/>
+        <w:rPr>
+          <w:rFonts w:ascii="Consolas" w:eastAsia="굴림" w:hAnsi="Consolas" w:cs="굴림"/>
+          <w:color w:val="24292E"/>
+          <w:kern w:val="0"/>
+          <w:sz w:val="17"/>
+          <w:szCs w:val="17"/>
+        </w:rPr>
+      </w:pPr>
+      <w:r>
+        <w:rPr>
+          <w:rFonts w:ascii="Consolas" w:eastAsia="굴림" w:hAnsi="Consolas" w:cs="굴림"/>
+          <w:color w:val="24292E"/>
+          <w:kern w:val="0"/>
+          <w:sz w:val="17"/>
+          <w:szCs w:val="17"/>
+        </w:rPr>
+        <w:t xml:space="preserve">float4 </w:t>
+      </w:r>
+      <w:proofErr w:type="spellStart"/>
+      <w:r>
+        <w:rPr>
+          <w:rFonts w:ascii="Consolas" w:eastAsia="굴림" w:hAnsi="Consolas" w:cs="굴림"/>
+          <w:color w:val="24292E"/>
+          <w:kern w:val="0"/>
+          <w:sz w:val="17"/>
+          <w:szCs w:val="17"/>
+        </w:rPr>
+        <w:t>albedoMap</w:t>
+      </w:r>
+      <w:proofErr w:type="spellEnd"/>
+      <w:r>
+        <w:rPr>
+          <w:rFonts w:ascii="Consolas" w:eastAsia="굴림" w:hAnsi="Consolas" w:cs="굴림"/>
+          <w:color w:val="24292E"/>
+          <w:kern w:val="0"/>
+          <w:sz w:val="17"/>
+          <w:szCs w:val="17"/>
+        </w:rPr>
+        <w:t xml:space="preserve"> = </w:t>
+      </w:r>
+      <w:proofErr w:type="spellStart"/>
+      <w:r>
+        <w:rPr>
+          <w:rFonts w:ascii="Consolas" w:eastAsia="굴림" w:hAnsi="Consolas" w:cs="굴림"/>
+          <w:color w:val="24292E"/>
+          <w:kern w:val="0"/>
+          <w:sz w:val="17"/>
+          <w:szCs w:val="17"/>
+        </w:rPr>
+        <w:t>g_txDiffuse.Sample</w:t>
+      </w:r>
+      <w:proofErr w:type="spellEnd"/>
+      <w:r>
+        <w:rPr>
+          <w:rFonts w:ascii="Consolas" w:eastAsia="굴림" w:hAnsi="Consolas" w:cs="굴림"/>
+          <w:color w:val="24292E"/>
+          <w:kern w:val="0"/>
+          <w:sz w:val="17"/>
+          <w:szCs w:val="17"/>
+        </w:rPr>
+        <w:t>(</w:t>
+      </w:r>
+      <w:proofErr w:type="spellStart"/>
+      <w:r>
+        <w:rPr>
+          <w:rFonts w:ascii="Consolas" w:eastAsia="굴림" w:hAnsi="Consolas" w:cs="굴림"/>
+          <w:color w:val="24292E"/>
+          <w:kern w:val="0"/>
+          <w:sz w:val="17"/>
+          <w:szCs w:val="17"/>
+        </w:rPr>
+        <w:t>g_samLinear</w:t>
+      </w:r>
+      <w:proofErr w:type="spellEnd"/>
+      <w:r>
+        <w:rPr>
+          <w:rFonts w:ascii="Consolas" w:eastAsia="굴림" w:hAnsi="Consolas" w:cs="굴림"/>
+          <w:color w:val="24292E"/>
+          <w:kern w:val="0"/>
+          <w:sz w:val="17"/>
+          <w:szCs w:val="17"/>
+        </w:rPr>
+        <w:t xml:space="preserve">, </w:t>
+      </w:r>
+      <w:proofErr w:type="spellStart"/>
+      <w:proofErr w:type="gramStart"/>
+      <w:r>
+        <w:rPr>
+          <w:rFonts w:ascii="Consolas" w:eastAsia="굴림" w:hAnsi="Consolas" w:cs="굴림"/>
+          <w:color w:val="24292E"/>
+          <w:kern w:val="0"/>
+          <w:sz w:val="17"/>
+          <w:szCs w:val="17"/>
+        </w:rPr>
+        <w:t>In.TexCoord</w:t>
+      </w:r>
+      <w:proofErr w:type="spellEnd"/>
+      <w:r>
+        <w:rPr>
+          <w:rFonts w:ascii="Consolas" w:eastAsia="굴림" w:hAnsi="Consolas" w:cs="굴림"/>
+          <w:color w:val="24292E"/>
+          <w:kern w:val="0"/>
+          <w:sz w:val="17"/>
+          <w:szCs w:val="17"/>
+        </w:rPr>
+        <w:t>);</w:t>
+      </w:r>
+      <w:proofErr w:type="gramEnd"/>
+    </w:p>
+    <w:p>
+      <w:pPr>
+        <w:widowControl/>
+        <w:shd w:val="clear" w:color="auto" w:fill="FFFFFF"/>
+        <w:autoSpaceDE/>
+        <w:autoSpaceDN/>
+        <w:spacing w:after="0" w:line="300" w:lineRule="atLeast"/>
+        <w:jc w:val="left"/>
+        <w:rPr>
+          <w:rFonts w:ascii="Consolas" w:eastAsia="굴림" w:hAnsi="Consolas" w:cs="굴림"/>
+          <w:color w:val="24292E"/>
+          <w:kern w:val="0"/>
+          <w:sz w:val="17"/>
+          <w:szCs w:val="17"/>
+        </w:rPr>
+      </w:pPr>
+      <w:r>
+        <w:rPr>
+          <w:rFonts w:ascii="Consolas" w:eastAsia="굴림" w:hAnsi="Consolas" w:cs="굴림"/>
+          <w:color w:val="24292E"/>
+          <w:kern w:val="0"/>
+          <w:sz w:val="17"/>
+          <w:szCs w:val="17"/>
+        </w:rPr>
+        <w:t xml:space="preserve">float3 </w:t>
+      </w:r>
+      <w:proofErr w:type="spellStart"/>
+      <w:r>
+        <w:rPr>
+          <w:rFonts w:ascii="Consolas" w:eastAsia="굴림" w:hAnsi="Consolas" w:cs="굴림"/>
+          <w:color w:val="24292E"/>
+          <w:kern w:val="0"/>
+          <w:sz w:val="17"/>
+          <w:szCs w:val="17"/>
+        </w:rPr>
+        <w:t>normalMap</w:t>
+      </w:r>
+      <w:proofErr w:type="spellEnd"/>
+      <w:r>
+        <w:rPr>
+          <w:rFonts w:ascii="Consolas" w:eastAsia="굴림" w:hAnsi="Consolas" w:cs="굴림"/>
+          <w:color w:val="24292E"/>
+          <w:kern w:val="0"/>
+          <w:sz w:val="17"/>
+          <w:szCs w:val="17"/>
+        </w:rPr>
+        <w:t xml:space="preserve"> = </w:t>
+      </w:r>
+      <w:proofErr w:type="spellStart"/>
+      <w:r>
+        <w:rPr>
+          <w:rFonts w:ascii="Consolas" w:eastAsia="굴림" w:hAnsi="Consolas" w:cs="굴림"/>
+          <w:color w:val="24292E"/>
+          <w:kern w:val="0"/>
+          <w:sz w:val="17"/>
+          <w:szCs w:val="17"/>
+        </w:rPr>
+        <w:t>g_txNormal.Sample</w:t>
+      </w:r>
+      <w:proofErr w:type="spellEnd"/>
+      <w:r>
+        <w:rPr>
+          <w:rFonts w:ascii="Consolas" w:eastAsia="굴림" w:hAnsi="Consolas" w:cs="굴림"/>
+          <w:color w:val="24292E"/>
+          <w:kern w:val="0"/>
+          <w:sz w:val="17"/>
+          <w:szCs w:val="17"/>
+        </w:rPr>
+        <w:t>(</w:t>
+      </w:r>
+      <w:proofErr w:type="spellStart"/>
+      <w:r>
+        <w:rPr>
+          <w:rFonts w:ascii="Consolas" w:eastAsia="굴림" w:hAnsi="Consolas" w:cs="굴림"/>
+          <w:color w:val="24292E"/>
+          <w:kern w:val="0"/>
+          <w:sz w:val="17"/>
+          <w:szCs w:val="17"/>
+        </w:rPr>
+        <w:t>g_samLinear</w:t>
+      </w:r>
+      <w:proofErr w:type="spellEnd"/>
+      <w:r>
+        <w:rPr>
+          <w:rFonts w:ascii="Consolas" w:eastAsia="굴림" w:hAnsi="Consolas" w:cs="굴림"/>
+          <w:color w:val="24292E"/>
+          <w:kern w:val="0"/>
+          <w:sz w:val="17"/>
+          <w:szCs w:val="17"/>
+        </w:rPr>
+        <w:t xml:space="preserve">, </w:t>
+      </w:r>
+      <w:proofErr w:type="spellStart"/>
+      <w:proofErr w:type="gramStart"/>
+      <w:r>
+        <w:rPr>
+          <w:rFonts w:ascii="Consolas" w:eastAsia="굴림" w:hAnsi="Consolas" w:cs="굴림"/>
+          <w:color w:val="24292E"/>
+          <w:kern w:val="0"/>
+          <w:sz w:val="17"/>
+          <w:szCs w:val="17"/>
+        </w:rPr>
+        <w:t>In.TexCoord</w:t>
+      </w:r>
+      <w:proofErr w:type="spellEnd"/>
+      <w:r>
+        <w:rPr>
+          <w:rFonts w:ascii="Consolas" w:eastAsia="굴림" w:hAnsi="Consolas" w:cs="굴림"/>
+          <w:color w:val="24292E"/>
+          <w:kern w:val="0"/>
+          <w:sz w:val="17"/>
+          <w:szCs w:val="17"/>
+        </w:rPr>
+        <w:t>).</w:t>
+      </w:r>
+      <w:proofErr w:type="spellStart"/>
+      <w:r>
+        <w:rPr>
+          <w:rFonts w:ascii="Consolas" w:eastAsia="굴림" w:hAnsi="Consolas" w:cs="굴림"/>
+          <w:color w:val="24292E"/>
+          <w:kern w:val="0"/>
+          <w:sz w:val="17"/>
+          <w:szCs w:val="17"/>
+        </w:rPr>
+        <w:t>rgb</w:t>
+      </w:r>
+      <w:proofErr w:type="spellEnd"/>
+      <w:proofErr w:type="gramEnd"/>
+      <w:r>
+        <w:rPr>
+          <w:rFonts w:ascii="Consolas" w:eastAsia="굴림" w:hAnsi="Consolas" w:cs="굴림"/>
+          <w:color w:val="24292E"/>
+          <w:kern w:val="0"/>
+          <w:sz w:val="17"/>
+          <w:szCs w:val="17"/>
+        </w:rPr>
+        <w:t>;</w:t>
+      </w:r>
+    </w:p>
+    <w:p>
+      <w:pPr>
+        <w:widowControl/>
+        <w:shd w:val="clear" w:color="auto" w:fill="FFFFFF"/>
+        <w:autoSpaceDE/>
+        <w:autoSpaceDN/>
+        <w:spacing w:after="0" w:line="300" w:lineRule="atLeast"/>
+        <w:jc w:val="left"/>
+        <w:rPr>
+          <w:rFonts w:ascii="Consolas" w:eastAsia="굴림" w:hAnsi="Consolas" w:cs="굴림"/>
+          <w:color w:val="24292E"/>
+          <w:kern w:val="0"/>
+          <w:sz w:val="17"/>
+          <w:szCs w:val="17"/>
+        </w:rPr>
+      </w:pPr>
+      <w:r>
+        <w:rPr>
+          <w:rFonts w:ascii="Consolas" w:eastAsia="굴림" w:hAnsi="Consolas" w:cs="굴림"/>
+          <w:color w:val="24292E"/>
+          <w:kern w:val="0"/>
+          <w:sz w:val="17"/>
+          <w:szCs w:val="17"/>
+        </w:rPr>
+        <w:t xml:space="preserve">float3 </w:t>
+      </w:r>
+      <w:proofErr w:type="spellStart"/>
+      <w:r>
+        <w:rPr>
+          <w:rFonts w:ascii="Consolas" w:eastAsia="굴림" w:hAnsi="Consolas" w:cs="굴림"/>
+          <w:color w:val="24292E"/>
+          <w:kern w:val="0"/>
+          <w:sz w:val="17"/>
+          <w:szCs w:val="17"/>
+        </w:rPr>
+        <w:t>ormMap</w:t>
+      </w:r>
+      <w:proofErr w:type="spellEnd"/>
+      <w:r>
+        <w:rPr>
+          <w:rFonts w:ascii="Consolas" w:eastAsia="굴림" w:hAnsi="Consolas" w:cs="굴림"/>
+          <w:color w:val="24292E"/>
+          <w:kern w:val="0"/>
+          <w:sz w:val="17"/>
+          <w:szCs w:val="17"/>
+        </w:rPr>
+        <w:t xml:space="preserve"> = </w:t>
+      </w:r>
+      <w:proofErr w:type="spellStart"/>
+      <w:r>
+        <w:rPr>
+          <w:rFonts w:ascii="Consolas" w:eastAsia="굴림" w:hAnsi="Consolas" w:cs="굴림"/>
+          <w:color w:val="24292E"/>
+          <w:kern w:val="0"/>
+          <w:sz w:val="17"/>
+          <w:szCs w:val="17"/>
+        </w:rPr>
+        <w:t>g_txORM.Sample</w:t>
+      </w:r>
+      <w:proofErr w:type="spellEnd"/>
+      <w:r>
+        <w:rPr>
+          <w:rFonts w:ascii="Consolas" w:eastAsia="굴림" w:hAnsi="Consolas" w:cs="굴림"/>
+          <w:color w:val="24292E"/>
+          <w:kern w:val="0"/>
+          <w:sz w:val="17"/>
+          <w:szCs w:val="17"/>
+        </w:rPr>
+        <w:t>(</w:t>
+      </w:r>
+      <w:proofErr w:type="spellStart"/>
+      <w:r>
+        <w:rPr>
+          <w:rFonts w:ascii="Consolas" w:eastAsia="굴림" w:hAnsi="Consolas" w:cs="굴림"/>
+          <w:color w:val="24292E"/>
+          <w:kern w:val="0"/>
+          <w:sz w:val="17"/>
+          <w:szCs w:val="17"/>
+        </w:rPr>
+        <w:t>g_samLinear</w:t>
+      </w:r>
+      <w:proofErr w:type="spellEnd"/>
+      <w:r>
+        <w:rPr>
+          <w:rFonts w:ascii="Consolas" w:eastAsia="굴림" w:hAnsi="Consolas" w:cs="굴림"/>
+          <w:color w:val="24292E"/>
+          <w:kern w:val="0"/>
+          <w:sz w:val="17"/>
+          <w:szCs w:val="17"/>
+        </w:rPr>
+        <w:t xml:space="preserve">, </w:t>
+      </w:r>
+      <w:proofErr w:type="spellStart"/>
+      <w:proofErr w:type="gramStart"/>
+      <w:r>
+        <w:rPr>
+          <w:rFonts w:ascii="Consolas" w:eastAsia="굴림" w:hAnsi="Consolas" w:cs="굴림"/>
+          <w:color w:val="24292E"/>
+          <w:kern w:val="0"/>
+          <w:sz w:val="17"/>
+          <w:szCs w:val="17"/>
+        </w:rPr>
+        <w:t>In.TexCoord</w:t>
+      </w:r>
+      <w:proofErr w:type="spellEnd"/>
+      <w:r>
+        <w:rPr>
+          <w:rFonts w:ascii="Consolas" w:eastAsia="굴림" w:hAnsi="Consolas" w:cs="굴림"/>
+          <w:color w:val="24292E"/>
+          <w:kern w:val="0"/>
+          <w:sz w:val="17"/>
+          <w:szCs w:val="17"/>
+        </w:rPr>
+        <w:t>).</w:t>
+      </w:r>
+      <w:proofErr w:type="spellStart"/>
+      <w:r>
+        <w:rPr>
+          <w:rFonts w:ascii="Consolas" w:eastAsia="굴림" w:hAnsi="Consolas" w:cs="굴림"/>
+          <w:color w:val="24292E"/>
+          <w:kern w:val="0"/>
+          <w:sz w:val="17"/>
+          <w:szCs w:val="17"/>
+        </w:rPr>
+        <w:t>rgb</w:t>
+      </w:r>
+      <w:proofErr w:type="spellEnd"/>
+      <w:proofErr w:type="gramEnd"/>
+      <w:r>
+        <w:rPr>
+          <w:rFonts w:ascii="Consolas" w:eastAsia="굴림" w:hAnsi="Consolas" w:cs="굴림"/>
+          <w:color w:val="24292E"/>
+          <w:kern w:val="0"/>
+          <w:sz w:val="17"/>
+          <w:szCs w:val="17"/>
+        </w:rPr>
+        <w:t>;</w:t>
+      </w:r>
+    </w:p>
+    <w:p>
+      <w:pPr>
+        <w:widowControl/>
+        <w:shd w:val="clear" w:color="auto" w:fill="FFFFFF"/>
+        <w:autoSpaceDE/>
+        <w:autoSpaceDN/>
+        <w:spacing w:after="0" w:line="300" w:lineRule="atLeast"/>
+        <w:jc w:val="left"/>
+        <w:rPr>
+          <w:rFonts w:ascii="Consolas" w:eastAsia="굴림" w:hAnsi="Consolas" w:cs="굴림"/>
+          <w:color w:val="24292E"/>
+          <w:kern w:val="0"/>
+          <w:sz w:val="17"/>
+          <w:szCs w:val="17"/>
+        </w:rPr>
+      </w:pPr>
+      <w:r>
+        <w:rPr>
+          <w:rFonts w:ascii="Consolas" w:eastAsia="굴림" w:hAnsi="Consolas" w:cs="굴림"/>
+          <w:color w:val="24292E"/>
+          <w:kern w:val="0"/>
+          <w:sz w:val="17"/>
+          <w:szCs w:val="17"/>
+        </w:rPr>
+        <w:t xml:space="preserve">float3 </w:t>
+      </w:r>
+      <w:proofErr w:type="spellStart"/>
+      <w:r>
+        <w:rPr>
+          <w:rFonts w:ascii="Consolas" w:eastAsia="굴림" w:hAnsi="Consolas" w:cs="굴림"/>
+          <w:color w:val="24292E"/>
+          <w:kern w:val="0"/>
+          <w:sz w:val="17"/>
+          <w:szCs w:val="17"/>
+        </w:rPr>
+        <w:t>emissiveMap</w:t>
+      </w:r>
+      <w:proofErr w:type="spellEnd"/>
+      <w:r>
+        <w:rPr>
+          <w:rFonts w:ascii="Consolas" w:eastAsia="굴림" w:hAnsi="Consolas" w:cs="굴림"/>
+          <w:color w:val="24292E"/>
+          <w:kern w:val="0"/>
+          <w:sz w:val="17"/>
+          <w:szCs w:val="17"/>
+        </w:rPr>
+        <w:t xml:space="preserve"> = </w:t>
+      </w:r>
+      <w:proofErr w:type="spellStart"/>
+      <w:r>
+        <w:rPr>
+          <w:rFonts w:ascii="Consolas" w:eastAsia="굴림" w:hAnsi="Consolas" w:cs="굴림"/>
+          <w:color w:val="24292E"/>
+          <w:kern w:val="0"/>
+          <w:sz w:val="17"/>
+          <w:szCs w:val="17"/>
+        </w:rPr>
+        <w:t>g_txEmissive.Sample</w:t>
+      </w:r>
+      <w:proofErr w:type="spellEnd"/>
+      <w:r>
+        <w:rPr>
+          <w:rFonts w:ascii="Consolas" w:eastAsia="굴림" w:hAnsi="Consolas" w:cs="굴림"/>
+          <w:color w:val="24292E"/>
+          <w:kern w:val="0"/>
+          <w:sz w:val="17"/>
+          <w:szCs w:val="17"/>
+        </w:rPr>
+        <w:t>(</w:t>
+      </w:r>
+      <w:proofErr w:type="spellStart"/>
+      <w:r>
+        <w:rPr>
+          <w:rFonts w:ascii="Consolas" w:eastAsia="굴림" w:hAnsi="Consolas" w:cs="굴림"/>
+          <w:color w:val="24292E"/>
+          <w:kern w:val="0"/>
+          <w:sz w:val="17"/>
+          <w:szCs w:val="17"/>
+        </w:rPr>
+        <w:t>g_samLinear</w:t>
+      </w:r>
+      <w:proofErr w:type="spellEnd"/>
+      <w:r>
+        <w:rPr>
+          <w:rFonts w:ascii="Consolas" w:eastAsia="굴림" w:hAnsi="Consolas" w:cs="굴림"/>
+          <w:color w:val="24292E"/>
+          <w:kern w:val="0"/>
+          <w:sz w:val="17"/>
+          <w:szCs w:val="17"/>
+        </w:rPr>
+        <w:t xml:space="preserve">, </w:t>
+      </w:r>
+      <w:proofErr w:type="spellStart"/>
+      <w:proofErr w:type="gramStart"/>
+      <w:r>
+        <w:rPr>
+          <w:rFonts w:ascii="Consolas" w:eastAsia="굴림" w:hAnsi="Consolas" w:cs="굴림"/>
+          <w:color w:val="24292E"/>
+          <w:kern w:val="0"/>
+          <w:sz w:val="17"/>
+          <w:szCs w:val="17"/>
+        </w:rPr>
+        <w:t>In.TexCoord</w:t>
+      </w:r>
+      <w:proofErr w:type="spellEnd"/>
+      <w:r>
+        <w:rPr>
+          <w:rFonts w:ascii="Consolas" w:eastAsia="굴림" w:hAnsi="Consolas" w:cs="굴림"/>
+          <w:color w:val="24292E"/>
+          <w:kern w:val="0"/>
+          <w:sz w:val="17"/>
+          <w:szCs w:val="17"/>
+        </w:rPr>
+        <w:t>).</w:t>
+      </w:r>
+      <w:proofErr w:type="spellStart"/>
+      <w:r>
+        <w:rPr>
+          <w:rFonts w:ascii="Consolas" w:eastAsia="굴림" w:hAnsi="Consolas" w:cs="굴림"/>
+          <w:color w:val="24292E"/>
+          <w:kern w:val="0"/>
+          <w:sz w:val="17"/>
+          <w:szCs w:val="17"/>
+        </w:rPr>
+        <w:t>rgb</w:t>
+      </w:r>
+      <w:proofErr w:type="spellEnd"/>
+      <w:proofErr w:type="gramEnd"/>
+      <w:r>
+        <w:rPr>
+          <w:rFonts w:ascii="Consolas" w:eastAsia="굴림" w:hAnsi="Consolas" w:cs="굴림"/>
+          <w:color w:val="24292E"/>
+          <w:kern w:val="0"/>
+          <w:sz w:val="17"/>
+          <w:szCs w:val="17"/>
+        </w:rPr>
+        <w:t>;</w:t>
+      </w:r>
+    </w:p>
+    <w:p>
+      <w:pPr>
+        <w:widowControl/>
         <w:wordWrap/>
         <w:autoSpaceDE/>
         <w:autoSpaceDN/>
         <w:spacing w:before="100" w:beforeAutospacing="1" w:after="100" w:afterAutospacing="1" w:line="240" w:lineRule="auto"/>
         <w:jc w:val="left"/>
         <w:rPr>
+          <w:rFonts w:ascii="굴림" w:eastAsia="굴림" w:hAnsi="굴림" w:cs="굴림"/>
+          <w:kern w:val="0"/>
+          <w:sz w:val="18"/>
+          <w:szCs w:val="24"/>
+        </w:rPr>
+      </w:pPr>
+      <w:r>
+        <w:rPr>
           <w:rFonts w:ascii="굴림" w:eastAsia="굴림" w:hAnsi="굴림" w:cs="굴림" w:hint="eastAsia"/>
           <w:kern w:val="0"/>
           <w:sz w:val="18"/>
           <w:szCs w:val="24"/>
         </w:rPr>
-      </w:pPr>
-      <w:r>
-        <w:rPr>
-          <w:rFonts w:ascii="굴림" w:eastAsia="굴림" w:hAnsi="굴림" w:cs="굴림"/>
-          <w:kern w:val="0"/>
-          <w:sz w:val="18"/>
-          <w:szCs w:val="24"/>
-        </w:rPr>
-        <w:t>Unreal Editor</w:t>
+        <w:t xml:space="preserve">위 값들을 가지고 </w:t>
+      </w:r>
+      <w:r>
+        <w:rPr>
+          <w:rFonts w:ascii="굴림" w:eastAsia="굴림" w:hAnsi="굴림" w:cs="굴림"/>
+          <w:kern w:val="0"/>
+          <w:sz w:val="18"/>
+          <w:szCs w:val="24"/>
+        </w:rPr>
+        <w:t>PS</w:t>
       </w:r>
       <w:r>
         <w:rPr>
@@ -1310,16 +2925,48 @@
           <w:sz w:val="18"/>
           <w:szCs w:val="24"/>
         </w:rPr>
-        <w:t xml:space="preserve">에서 </w:t>
-      </w:r>
-      <w:r>
-        <w:rPr>
-          <w:rFonts w:ascii="굴림" w:eastAsia="굴림" w:hAnsi="굴림" w:cs="굴림"/>
-          <w:kern w:val="0"/>
-          <w:sz w:val="18"/>
-          <w:szCs w:val="24"/>
-        </w:rPr>
-        <w:t>Material</w:t>
+        <w:t>계산</w:t>
+      </w:r>
+    </w:p>
+    <w:p>
+      <w:pPr>
+        <w:widowControl/>
+        <w:wordWrap/>
+        <w:autoSpaceDE/>
+        <w:autoSpaceDN/>
+        <w:spacing w:before="100" w:beforeAutospacing="1" w:after="100" w:afterAutospacing="1" w:line="240" w:lineRule="auto"/>
+        <w:jc w:val="left"/>
+        <w:rPr>
+          <w:rFonts w:ascii="굴림" w:eastAsia="굴림" w:hAnsi="굴림" w:cs="굴림"/>
+          <w:kern w:val="0"/>
+          <w:sz w:val="18"/>
+          <w:szCs w:val="24"/>
+        </w:rPr>
+      </w:pPr>
+    </w:p>
+    <w:p>
+      <w:pPr>
+        <w:widowControl/>
+        <w:wordWrap/>
+        <w:autoSpaceDE/>
+        <w:autoSpaceDN/>
+        <w:spacing w:before="100" w:beforeAutospacing="1" w:after="100" w:afterAutospacing="1" w:line="240" w:lineRule="auto"/>
+        <w:jc w:val="left"/>
+        <w:rPr>
+          <w:rFonts w:ascii="굴림" w:eastAsia="굴림" w:hAnsi="굴림" w:cs="굴림"/>
+          <w:kern w:val="0"/>
+          <w:sz w:val="18"/>
+          <w:szCs w:val="24"/>
+        </w:rPr>
+      </w:pPr>
+      <w:r>
+        <w:rPr>
+          <w:rFonts w:ascii="굴림" w:eastAsia="굴림" w:hAnsi="굴림" w:cs="굴림"/>
+          <w:kern w:val="0"/>
+          <w:sz w:val="18"/>
+          <w:szCs w:val="24"/>
+        </w:rPr>
+        <w:t xml:space="preserve">&lt;- </w:t>
       </w:r>
       <w:r>
         <w:rPr>
@@ -1328,72 +2975,7 @@
           <w:sz w:val="18"/>
           <w:szCs w:val="24"/>
         </w:rPr>
-        <w:t xml:space="preserve">을 뽑을 때 </w:t>
-      </w:r>
-      <w:r>
-        <w:rPr>
-          <w:rFonts w:ascii="굴림" w:eastAsia="굴림" w:hAnsi="굴림" w:cs="굴림"/>
-          <w:kern w:val="0"/>
-          <w:sz w:val="18"/>
-          <w:szCs w:val="24"/>
-        </w:rPr>
-        <w:t>_BC(</w:t>
-      </w:r>
-      <w:proofErr w:type="spellStart"/>
-      <w:r>
-        <w:rPr>
-          <w:rFonts w:ascii="굴림" w:eastAsia="굴림" w:hAnsi="굴림" w:cs="굴림"/>
-          <w:kern w:val="0"/>
-          <w:sz w:val="18"/>
-          <w:szCs w:val="24"/>
-        </w:rPr>
-        <w:t>basecolor</w:t>
-      </w:r>
-      <w:proofErr w:type="spellEnd"/>
-      <w:r>
-        <w:rPr>
-          <w:rFonts w:ascii="굴림" w:eastAsia="굴림" w:hAnsi="굴림" w:cs="굴림"/>
-          <w:kern w:val="0"/>
-          <w:sz w:val="18"/>
-          <w:szCs w:val="24"/>
-        </w:rPr>
-        <w:t>), _N(</w:t>
-      </w:r>
-      <w:r>
-        <w:rPr>
-          <w:rFonts w:ascii="굴림" w:eastAsia="굴림" w:hAnsi="굴림" w:cs="굴림"/>
-          <w:kern w:val="0"/>
-          <w:sz w:val="18"/>
-          <w:szCs w:val="24"/>
-        </w:rPr>
-        <w:t>Normal</w:t>
-      </w:r>
-      <w:r>
-        <w:rPr>
-          <w:rFonts w:ascii="굴림" w:eastAsia="굴림" w:hAnsi="굴림" w:cs="굴림"/>
-          <w:kern w:val="0"/>
-          <w:sz w:val="18"/>
-          <w:szCs w:val="24"/>
-        </w:rPr>
-        <w:t>)</w:t>
-      </w:r>
-      <w:r>
-        <w:rPr>
-          <w:rFonts w:ascii="굴림" w:eastAsia="굴림" w:hAnsi="굴림" w:cs="굴림"/>
-          <w:kern w:val="0"/>
-          <w:sz w:val="18"/>
-          <w:szCs w:val="24"/>
-        </w:rPr>
-        <w:t>, _ORM(</w:t>
-      </w:r>
-      <w:r>
-        <w:rPr>
-          <w:rFonts w:ascii="굴림" w:eastAsia="굴림" w:hAnsi="굴림" w:cs="굴림"/>
-          <w:kern w:val="0"/>
-          <w:sz w:val="18"/>
-          <w:szCs w:val="24"/>
-        </w:rPr>
-        <w:t>Occlusion, Roughness</w:t>
+        <w:t>다만</w:t>
       </w:r>
       <w:r>
         <w:rPr>
@@ -1404,42 +2986,7 @@
         </w:rPr>
         <w:t xml:space="preserve">, </w:t>
       </w:r>
-      <w:r>
-        <w:rPr>
-          <w:rFonts w:ascii="굴림" w:eastAsia="굴림" w:hAnsi="굴림" w:cs="굴림"/>
-          <w:kern w:val="0"/>
-          <w:sz w:val="18"/>
-          <w:szCs w:val="24"/>
-        </w:rPr>
-        <w:t>Metallic</w:t>
-      </w:r>
-      <w:r>
-        <w:rPr>
-          <w:rFonts w:ascii="굴림" w:eastAsia="굴림" w:hAnsi="굴림" w:cs="굴림"/>
-          <w:kern w:val="0"/>
-          <w:sz w:val="18"/>
-          <w:szCs w:val="24"/>
-        </w:rPr>
-        <w:t xml:space="preserve">), </w:t>
-      </w:r>
-      <w:r>
-        <w:rPr>
-          <w:rFonts w:ascii="굴림" w:eastAsia="굴림" w:hAnsi="굴림" w:cs="굴림"/>
-          <w:kern w:val="0"/>
-          <w:sz w:val="18"/>
-          <w:szCs w:val="24"/>
-        </w:rPr>
-        <w:t>_E(Emissive)</w:t>
-      </w:r>
-      <w:r>
-        <w:rPr>
-          <w:rFonts w:ascii="굴림" w:eastAsia="굴림" w:hAnsi="굴림" w:cs="굴림"/>
-          <w:kern w:val="0"/>
-          <w:sz w:val="18"/>
-          <w:szCs w:val="24"/>
-        </w:rPr>
-        <w:t xml:space="preserve"> </w:t>
-      </w:r>
+      <w:proofErr w:type="spellStart"/>
       <w:r>
         <w:rPr>
           <w:rFonts w:ascii="굴림" w:eastAsia="굴림" w:hAnsi="굴림" w:cs="굴림" w:hint="eastAsia"/>
@@ -1447,8 +2994,9 @@
           <w:sz w:val="18"/>
           <w:szCs w:val="24"/>
         </w:rPr>
-        <w:t>형식으로</w:t>
-      </w:r>
+        <w:t>언리얼</w:t>
+      </w:r>
+      <w:proofErr w:type="spellEnd"/>
       <w:r>
         <w:rPr>
           <w:rFonts w:ascii="굴림" w:eastAsia="굴림" w:hAnsi="굴림" w:cs="굴림" w:hint="eastAsia"/>
@@ -1456,7 +3004,16 @@
           <w:sz w:val="18"/>
           <w:szCs w:val="24"/>
         </w:rPr>
-        <w:t xml:space="preserve"> </w:t>
+        <w:t xml:space="preserve"> 내부에서 </w:t>
+      </w:r>
+      <w:r>
+        <w:rPr>
+          <w:rFonts w:ascii="굴림" w:eastAsia="굴림" w:hAnsi="굴림" w:cs="굴림"/>
+          <w:kern w:val="0"/>
+          <w:sz w:val="18"/>
+          <w:szCs w:val="24"/>
+        </w:rPr>
+        <w:t xml:space="preserve">Material </w:t>
       </w:r>
       <w:r>
         <w:rPr>
@@ -1465,17 +3022,24 @@
           <w:sz w:val="18"/>
           <w:szCs w:val="24"/>
         </w:rPr>
-        <w:t>J</w:t>
-      </w:r>
-      <w:r>
-        <w:rPr>
-          <w:rFonts w:ascii="굴림" w:eastAsia="굴림" w:hAnsi="굴림" w:cs="굴림"/>
-          <w:kern w:val="0"/>
-          <w:sz w:val="18"/>
-          <w:szCs w:val="24"/>
-        </w:rPr>
-        <w:t xml:space="preserve">son </w:t>
-      </w:r>
+        <w:t>이름이 수정이 필요한 경우도 있다.</w:t>
+      </w:r>
+    </w:p>
+    <w:p>
+      <w:pPr>
+        <w:widowControl/>
+        <w:wordWrap/>
+        <w:autoSpaceDE/>
+        <w:autoSpaceDN/>
+        <w:spacing w:before="100" w:beforeAutospacing="1" w:after="100" w:afterAutospacing="1" w:line="240" w:lineRule="auto"/>
+        <w:jc w:val="left"/>
+        <w:rPr>
+          <w:rFonts w:ascii="굴림" w:eastAsia="굴림" w:hAnsi="굴림" w:cs="굴림"/>
+          <w:kern w:val="0"/>
+          <w:sz w:val="18"/>
+          <w:szCs w:val="24"/>
+        </w:rPr>
+      </w:pPr>
       <w:r>
         <w:rPr>
           <w:rFonts w:ascii="굴림" w:eastAsia="굴림" w:hAnsi="굴림" w:cs="굴림" w:hint="eastAsia"/>
@@ -1483,9 +3047,17 @@
           <w:sz w:val="18"/>
           <w:szCs w:val="24"/>
         </w:rPr>
-        <w:t xml:space="preserve">파일의 </w:t>
-      </w:r>
-      <w:proofErr w:type="spellStart"/>
+        <w:t>예를 들어</w:t>
+      </w:r>
+      <w:r>
+        <w:rPr>
+          <w:rFonts w:ascii="굴림" w:eastAsia="굴림" w:hAnsi="굴림" w:cs="굴림"/>
+          <w:kern w:val="0"/>
+          <w:sz w:val="18"/>
+          <w:szCs w:val="24"/>
+        </w:rPr>
+        <w:t xml:space="preserve">, </w:t>
+      </w:r>
       <w:r>
         <w:rPr>
           <w:rFonts w:ascii="굴림" w:eastAsia="굴림" w:hAnsi="굴림" w:cs="굴림" w:hint="eastAsia"/>
@@ -1493,28 +3065,17 @@
           <w:sz w:val="18"/>
           <w:szCs w:val="24"/>
         </w:rPr>
-        <w:t>G</w:t>
-      </w:r>
-      <w:r>
-        <w:rPr>
-          <w:rFonts w:ascii="굴림" w:eastAsia="굴림" w:hAnsi="굴림" w:cs="굴림"/>
-          <w:kern w:val="0"/>
-          <w:sz w:val="18"/>
-          <w:szCs w:val="24"/>
-        </w:rPr>
-        <w:t>ltf</w:t>
-      </w:r>
-      <w:proofErr w:type="spellEnd"/>
-      <w:r>
-        <w:rPr>
-          <w:rFonts w:ascii="굴림" w:eastAsia="굴림" w:hAnsi="굴림" w:cs="굴림"/>
-          <w:kern w:val="0"/>
-          <w:sz w:val="18"/>
-          <w:szCs w:val="24"/>
-        </w:rPr>
-        <w:t xml:space="preserve"> </w:t>
-      </w:r>
-      <w:proofErr w:type="spellStart"/>
+        <w:t xml:space="preserve">연속적으로 같은 </w:t>
+      </w:r>
+      <w:r>
+        <w:rPr>
+          <w:rFonts w:ascii="굴림" w:eastAsia="굴림" w:hAnsi="굴림" w:cs="굴림"/>
+          <w:kern w:val="0"/>
+          <w:sz w:val="18"/>
+          <w:szCs w:val="24"/>
+        </w:rPr>
+        <w:t>static mesh</w:t>
+      </w:r>
       <w:r>
         <w:rPr>
           <w:rFonts w:ascii="굴림" w:eastAsia="굴림" w:hAnsi="굴림" w:cs="굴림" w:hint="eastAsia"/>
@@ -1522,46 +3083,7 @@
           <w:sz w:val="18"/>
           <w:szCs w:val="24"/>
         </w:rPr>
-        <w:t>메쉬의</w:t>
-      </w:r>
-      <w:proofErr w:type="spellEnd"/>
-      <w:r>
-        <w:rPr>
-          <w:rFonts w:ascii="굴림" w:eastAsia="굴림" w:hAnsi="굴림" w:cs="굴림" w:hint="eastAsia"/>
-          <w:kern w:val="0"/>
-          <w:sz w:val="18"/>
-          <w:szCs w:val="24"/>
-        </w:rPr>
-        <w:t xml:space="preserve"> </w:t>
-      </w:r>
-      <w:proofErr w:type="spellStart"/>
-      <w:r>
-        <w:rPr>
-          <w:rFonts w:ascii="굴림" w:eastAsia="굴림" w:hAnsi="굴림" w:cs="굴림"/>
-          <w:kern w:val="0"/>
-          <w:sz w:val="18"/>
-          <w:szCs w:val="24"/>
-        </w:rPr>
-        <w:t>MaterialOverrides</w:t>
-      </w:r>
-      <w:proofErr w:type="spellEnd"/>
-      <w:r>
-        <w:rPr>
-          <w:rFonts w:ascii="굴림" w:eastAsia="굴림" w:hAnsi="굴림" w:cs="굴림"/>
-          <w:kern w:val="0"/>
-          <w:sz w:val="18"/>
-          <w:szCs w:val="24"/>
-        </w:rPr>
-        <w:t xml:space="preserve"> </w:t>
-      </w:r>
-      <w:r>
-        <w:rPr>
-          <w:rFonts w:ascii="굴림" w:eastAsia="굴림" w:hAnsi="굴림" w:cs="굴림" w:hint="eastAsia"/>
-          <w:kern w:val="0"/>
-          <w:sz w:val="18"/>
-          <w:szCs w:val="24"/>
-        </w:rPr>
-        <w:t xml:space="preserve">형식을 뽑아 우리 엔진에서 쉽게 읽을 수 있도록 하였음 </w:t>
+        <w:t xml:space="preserve">를 레벨에 배치했을 때 </w:t>
       </w:r>
     </w:p>
     <w:p>
@@ -1573,1125 +3095,7 @@
         <w:spacing w:before="100" w:beforeAutospacing="1" w:after="100" w:afterAutospacing="1" w:line="240" w:lineRule="auto"/>
         <w:jc w:val="left"/>
         <w:rPr>
-          <w:rFonts w:ascii="굴림" w:eastAsia="굴림" w:hAnsi="굴림" w:cs="굴림" w:hint="eastAsia"/>
-          <w:kern w:val="0"/>
-          <w:sz w:val="18"/>
-          <w:szCs w:val="24"/>
-        </w:rPr>
-      </w:pPr>
-      <w:r>
-        <w:rPr>
-          <w:rFonts w:ascii="굴림" w:eastAsia="굴림" w:hAnsi="굴림" w:cs="굴림" w:hint="eastAsia"/>
-          <w:kern w:val="0"/>
-          <w:sz w:val="18"/>
-          <w:szCs w:val="24"/>
-        </w:rPr>
-        <w:t xml:space="preserve">위의 </w:t>
-      </w:r>
-      <w:r>
-        <w:rPr>
-          <w:rFonts w:ascii="굴림" w:eastAsia="굴림" w:hAnsi="굴림" w:cs="굴림"/>
-          <w:kern w:val="0"/>
-          <w:sz w:val="18"/>
-          <w:szCs w:val="24"/>
-        </w:rPr>
-        <w:t>4</w:t>
-      </w:r>
-      <w:r>
-        <w:rPr>
-          <w:rFonts w:ascii="굴림" w:eastAsia="굴림" w:hAnsi="굴림" w:cs="굴림" w:hint="eastAsia"/>
-          <w:kern w:val="0"/>
-          <w:sz w:val="18"/>
-          <w:szCs w:val="24"/>
-        </w:rPr>
-        <w:t xml:space="preserve">가지 </w:t>
-      </w:r>
-      <w:proofErr w:type="spellStart"/>
-      <w:r>
-        <w:rPr>
-          <w:rFonts w:ascii="굴림" w:eastAsia="굴림" w:hAnsi="굴림" w:cs="굴림" w:hint="eastAsia"/>
-          <w:kern w:val="0"/>
-          <w:sz w:val="18"/>
-          <w:szCs w:val="24"/>
-        </w:rPr>
-        <w:t>텍스쳐를</w:t>
-      </w:r>
-      <w:proofErr w:type="spellEnd"/>
-      <w:r>
-        <w:rPr>
-          <w:rFonts w:ascii="굴림" w:eastAsia="굴림" w:hAnsi="굴림" w:cs="굴림" w:hint="eastAsia"/>
-          <w:kern w:val="0"/>
-          <w:sz w:val="18"/>
-          <w:szCs w:val="24"/>
-        </w:rPr>
-        <w:t xml:space="preserve"> 읽도록 </w:t>
-      </w:r>
-      <w:proofErr w:type="spellStart"/>
-      <w:r>
-        <w:rPr>
-          <w:rFonts w:ascii="굴림" w:eastAsia="굴림" w:hAnsi="굴림" w:cs="굴림"/>
-          <w:kern w:val="0"/>
-          <w:sz w:val="18"/>
-          <w:szCs w:val="24"/>
-        </w:rPr>
-        <w:t>hlsl</w:t>
-      </w:r>
-      <w:proofErr w:type="spellEnd"/>
-      <w:r>
-        <w:rPr>
-          <w:rFonts w:ascii="굴림" w:eastAsia="굴림" w:hAnsi="굴림" w:cs="굴림" w:hint="eastAsia"/>
-          <w:kern w:val="0"/>
-          <w:sz w:val="18"/>
-          <w:szCs w:val="24"/>
-        </w:rPr>
-        <w:t>에 추가해주었습니다.</w:t>
-      </w:r>
-    </w:p>
-    <w:p>
-      <w:pPr>
-        <w:widowControl/>
-        <w:shd w:val="clear" w:color="auto" w:fill="FFFFFF"/>
-        <w:autoSpaceDE/>
-        <w:autoSpaceDN/>
-        <w:spacing w:after="0" w:line="300" w:lineRule="atLeast"/>
-        <w:jc w:val="left"/>
-        <w:rPr>
-          <w:rFonts w:ascii="Consolas" w:eastAsia="굴림" w:hAnsi="Consolas" w:cs="굴림"/>
-          <w:color w:val="24292E"/>
-          <w:kern w:val="0"/>
-          <w:sz w:val="17"/>
-          <w:szCs w:val="17"/>
-        </w:rPr>
-      </w:pPr>
-      <w:r>
-        <w:rPr>
-          <w:rFonts w:ascii="Consolas" w:eastAsia="굴림" w:hAnsi="Consolas" w:cs="굴림"/>
-          <w:color w:val="24292E"/>
-          <w:kern w:val="0"/>
-          <w:sz w:val="17"/>
-          <w:szCs w:val="17"/>
-        </w:rPr>
-        <w:t xml:space="preserve">Texture2D </w:t>
-      </w:r>
-      <w:proofErr w:type="spellStart"/>
-      <w:r>
-        <w:rPr>
-          <w:rFonts w:ascii="Consolas" w:eastAsia="굴림" w:hAnsi="Consolas" w:cs="굴림"/>
-          <w:color w:val="24292E"/>
-          <w:kern w:val="0"/>
-          <w:sz w:val="17"/>
-          <w:szCs w:val="17"/>
-        </w:rPr>
-        <w:t>g_</w:t>
-      </w:r>
-      <w:proofErr w:type="gramStart"/>
-      <w:r>
-        <w:rPr>
-          <w:rFonts w:ascii="Consolas" w:eastAsia="굴림" w:hAnsi="Consolas" w:cs="굴림"/>
-          <w:color w:val="24292E"/>
-          <w:kern w:val="0"/>
-          <w:sz w:val="17"/>
-          <w:szCs w:val="17"/>
-        </w:rPr>
-        <w:t>txDiffuse</w:t>
-      </w:r>
-      <w:proofErr w:type="spellEnd"/>
-      <w:r>
-        <w:rPr>
-          <w:rFonts w:ascii="Consolas" w:eastAsia="굴림" w:hAnsi="Consolas" w:cs="굴림"/>
-          <w:color w:val="24292E"/>
-          <w:kern w:val="0"/>
-          <w:sz w:val="17"/>
-          <w:szCs w:val="17"/>
-        </w:rPr>
-        <w:t xml:space="preserve"> :</w:t>
-      </w:r>
-      <w:proofErr w:type="gramEnd"/>
-      <w:r>
-        <w:rPr>
-          <w:rFonts w:ascii="Consolas" w:eastAsia="굴림" w:hAnsi="Consolas" w:cs="굴림"/>
-          <w:color w:val="24292E"/>
-          <w:kern w:val="0"/>
-          <w:sz w:val="17"/>
-          <w:szCs w:val="17"/>
-        </w:rPr>
-        <w:t xml:space="preserve"> register(t0);</w:t>
-      </w:r>
-    </w:p>
-    <w:p>
-      <w:pPr>
-        <w:widowControl/>
-        <w:shd w:val="clear" w:color="auto" w:fill="FFFFFF"/>
-        <w:autoSpaceDE/>
-        <w:autoSpaceDN/>
-        <w:spacing w:after="0" w:line="300" w:lineRule="atLeast"/>
-        <w:jc w:val="left"/>
-        <w:rPr>
-          <w:rFonts w:ascii="Consolas" w:eastAsia="굴림" w:hAnsi="Consolas" w:cs="굴림"/>
-          <w:color w:val="24292E"/>
-          <w:kern w:val="0"/>
-          <w:sz w:val="17"/>
-          <w:szCs w:val="17"/>
-        </w:rPr>
-      </w:pPr>
-      <w:r>
-        <w:rPr>
-          <w:rFonts w:ascii="Consolas" w:eastAsia="굴림" w:hAnsi="Consolas" w:cs="굴림"/>
-          <w:color w:val="24292E"/>
-          <w:kern w:val="0"/>
-          <w:sz w:val="17"/>
-          <w:szCs w:val="17"/>
-        </w:rPr>
-        <w:t xml:space="preserve">Texture2D </w:t>
-      </w:r>
-      <w:proofErr w:type="spellStart"/>
-      <w:r>
-        <w:rPr>
-          <w:rFonts w:ascii="Consolas" w:eastAsia="굴림" w:hAnsi="Consolas" w:cs="굴림"/>
-          <w:color w:val="24292E"/>
-          <w:kern w:val="0"/>
-          <w:sz w:val="17"/>
-          <w:szCs w:val="17"/>
-        </w:rPr>
-        <w:t>g_</w:t>
-      </w:r>
-      <w:proofErr w:type="gramStart"/>
-      <w:r>
-        <w:rPr>
-          <w:rFonts w:ascii="Consolas" w:eastAsia="굴림" w:hAnsi="Consolas" w:cs="굴림"/>
-          <w:color w:val="24292E"/>
-          <w:kern w:val="0"/>
-          <w:sz w:val="17"/>
-          <w:szCs w:val="17"/>
-        </w:rPr>
-        <w:t>txNormal</w:t>
-      </w:r>
-      <w:proofErr w:type="spellEnd"/>
-      <w:r>
-        <w:rPr>
-          <w:rFonts w:ascii="Consolas" w:eastAsia="굴림" w:hAnsi="Consolas" w:cs="굴림"/>
-          <w:color w:val="24292E"/>
-          <w:kern w:val="0"/>
-          <w:sz w:val="17"/>
-          <w:szCs w:val="17"/>
-        </w:rPr>
-        <w:t xml:space="preserve"> :</w:t>
-      </w:r>
-      <w:proofErr w:type="gramEnd"/>
-      <w:r>
-        <w:rPr>
-          <w:rFonts w:ascii="Consolas" w:eastAsia="굴림" w:hAnsi="Consolas" w:cs="굴림"/>
-          <w:color w:val="24292E"/>
-          <w:kern w:val="0"/>
-          <w:sz w:val="17"/>
-          <w:szCs w:val="17"/>
-        </w:rPr>
-        <w:t xml:space="preserve"> register(t1);</w:t>
-      </w:r>
-    </w:p>
-    <w:p>
-      <w:pPr>
-        <w:widowControl/>
-        <w:shd w:val="clear" w:color="auto" w:fill="FFFFFF"/>
-        <w:autoSpaceDE/>
-        <w:autoSpaceDN/>
-        <w:spacing w:after="0" w:line="300" w:lineRule="atLeast"/>
-        <w:jc w:val="left"/>
-        <w:rPr>
-          <w:rFonts w:ascii="Consolas" w:eastAsia="굴림" w:hAnsi="Consolas" w:cs="굴림"/>
-          <w:color w:val="24292E"/>
-          <w:kern w:val="0"/>
-          <w:sz w:val="17"/>
-          <w:szCs w:val="17"/>
-        </w:rPr>
-      </w:pPr>
-      <w:r>
-        <w:rPr>
-          <w:rFonts w:ascii="Consolas" w:eastAsia="굴림" w:hAnsi="Consolas" w:cs="굴림"/>
-          <w:color w:val="24292E"/>
-          <w:kern w:val="0"/>
-          <w:sz w:val="17"/>
-          <w:szCs w:val="17"/>
-        </w:rPr>
-        <w:t xml:space="preserve">Texture2D </w:t>
-      </w:r>
-      <w:proofErr w:type="spellStart"/>
-      <w:r>
-        <w:rPr>
-          <w:rFonts w:ascii="Consolas" w:eastAsia="굴림" w:hAnsi="Consolas" w:cs="굴림"/>
-          <w:color w:val="24292E"/>
-          <w:kern w:val="0"/>
-          <w:sz w:val="17"/>
-          <w:szCs w:val="17"/>
-        </w:rPr>
-        <w:t>g_</w:t>
-      </w:r>
-      <w:proofErr w:type="gramStart"/>
-      <w:r>
-        <w:rPr>
-          <w:rFonts w:ascii="Consolas" w:eastAsia="굴림" w:hAnsi="Consolas" w:cs="굴림"/>
-          <w:color w:val="24292E"/>
-          <w:kern w:val="0"/>
-          <w:sz w:val="17"/>
-          <w:szCs w:val="17"/>
-        </w:rPr>
-        <w:t>txORM</w:t>
-      </w:r>
-      <w:proofErr w:type="spellEnd"/>
-      <w:r>
-        <w:rPr>
-          <w:rFonts w:ascii="Consolas" w:eastAsia="굴림" w:hAnsi="Consolas" w:cs="굴림"/>
-          <w:color w:val="24292E"/>
-          <w:kern w:val="0"/>
-          <w:sz w:val="17"/>
-          <w:szCs w:val="17"/>
-        </w:rPr>
-        <w:t xml:space="preserve"> :</w:t>
-      </w:r>
-      <w:proofErr w:type="gramEnd"/>
-      <w:r>
-        <w:rPr>
-          <w:rFonts w:ascii="Consolas" w:eastAsia="굴림" w:hAnsi="Consolas" w:cs="굴림"/>
-          <w:color w:val="24292E"/>
-          <w:kern w:val="0"/>
-          <w:sz w:val="17"/>
-          <w:szCs w:val="17"/>
-        </w:rPr>
-        <w:t xml:space="preserve"> register(t2); // Occlusion, Roughness, Metallic</w:t>
-      </w:r>
-    </w:p>
-    <w:p>
-      <w:pPr>
-        <w:widowControl/>
-        <w:shd w:val="clear" w:color="auto" w:fill="FFFFFF"/>
-        <w:autoSpaceDE/>
-        <w:autoSpaceDN/>
-        <w:spacing w:after="0" w:line="300" w:lineRule="atLeast"/>
-        <w:jc w:val="left"/>
-        <w:rPr>
-          <w:rFonts w:ascii="Consolas" w:eastAsia="굴림" w:hAnsi="Consolas" w:cs="굴림"/>
-          <w:color w:val="24292E"/>
-          <w:kern w:val="0"/>
-          <w:sz w:val="17"/>
-          <w:szCs w:val="17"/>
-        </w:rPr>
-      </w:pPr>
-      <w:r>
-        <w:rPr>
-          <w:rFonts w:ascii="Consolas" w:eastAsia="굴림" w:hAnsi="Consolas" w:cs="굴림"/>
-          <w:color w:val="24292E"/>
-          <w:kern w:val="0"/>
-          <w:sz w:val="17"/>
-          <w:szCs w:val="17"/>
-        </w:rPr>
-        <w:t xml:space="preserve">Texture2D </w:t>
-      </w:r>
-      <w:proofErr w:type="spellStart"/>
-      <w:r>
-        <w:rPr>
-          <w:rFonts w:ascii="Consolas" w:eastAsia="굴림" w:hAnsi="Consolas" w:cs="굴림"/>
-          <w:color w:val="24292E"/>
-          <w:kern w:val="0"/>
-          <w:sz w:val="17"/>
-          <w:szCs w:val="17"/>
-        </w:rPr>
-        <w:t>g_</w:t>
-      </w:r>
-      <w:proofErr w:type="gramStart"/>
-      <w:r>
-        <w:rPr>
-          <w:rFonts w:ascii="Consolas" w:eastAsia="굴림" w:hAnsi="Consolas" w:cs="굴림"/>
-          <w:color w:val="24292E"/>
-          <w:kern w:val="0"/>
-          <w:sz w:val="17"/>
-          <w:szCs w:val="17"/>
-        </w:rPr>
-        <w:t>txEmissive</w:t>
-      </w:r>
-      <w:proofErr w:type="spellEnd"/>
-      <w:r>
-        <w:rPr>
-          <w:rFonts w:ascii="Consolas" w:eastAsia="굴림" w:hAnsi="Consolas" w:cs="굴림"/>
-          <w:color w:val="24292E"/>
-          <w:kern w:val="0"/>
-          <w:sz w:val="17"/>
-          <w:szCs w:val="17"/>
-        </w:rPr>
-        <w:t xml:space="preserve"> :</w:t>
-      </w:r>
-      <w:proofErr w:type="gramEnd"/>
-      <w:r>
-        <w:rPr>
-          <w:rFonts w:ascii="Consolas" w:eastAsia="굴림" w:hAnsi="Consolas" w:cs="굴림"/>
-          <w:color w:val="24292E"/>
-          <w:kern w:val="0"/>
-          <w:sz w:val="17"/>
-          <w:szCs w:val="17"/>
-        </w:rPr>
-        <w:t xml:space="preserve"> register(t3);</w:t>
-      </w:r>
-    </w:p>
-    <w:p>
-      <w:pPr>
-        <w:widowControl/>
-        <w:wordWrap/>
-        <w:autoSpaceDE/>
-        <w:autoSpaceDN/>
-        <w:spacing w:before="100" w:beforeAutospacing="1" w:after="100" w:afterAutospacing="1" w:line="240" w:lineRule="auto"/>
-        <w:jc w:val="left"/>
-        <w:rPr>
-          <w:rFonts w:ascii="굴림" w:eastAsia="굴림" w:hAnsi="굴림" w:cs="굴림"/>
-          <w:kern w:val="0"/>
-          <w:sz w:val="18"/>
-          <w:szCs w:val="24"/>
-        </w:rPr>
-      </w:pPr>
-    </w:p>
-    <w:p>
-      <w:pPr>
-        <w:widowControl/>
-        <w:shd w:val="clear" w:color="auto" w:fill="FFFFFF"/>
-        <w:autoSpaceDE/>
-        <w:autoSpaceDN/>
-        <w:spacing w:after="0" w:line="300" w:lineRule="atLeast"/>
-        <w:jc w:val="left"/>
-        <w:rPr>
-          <w:rFonts w:ascii="Consolas" w:eastAsia="굴림" w:hAnsi="Consolas" w:cs="굴림"/>
-          <w:color w:val="24292E"/>
-          <w:kern w:val="0"/>
-          <w:sz w:val="17"/>
-          <w:szCs w:val="17"/>
-        </w:rPr>
-      </w:pPr>
-      <w:r>
-        <w:rPr>
-          <w:rFonts w:ascii="Consolas" w:eastAsia="굴림" w:hAnsi="Consolas" w:cs="굴림"/>
-          <w:color w:val="24292E"/>
-          <w:kern w:val="0"/>
-          <w:sz w:val="17"/>
-          <w:szCs w:val="17"/>
-        </w:rPr>
-        <w:t xml:space="preserve">float4 </w:t>
-      </w:r>
-      <w:proofErr w:type="spellStart"/>
-      <w:r>
-        <w:rPr>
-          <w:rFonts w:ascii="Consolas" w:eastAsia="굴림" w:hAnsi="Consolas" w:cs="굴림"/>
-          <w:color w:val="24292E"/>
-          <w:kern w:val="0"/>
-          <w:sz w:val="17"/>
-          <w:szCs w:val="17"/>
-        </w:rPr>
-        <w:t>albedoMap</w:t>
-      </w:r>
-      <w:proofErr w:type="spellEnd"/>
-      <w:r>
-        <w:rPr>
-          <w:rFonts w:ascii="Consolas" w:eastAsia="굴림" w:hAnsi="Consolas" w:cs="굴림"/>
-          <w:color w:val="24292E"/>
-          <w:kern w:val="0"/>
-          <w:sz w:val="17"/>
-          <w:szCs w:val="17"/>
-        </w:rPr>
-        <w:t xml:space="preserve"> = </w:t>
-      </w:r>
-      <w:proofErr w:type="spellStart"/>
-      <w:r>
-        <w:rPr>
-          <w:rFonts w:ascii="Consolas" w:eastAsia="굴림" w:hAnsi="Consolas" w:cs="굴림"/>
-          <w:color w:val="24292E"/>
-          <w:kern w:val="0"/>
-          <w:sz w:val="17"/>
-          <w:szCs w:val="17"/>
-        </w:rPr>
-        <w:t>g_txDiffuse.Sample</w:t>
-      </w:r>
-      <w:proofErr w:type="spellEnd"/>
-      <w:r>
-        <w:rPr>
-          <w:rFonts w:ascii="Consolas" w:eastAsia="굴림" w:hAnsi="Consolas" w:cs="굴림"/>
-          <w:color w:val="24292E"/>
-          <w:kern w:val="0"/>
-          <w:sz w:val="17"/>
-          <w:szCs w:val="17"/>
-        </w:rPr>
-        <w:t>(</w:t>
-      </w:r>
-      <w:proofErr w:type="spellStart"/>
-      <w:r>
-        <w:rPr>
-          <w:rFonts w:ascii="Consolas" w:eastAsia="굴림" w:hAnsi="Consolas" w:cs="굴림"/>
-          <w:color w:val="24292E"/>
-          <w:kern w:val="0"/>
-          <w:sz w:val="17"/>
-          <w:szCs w:val="17"/>
-        </w:rPr>
-        <w:t>g_samLinear</w:t>
-      </w:r>
-      <w:proofErr w:type="spellEnd"/>
-      <w:r>
-        <w:rPr>
-          <w:rFonts w:ascii="Consolas" w:eastAsia="굴림" w:hAnsi="Consolas" w:cs="굴림"/>
-          <w:color w:val="24292E"/>
-          <w:kern w:val="0"/>
-          <w:sz w:val="17"/>
-          <w:szCs w:val="17"/>
-        </w:rPr>
-        <w:t xml:space="preserve">, </w:t>
-      </w:r>
-      <w:proofErr w:type="spellStart"/>
-      <w:proofErr w:type="gramStart"/>
-      <w:r>
-        <w:rPr>
-          <w:rFonts w:ascii="Consolas" w:eastAsia="굴림" w:hAnsi="Consolas" w:cs="굴림"/>
-          <w:color w:val="24292E"/>
-          <w:kern w:val="0"/>
-          <w:sz w:val="17"/>
-          <w:szCs w:val="17"/>
-        </w:rPr>
-        <w:t>In.TexCoord</w:t>
-      </w:r>
-      <w:proofErr w:type="spellEnd"/>
-      <w:proofErr w:type="gramEnd"/>
-      <w:r>
-        <w:rPr>
-          <w:rFonts w:ascii="Consolas" w:eastAsia="굴림" w:hAnsi="Consolas" w:cs="굴림"/>
-          <w:color w:val="24292E"/>
-          <w:kern w:val="0"/>
-          <w:sz w:val="17"/>
-          <w:szCs w:val="17"/>
-        </w:rPr>
-        <w:t>);</w:t>
-      </w:r>
-    </w:p>
-    <w:p>
-      <w:pPr>
-        <w:widowControl/>
-        <w:shd w:val="clear" w:color="auto" w:fill="FFFFFF"/>
-        <w:autoSpaceDE/>
-        <w:autoSpaceDN/>
-        <w:spacing w:after="0" w:line="300" w:lineRule="atLeast"/>
-        <w:jc w:val="left"/>
-        <w:rPr>
-          <w:rFonts w:ascii="Consolas" w:eastAsia="굴림" w:hAnsi="Consolas" w:cs="굴림"/>
-          <w:color w:val="24292E"/>
-          <w:kern w:val="0"/>
-          <w:sz w:val="17"/>
-          <w:szCs w:val="17"/>
-        </w:rPr>
-      </w:pPr>
-      <w:r>
-        <w:rPr>
-          <w:rFonts w:ascii="Consolas" w:eastAsia="굴림" w:hAnsi="Consolas" w:cs="굴림"/>
-          <w:color w:val="24292E"/>
-          <w:kern w:val="0"/>
-          <w:sz w:val="17"/>
-          <w:szCs w:val="17"/>
-        </w:rPr>
-        <w:t xml:space="preserve">float3 </w:t>
-      </w:r>
-      <w:proofErr w:type="spellStart"/>
-      <w:r>
-        <w:rPr>
-          <w:rFonts w:ascii="Consolas" w:eastAsia="굴림" w:hAnsi="Consolas" w:cs="굴림"/>
-          <w:color w:val="24292E"/>
-          <w:kern w:val="0"/>
-          <w:sz w:val="17"/>
-          <w:szCs w:val="17"/>
-        </w:rPr>
-        <w:t>normalMap</w:t>
-      </w:r>
-      <w:proofErr w:type="spellEnd"/>
-      <w:r>
-        <w:rPr>
-          <w:rFonts w:ascii="Consolas" w:eastAsia="굴림" w:hAnsi="Consolas" w:cs="굴림"/>
-          <w:color w:val="24292E"/>
-          <w:kern w:val="0"/>
-          <w:sz w:val="17"/>
-          <w:szCs w:val="17"/>
-        </w:rPr>
-        <w:t xml:space="preserve"> = </w:t>
-      </w:r>
-      <w:proofErr w:type="spellStart"/>
-      <w:r>
-        <w:rPr>
-          <w:rFonts w:ascii="Consolas" w:eastAsia="굴림" w:hAnsi="Consolas" w:cs="굴림"/>
-          <w:color w:val="24292E"/>
-          <w:kern w:val="0"/>
-          <w:sz w:val="17"/>
-          <w:szCs w:val="17"/>
-        </w:rPr>
-        <w:t>g_txNormal.Sample</w:t>
-      </w:r>
-      <w:proofErr w:type="spellEnd"/>
-      <w:r>
-        <w:rPr>
-          <w:rFonts w:ascii="Consolas" w:eastAsia="굴림" w:hAnsi="Consolas" w:cs="굴림"/>
-          <w:color w:val="24292E"/>
-          <w:kern w:val="0"/>
-          <w:sz w:val="17"/>
-          <w:szCs w:val="17"/>
-        </w:rPr>
-        <w:t>(</w:t>
-      </w:r>
-      <w:proofErr w:type="spellStart"/>
-      <w:r>
-        <w:rPr>
-          <w:rFonts w:ascii="Consolas" w:eastAsia="굴림" w:hAnsi="Consolas" w:cs="굴림"/>
-          <w:color w:val="24292E"/>
-          <w:kern w:val="0"/>
-          <w:sz w:val="17"/>
-          <w:szCs w:val="17"/>
-        </w:rPr>
-        <w:t>g_samLinear</w:t>
-      </w:r>
-      <w:proofErr w:type="spellEnd"/>
-      <w:r>
-        <w:rPr>
-          <w:rFonts w:ascii="Consolas" w:eastAsia="굴림" w:hAnsi="Consolas" w:cs="굴림"/>
-          <w:color w:val="24292E"/>
-          <w:kern w:val="0"/>
-          <w:sz w:val="17"/>
-          <w:szCs w:val="17"/>
-        </w:rPr>
-        <w:t xml:space="preserve">, </w:t>
-      </w:r>
-      <w:proofErr w:type="spellStart"/>
-      <w:proofErr w:type="gramStart"/>
-      <w:r>
-        <w:rPr>
-          <w:rFonts w:ascii="Consolas" w:eastAsia="굴림" w:hAnsi="Consolas" w:cs="굴림"/>
-          <w:color w:val="24292E"/>
-          <w:kern w:val="0"/>
-          <w:sz w:val="17"/>
-          <w:szCs w:val="17"/>
-        </w:rPr>
-        <w:t>In.TexCoord</w:t>
-      </w:r>
-      <w:proofErr w:type="spellEnd"/>
-      <w:proofErr w:type="gramEnd"/>
-      <w:r>
-        <w:rPr>
-          <w:rFonts w:ascii="Consolas" w:eastAsia="굴림" w:hAnsi="Consolas" w:cs="굴림"/>
-          <w:color w:val="24292E"/>
-          <w:kern w:val="0"/>
-          <w:sz w:val="17"/>
-          <w:szCs w:val="17"/>
-        </w:rPr>
-        <w:t>).</w:t>
-      </w:r>
-      <w:proofErr w:type="spellStart"/>
-      <w:r>
-        <w:rPr>
-          <w:rFonts w:ascii="Consolas" w:eastAsia="굴림" w:hAnsi="Consolas" w:cs="굴림"/>
-          <w:color w:val="24292E"/>
-          <w:kern w:val="0"/>
-          <w:sz w:val="17"/>
-          <w:szCs w:val="17"/>
-        </w:rPr>
-        <w:t>rgb</w:t>
-      </w:r>
-      <w:proofErr w:type="spellEnd"/>
-      <w:r>
-        <w:rPr>
-          <w:rFonts w:ascii="Consolas" w:eastAsia="굴림" w:hAnsi="Consolas" w:cs="굴림"/>
-          <w:color w:val="24292E"/>
-          <w:kern w:val="0"/>
-          <w:sz w:val="17"/>
-          <w:szCs w:val="17"/>
-        </w:rPr>
-        <w:t>;</w:t>
-      </w:r>
-    </w:p>
-    <w:p>
-      <w:pPr>
-        <w:widowControl/>
-        <w:shd w:val="clear" w:color="auto" w:fill="FFFFFF"/>
-        <w:autoSpaceDE/>
-        <w:autoSpaceDN/>
-        <w:spacing w:after="0" w:line="300" w:lineRule="atLeast"/>
-        <w:jc w:val="left"/>
-        <w:rPr>
-          <w:rFonts w:ascii="Consolas" w:eastAsia="굴림" w:hAnsi="Consolas" w:cs="굴림"/>
-          <w:color w:val="24292E"/>
-          <w:kern w:val="0"/>
-          <w:sz w:val="17"/>
-          <w:szCs w:val="17"/>
-        </w:rPr>
-      </w:pPr>
-      <w:r>
-        <w:rPr>
-          <w:rFonts w:ascii="Consolas" w:eastAsia="굴림" w:hAnsi="Consolas" w:cs="굴림"/>
-          <w:color w:val="24292E"/>
-          <w:kern w:val="0"/>
-          <w:sz w:val="17"/>
-          <w:szCs w:val="17"/>
-        </w:rPr>
-        <w:t xml:space="preserve">float3 </w:t>
-      </w:r>
-      <w:proofErr w:type="spellStart"/>
-      <w:r>
-        <w:rPr>
-          <w:rFonts w:ascii="Consolas" w:eastAsia="굴림" w:hAnsi="Consolas" w:cs="굴림"/>
-          <w:color w:val="24292E"/>
-          <w:kern w:val="0"/>
-          <w:sz w:val="17"/>
-          <w:szCs w:val="17"/>
-        </w:rPr>
-        <w:t>ormMap</w:t>
-      </w:r>
-      <w:proofErr w:type="spellEnd"/>
-      <w:r>
-        <w:rPr>
-          <w:rFonts w:ascii="Consolas" w:eastAsia="굴림" w:hAnsi="Consolas" w:cs="굴림"/>
-          <w:color w:val="24292E"/>
-          <w:kern w:val="0"/>
-          <w:sz w:val="17"/>
-          <w:szCs w:val="17"/>
-        </w:rPr>
-        <w:t xml:space="preserve"> = </w:t>
-      </w:r>
-      <w:proofErr w:type="spellStart"/>
-      <w:r>
-        <w:rPr>
-          <w:rFonts w:ascii="Consolas" w:eastAsia="굴림" w:hAnsi="Consolas" w:cs="굴림"/>
-          <w:color w:val="24292E"/>
-          <w:kern w:val="0"/>
-          <w:sz w:val="17"/>
-          <w:szCs w:val="17"/>
-        </w:rPr>
-        <w:t>g_txORM.Sample</w:t>
-      </w:r>
-      <w:proofErr w:type="spellEnd"/>
-      <w:r>
-        <w:rPr>
-          <w:rFonts w:ascii="Consolas" w:eastAsia="굴림" w:hAnsi="Consolas" w:cs="굴림"/>
-          <w:color w:val="24292E"/>
-          <w:kern w:val="0"/>
-          <w:sz w:val="17"/>
-          <w:szCs w:val="17"/>
-        </w:rPr>
-        <w:t>(</w:t>
-      </w:r>
-      <w:proofErr w:type="spellStart"/>
-      <w:r>
-        <w:rPr>
-          <w:rFonts w:ascii="Consolas" w:eastAsia="굴림" w:hAnsi="Consolas" w:cs="굴림"/>
-          <w:color w:val="24292E"/>
-          <w:kern w:val="0"/>
-          <w:sz w:val="17"/>
-          <w:szCs w:val="17"/>
-        </w:rPr>
-        <w:t>g_samLinear</w:t>
-      </w:r>
-      <w:proofErr w:type="spellEnd"/>
-      <w:r>
-        <w:rPr>
-          <w:rFonts w:ascii="Consolas" w:eastAsia="굴림" w:hAnsi="Consolas" w:cs="굴림"/>
-          <w:color w:val="24292E"/>
-          <w:kern w:val="0"/>
-          <w:sz w:val="17"/>
-          <w:szCs w:val="17"/>
-        </w:rPr>
-        <w:t xml:space="preserve">, </w:t>
-      </w:r>
-      <w:proofErr w:type="spellStart"/>
-      <w:proofErr w:type="gramStart"/>
-      <w:r>
-        <w:rPr>
-          <w:rFonts w:ascii="Consolas" w:eastAsia="굴림" w:hAnsi="Consolas" w:cs="굴림"/>
-          <w:color w:val="24292E"/>
-          <w:kern w:val="0"/>
-          <w:sz w:val="17"/>
-          <w:szCs w:val="17"/>
-        </w:rPr>
-        <w:t>In.TexCoord</w:t>
-      </w:r>
-      <w:proofErr w:type="spellEnd"/>
-      <w:proofErr w:type="gramEnd"/>
-      <w:r>
-        <w:rPr>
-          <w:rFonts w:ascii="Consolas" w:eastAsia="굴림" w:hAnsi="Consolas" w:cs="굴림"/>
-          <w:color w:val="24292E"/>
-          <w:kern w:val="0"/>
-          <w:sz w:val="17"/>
-          <w:szCs w:val="17"/>
-        </w:rPr>
-        <w:t>).</w:t>
-      </w:r>
-      <w:proofErr w:type="spellStart"/>
-      <w:r>
-        <w:rPr>
-          <w:rFonts w:ascii="Consolas" w:eastAsia="굴림" w:hAnsi="Consolas" w:cs="굴림"/>
-          <w:color w:val="24292E"/>
-          <w:kern w:val="0"/>
-          <w:sz w:val="17"/>
-          <w:szCs w:val="17"/>
-        </w:rPr>
-        <w:t>rgb</w:t>
-      </w:r>
-      <w:proofErr w:type="spellEnd"/>
-      <w:r>
-        <w:rPr>
-          <w:rFonts w:ascii="Consolas" w:eastAsia="굴림" w:hAnsi="Consolas" w:cs="굴림"/>
-          <w:color w:val="24292E"/>
-          <w:kern w:val="0"/>
-          <w:sz w:val="17"/>
-          <w:szCs w:val="17"/>
-        </w:rPr>
-        <w:t>;</w:t>
-      </w:r>
-    </w:p>
-    <w:p>
-      <w:pPr>
-        <w:widowControl/>
-        <w:shd w:val="clear" w:color="auto" w:fill="FFFFFF"/>
-        <w:autoSpaceDE/>
-        <w:autoSpaceDN/>
-        <w:spacing w:after="0" w:line="300" w:lineRule="atLeast"/>
-        <w:jc w:val="left"/>
-        <w:rPr>
-          <w:rFonts w:ascii="Consolas" w:eastAsia="굴림" w:hAnsi="Consolas" w:cs="굴림"/>
-          <w:color w:val="24292E"/>
-          <w:kern w:val="0"/>
-          <w:sz w:val="17"/>
-          <w:szCs w:val="17"/>
-        </w:rPr>
-      </w:pPr>
-      <w:r>
-        <w:rPr>
-          <w:rFonts w:ascii="Consolas" w:eastAsia="굴림" w:hAnsi="Consolas" w:cs="굴림"/>
-          <w:color w:val="24292E"/>
-          <w:kern w:val="0"/>
-          <w:sz w:val="17"/>
-          <w:szCs w:val="17"/>
-        </w:rPr>
-        <w:t xml:space="preserve">float3 </w:t>
-      </w:r>
-      <w:proofErr w:type="spellStart"/>
-      <w:r>
-        <w:rPr>
-          <w:rFonts w:ascii="Consolas" w:eastAsia="굴림" w:hAnsi="Consolas" w:cs="굴림"/>
-          <w:color w:val="24292E"/>
-          <w:kern w:val="0"/>
-          <w:sz w:val="17"/>
-          <w:szCs w:val="17"/>
-        </w:rPr>
-        <w:t>emissiveMap</w:t>
-      </w:r>
-      <w:proofErr w:type="spellEnd"/>
-      <w:r>
-        <w:rPr>
-          <w:rFonts w:ascii="Consolas" w:eastAsia="굴림" w:hAnsi="Consolas" w:cs="굴림"/>
-          <w:color w:val="24292E"/>
-          <w:kern w:val="0"/>
-          <w:sz w:val="17"/>
-          <w:szCs w:val="17"/>
-        </w:rPr>
-        <w:t xml:space="preserve"> = </w:t>
-      </w:r>
-      <w:proofErr w:type="spellStart"/>
-      <w:r>
-        <w:rPr>
-          <w:rFonts w:ascii="Consolas" w:eastAsia="굴림" w:hAnsi="Consolas" w:cs="굴림"/>
-          <w:color w:val="24292E"/>
-          <w:kern w:val="0"/>
-          <w:sz w:val="17"/>
-          <w:szCs w:val="17"/>
-        </w:rPr>
-        <w:t>g_txEmissive.Sample</w:t>
-      </w:r>
-      <w:proofErr w:type="spellEnd"/>
-      <w:r>
-        <w:rPr>
-          <w:rFonts w:ascii="Consolas" w:eastAsia="굴림" w:hAnsi="Consolas" w:cs="굴림"/>
-          <w:color w:val="24292E"/>
-          <w:kern w:val="0"/>
-          <w:sz w:val="17"/>
-          <w:szCs w:val="17"/>
-        </w:rPr>
-        <w:t>(</w:t>
-      </w:r>
-      <w:proofErr w:type="spellStart"/>
-      <w:r>
-        <w:rPr>
-          <w:rFonts w:ascii="Consolas" w:eastAsia="굴림" w:hAnsi="Consolas" w:cs="굴림"/>
-          <w:color w:val="24292E"/>
-          <w:kern w:val="0"/>
-          <w:sz w:val="17"/>
-          <w:szCs w:val="17"/>
-        </w:rPr>
-        <w:t>g_samLinear</w:t>
-      </w:r>
-      <w:proofErr w:type="spellEnd"/>
-      <w:r>
-        <w:rPr>
-          <w:rFonts w:ascii="Consolas" w:eastAsia="굴림" w:hAnsi="Consolas" w:cs="굴림"/>
-          <w:color w:val="24292E"/>
-          <w:kern w:val="0"/>
-          <w:sz w:val="17"/>
-          <w:szCs w:val="17"/>
-        </w:rPr>
-        <w:t xml:space="preserve">, </w:t>
-      </w:r>
-      <w:proofErr w:type="spellStart"/>
-      <w:proofErr w:type="gramStart"/>
-      <w:r>
-        <w:rPr>
-          <w:rFonts w:ascii="Consolas" w:eastAsia="굴림" w:hAnsi="Consolas" w:cs="굴림"/>
-          <w:color w:val="24292E"/>
-          <w:kern w:val="0"/>
-          <w:sz w:val="17"/>
-          <w:szCs w:val="17"/>
-        </w:rPr>
-        <w:t>In.TexCoord</w:t>
-      </w:r>
-      <w:proofErr w:type="spellEnd"/>
-      <w:proofErr w:type="gramEnd"/>
-      <w:r>
-        <w:rPr>
-          <w:rFonts w:ascii="Consolas" w:eastAsia="굴림" w:hAnsi="Consolas" w:cs="굴림"/>
-          <w:color w:val="24292E"/>
-          <w:kern w:val="0"/>
-          <w:sz w:val="17"/>
-          <w:szCs w:val="17"/>
-        </w:rPr>
-        <w:t>).</w:t>
-      </w:r>
-      <w:proofErr w:type="spellStart"/>
-      <w:r>
-        <w:rPr>
-          <w:rFonts w:ascii="Consolas" w:eastAsia="굴림" w:hAnsi="Consolas" w:cs="굴림"/>
-          <w:color w:val="24292E"/>
-          <w:kern w:val="0"/>
-          <w:sz w:val="17"/>
-          <w:szCs w:val="17"/>
-        </w:rPr>
-        <w:t>rgb</w:t>
-      </w:r>
-      <w:proofErr w:type="spellEnd"/>
-      <w:r>
-        <w:rPr>
-          <w:rFonts w:ascii="Consolas" w:eastAsia="굴림" w:hAnsi="Consolas" w:cs="굴림"/>
-          <w:color w:val="24292E"/>
-          <w:kern w:val="0"/>
-          <w:sz w:val="17"/>
-          <w:szCs w:val="17"/>
-        </w:rPr>
-        <w:t>;</w:t>
-      </w:r>
-    </w:p>
-    <w:p>
-      <w:pPr>
-        <w:widowControl/>
-        <w:wordWrap/>
-        <w:autoSpaceDE/>
-        <w:autoSpaceDN/>
-        <w:spacing w:before="100" w:beforeAutospacing="1" w:after="100" w:afterAutospacing="1" w:line="240" w:lineRule="auto"/>
-        <w:jc w:val="left"/>
-        <w:rPr>
-          <w:rFonts w:ascii="굴림" w:eastAsia="굴림" w:hAnsi="굴림" w:cs="굴림"/>
-          <w:kern w:val="0"/>
-          <w:sz w:val="18"/>
-          <w:szCs w:val="24"/>
-        </w:rPr>
-      </w:pPr>
-      <w:r>
-        <w:rPr>
-          <w:rFonts w:ascii="굴림" w:eastAsia="굴림" w:hAnsi="굴림" w:cs="굴림" w:hint="eastAsia"/>
-          <w:kern w:val="0"/>
-          <w:sz w:val="18"/>
-          <w:szCs w:val="24"/>
-        </w:rPr>
-        <w:t xml:space="preserve">위 값들을 가지고 </w:t>
-      </w:r>
-      <w:r>
-        <w:rPr>
-          <w:rFonts w:ascii="굴림" w:eastAsia="굴림" w:hAnsi="굴림" w:cs="굴림"/>
-          <w:kern w:val="0"/>
-          <w:sz w:val="18"/>
-          <w:szCs w:val="24"/>
-        </w:rPr>
-        <w:t>PS</w:t>
-      </w:r>
-      <w:r>
-        <w:rPr>
-          <w:rFonts w:ascii="굴림" w:eastAsia="굴림" w:hAnsi="굴림" w:cs="굴림" w:hint="eastAsia"/>
-          <w:kern w:val="0"/>
-          <w:sz w:val="18"/>
-          <w:szCs w:val="24"/>
-        </w:rPr>
-        <w:t>계산</w:t>
-      </w:r>
-    </w:p>
-    <w:p>
-      <w:pPr>
-        <w:widowControl/>
-        <w:wordWrap/>
-        <w:autoSpaceDE/>
-        <w:autoSpaceDN/>
-        <w:spacing w:before="100" w:beforeAutospacing="1" w:after="100" w:afterAutospacing="1" w:line="240" w:lineRule="auto"/>
-        <w:jc w:val="left"/>
-        <w:rPr>
-          <w:rFonts w:ascii="굴림" w:eastAsia="굴림" w:hAnsi="굴림" w:cs="굴림" w:hint="eastAsia"/>
-          <w:kern w:val="0"/>
-          <w:sz w:val="18"/>
-          <w:szCs w:val="24"/>
-        </w:rPr>
-      </w:pPr>
-    </w:p>
-    <w:p>
-      <w:pPr>
-        <w:widowControl/>
-        <w:wordWrap/>
-        <w:autoSpaceDE/>
-        <w:autoSpaceDN/>
-        <w:spacing w:before="100" w:beforeAutospacing="1" w:after="100" w:afterAutospacing="1" w:line="240" w:lineRule="auto"/>
-        <w:jc w:val="left"/>
-        <w:rPr>
-          <w:rFonts w:ascii="굴림" w:eastAsia="굴림" w:hAnsi="굴림" w:cs="굴림"/>
-          <w:kern w:val="0"/>
-          <w:sz w:val="18"/>
-          <w:szCs w:val="24"/>
-        </w:rPr>
-      </w:pPr>
-      <w:r>
-        <w:rPr>
-          <w:rFonts w:ascii="굴림" w:eastAsia="굴림" w:hAnsi="굴림" w:cs="굴림"/>
-          <w:kern w:val="0"/>
-          <w:sz w:val="18"/>
-          <w:szCs w:val="24"/>
-        </w:rPr>
-        <w:t xml:space="preserve">&lt;- </w:t>
-      </w:r>
-      <w:r>
-        <w:rPr>
-          <w:rFonts w:ascii="굴림" w:eastAsia="굴림" w:hAnsi="굴림" w:cs="굴림" w:hint="eastAsia"/>
-          <w:kern w:val="0"/>
-          <w:sz w:val="18"/>
-          <w:szCs w:val="24"/>
-        </w:rPr>
-        <w:t>다만</w:t>
-      </w:r>
-      <w:r>
-        <w:rPr>
-          <w:rFonts w:ascii="굴림" w:eastAsia="굴림" w:hAnsi="굴림" w:cs="굴림"/>
-          <w:kern w:val="0"/>
-          <w:sz w:val="18"/>
-          <w:szCs w:val="24"/>
-        </w:rPr>
-        <w:t xml:space="preserve">, </w:t>
-      </w:r>
-      <w:proofErr w:type="spellStart"/>
-      <w:r>
-        <w:rPr>
-          <w:rFonts w:ascii="굴림" w:eastAsia="굴림" w:hAnsi="굴림" w:cs="굴림" w:hint="eastAsia"/>
-          <w:kern w:val="0"/>
-          <w:sz w:val="18"/>
-          <w:szCs w:val="24"/>
-        </w:rPr>
-        <w:t>언리얼</w:t>
-      </w:r>
-      <w:proofErr w:type="spellEnd"/>
-      <w:r>
-        <w:rPr>
-          <w:rFonts w:ascii="굴림" w:eastAsia="굴림" w:hAnsi="굴림" w:cs="굴림" w:hint="eastAsia"/>
-          <w:kern w:val="0"/>
-          <w:sz w:val="18"/>
-          <w:szCs w:val="24"/>
-        </w:rPr>
-        <w:t xml:space="preserve"> 내부에서 </w:t>
-      </w:r>
-      <w:r>
-        <w:rPr>
-          <w:rFonts w:ascii="굴림" w:eastAsia="굴림" w:hAnsi="굴림" w:cs="굴림"/>
-          <w:kern w:val="0"/>
-          <w:sz w:val="18"/>
-          <w:szCs w:val="24"/>
-        </w:rPr>
-        <w:t xml:space="preserve">Material </w:t>
-      </w:r>
-      <w:r>
-        <w:rPr>
-          <w:rFonts w:ascii="굴림" w:eastAsia="굴림" w:hAnsi="굴림" w:cs="굴림" w:hint="eastAsia"/>
-          <w:kern w:val="0"/>
-          <w:sz w:val="18"/>
-          <w:szCs w:val="24"/>
-        </w:rPr>
-        <w:t>이름이 수정이 필요한 경우도 있다.</w:t>
-      </w:r>
-    </w:p>
-    <w:p>
-      <w:pPr>
-        <w:widowControl/>
-        <w:wordWrap/>
-        <w:autoSpaceDE/>
-        <w:autoSpaceDN/>
-        <w:spacing w:before="100" w:beforeAutospacing="1" w:after="100" w:afterAutospacing="1" w:line="240" w:lineRule="auto"/>
-        <w:jc w:val="left"/>
-        <w:rPr>
-          <w:rFonts w:ascii="굴림" w:eastAsia="굴림" w:hAnsi="굴림" w:cs="굴림" w:hint="eastAsia"/>
-          <w:kern w:val="0"/>
-          <w:sz w:val="18"/>
-          <w:szCs w:val="24"/>
-        </w:rPr>
-      </w:pPr>
-      <w:r>
-        <w:rPr>
-          <w:rFonts w:ascii="굴림" w:eastAsia="굴림" w:hAnsi="굴림" w:cs="굴림" w:hint="eastAsia"/>
-          <w:kern w:val="0"/>
-          <w:sz w:val="18"/>
-          <w:szCs w:val="24"/>
-        </w:rPr>
-        <w:t>예를 들어</w:t>
-      </w:r>
-      <w:r>
-        <w:rPr>
-          <w:rFonts w:ascii="굴림" w:eastAsia="굴림" w:hAnsi="굴림" w:cs="굴림"/>
-          <w:kern w:val="0"/>
-          <w:sz w:val="18"/>
-          <w:szCs w:val="24"/>
-        </w:rPr>
-        <w:t xml:space="preserve">, </w:t>
-      </w:r>
-      <w:r>
-        <w:rPr>
-          <w:rFonts w:ascii="굴림" w:eastAsia="굴림" w:hAnsi="굴림" w:cs="굴림" w:hint="eastAsia"/>
-          <w:kern w:val="0"/>
-          <w:sz w:val="18"/>
-          <w:szCs w:val="24"/>
-        </w:rPr>
-        <w:t xml:space="preserve">연속적으로 같은 </w:t>
-      </w:r>
-      <w:r>
-        <w:rPr>
-          <w:rFonts w:ascii="굴림" w:eastAsia="굴림" w:hAnsi="굴림" w:cs="굴림"/>
-          <w:kern w:val="0"/>
-          <w:sz w:val="18"/>
-          <w:szCs w:val="24"/>
-        </w:rPr>
-        <w:t>static mesh</w:t>
-      </w:r>
-      <w:r>
-        <w:rPr>
-          <w:rFonts w:ascii="굴림" w:eastAsia="굴림" w:hAnsi="굴림" w:cs="굴림" w:hint="eastAsia"/>
-          <w:kern w:val="0"/>
-          <w:sz w:val="18"/>
-          <w:szCs w:val="24"/>
-        </w:rPr>
-        <w:t xml:space="preserve">를 레벨에 배치했을 때 </w:t>
-      </w:r>
-    </w:p>
-    <w:p>
-      <w:pPr>
-        <w:widowControl/>
-        <w:wordWrap/>
-        <w:autoSpaceDE/>
-        <w:autoSpaceDN/>
-        <w:spacing w:before="100" w:beforeAutospacing="1" w:after="100" w:afterAutospacing="1" w:line="240" w:lineRule="auto"/>
-        <w:jc w:val="left"/>
-        <w:rPr>
-          <w:rFonts w:ascii="굴림" w:eastAsia="굴림" w:hAnsi="굴림" w:cs="굴림" w:hint="eastAsia"/>
+          <w:rFonts w:ascii="굴림" w:eastAsia="굴림" w:hAnsi="굴림" w:cs="굴림"/>
           <w:kern w:val="0"/>
           <w:sz w:val="18"/>
           <w:szCs w:val="24"/>
@@ -2947,21 +3351,31 @@
         <w:spacing w:before="100" w:beforeAutospacing="1" w:after="100" w:afterAutospacing="1" w:line="240" w:lineRule="auto"/>
         <w:jc w:val="left"/>
         <w:rPr>
+          <w:rFonts w:ascii="굴림" w:eastAsia="굴림" w:hAnsi="굴림" w:cs="굴림"/>
+          <w:kern w:val="0"/>
+          <w:sz w:val="18"/>
+          <w:szCs w:val="24"/>
+        </w:rPr>
+      </w:pPr>
+      <w:r>
+        <w:rPr>
+          <w:rFonts w:ascii="굴림" w:eastAsia="굴림" w:hAnsi="굴림" w:cs="굴림"/>
+          <w:kern w:val="0"/>
+          <w:sz w:val="18"/>
+          <w:szCs w:val="24"/>
+        </w:rPr>
+        <w:t xml:space="preserve">Json </w:t>
+      </w:r>
+      <w:r>
+        <w:rPr>
           <w:rFonts w:ascii="굴림" w:eastAsia="굴림" w:hAnsi="굴림" w:cs="굴림" w:hint="eastAsia"/>
           <w:kern w:val="0"/>
           <w:sz w:val="18"/>
           <w:szCs w:val="24"/>
         </w:rPr>
-      </w:pPr>
-      <w:r>
-        <w:rPr>
-          <w:rFonts w:ascii="굴림" w:eastAsia="굴림" w:hAnsi="굴림" w:cs="굴림"/>
-          <w:kern w:val="0"/>
-          <w:sz w:val="18"/>
-          <w:szCs w:val="24"/>
-        </w:rPr>
-        <w:t xml:space="preserve">Json </w:t>
-      </w:r>
+        <w:t xml:space="preserve">파일을 뽑는 </w:t>
+      </w:r>
+      <w:proofErr w:type="spellStart"/>
       <w:r>
         <w:rPr>
           <w:rFonts w:ascii="굴림" w:eastAsia="굴림" w:hAnsi="굴림" w:cs="굴림" w:hint="eastAsia"/>
@@ -2969,9 +3383,9 @@
           <w:sz w:val="18"/>
           <w:szCs w:val="24"/>
         </w:rPr>
-        <w:t xml:space="preserve">파일을 뽑는 </w:t>
-      </w:r>
-      <w:proofErr w:type="spellStart"/>
+        <w:t>블루프린트에서</w:t>
+      </w:r>
+      <w:proofErr w:type="spellEnd"/>
       <w:r>
         <w:rPr>
           <w:rFonts w:ascii="굴림" w:eastAsia="굴림" w:hAnsi="굴림" w:cs="굴림" w:hint="eastAsia"/>
@@ -2979,9 +3393,17 @@
           <w:sz w:val="18"/>
           <w:szCs w:val="24"/>
         </w:rPr>
-        <w:t>블루프린트에서</w:t>
-      </w:r>
-      <w:proofErr w:type="spellEnd"/>
+        <w:t xml:space="preserve"> t</w:t>
+      </w:r>
+      <w:r>
+        <w:rPr>
+          <w:rFonts w:ascii="굴림" w:eastAsia="굴림" w:hAnsi="굴림" w:cs="굴림"/>
+          <w:kern w:val="0"/>
+          <w:sz w:val="18"/>
+          <w:szCs w:val="24"/>
+        </w:rPr>
+        <w:t>exture</w:t>
+      </w:r>
       <w:r>
         <w:rPr>
           <w:rFonts w:ascii="굴림" w:eastAsia="굴림" w:hAnsi="굴림" w:cs="굴림" w:hint="eastAsia"/>
@@ -2989,16 +3411,16 @@
           <w:sz w:val="18"/>
           <w:szCs w:val="24"/>
         </w:rPr>
-        <w:t xml:space="preserve"> t</w:t>
-      </w:r>
-      <w:r>
-        <w:rPr>
-          <w:rFonts w:ascii="굴림" w:eastAsia="굴림" w:hAnsi="굴림" w:cs="굴림"/>
-          <w:kern w:val="0"/>
-          <w:sz w:val="18"/>
-          <w:szCs w:val="24"/>
-        </w:rPr>
-        <w:t>exture</w:t>
+        <w:t xml:space="preserve">와 </w:t>
+      </w:r>
+      <w:r>
+        <w:rPr>
+          <w:rFonts w:ascii="굴림" w:eastAsia="굴림" w:hAnsi="굴림" w:cs="굴림"/>
+          <w:kern w:val="0"/>
+          <w:sz w:val="18"/>
+          <w:szCs w:val="24"/>
+        </w:rPr>
+        <w:t>mesh</w:t>
       </w:r>
       <w:r>
         <w:rPr>
@@ -3007,16 +3429,16 @@
           <w:sz w:val="18"/>
           <w:szCs w:val="24"/>
         </w:rPr>
-        <w:t xml:space="preserve">와 </w:t>
-      </w:r>
-      <w:r>
-        <w:rPr>
-          <w:rFonts w:ascii="굴림" w:eastAsia="굴림" w:hAnsi="굴림" w:cs="굴림"/>
-          <w:kern w:val="0"/>
-          <w:sz w:val="18"/>
-          <w:szCs w:val="24"/>
-        </w:rPr>
-        <w:t>mesh</w:t>
+        <w:t>를 뽑을 때 추가한 코드로 인해 잘못된 t</w:t>
+      </w:r>
+      <w:r>
+        <w:rPr>
+          <w:rFonts w:ascii="굴림" w:eastAsia="굴림" w:hAnsi="굴림" w:cs="굴림"/>
+          <w:kern w:val="0"/>
+          <w:sz w:val="18"/>
+          <w:szCs w:val="24"/>
+        </w:rPr>
+        <w:t xml:space="preserve">ransform </w:t>
       </w:r>
       <w:r>
         <w:rPr>
@@ -3025,16 +3447,27 @@
           <w:sz w:val="18"/>
           <w:szCs w:val="24"/>
         </w:rPr>
-        <w:t>를 뽑을 때 추가한 코드로 인해 잘못된 t</w:t>
-      </w:r>
-      <w:r>
-        <w:rPr>
-          <w:rFonts w:ascii="굴림" w:eastAsia="굴림" w:hAnsi="굴림" w:cs="굴림"/>
-          <w:kern w:val="0"/>
-          <w:sz w:val="18"/>
-          <w:szCs w:val="24"/>
-        </w:rPr>
-        <w:t xml:space="preserve">ransform </w:t>
+        <w:t xml:space="preserve">정보가 </w:t>
+      </w:r>
+      <w:proofErr w:type="spellStart"/>
+      <w:r>
+        <w:rPr>
+          <w:rFonts w:ascii="굴림" w:eastAsia="굴림" w:hAnsi="굴림" w:cs="굴림"/>
+          <w:kern w:val="0"/>
+          <w:sz w:val="18"/>
+          <w:szCs w:val="24"/>
+        </w:rPr>
+        <w:t>json</w:t>
+      </w:r>
+      <w:proofErr w:type="spellEnd"/>
+      <w:r>
+        <w:rPr>
+          <w:rFonts w:ascii="굴림" w:eastAsia="굴림" w:hAnsi="굴림" w:cs="굴림"/>
+          <w:kern w:val="0"/>
+          <w:sz w:val="18"/>
+          <w:szCs w:val="24"/>
+        </w:rPr>
+        <w:t xml:space="preserve"> </w:t>
       </w:r>
       <w:r>
         <w:rPr>
@@ -3043,16 +3476,27 @@
           <w:sz w:val="18"/>
           <w:szCs w:val="24"/>
         </w:rPr>
-        <w:t xml:space="preserve">정보가 </w:t>
-      </w:r>
-      <w:r>
-        <w:rPr>
-          <w:rFonts w:ascii="굴림" w:eastAsia="굴림" w:hAnsi="굴림" w:cs="굴림"/>
-          <w:kern w:val="0"/>
-          <w:sz w:val="18"/>
-          <w:szCs w:val="24"/>
-        </w:rPr>
-        <w:t xml:space="preserve">json </w:t>
+        <w:t xml:space="preserve">파일에 입력되어 있었기에 아래 코드를 통해 올바른 정보를 가진 </w:t>
+      </w:r>
+      <w:proofErr w:type="spellStart"/>
+      <w:r>
+        <w:rPr>
+          <w:rFonts w:ascii="굴림" w:eastAsia="굴림" w:hAnsi="굴림" w:cs="굴림"/>
+          <w:kern w:val="0"/>
+          <w:sz w:val="18"/>
+          <w:szCs w:val="24"/>
+        </w:rPr>
+        <w:t>json</w:t>
+      </w:r>
+      <w:proofErr w:type="spellEnd"/>
+      <w:r>
+        <w:rPr>
+          <w:rFonts w:ascii="굴림" w:eastAsia="굴림" w:hAnsi="굴림" w:cs="굴림"/>
+          <w:kern w:val="0"/>
+          <w:sz w:val="18"/>
+          <w:szCs w:val="24"/>
+        </w:rPr>
+        <w:t xml:space="preserve"> </w:t>
       </w:r>
       <w:r>
         <w:rPr>
@@ -3061,24 +3505,6 @@
           <w:sz w:val="18"/>
           <w:szCs w:val="24"/>
         </w:rPr>
-        <w:t xml:space="preserve">파일에 입력되어 있었기에 아래 코드를 통해 올바른 정보를 가진 </w:t>
-      </w:r>
-      <w:r>
-        <w:rPr>
-          <w:rFonts w:ascii="굴림" w:eastAsia="굴림" w:hAnsi="굴림" w:cs="굴림"/>
-          <w:kern w:val="0"/>
-          <w:sz w:val="18"/>
-          <w:szCs w:val="24"/>
-        </w:rPr>
-        <w:t xml:space="preserve">json </w:t>
-      </w:r>
-      <w:r>
-        <w:rPr>
-          <w:rFonts w:ascii="굴림" w:eastAsia="굴림" w:hAnsi="굴림" w:cs="굴림" w:hint="eastAsia"/>
-          <w:kern w:val="0"/>
-          <w:sz w:val="18"/>
-          <w:szCs w:val="24"/>
-        </w:rPr>
         <w:t>파일을 뽑을 수 있었음</w:t>
       </w:r>
     </w:p>
@@ -3195,6 +3621,7 @@
         <w:t>UnrealLocation.Y</w:t>
       </w:r>
       <w:proofErr w:type="spellEnd"/>
+      <w:proofErr w:type="gramStart"/>
       <w:r>
         <w:rPr>
           <w:rFonts w:ascii="굴림" w:eastAsia="굴림" w:hAnsi="굴림" w:cs="굴림"/>
@@ -3204,6 +3631,7 @@
         </w:rPr>
         <w:t>);</w:t>
       </w:r>
+      <w:proofErr w:type="gramEnd"/>
     </w:p>
     <w:p>
       <w:pPr>
@@ -3214,7 +3642,7 @@
         <w:spacing w:before="100" w:beforeAutospacing="1" w:after="100" w:afterAutospacing="1" w:line="240" w:lineRule="auto"/>
         <w:jc w:val="left"/>
         <w:rPr>
-          <w:rFonts w:ascii="굴림" w:eastAsia="굴림" w:hAnsi="굴림" w:cs="굴림" w:hint="eastAsia"/>
+          <w:rFonts w:ascii="굴림" w:eastAsia="굴림" w:hAnsi="굴림" w:cs="굴림"/>
           <w:kern w:val="0"/>
           <w:sz w:val="18"/>
           <w:szCs w:val="24"/>
@@ -3318,6 +3746,7 @@
         <w:t>UnrealScale.Y</w:t>
       </w:r>
       <w:proofErr w:type="spellEnd"/>
+      <w:proofErr w:type="gramStart"/>
       <w:r>
         <w:rPr>
           <w:rFonts w:ascii="굴림" w:eastAsia="굴림" w:hAnsi="굴림" w:cs="굴림"/>
@@ -3327,6 +3756,7 @@
         </w:rPr>
         <w:t>);</w:t>
       </w:r>
+      <w:proofErr w:type="gramEnd"/>
     </w:p>
     <w:p>
       <w:pPr>
@@ -3483,6 +3913,7 @@
         <w:t>UnrealQuat.W</w:t>
       </w:r>
       <w:proofErr w:type="spellEnd"/>
+      <w:proofErr w:type="gramStart"/>
       <w:r>
         <w:rPr>
           <w:rFonts w:ascii="굴림" w:eastAsia="굴림" w:hAnsi="굴림" w:cs="굴림"/>
@@ -3492,6 +3923,7 @@
         </w:rPr>
         <w:t>);</w:t>
       </w:r>
+      <w:proofErr w:type="gramEnd"/>
     </w:p>
     <w:p>
       <w:pPr>
@@ -3589,23 +4021,21 @@
         <w:autoSpaceDE/>
         <w:autoSpaceDN/>
         <w:rPr>
+          <w:rFonts w:ascii="굴림" w:eastAsia="굴림" w:hAnsi="굴림" w:cs="굴림"/>
+          <w:kern w:val="0"/>
+          <w:sz w:val="18"/>
+          <w:szCs w:val="24"/>
+        </w:rPr>
+      </w:pPr>
+      <w:r>
+        <w:rPr>
           <w:rFonts w:ascii="굴림" w:eastAsia="굴림" w:hAnsi="굴림" w:cs="굴림" w:hint="eastAsia"/>
           <w:kern w:val="0"/>
           <w:sz w:val="18"/>
           <w:szCs w:val="24"/>
         </w:rPr>
-      </w:pPr>
-      <w:r>
-        <w:rPr>
-          <w:rFonts w:ascii="굴림" w:eastAsia="굴림" w:hAnsi="굴림" w:cs="굴림" w:hint="eastAsia"/>
-          <w:kern w:val="0"/>
-          <w:sz w:val="18"/>
-          <w:szCs w:val="24"/>
-        </w:rPr>
         <w:t xml:space="preserve">우리 </w:t>
       </w:r>
-      <w:bookmarkStart w:id="0" w:name="_GoBack"/>
-      <w:bookmarkEnd w:id="0"/>
       <w:r>
         <w:rPr>
           <w:rFonts w:ascii="굴림" w:eastAsia="굴림" w:hAnsi="굴림" w:cs="굴림" w:hint="eastAsia"/>
@@ -3735,7 +4165,7 @@
           <w:szCs w:val="24"/>
         </w:rPr>
         <w:drawing>
-          <wp:inline distT="0" distB="0" distL="0" distR="0" wp14:anchorId="303CFD8C" wp14:editId="58992041">
+          <wp:inline distT="0" distB="0" distL="0" distR="0" wp14:anchorId="303CFD8C" wp14:editId="07A13DC8">
             <wp:extent cx="3077764" cy="2406770"/>
             <wp:effectExtent l="0" t="0" r="8890" b="0"/>
             <wp:docPr id="3" name="그림 3" descr="https://resv2.craft.do/user/full/15352056-3d61-4451-30c9-b650643f22cf/doc/06de3b2e-be1a-448f-b2df-25790ec8368a/061c7ed2-8a35-4662-a467-239702cff11f"/>
@@ -4004,7 +4434,7 @@
         <w:spacing w:before="100" w:beforeAutospacing="1" w:after="100" w:afterAutospacing="1" w:line="240" w:lineRule="auto"/>
         <w:jc w:val="left"/>
         <w:rPr>
-          <w:rFonts w:ascii="굴림" w:eastAsia="굴림" w:hAnsi="굴림" w:cs="굴림" w:hint="eastAsia"/>
+          <w:rFonts w:ascii="굴림" w:eastAsia="굴림" w:hAnsi="굴림" w:cs="굴림"/>
           <w:kern w:val="0"/>
           <w:sz w:val="18"/>
           <w:szCs w:val="24"/>
@@ -4020,7 +4450,7 @@
         <w:spacing w:after="0" w:line="240" w:lineRule="auto"/>
         <w:jc w:val="left"/>
         <w:rPr>
-          <w:rFonts w:ascii="굴림" w:eastAsia="굴림" w:hAnsi="굴림" w:cs="굴림" w:hint="eastAsia"/>
+          <w:rFonts w:ascii="굴림" w:eastAsia="굴림" w:hAnsi="굴림" w:cs="굴림"/>
           <w:kern w:val="0"/>
           <w:sz w:val="24"/>
           <w:szCs w:val="24"/>
@@ -4156,12 +4586,30 @@
         <w:spacing w:before="100" w:beforeAutospacing="1" w:after="100" w:afterAutospacing="1" w:line="240" w:lineRule="auto"/>
         <w:jc w:val="left"/>
         <w:rPr>
+          <w:rFonts w:ascii="굴림" w:eastAsia="굴림" w:hAnsi="굴림" w:cs="굴림"/>
+          <w:kern w:val="0"/>
+          <w:sz w:val="18"/>
+          <w:szCs w:val="24"/>
+        </w:rPr>
+      </w:pPr>
+      <w:r>
+        <w:rPr>
           <w:rFonts w:ascii="굴림" w:eastAsia="굴림" w:hAnsi="굴림" w:cs="굴림" w:hint="eastAsia"/>
           <w:kern w:val="0"/>
           <w:sz w:val="18"/>
           <w:szCs w:val="24"/>
         </w:rPr>
-      </w:pPr>
+        <w:t>따라서,</w:t>
+      </w:r>
+      <w:r>
+        <w:rPr>
+          <w:rFonts w:ascii="굴림" w:eastAsia="굴림" w:hAnsi="굴림" w:cs="굴림"/>
+          <w:kern w:val="0"/>
+          <w:sz w:val="18"/>
+          <w:szCs w:val="24"/>
+        </w:rPr>
+        <w:t xml:space="preserve"> </w:t>
+      </w:r>
       <w:r>
         <w:rPr>
           <w:rFonts w:ascii="굴림" w:eastAsia="굴림" w:hAnsi="굴림" w:cs="굴림" w:hint="eastAsia"/>
@@ -4169,133 +4617,117 @@
           <w:sz w:val="18"/>
           <w:szCs w:val="24"/>
         </w:rPr>
-        <w:t>따라서,</w:t>
-      </w:r>
-      <w:r>
-        <w:rPr>
-          <w:rFonts w:ascii="굴림" w:eastAsia="굴림" w:hAnsi="굴림" w:cs="굴림"/>
-          <w:kern w:val="0"/>
-          <w:sz w:val="18"/>
-          <w:szCs w:val="24"/>
+        <w:t xml:space="preserve">아래처럼 </w:t>
+      </w:r>
+      <w:r>
+        <w:rPr>
+          <w:rFonts w:ascii="굴림" w:eastAsia="굴림" w:hAnsi="굴림" w:cs="굴림"/>
+          <w:kern w:val="0"/>
+          <w:sz w:val="18"/>
+          <w:szCs w:val="24"/>
+        </w:rPr>
+        <w:t>4</w:t>
+      </w:r>
+      <w:r>
+        <w:rPr>
+          <w:rFonts w:ascii="굴림" w:eastAsia="굴림" w:hAnsi="굴림" w:cs="굴림" w:hint="eastAsia"/>
+          <w:kern w:val="0"/>
+          <w:sz w:val="18"/>
+          <w:szCs w:val="24"/>
+        </w:rPr>
+        <w:t>개 모두 받아 모두 받도록 계산</w:t>
+      </w:r>
+    </w:p>
+    <w:p>
+      <w:pPr>
+        <w:widowControl/>
+        <w:shd w:val="clear" w:color="auto" w:fill="FFFFFF"/>
+        <w:autoSpaceDE/>
+        <w:autoSpaceDN/>
+        <w:spacing w:after="0" w:line="300" w:lineRule="atLeast"/>
+        <w:jc w:val="left"/>
+        <w:rPr>
+          <w:rFonts w:ascii="Consolas" w:eastAsia="굴림" w:hAnsi="Consolas" w:cs="굴림"/>
+          <w:color w:val="24292E"/>
+          <w:kern w:val="0"/>
+          <w:sz w:val="15"/>
+          <w:szCs w:val="17"/>
+        </w:rPr>
+      </w:pPr>
+      <w:r>
+        <w:rPr>
+          <w:rFonts w:ascii="Consolas" w:eastAsia="굴림" w:hAnsi="Consolas" w:cs="굴림"/>
+          <w:color w:val="6F42C1"/>
+          <w:kern w:val="0"/>
+          <w:sz w:val="15"/>
+          <w:szCs w:val="17"/>
+        </w:rPr>
+        <w:t>D3D12_DESCRIPTOR_RANGE</w:t>
+      </w:r>
+      <w:r>
+        <w:rPr>
+          <w:rFonts w:ascii="Consolas" w:eastAsia="굴림" w:hAnsi="Consolas" w:cs="굴림"/>
+          <w:color w:val="24292E"/>
+          <w:kern w:val="0"/>
+          <w:sz w:val="15"/>
+          <w:szCs w:val="17"/>
         </w:rPr>
         <w:t xml:space="preserve"> </w:t>
       </w:r>
       <w:r>
         <w:rPr>
-          <w:rFonts w:ascii="굴림" w:eastAsia="굴림" w:hAnsi="굴림" w:cs="굴림" w:hint="eastAsia"/>
-          <w:kern w:val="0"/>
-          <w:sz w:val="18"/>
-          <w:szCs w:val="24"/>
-        </w:rPr>
-        <w:t xml:space="preserve">아래처럼 </w:t>
-      </w:r>
-      <w:r>
-        <w:rPr>
-          <w:rFonts w:ascii="굴림" w:eastAsia="굴림" w:hAnsi="굴림" w:cs="굴림"/>
-          <w:kern w:val="0"/>
-          <w:sz w:val="18"/>
-          <w:szCs w:val="24"/>
+          <w:rFonts w:ascii="Consolas" w:eastAsia="굴림" w:hAnsi="Consolas" w:cs="굴림"/>
+          <w:color w:val="6F42C1"/>
+          <w:kern w:val="0"/>
+          <w:sz w:val="15"/>
+          <w:szCs w:val="17"/>
+        </w:rPr>
+        <w:t>d3</w:t>
+      </w:r>
+      <w:proofErr w:type="gramStart"/>
+      <w:r>
+        <w:rPr>
+          <w:rFonts w:ascii="Consolas" w:eastAsia="굴림" w:hAnsi="Consolas" w:cs="굴림"/>
+          <w:color w:val="6F42C1"/>
+          <w:kern w:val="0"/>
+          <w:sz w:val="15"/>
+          <w:szCs w:val="17"/>
+        </w:rPr>
+        <w:t>dDescriptorRanges</w:t>
+      </w:r>
+      <w:r>
+        <w:rPr>
+          <w:rFonts w:ascii="Consolas" w:eastAsia="굴림" w:hAnsi="Consolas" w:cs="굴림"/>
+          <w:color w:val="24292E"/>
+          <w:kern w:val="0"/>
+          <w:sz w:val="15"/>
+          <w:szCs w:val="17"/>
+        </w:rPr>
+        <w:t>[</w:t>
+      </w:r>
+      <w:proofErr w:type="gramEnd"/>
+      <w:r>
+        <w:rPr>
+          <w:rFonts w:ascii="Consolas" w:eastAsia="굴림" w:hAnsi="Consolas" w:cs="굴림"/>
+          <w:color w:val="24292E"/>
+          <w:kern w:val="0"/>
+          <w:sz w:val="15"/>
+          <w:szCs w:val="17"/>
         </w:rPr>
         <w:t>4</w:t>
       </w:r>
-      <w:r>
-        <w:rPr>
-          <w:rFonts w:ascii="굴림" w:eastAsia="굴림" w:hAnsi="굴림" w:cs="굴림" w:hint="eastAsia"/>
-          <w:kern w:val="0"/>
-          <w:sz w:val="18"/>
-          <w:szCs w:val="24"/>
-        </w:rPr>
-        <w:t>개 모두 받아 모두 받도록 계산</w:t>
-      </w:r>
-    </w:p>
-    <w:p>
-      <w:pPr>
-        <w:widowControl/>
-        <w:shd w:val="clear" w:color="auto" w:fill="FFFFFF"/>
-        <w:autoSpaceDE/>
-        <w:autoSpaceDN/>
-        <w:spacing w:after="0" w:line="300" w:lineRule="atLeast"/>
-        <w:jc w:val="left"/>
-        <w:rPr>
-          <w:rFonts w:ascii="Consolas" w:eastAsia="굴림" w:hAnsi="Consolas" w:cs="굴림"/>
-          <w:color w:val="24292E"/>
-          <w:kern w:val="0"/>
-          <w:sz w:val="15"/>
-          <w:szCs w:val="17"/>
-        </w:rPr>
-      </w:pPr>
-      <w:r>
-        <w:rPr>
-          <w:rFonts w:ascii="Consolas" w:eastAsia="굴림" w:hAnsi="Consolas" w:cs="굴림"/>
-          <w:color w:val="6F42C1"/>
-          <w:kern w:val="0"/>
-          <w:sz w:val="15"/>
-          <w:szCs w:val="17"/>
-        </w:rPr>
-        <w:t>D3D12_DESCRIPTOR_RANGE</w:t>
-      </w:r>
-      <w:r>
-        <w:rPr>
-          <w:rFonts w:ascii="Consolas" w:eastAsia="굴림" w:hAnsi="Consolas" w:cs="굴림"/>
-          <w:color w:val="24292E"/>
-          <w:kern w:val="0"/>
-          <w:sz w:val="15"/>
-          <w:szCs w:val="17"/>
-        </w:rPr>
-        <w:t xml:space="preserve"> </w:t>
-      </w:r>
-      <w:r>
-        <w:rPr>
-          <w:rFonts w:ascii="Consolas" w:eastAsia="굴림" w:hAnsi="Consolas" w:cs="굴림"/>
-          <w:color w:val="6F42C1"/>
-          <w:kern w:val="0"/>
-          <w:sz w:val="15"/>
-          <w:szCs w:val="17"/>
-        </w:rPr>
-        <w:t>d3</w:t>
-      </w:r>
       <w:proofErr w:type="gramStart"/>
       <w:r>
         <w:rPr>
           <w:rFonts w:ascii="Consolas" w:eastAsia="굴림" w:hAnsi="Consolas" w:cs="굴림"/>
-          <w:color w:val="6F42C1"/>
-          <w:kern w:val="0"/>
-          <w:sz w:val="15"/>
-          <w:szCs w:val="17"/>
-        </w:rPr>
-        <w:t>dDescriptorRanges</w:t>
-      </w:r>
-      <w:r>
-        <w:rPr>
-          <w:rFonts w:ascii="Consolas" w:eastAsia="굴림" w:hAnsi="Consolas" w:cs="굴림"/>
-          <w:color w:val="24292E"/>
-          <w:kern w:val="0"/>
-          <w:sz w:val="15"/>
-          <w:szCs w:val="17"/>
-        </w:rPr>
-        <w:t>[</w:t>
+          <w:color w:val="24292E"/>
+          <w:kern w:val="0"/>
+          <w:sz w:val="15"/>
+          <w:szCs w:val="17"/>
+        </w:rPr>
+        <w:t>];</w:t>
       </w:r>
       <w:proofErr w:type="gramEnd"/>
-      <w:r>
-        <w:rPr>
-          <w:rFonts w:ascii="Consolas" w:eastAsia="굴림" w:hAnsi="Consolas" w:cs="굴림"/>
-          <w:color w:val="24292E"/>
-          <w:kern w:val="0"/>
-          <w:sz w:val="15"/>
-          <w:szCs w:val="17"/>
-        </w:rPr>
-        <w:t>4</w:t>
-      </w:r>
-      <w:r>
-        <w:rPr>
-          <w:rFonts w:ascii="Consolas" w:eastAsia="굴림" w:hAnsi="Consolas" w:cs="굴림"/>
-          <w:color w:val="24292E"/>
-          <w:kern w:val="0"/>
-          <w:sz w:val="15"/>
-          <w:szCs w:val="17"/>
-        </w:rPr>
-        <w:t>];</w:t>
-      </w:r>
     </w:p>
     <w:p>
       <w:pPr>
@@ -4648,7 +5080,18 @@
           <w:sz w:val="15"/>
           <w:szCs w:val="17"/>
         </w:rPr>
-        <w:t>D3D12_DESCRIPTOR_RANGE_TYPE_SRV</w:t>
+        <w:t>D3D12_DESCRIPTOR_RANGE_TYPE_</w:t>
+      </w:r>
+      <w:proofErr w:type="gramStart"/>
+      <w:r>
+        <w:rPr>
+          <w:rFonts w:ascii="Consolas" w:eastAsia="굴림" w:hAnsi="Consolas" w:cs="굴림"/>
+          <w:color w:val="6F42C1"/>
+          <w:kern w:val="0"/>
+          <w:sz w:val="15"/>
+          <w:szCs w:val="17"/>
+        </w:rPr>
+        <w:t>SRV</w:t>
       </w:r>
       <w:r>
         <w:rPr>
@@ -4660,6 +5103,7 @@
         </w:rPr>
         <w:t>;</w:t>
       </w:r>
+      <w:proofErr w:type="gramEnd"/>
     </w:p>
     <w:p>
       <w:pPr>
@@ -4764,6 +5208,7 @@
         </w:rPr>
         <w:t xml:space="preserve"> </w:t>
       </w:r>
+      <w:proofErr w:type="gramStart"/>
       <w:r>
         <w:rPr>
           <w:rFonts w:ascii="Consolas" w:eastAsia="굴림" w:hAnsi="Consolas" w:cs="굴림"/>
@@ -4782,7 +5227,18 @@
           <w:sz w:val="15"/>
           <w:szCs w:val="17"/>
         </w:rPr>
-        <w:t xml:space="preserve">; </w:t>
+        <w:t>;</w:t>
+      </w:r>
+      <w:proofErr w:type="gramEnd"/>
+      <w:r>
+        <w:rPr>
+          <w:rFonts w:ascii="Consolas" w:eastAsia="굴림" w:hAnsi="Consolas" w:cs="굴림"/>
+          <w:color w:val="24292E"/>
+          <w:kern w:val="0"/>
+          <w:sz w:val="15"/>
+          <w:szCs w:val="17"/>
+        </w:rPr>
+        <w:t xml:space="preserve"> </w:t>
       </w:r>
     </w:p>
     <w:p>
@@ -4889,6 +5345,7 @@
         <w:t xml:space="preserve"> </w:t>
       </w:r>
       <w:proofErr w:type="spellStart"/>
+      <w:proofErr w:type="gramStart"/>
       <w:r>
         <w:rPr>
           <w:rFonts w:ascii="Consolas" w:eastAsia="굴림" w:hAnsi="Consolas" w:cs="굴림"/>
@@ -4908,7 +5365,18 @@
           <w:sz w:val="15"/>
           <w:szCs w:val="17"/>
         </w:rPr>
-        <w:t xml:space="preserve">; </w:t>
+        <w:t>;</w:t>
+      </w:r>
+      <w:proofErr w:type="gramEnd"/>
+      <w:r>
+        <w:rPr>
+          <w:rFonts w:ascii="Consolas" w:eastAsia="굴림" w:hAnsi="Consolas" w:cs="굴림"/>
+          <w:color w:val="24292E"/>
+          <w:kern w:val="0"/>
+          <w:sz w:val="15"/>
+          <w:szCs w:val="17"/>
+        </w:rPr>
+        <w:t xml:space="preserve"> </w:t>
       </w:r>
     </w:p>
     <w:p>
@@ -5014,6 +5482,7 @@
         </w:rPr>
         <w:t xml:space="preserve"> </w:t>
       </w:r>
+      <w:proofErr w:type="gramStart"/>
       <w:r>
         <w:rPr>
           <w:rFonts w:ascii="Consolas" w:eastAsia="굴림" w:hAnsi="Consolas" w:cs="굴림"/>
@@ -5034,6 +5503,7 @@
         </w:rPr>
         <w:t>;</w:t>
       </w:r>
+      <w:proofErr w:type="gramEnd"/>
     </w:p>
     <w:p>
       <w:pPr>
@@ -5146,7 +5616,18 @@
           <w:sz w:val="15"/>
           <w:szCs w:val="17"/>
         </w:rPr>
-        <w:t>D3D12_DESCRIPTOR_RANGE_OFFSET_APPEND</w:t>
+        <w:t>D3D12_DESCRIPTOR_RANGE_OFFSET_</w:t>
+      </w:r>
+      <w:proofErr w:type="gramStart"/>
+      <w:r>
+        <w:rPr>
+          <w:rFonts w:ascii="Consolas" w:eastAsia="굴림" w:hAnsi="Consolas" w:cs="굴림"/>
+          <w:color w:val="6F42C1"/>
+          <w:kern w:val="0"/>
+          <w:sz w:val="15"/>
+          <w:szCs w:val="17"/>
+        </w:rPr>
+        <w:t>APPEND</w:t>
       </w:r>
       <w:r>
         <w:rPr>
@@ -5158,6 +5639,7 @@
         </w:rPr>
         <w:t>;</w:t>
       </w:r>
+      <w:proofErr w:type="gramEnd"/>
     </w:p>
     <w:p>
       <w:pPr>
@@ -5564,6 +6046,7 @@
         <w:t>i</w:t>
       </w:r>
       <w:proofErr w:type="spellEnd"/>
+      <w:proofErr w:type="gramStart"/>
       <w:r>
         <w:rPr>
           <w:rFonts w:ascii="Consolas" w:eastAsia="굴림" w:hAnsi="Consolas" w:cs="굴림"/>
@@ -5586,6 +6069,7 @@
         <w:t>ParameterType</w:t>
       </w:r>
       <w:proofErr w:type="spellEnd"/>
+      <w:proofErr w:type="gramEnd"/>
       <w:r>
         <w:rPr>
           <w:rFonts w:ascii="Consolas" w:eastAsia="굴림" w:hAnsi="Consolas" w:cs="굴림"/>
@@ -5624,7 +6108,18 @@
           <w:sz w:val="15"/>
           <w:szCs w:val="17"/>
         </w:rPr>
-        <w:t>D3D12_ROOT_PARAMETER_TYPE_DESCRIPTOR_TABLE</w:t>
+        <w:t>D3D12_ROOT_PARAMETER_TYPE_DESCRIPTOR_</w:t>
+      </w:r>
+      <w:proofErr w:type="gramStart"/>
+      <w:r>
+        <w:rPr>
+          <w:rFonts w:ascii="Consolas" w:eastAsia="굴림" w:hAnsi="Consolas" w:cs="굴림"/>
+          <w:color w:val="6F42C1"/>
+          <w:kern w:val="0"/>
+          <w:sz w:val="15"/>
+          <w:szCs w:val="17"/>
+        </w:rPr>
+        <w:t>TABLE</w:t>
       </w:r>
       <w:r>
         <w:rPr>
@@ -5636,6 +6131,7 @@
         </w:rPr>
         <w:t>;</w:t>
       </w:r>
+      <w:proofErr w:type="gramEnd"/>
     </w:p>
     <w:p>
       <w:pPr>
@@ -5738,6 +6234,7 @@
         <w:t>i</w:t>
       </w:r>
       <w:proofErr w:type="spellEnd"/>
+      <w:proofErr w:type="gramStart"/>
       <w:r>
         <w:rPr>
           <w:rFonts w:ascii="Consolas" w:eastAsia="굴림" w:hAnsi="Consolas" w:cs="굴림"/>
@@ -5780,6 +6277,7 @@
         <w:t>NumDescriptorRanges</w:t>
       </w:r>
       <w:proofErr w:type="spellEnd"/>
+      <w:proofErr w:type="gramEnd"/>
       <w:r>
         <w:rPr>
           <w:rFonts w:ascii="Consolas" w:eastAsia="굴림" w:hAnsi="Consolas" w:cs="굴림"/>
@@ -5810,6 +6308,7 @@
         </w:rPr>
         <w:t xml:space="preserve"> </w:t>
       </w:r>
+      <w:proofErr w:type="gramStart"/>
       <w:r>
         <w:rPr>
           <w:rFonts w:ascii="Consolas" w:eastAsia="굴림" w:hAnsi="Consolas" w:cs="굴림"/>
@@ -5830,6 +6329,7 @@
         </w:rPr>
         <w:t>;</w:t>
       </w:r>
+      <w:proofErr w:type="gramEnd"/>
     </w:p>
     <w:p>
       <w:pPr>
@@ -5932,6 +6432,7 @@
         <w:t>i</w:t>
       </w:r>
       <w:proofErr w:type="spellEnd"/>
+      <w:proofErr w:type="gramStart"/>
       <w:r>
         <w:rPr>
           <w:rFonts w:ascii="Consolas" w:eastAsia="굴림" w:hAnsi="Consolas" w:cs="굴림"/>
@@ -5974,6 +6475,7 @@
         <w:t>pDescriptorRanges</w:t>
       </w:r>
       <w:proofErr w:type="spellEnd"/>
+      <w:proofErr w:type="gramEnd"/>
       <w:r>
         <w:rPr>
           <w:rFonts w:ascii="Consolas" w:eastAsia="굴림" w:hAnsi="Consolas" w:cs="굴림"/>
@@ -6046,6 +6548,7 @@
         <w:t>i</w:t>
       </w:r>
       <w:proofErr w:type="spellEnd"/>
+      <w:proofErr w:type="gramStart"/>
       <w:r>
         <w:rPr>
           <w:rFonts w:ascii="Consolas" w:eastAsia="굴림" w:hAnsi="Consolas" w:cs="굴림"/>
@@ -6056,6 +6559,7 @@
         </w:rPr>
         <w:t>];</w:t>
       </w:r>
+      <w:proofErr w:type="gramEnd"/>
     </w:p>
     <w:p>
       <w:pPr>
@@ -6158,6 +6662,7 @@
         <w:t>i</w:t>
       </w:r>
       <w:proofErr w:type="spellEnd"/>
+      <w:proofErr w:type="gramStart"/>
       <w:r>
         <w:rPr>
           <w:rFonts w:ascii="Consolas" w:eastAsia="굴림" w:hAnsi="Consolas" w:cs="굴림"/>
@@ -6180,6 +6685,7 @@
         <w:t>ShaderVisibility</w:t>
       </w:r>
       <w:proofErr w:type="spellEnd"/>
+      <w:proofErr w:type="gramEnd"/>
       <w:r>
         <w:rPr>
           <w:rFonts w:ascii="Consolas" w:eastAsia="굴림" w:hAnsi="Consolas" w:cs="굴림"/>
@@ -6218,17 +6724,39 @@
           <w:sz w:val="15"/>
           <w:szCs w:val="17"/>
         </w:rPr>
-        <w:t>D3D12_SHADER_VISIBILITY_PIXEL</w:t>
-      </w:r>
-      <w:r>
-        <w:rPr>
-          <w:rFonts w:ascii="Consolas" w:eastAsia="굴림" w:hAnsi="Consolas" w:cs="굴림"/>
-          <w:color w:val="24292E"/>
-          <w:kern w:val="0"/>
-          <w:sz w:val="15"/>
-          <w:szCs w:val="17"/>
-        </w:rPr>
-        <w:t xml:space="preserve">; </w:t>
+        <w:t>D3D12_SHADER_VISIBILITY_</w:t>
+      </w:r>
+      <w:proofErr w:type="gramStart"/>
+      <w:r>
+        <w:rPr>
+          <w:rFonts w:ascii="Consolas" w:eastAsia="굴림" w:hAnsi="Consolas" w:cs="굴림"/>
+          <w:color w:val="6F42C1"/>
+          <w:kern w:val="0"/>
+          <w:sz w:val="15"/>
+          <w:szCs w:val="17"/>
+        </w:rPr>
+        <w:t>PIXEL</w:t>
+      </w:r>
+      <w:r>
+        <w:rPr>
+          <w:rFonts w:ascii="Consolas" w:eastAsia="굴림" w:hAnsi="Consolas" w:cs="굴림"/>
+          <w:color w:val="24292E"/>
+          <w:kern w:val="0"/>
+          <w:sz w:val="15"/>
+          <w:szCs w:val="17"/>
+        </w:rPr>
+        <w:t>;</w:t>
+      </w:r>
+      <w:proofErr w:type="gramEnd"/>
+      <w:r>
+        <w:rPr>
+          <w:rFonts w:ascii="Consolas" w:eastAsia="굴림" w:hAnsi="Consolas" w:cs="굴림"/>
+          <w:color w:val="24292E"/>
+          <w:kern w:val="0"/>
+          <w:sz w:val="15"/>
+          <w:szCs w:val="17"/>
+        </w:rPr>
+        <w:t xml:space="preserve"> </w:t>
       </w:r>
     </w:p>
     <w:p>
@@ -6296,7 +6824,16 @@
           <w:sz w:val="18"/>
           <w:szCs w:val="24"/>
         </w:rPr>
-        <w:t xml:space="preserve">에 </w:t>
+        <w:t>에 d</w:t>
+      </w:r>
+      <w:r>
+        <w:rPr>
+          <w:rFonts w:ascii="굴림" w:eastAsia="굴림" w:hAnsi="굴림" w:cs="굴림"/>
+          <w:kern w:val="0"/>
+          <w:sz w:val="18"/>
+          <w:szCs w:val="24"/>
+        </w:rPr>
+        <w:t xml:space="preserve">efault </w:t>
       </w:r>
       <w:r>
         <w:rPr>
@@ -6305,17 +6842,9 @@
           <w:sz w:val="18"/>
           <w:szCs w:val="24"/>
         </w:rPr>
-        <w:t>d</w:t>
-      </w:r>
-      <w:r>
-        <w:rPr>
-          <w:rFonts w:ascii="굴림" w:eastAsia="굴림" w:hAnsi="굴림" w:cs="굴림"/>
-          <w:kern w:val="0"/>
-          <w:sz w:val="18"/>
-          <w:szCs w:val="24"/>
-        </w:rPr>
-        <w:t xml:space="preserve">efault </w:t>
-      </w:r>
+        <w:t xml:space="preserve">값을 넣어주지 않으면 </w:t>
+      </w:r>
+      <w:proofErr w:type="spellStart"/>
       <w:r>
         <w:rPr>
           <w:rFonts w:ascii="굴림" w:eastAsia="굴림" w:hAnsi="굴림" w:cs="굴림" w:hint="eastAsia"/>
@@ -6323,9 +6852,9 @@
           <w:sz w:val="18"/>
           <w:szCs w:val="24"/>
         </w:rPr>
-        <w:t xml:space="preserve">값을 넣어주지 않으면 </w:t>
-      </w:r>
-      <w:proofErr w:type="spellStart"/>
+        <w:t>아까와</w:t>
+      </w:r>
+      <w:proofErr w:type="spellEnd"/>
       <w:r>
         <w:rPr>
           <w:rFonts w:ascii="굴림" w:eastAsia="굴림" w:hAnsi="굴림" w:cs="굴림" w:hint="eastAsia"/>
@@ -6333,9 +6862,9 @@
           <w:sz w:val="18"/>
           <w:szCs w:val="24"/>
         </w:rPr>
-        <w:t>아까와</w:t>
-      </w:r>
-      <w:proofErr w:type="spellEnd"/>
+        <w:t xml:space="preserve"> 같이 검은색으로 </w:t>
+      </w:r>
+      <w:proofErr w:type="spellStart"/>
       <w:r>
         <w:rPr>
           <w:rFonts w:ascii="굴림" w:eastAsia="굴림" w:hAnsi="굴림" w:cs="굴림" w:hint="eastAsia"/>
@@ -6343,9 +6872,9 @@
           <w:sz w:val="18"/>
           <w:szCs w:val="24"/>
         </w:rPr>
-        <w:t xml:space="preserve"> 같이 검은색으로 </w:t>
-      </w:r>
-      <w:proofErr w:type="spellStart"/>
+        <w:t>메쉬가</w:t>
+      </w:r>
+      <w:proofErr w:type="spellEnd"/>
       <w:r>
         <w:rPr>
           <w:rFonts w:ascii="굴림" w:eastAsia="굴림" w:hAnsi="굴림" w:cs="굴림" w:hint="eastAsia"/>
@@ -6353,9 +6882,9 @@
           <w:sz w:val="18"/>
           <w:szCs w:val="24"/>
         </w:rPr>
-        <w:t>메쉬가</w:t>
-      </w:r>
-      <w:proofErr w:type="spellEnd"/>
+        <w:t xml:space="preserve"> </w:t>
+      </w:r>
+      <w:proofErr w:type="spellStart"/>
       <w:r>
         <w:rPr>
           <w:rFonts w:ascii="굴림" w:eastAsia="굴림" w:hAnsi="굴림" w:cs="굴림" w:hint="eastAsia"/>
@@ -6363,9 +6892,41 @@
           <w:sz w:val="18"/>
           <w:szCs w:val="24"/>
         </w:rPr>
+        <w:t>텍스쳐링되는</w:t>
+      </w:r>
+      <w:proofErr w:type="spellEnd"/>
+      <w:r>
+        <w:rPr>
+          <w:rFonts w:ascii="굴림" w:eastAsia="굴림" w:hAnsi="굴림" w:cs="굴림" w:hint="eastAsia"/>
+          <w:kern w:val="0"/>
+          <w:sz w:val="18"/>
+          <w:szCs w:val="24"/>
+        </w:rPr>
+        <w:t xml:space="preserve"> 상황이 발생할 수 있기 때문에</w:t>
+      </w:r>
+      <w:r>
+        <w:rPr>
+          <w:rFonts w:ascii="굴림" w:eastAsia="굴림" w:hAnsi="굴림" w:cs="굴림" w:hint="eastAsia"/>
+          <w:kern w:val="0"/>
+          <w:sz w:val="18"/>
+          <w:szCs w:val="24"/>
+        </w:rPr>
         <w:t xml:space="preserve"> </w:t>
       </w:r>
-      <w:proofErr w:type="spellStart"/>
+    </w:p>
+    <w:p>
+      <w:pPr>
+        <w:widowControl/>
+        <w:wordWrap/>
+        <w:autoSpaceDE/>
+        <w:autoSpaceDN/>
+        <w:rPr>
+          <w:rFonts w:ascii="굴림" w:eastAsia="굴림" w:hAnsi="굴림" w:cs="굴림"/>
+          <w:kern w:val="0"/>
+          <w:sz w:val="18"/>
+          <w:szCs w:val="24"/>
+        </w:rPr>
+      </w:pPr>
       <w:r>
         <w:rPr>
           <w:rFonts w:ascii="굴림" w:eastAsia="굴림" w:hAnsi="굴림" w:cs="굴림" w:hint="eastAsia"/>
@@ -6373,9 +6934,17 @@
           <w:sz w:val="18"/>
           <w:szCs w:val="24"/>
         </w:rPr>
-        <w:t>텍스쳐링되는</w:t>
-      </w:r>
-      <w:proofErr w:type="spellEnd"/>
+        <w:t xml:space="preserve">없을 경우 </w:t>
+      </w:r>
+      <w:r>
+        <w:rPr>
+          <w:rFonts w:ascii="굴림" w:eastAsia="굴림" w:hAnsi="굴림" w:cs="굴림"/>
+          <w:kern w:val="0"/>
+          <w:sz w:val="18"/>
+          <w:szCs w:val="24"/>
+        </w:rPr>
+        <w:t xml:space="preserve">_BC, _N, _ORM, _E </w:t>
+      </w:r>
       <w:r>
         <w:rPr>
           <w:rFonts w:ascii="굴림" w:eastAsia="굴림" w:hAnsi="굴림" w:cs="굴림" w:hint="eastAsia"/>
@@ -6383,7 +6952,7 @@
           <w:sz w:val="18"/>
           <w:szCs w:val="24"/>
         </w:rPr>
-        <w:t xml:space="preserve"> 상황이 발생할 수 있기</w:t>
+        <w:t>각 값</w:t>
       </w:r>
       <w:r>
         <w:rPr>
@@ -6392,7 +6961,16 @@
           <w:sz w:val="18"/>
           <w:szCs w:val="24"/>
         </w:rPr>
-        <w:t xml:space="preserve"> 때문에</w:t>
+        <w:t xml:space="preserve">을 </w:t>
+      </w:r>
+      <w:r>
+        <w:rPr>
+          <w:rFonts w:ascii="굴림" w:eastAsia="굴림" w:hAnsi="굴림" w:cs="굴림"/>
+          <w:kern w:val="0"/>
+          <w:sz w:val="18"/>
+          <w:szCs w:val="24"/>
+        </w:rPr>
+        <w:t xml:space="preserve">default </w:t>
       </w:r>
       <w:r>
         <w:rPr>
@@ -6401,22 +6979,532 @@
           <w:sz w:val="18"/>
           <w:szCs w:val="24"/>
         </w:rPr>
+        <w:t>값으로 넣어주었습니다.</w:t>
+      </w:r>
+      <w:r>
+        <w:rPr>
+          <w:rFonts w:ascii="굴림" w:eastAsia="굴림" w:hAnsi="굴림" w:cs="굴림" w:hint="eastAsia"/>
+          <w:kern w:val="0"/>
+          <w:sz w:val="18"/>
+          <w:szCs w:val="24"/>
+        </w:rPr>
         <w:t xml:space="preserve"> </w:t>
       </w:r>
     </w:p>
     <w:p>
       <w:pPr>
         <w:widowControl/>
+        <w:shd w:val="clear" w:color="auto" w:fill="FFFFFF"/>
+        <w:autoSpaceDE/>
+        <w:autoSpaceDN/>
+        <w:spacing w:after="0" w:line="300" w:lineRule="atLeast"/>
+        <w:jc w:val="left"/>
+        <w:rPr>
+          <w:rFonts w:ascii="Consolas" w:eastAsia="굴림" w:hAnsi="Consolas" w:cs="굴림"/>
+          <w:color w:val="24292E"/>
+          <w:kern w:val="0"/>
+          <w:sz w:val="17"/>
+          <w:szCs w:val="17"/>
+        </w:rPr>
+      </w:pPr>
+      <w:r>
+        <w:rPr>
+          <w:rFonts w:ascii="Consolas" w:eastAsia="굴림" w:hAnsi="Consolas" w:cs="굴림"/>
+          <w:color w:val="24292E"/>
+          <w:kern w:val="0"/>
+          <w:sz w:val="17"/>
+          <w:szCs w:val="17"/>
+        </w:rPr>
+        <w:t xml:space="preserve">float </w:t>
+      </w:r>
+      <w:proofErr w:type="spellStart"/>
+      <w:r>
+        <w:rPr>
+          <w:rFonts w:ascii="Consolas" w:eastAsia="굴림" w:hAnsi="Consolas" w:cs="굴림"/>
+          <w:color w:val="24292E"/>
+          <w:kern w:val="0"/>
+          <w:sz w:val="17"/>
+          <w:szCs w:val="17"/>
+        </w:rPr>
+        <w:t>ao</w:t>
+      </w:r>
+      <w:proofErr w:type="spellEnd"/>
+      <w:r>
+        <w:rPr>
+          <w:rFonts w:ascii="Consolas" w:eastAsia="굴림" w:hAnsi="Consolas" w:cs="굴림"/>
+          <w:color w:val="24292E"/>
+          <w:kern w:val="0"/>
+          <w:sz w:val="17"/>
+          <w:szCs w:val="17"/>
+        </w:rPr>
+        <w:t xml:space="preserve"> = (</w:t>
+      </w:r>
+      <w:proofErr w:type="gramStart"/>
+      <w:r>
+        <w:rPr>
+          <w:rFonts w:ascii="Consolas" w:eastAsia="굴림" w:hAnsi="Consolas" w:cs="굴림"/>
+          <w:color w:val="24292E"/>
+          <w:kern w:val="0"/>
+          <w:sz w:val="17"/>
+          <w:szCs w:val="17"/>
+        </w:rPr>
+        <w:t>dot(</w:t>
+      </w:r>
+      <w:proofErr w:type="spellStart"/>
+      <w:proofErr w:type="gramEnd"/>
+      <w:r>
+        <w:rPr>
+          <w:rFonts w:ascii="Consolas" w:eastAsia="굴림" w:hAnsi="Consolas" w:cs="굴림"/>
+          <w:color w:val="24292E"/>
+          <w:kern w:val="0"/>
+          <w:sz w:val="17"/>
+          <w:szCs w:val="17"/>
+        </w:rPr>
+        <w:t>ormMap</w:t>
+      </w:r>
+      <w:proofErr w:type="spellEnd"/>
+      <w:r>
+        <w:rPr>
+          <w:rFonts w:ascii="Consolas" w:eastAsia="굴림" w:hAnsi="Consolas" w:cs="굴림"/>
+          <w:color w:val="24292E"/>
+          <w:kern w:val="0"/>
+          <w:sz w:val="17"/>
+          <w:szCs w:val="17"/>
+        </w:rPr>
+        <w:t xml:space="preserve">, </w:t>
+      </w:r>
+      <w:proofErr w:type="spellStart"/>
+      <w:r>
+        <w:rPr>
+          <w:rFonts w:ascii="Consolas" w:eastAsia="굴림" w:hAnsi="Consolas" w:cs="굴림"/>
+          <w:color w:val="24292E"/>
+          <w:kern w:val="0"/>
+          <w:sz w:val="17"/>
+          <w:szCs w:val="17"/>
+        </w:rPr>
+        <w:t>ormMap</w:t>
+      </w:r>
+      <w:proofErr w:type="spellEnd"/>
+      <w:r>
+        <w:rPr>
+          <w:rFonts w:ascii="Consolas" w:eastAsia="굴림" w:hAnsi="Consolas" w:cs="굴림"/>
+          <w:color w:val="24292E"/>
+          <w:kern w:val="0"/>
+          <w:sz w:val="17"/>
+          <w:szCs w:val="17"/>
+        </w:rPr>
+        <w:t>) &gt; 0.001</w:t>
+      </w:r>
+      <w:proofErr w:type="gramStart"/>
+      <w:r>
+        <w:rPr>
+          <w:rFonts w:ascii="Consolas" w:eastAsia="굴림" w:hAnsi="Consolas" w:cs="굴림"/>
+          <w:color w:val="24292E"/>
+          <w:kern w:val="0"/>
+          <w:sz w:val="17"/>
+          <w:szCs w:val="17"/>
+        </w:rPr>
+        <w:t>) ?</w:t>
+      </w:r>
+      <w:proofErr w:type="gramEnd"/>
+      <w:r>
+        <w:rPr>
+          <w:rFonts w:ascii="Consolas" w:eastAsia="굴림" w:hAnsi="Consolas" w:cs="굴림"/>
+          <w:color w:val="24292E"/>
+          <w:kern w:val="0"/>
+          <w:sz w:val="17"/>
+          <w:szCs w:val="17"/>
+        </w:rPr>
+        <w:t xml:space="preserve"> </w:t>
+      </w:r>
+      <w:proofErr w:type="spellStart"/>
+      <w:proofErr w:type="gramStart"/>
+      <w:r>
+        <w:rPr>
+          <w:rFonts w:ascii="Consolas" w:eastAsia="굴림" w:hAnsi="Consolas" w:cs="굴림"/>
+          <w:color w:val="24292E"/>
+          <w:kern w:val="0"/>
+          <w:sz w:val="17"/>
+          <w:szCs w:val="17"/>
+        </w:rPr>
+        <w:t>ormMap.r</w:t>
+      </w:r>
+      <w:proofErr w:type="spellEnd"/>
+      <w:r>
+        <w:rPr>
+          <w:rFonts w:ascii="Consolas" w:eastAsia="굴림" w:hAnsi="Consolas" w:cs="굴림"/>
+          <w:color w:val="24292E"/>
+          <w:kern w:val="0"/>
+          <w:sz w:val="17"/>
+          <w:szCs w:val="17"/>
+        </w:rPr>
+        <w:t xml:space="preserve"> :</w:t>
+      </w:r>
+      <w:proofErr w:type="gramEnd"/>
+      <w:r>
+        <w:rPr>
+          <w:rFonts w:ascii="Consolas" w:eastAsia="굴림" w:hAnsi="Consolas" w:cs="굴림"/>
+          <w:color w:val="24292E"/>
+          <w:kern w:val="0"/>
+          <w:sz w:val="17"/>
+          <w:szCs w:val="17"/>
+        </w:rPr>
+        <w:t xml:space="preserve"> 1.</w:t>
+      </w:r>
+      <w:proofErr w:type="gramStart"/>
+      <w:r>
+        <w:rPr>
+          <w:rFonts w:ascii="Consolas" w:eastAsia="굴림" w:hAnsi="Consolas" w:cs="굴림"/>
+          <w:color w:val="24292E"/>
+          <w:kern w:val="0"/>
+          <w:sz w:val="17"/>
+          <w:szCs w:val="17"/>
+        </w:rPr>
+        <w:t>0f;</w:t>
+      </w:r>
+      <w:proofErr w:type="gramEnd"/>
+    </w:p>
+    <w:p>
+      <w:pPr>
+        <w:widowControl/>
+        <w:shd w:val="clear" w:color="auto" w:fill="FFFFFF"/>
+        <w:autoSpaceDE/>
+        <w:autoSpaceDN/>
+        <w:spacing w:after="0" w:line="300" w:lineRule="atLeast"/>
+        <w:jc w:val="left"/>
+        <w:rPr>
+          <w:rFonts w:ascii="Consolas" w:eastAsia="굴림" w:hAnsi="Consolas" w:cs="굴림"/>
+          <w:color w:val="24292E"/>
+          <w:kern w:val="0"/>
+          <w:sz w:val="17"/>
+          <w:szCs w:val="17"/>
+        </w:rPr>
+      </w:pPr>
+      <w:r>
+        <w:rPr>
+          <w:rFonts w:ascii="Consolas" w:eastAsia="굴림" w:hAnsi="Consolas" w:cs="굴림"/>
+          <w:color w:val="24292E"/>
+          <w:kern w:val="0"/>
+          <w:sz w:val="17"/>
+          <w:szCs w:val="17"/>
+        </w:rPr>
+        <w:t>float roughness = (</w:t>
+      </w:r>
+      <w:proofErr w:type="gramStart"/>
+      <w:r>
+        <w:rPr>
+          <w:rFonts w:ascii="Consolas" w:eastAsia="굴림" w:hAnsi="Consolas" w:cs="굴림"/>
+          <w:color w:val="24292E"/>
+          <w:kern w:val="0"/>
+          <w:sz w:val="17"/>
+          <w:szCs w:val="17"/>
+        </w:rPr>
+        <w:t>dot(</w:t>
+      </w:r>
+      <w:proofErr w:type="spellStart"/>
+      <w:proofErr w:type="gramEnd"/>
+      <w:r>
+        <w:rPr>
+          <w:rFonts w:ascii="Consolas" w:eastAsia="굴림" w:hAnsi="Consolas" w:cs="굴림"/>
+          <w:color w:val="24292E"/>
+          <w:kern w:val="0"/>
+          <w:sz w:val="17"/>
+          <w:szCs w:val="17"/>
+        </w:rPr>
+        <w:t>ormMap</w:t>
+      </w:r>
+      <w:proofErr w:type="spellEnd"/>
+      <w:r>
+        <w:rPr>
+          <w:rFonts w:ascii="Consolas" w:eastAsia="굴림" w:hAnsi="Consolas" w:cs="굴림"/>
+          <w:color w:val="24292E"/>
+          <w:kern w:val="0"/>
+          <w:sz w:val="17"/>
+          <w:szCs w:val="17"/>
+        </w:rPr>
+        <w:t xml:space="preserve">, </w:t>
+      </w:r>
+      <w:proofErr w:type="spellStart"/>
+      <w:r>
+        <w:rPr>
+          <w:rFonts w:ascii="Consolas" w:eastAsia="굴림" w:hAnsi="Consolas" w:cs="굴림"/>
+          <w:color w:val="24292E"/>
+          <w:kern w:val="0"/>
+          <w:sz w:val="17"/>
+          <w:szCs w:val="17"/>
+        </w:rPr>
+        <w:t>ormMap</w:t>
+      </w:r>
+      <w:proofErr w:type="spellEnd"/>
+      <w:r>
+        <w:rPr>
+          <w:rFonts w:ascii="Consolas" w:eastAsia="굴림" w:hAnsi="Consolas" w:cs="굴림"/>
+          <w:color w:val="24292E"/>
+          <w:kern w:val="0"/>
+          <w:sz w:val="17"/>
+          <w:szCs w:val="17"/>
+        </w:rPr>
+        <w:t>) &gt; 0.001</w:t>
+      </w:r>
+      <w:proofErr w:type="gramStart"/>
+      <w:r>
+        <w:rPr>
+          <w:rFonts w:ascii="Consolas" w:eastAsia="굴림" w:hAnsi="Consolas" w:cs="굴림"/>
+          <w:color w:val="24292E"/>
+          <w:kern w:val="0"/>
+          <w:sz w:val="17"/>
+          <w:szCs w:val="17"/>
+        </w:rPr>
+        <w:t>) ?</w:t>
+      </w:r>
+      <w:proofErr w:type="gramEnd"/>
+      <w:r>
+        <w:rPr>
+          <w:rFonts w:ascii="Consolas" w:eastAsia="굴림" w:hAnsi="Consolas" w:cs="굴림"/>
+          <w:color w:val="24292E"/>
+          <w:kern w:val="0"/>
+          <w:sz w:val="17"/>
+          <w:szCs w:val="17"/>
+        </w:rPr>
+        <w:t xml:space="preserve"> </w:t>
+      </w:r>
+      <w:proofErr w:type="spellStart"/>
+      <w:proofErr w:type="gramStart"/>
+      <w:r>
+        <w:rPr>
+          <w:rFonts w:ascii="Consolas" w:eastAsia="굴림" w:hAnsi="Consolas" w:cs="굴림"/>
+          <w:color w:val="24292E"/>
+          <w:kern w:val="0"/>
+          <w:sz w:val="17"/>
+          <w:szCs w:val="17"/>
+        </w:rPr>
+        <w:t>ormMap.g</w:t>
+      </w:r>
+      <w:proofErr w:type="spellEnd"/>
+      <w:r>
+        <w:rPr>
+          <w:rFonts w:ascii="Consolas" w:eastAsia="굴림" w:hAnsi="Consolas" w:cs="굴림"/>
+          <w:color w:val="24292E"/>
+          <w:kern w:val="0"/>
+          <w:sz w:val="17"/>
+          <w:szCs w:val="17"/>
+        </w:rPr>
+        <w:t xml:space="preserve"> :</w:t>
+      </w:r>
+      <w:proofErr w:type="gramEnd"/>
+      <w:r>
+        <w:rPr>
+          <w:rFonts w:ascii="Consolas" w:eastAsia="굴림" w:hAnsi="Consolas" w:cs="굴림"/>
+          <w:color w:val="24292E"/>
+          <w:kern w:val="0"/>
+          <w:sz w:val="17"/>
+          <w:szCs w:val="17"/>
+        </w:rPr>
+        <w:t xml:space="preserve"> 0.</w:t>
+      </w:r>
+      <w:proofErr w:type="gramStart"/>
+      <w:r>
+        <w:rPr>
+          <w:rFonts w:ascii="Consolas" w:eastAsia="굴림" w:hAnsi="Consolas" w:cs="굴림"/>
+          <w:color w:val="24292E"/>
+          <w:kern w:val="0"/>
+          <w:sz w:val="17"/>
+          <w:szCs w:val="17"/>
+        </w:rPr>
+        <w:t>8f;</w:t>
+      </w:r>
+      <w:proofErr w:type="gramEnd"/>
+    </w:p>
+    <w:p>
+      <w:pPr>
+        <w:widowControl/>
+        <w:shd w:val="clear" w:color="auto" w:fill="FFFFFF"/>
+        <w:autoSpaceDE/>
+        <w:autoSpaceDN/>
+        <w:spacing w:after="0" w:line="300" w:lineRule="atLeast"/>
+        <w:jc w:val="left"/>
+        <w:rPr>
+          <w:rFonts w:ascii="Consolas" w:eastAsia="굴림" w:hAnsi="Consolas" w:cs="굴림"/>
+          <w:color w:val="24292E"/>
+          <w:kern w:val="0"/>
+          <w:sz w:val="17"/>
+          <w:szCs w:val="17"/>
+        </w:rPr>
+      </w:pPr>
+      <w:r>
+        <w:rPr>
+          <w:rFonts w:ascii="Consolas" w:eastAsia="굴림" w:hAnsi="Consolas" w:cs="굴림"/>
+          <w:color w:val="24292E"/>
+          <w:kern w:val="0"/>
+          <w:sz w:val="17"/>
+          <w:szCs w:val="17"/>
+        </w:rPr>
+        <w:t>float metallic = (</w:t>
+      </w:r>
+      <w:proofErr w:type="gramStart"/>
+      <w:r>
+        <w:rPr>
+          <w:rFonts w:ascii="Consolas" w:eastAsia="굴림" w:hAnsi="Consolas" w:cs="굴림"/>
+          <w:color w:val="24292E"/>
+          <w:kern w:val="0"/>
+          <w:sz w:val="17"/>
+          <w:szCs w:val="17"/>
+        </w:rPr>
+        <w:t>dot(</w:t>
+      </w:r>
+      <w:proofErr w:type="spellStart"/>
+      <w:proofErr w:type="gramEnd"/>
+      <w:r>
+        <w:rPr>
+          <w:rFonts w:ascii="Consolas" w:eastAsia="굴림" w:hAnsi="Consolas" w:cs="굴림"/>
+          <w:color w:val="24292E"/>
+          <w:kern w:val="0"/>
+          <w:sz w:val="17"/>
+          <w:szCs w:val="17"/>
+        </w:rPr>
+        <w:t>ormMap</w:t>
+      </w:r>
+      <w:proofErr w:type="spellEnd"/>
+      <w:r>
+        <w:rPr>
+          <w:rFonts w:ascii="Consolas" w:eastAsia="굴림" w:hAnsi="Consolas" w:cs="굴림"/>
+          <w:color w:val="24292E"/>
+          <w:kern w:val="0"/>
+          <w:sz w:val="17"/>
+          <w:szCs w:val="17"/>
+        </w:rPr>
+        <w:t xml:space="preserve">, </w:t>
+      </w:r>
+      <w:proofErr w:type="spellStart"/>
+      <w:r>
+        <w:rPr>
+          <w:rFonts w:ascii="Consolas" w:eastAsia="굴림" w:hAnsi="Consolas" w:cs="굴림"/>
+          <w:color w:val="24292E"/>
+          <w:kern w:val="0"/>
+          <w:sz w:val="17"/>
+          <w:szCs w:val="17"/>
+        </w:rPr>
+        <w:t>ormMap</w:t>
+      </w:r>
+      <w:proofErr w:type="spellEnd"/>
+      <w:r>
+        <w:rPr>
+          <w:rFonts w:ascii="Consolas" w:eastAsia="굴림" w:hAnsi="Consolas" w:cs="굴림"/>
+          <w:color w:val="24292E"/>
+          <w:kern w:val="0"/>
+          <w:sz w:val="17"/>
+          <w:szCs w:val="17"/>
+        </w:rPr>
+        <w:t>) &gt; 0.001</w:t>
+      </w:r>
+      <w:proofErr w:type="gramStart"/>
+      <w:r>
+        <w:rPr>
+          <w:rFonts w:ascii="Consolas" w:eastAsia="굴림" w:hAnsi="Consolas" w:cs="굴림"/>
+          <w:color w:val="24292E"/>
+          <w:kern w:val="0"/>
+          <w:sz w:val="17"/>
+          <w:szCs w:val="17"/>
+        </w:rPr>
+        <w:t>) ?</w:t>
+      </w:r>
+      <w:proofErr w:type="gramEnd"/>
+      <w:r>
+        <w:rPr>
+          <w:rFonts w:ascii="Consolas" w:eastAsia="굴림" w:hAnsi="Consolas" w:cs="굴림"/>
+          <w:color w:val="24292E"/>
+          <w:kern w:val="0"/>
+          <w:sz w:val="17"/>
+          <w:szCs w:val="17"/>
+        </w:rPr>
+        <w:t xml:space="preserve"> </w:t>
+      </w:r>
+      <w:proofErr w:type="spellStart"/>
+      <w:proofErr w:type="gramStart"/>
+      <w:r>
+        <w:rPr>
+          <w:rFonts w:ascii="Consolas" w:eastAsia="굴림" w:hAnsi="Consolas" w:cs="굴림"/>
+          <w:color w:val="24292E"/>
+          <w:kern w:val="0"/>
+          <w:sz w:val="17"/>
+          <w:szCs w:val="17"/>
+        </w:rPr>
+        <w:t>ormMap.b</w:t>
+      </w:r>
+      <w:proofErr w:type="spellEnd"/>
+      <w:r>
+        <w:rPr>
+          <w:rFonts w:ascii="Consolas" w:eastAsia="굴림" w:hAnsi="Consolas" w:cs="굴림"/>
+          <w:color w:val="24292E"/>
+          <w:kern w:val="0"/>
+          <w:sz w:val="17"/>
+          <w:szCs w:val="17"/>
+        </w:rPr>
+        <w:t xml:space="preserve"> :</w:t>
+      </w:r>
+      <w:proofErr w:type="gramEnd"/>
+      <w:r>
+        <w:rPr>
+          <w:rFonts w:ascii="Consolas" w:eastAsia="굴림" w:hAnsi="Consolas" w:cs="굴림"/>
+          <w:color w:val="24292E"/>
+          <w:kern w:val="0"/>
+          <w:sz w:val="17"/>
+          <w:szCs w:val="17"/>
+        </w:rPr>
+        <w:t xml:space="preserve"> 0.</w:t>
+      </w:r>
+      <w:proofErr w:type="gramStart"/>
+      <w:r>
+        <w:rPr>
+          <w:rFonts w:ascii="Consolas" w:eastAsia="굴림" w:hAnsi="Consolas" w:cs="굴림"/>
+          <w:color w:val="24292E"/>
+          <w:kern w:val="0"/>
+          <w:sz w:val="17"/>
+          <w:szCs w:val="17"/>
+        </w:rPr>
+        <w:t>1f;</w:t>
+      </w:r>
+      <w:proofErr w:type="gramEnd"/>
+    </w:p>
+    <w:p>
+      <w:pPr>
+        <w:widowControl/>
+        <w:shd w:val="clear" w:color="auto" w:fill="FFFFFF"/>
+        <w:autoSpaceDE/>
+        <w:autoSpaceDN/>
+        <w:spacing w:after="0" w:line="300" w:lineRule="atLeast"/>
+        <w:jc w:val="left"/>
+        <w:rPr>
+          <w:rFonts w:ascii="굴림" w:eastAsia="굴림" w:hAnsi="굴림" w:cs="굴림"/>
+          <w:kern w:val="0"/>
+          <w:sz w:val="18"/>
+          <w:szCs w:val="24"/>
+        </w:rPr>
+      </w:pPr>
+    </w:p>
+    <w:p>
+      <w:pPr>
+        <w:widowControl/>
         <w:wordWrap/>
         <w:autoSpaceDE/>
         <w:autoSpaceDN/>
         <w:rPr>
+          <w:rFonts w:ascii="굴림" w:eastAsia="굴림" w:hAnsi="굴림" w:cs="굴림"/>
+          <w:kern w:val="0"/>
+          <w:sz w:val="18"/>
+          <w:szCs w:val="24"/>
+        </w:rPr>
+      </w:pPr>
+      <w:r>
+        <w:rPr>
           <w:rFonts w:ascii="굴림" w:eastAsia="굴림" w:hAnsi="굴림" w:cs="굴림" w:hint="eastAsia"/>
           <w:kern w:val="0"/>
           <w:sz w:val="18"/>
           <w:szCs w:val="24"/>
         </w:rPr>
-      </w:pPr>
+        <w:t xml:space="preserve">원래 </w:t>
+      </w:r>
+      <w:proofErr w:type="spellStart"/>
       <w:r>
         <w:rPr>
           <w:rFonts w:ascii="굴림" w:eastAsia="굴림" w:hAnsi="굴림" w:cs="굴림" w:hint="eastAsia"/>
@@ -6424,17 +7512,9 @@
           <w:sz w:val="18"/>
           <w:szCs w:val="24"/>
         </w:rPr>
-        <w:t xml:space="preserve">없을 경우 </w:t>
-      </w:r>
-      <w:r>
-        <w:rPr>
-          <w:rFonts w:ascii="굴림" w:eastAsia="굴림" w:hAnsi="굴림" w:cs="굴림"/>
-          <w:kern w:val="0"/>
-          <w:sz w:val="18"/>
-          <w:szCs w:val="24"/>
-        </w:rPr>
-        <w:t xml:space="preserve">_BC, _N, _ORM, _E </w:t>
-      </w:r>
+        <w:t>맵과</w:t>
+      </w:r>
+      <w:proofErr w:type="spellEnd"/>
       <w:r>
         <w:rPr>
           <w:rFonts w:ascii="굴림" w:eastAsia="굴림" w:hAnsi="굴림" w:cs="굴림" w:hint="eastAsia"/>
@@ -6442,8 +7522,9 @@
           <w:sz w:val="18"/>
           <w:szCs w:val="24"/>
         </w:rPr>
-        <w:t>각 값</w:t>
-      </w:r>
+        <w:t xml:space="preserve"> </w:t>
+      </w:r>
+      <w:proofErr w:type="spellStart"/>
       <w:r>
         <w:rPr>
           <w:rFonts w:ascii="굴림" w:eastAsia="굴림" w:hAnsi="굴림" w:cs="굴림" w:hint="eastAsia"/>
@@ -6451,17 +7532,9 @@
           <w:sz w:val="18"/>
           <w:szCs w:val="24"/>
         </w:rPr>
-        <w:t xml:space="preserve">을 </w:t>
-      </w:r>
-      <w:r>
-        <w:rPr>
-          <w:rFonts w:ascii="굴림" w:eastAsia="굴림" w:hAnsi="굴림" w:cs="굴림"/>
-          <w:kern w:val="0"/>
-          <w:sz w:val="18"/>
-          <w:szCs w:val="24"/>
-        </w:rPr>
-        <w:t xml:space="preserve">default </w:t>
-      </w:r>
+        <w:t>텍스쳐가</w:t>
+      </w:r>
+      <w:proofErr w:type="spellEnd"/>
       <w:r>
         <w:rPr>
           <w:rFonts w:ascii="굴림" w:eastAsia="굴림" w:hAnsi="굴림" w:cs="굴림" w:hint="eastAsia"/>
@@ -6469,7 +7542,16 @@
           <w:sz w:val="18"/>
           <w:szCs w:val="24"/>
         </w:rPr>
-        <w:t>값으로 넣어주었습니다.</w:t>
+        <w:t xml:space="preserve"> 다른 이유는 U</w:t>
+      </w:r>
+      <w:r>
+        <w:rPr>
+          <w:rFonts w:ascii="굴림" w:eastAsia="굴림" w:hAnsi="굴림" w:cs="굴림"/>
+          <w:kern w:val="0"/>
+          <w:sz w:val="18"/>
+          <w:szCs w:val="24"/>
+        </w:rPr>
+        <w:t>nreal Editor</w:t>
       </w:r>
       <w:r>
         <w:rPr>
@@ -6478,361 +7560,44 @@
           <w:sz w:val="18"/>
           <w:szCs w:val="24"/>
         </w:rPr>
-        <w:t xml:space="preserve"> </w:t>
-      </w:r>
-    </w:p>
-    <w:p>
-      <w:pPr>
-        <w:widowControl/>
-        <w:shd w:val="clear" w:color="auto" w:fill="FFFFFF"/>
-        <w:autoSpaceDE/>
-        <w:autoSpaceDN/>
-        <w:spacing w:after="0" w:line="300" w:lineRule="atLeast"/>
-        <w:jc w:val="left"/>
-        <w:rPr>
-          <w:rFonts w:ascii="Consolas" w:eastAsia="굴림" w:hAnsi="Consolas" w:cs="굴림"/>
-          <w:color w:val="24292E"/>
-          <w:kern w:val="0"/>
-          <w:sz w:val="17"/>
-          <w:szCs w:val="17"/>
-        </w:rPr>
-      </w:pPr>
-      <w:r>
-        <w:rPr>
-          <w:rFonts w:ascii="Consolas" w:eastAsia="굴림" w:hAnsi="Consolas" w:cs="굴림"/>
-          <w:color w:val="24292E"/>
-          <w:kern w:val="0"/>
-          <w:sz w:val="17"/>
-          <w:szCs w:val="17"/>
-        </w:rPr>
-        <w:t xml:space="preserve">float </w:t>
-      </w:r>
-      <w:proofErr w:type="spellStart"/>
-      <w:r>
-        <w:rPr>
-          <w:rFonts w:ascii="Consolas" w:eastAsia="굴림" w:hAnsi="Consolas" w:cs="굴림"/>
-          <w:color w:val="24292E"/>
-          <w:kern w:val="0"/>
-          <w:sz w:val="17"/>
-          <w:szCs w:val="17"/>
-        </w:rPr>
-        <w:t>ao</w:t>
-      </w:r>
-      <w:proofErr w:type="spellEnd"/>
-      <w:r>
-        <w:rPr>
-          <w:rFonts w:ascii="Consolas" w:eastAsia="굴림" w:hAnsi="Consolas" w:cs="굴림"/>
-          <w:color w:val="24292E"/>
-          <w:kern w:val="0"/>
-          <w:sz w:val="17"/>
-          <w:szCs w:val="17"/>
-        </w:rPr>
-        <w:t xml:space="preserve"> = (</w:t>
-      </w:r>
-      <w:proofErr w:type="gramStart"/>
-      <w:r>
-        <w:rPr>
-          <w:rFonts w:ascii="Consolas" w:eastAsia="굴림" w:hAnsi="Consolas" w:cs="굴림"/>
-          <w:color w:val="24292E"/>
-          <w:kern w:val="0"/>
-          <w:sz w:val="17"/>
-          <w:szCs w:val="17"/>
-        </w:rPr>
-        <w:t>dot(</w:t>
-      </w:r>
-      <w:proofErr w:type="spellStart"/>
-      <w:proofErr w:type="gramEnd"/>
-      <w:r>
-        <w:rPr>
-          <w:rFonts w:ascii="Consolas" w:eastAsia="굴림" w:hAnsi="Consolas" w:cs="굴림"/>
-          <w:color w:val="24292E"/>
-          <w:kern w:val="0"/>
-          <w:sz w:val="17"/>
-          <w:szCs w:val="17"/>
-        </w:rPr>
-        <w:t>ormMap</w:t>
-      </w:r>
-      <w:proofErr w:type="spellEnd"/>
-      <w:r>
-        <w:rPr>
-          <w:rFonts w:ascii="Consolas" w:eastAsia="굴림" w:hAnsi="Consolas" w:cs="굴림"/>
-          <w:color w:val="24292E"/>
-          <w:kern w:val="0"/>
-          <w:sz w:val="17"/>
-          <w:szCs w:val="17"/>
-        </w:rPr>
-        <w:t xml:space="preserve">, </w:t>
-      </w:r>
-      <w:proofErr w:type="spellStart"/>
-      <w:r>
-        <w:rPr>
-          <w:rFonts w:ascii="Consolas" w:eastAsia="굴림" w:hAnsi="Consolas" w:cs="굴림"/>
-          <w:color w:val="24292E"/>
-          <w:kern w:val="0"/>
-          <w:sz w:val="17"/>
-          <w:szCs w:val="17"/>
-        </w:rPr>
-        <w:t>ormMap</w:t>
-      </w:r>
-      <w:proofErr w:type="spellEnd"/>
-      <w:r>
-        <w:rPr>
-          <w:rFonts w:ascii="Consolas" w:eastAsia="굴림" w:hAnsi="Consolas" w:cs="굴림"/>
-          <w:color w:val="24292E"/>
-          <w:kern w:val="0"/>
-          <w:sz w:val="17"/>
-          <w:szCs w:val="17"/>
-        </w:rPr>
-        <w:t xml:space="preserve">) &gt; 0.001) ? </w:t>
-      </w:r>
-      <w:proofErr w:type="spellStart"/>
-      <w:r>
-        <w:rPr>
-          <w:rFonts w:ascii="Consolas" w:eastAsia="굴림" w:hAnsi="Consolas" w:cs="굴림"/>
-          <w:color w:val="24292E"/>
-          <w:kern w:val="0"/>
-          <w:sz w:val="17"/>
-          <w:szCs w:val="17"/>
-        </w:rPr>
-        <w:t>ormMap.r</w:t>
-      </w:r>
-      <w:proofErr w:type="spellEnd"/>
-      <w:r>
-        <w:rPr>
-          <w:rFonts w:ascii="Consolas" w:eastAsia="굴림" w:hAnsi="Consolas" w:cs="굴림"/>
-          <w:color w:val="24292E"/>
-          <w:kern w:val="0"/>
-          <w:sz w:val="17"/>
-          <w:szCs w:val="17"/>
-        </w:rPr>
-        <w:t xml:space="preserve"> : 1.0f;</w:t>
-      </w:r>
-    </w:p>
-    <w:p>
-      <w:pPr>
-        <w:widowControl/>
-        <w:shd w:val="clear" w:color="auto" w:fill="FFFFFF"/>
-        <w:autoSpaceDE/>
-        <w:autoSpaceDN/>
-        <w:spacing w:after="0" w:line="300" w:lineRule="atLeast"/>
-        <w:jc w:val="left"/>
-        <w:rPr>
-          <w:rFonts w:ascii="Consolas" w:eastAsia="굴림" w:hAnsi="Consolas" w:cs="굴림"/>
-          <w:color w:val="24292E"/>
-          <w:kern w:val="0"/>
-          <w:sz w:val="17"/>
-          <w:szCs w:val="17"/>
-        </w:rPr>
-      </w:pPr>
-      <w:r>
-        <w:rPr>
-          <w:rFonts w:ascii="Consolas" w:eastAsia="굴림" w:hAnsi="Consolas" w:cs="굴림"/>
-          <w:color w:val="24292E"/>
-          <w:kern w:val="0"/>
-          <w:sz w:val="17"/>
-          <w:szCs w:val="17"/>
-        </w:rPr>
-        <w:t>float roughness = (</w:t>
-      </w:r>
-      <w:proofErr w:type="gramStart"/>
-      <w:r>
-        <w:rPr>
-          <w:rFonts w:ascii="Consolas" w:eastAsia="굴림" w:hAnsi="Consolas" w:cs="굴림"/>
-          <w:color w:val="24292E"/>
-          <w:kern w:val="0"/>
-          <w:sz w:val="17"/>
-          <w:szCs w:val="17"/>
-        </w:rPr>
-        <w:t>dot(</w:t>
-      </w:r>
-      <w:proofErr w:type="spellStart"/>
-      <w:proofErr w:type="gramEnd"/>
-      <w:r>
-        <w:rPr>
-          <w:rFonts w:ascii="Consolas" w:eastAsia="굴림" w:hAnsi="Consolas" w:cs="굴림"/>
-          <w:color w:val="24292E"/>
-          <w:kern w:val="0"/>
-          <w:sz w:val="17"/>
-          <w:szCs w:val="17"/>
-        </w:rPr>
-        <w:t>ormMap</w:t>
-      </w:r>
-      <w:proofErr w:type="spellEnd"/>
-      <w:r>
-        <w:rPr>
-          <w:rFonts w:ascii="Consolas" w:eastAsia="굴림" w:hAnsi="Consolas" w:cs="굴림"/>
-          <w:color w:val="24292E"/>
-          <w:kern w:val="0"/>
-          <w:sz w:val="17"/>
-          <w:szCs w:val="17"/>
-        </w:rPr>
-        <w:t xml:space="preserve">, </w:t>
-      </w:r>
-      <w:proofErr w:type="spellStart"/>
-      <w:r>
-        <w:rPr>
-          <w:rFonts w:ascii="Consolas" w:eastAsia="굴림" w:hAnsi="Consolas" w:cs="굴림"/>
-          <w:color w:val="24292E"/>
-          <w:kern w:val="0"/>
-          <w:sz w:val="17"/>
-          <w:szCs w:val="17"/>
-        </w:rPr>
-        <w:t>ormMap</w:t>
-      </w:r>
-      <w:proofErr w:type="spellEnd"/>
-      <w:r>
-        <w:rPr>
-          <w:rFonts w:ascii="Consolas" w:eastAsia="굴림" w:hAnsi="Consolas" w:cs="굴림"/>
-          <w:color w:val="24292E"/>
-          <w:kern w:val="0"/>
-          <w:sz w:val="17"/>
-          <w:szCs w:val="17"/>
-        </w:rPr>
-        <w:t xml:space="preserve">) &gt; 0.001) ? </w:t>
-      </w:r>
-      <w:proofErr w:type="spellStart"/>
-      <w:r>
-        <w:rPr>
-          <w:rFonts w:ascii="Consolas" w:eastAsia="굴림" w:hAnsi="Consolas" w:cs="굴림"/>
-          <w:color w:val="24292E"/>
-          <w:kern w:val="0"/>
-          <w:sz w:val="17"/>
-          <w:szCs w:val="17"/>
-        </w:rPr>
-        <w:t>ormMap.g</w:t>
-      </w:r>
-      <w:proofErr w:type="spellEnd"/>
-      <w:r>
-        <w:rPr>
-          <w:rFonts w:ascii="Consolas" w:eastAsia="굴림" w:hAnsi="Consolas" w:cs="굴림"/>
-          <w:color w:val="24292E"/>
-          <w:kern w:val="0"/>
-          <w:sz w:val="17"/>
-          <w:szCs w:val="17"/>
-        </w:rPr>
-        <w:t xml:space="preserve"> : 0.8f;</w:t>
-      </w:r>
-    </w:p>
-    <w:p>
-      <w:pPr>
-        <w:widowControl/>
-        <w:shd w:val="clear" w:color="auto" w:fill="FFFFFF"/>
-        <w:autoSpaceDE/>
-        <w:autoSpaceDN/>
-        <w:spacing w:after="0" w:line="300" w:lineRule="atLeast"/>
-        <w:jc w:val="left"/>
-        <w:rPr>
-          <w:rFonts w:ascii="Consolas" w:eastAsia="굴림" w:hAnsi="Consolas" w:cs="굴림"/>
-          <w:color w:val="24292E"/>
-          <w:kern w:val="0"/>
-          <w:sz w:val="17"/>
-          <w:szCs w:val="17"/>
-        </w:rPr>
-      </w:pPr>
-      <w:r>
-        <w:rPr>
-          <w:rFonts w:ascii="Consolas" w:eastAsia="굴림" w:hAnsi="Consolas" w:cs="굴림"/>
-          <w:color w:val="24292E"/>
-          <w:kern w:val="0"/>
-          <w:sz w:val="17"/>
-          <w:szCs w:val="17"/>
-        </w:rPr>
-        <w:t>float metallic = (</w:t>
-      </w:r>
-      <w:proofErr w:type="gramStart"/>
-      <w:r>
-        <w:rPr>
-          <w:rFonts w:ascii="Consolas" w:eastAsia="굴림" w:hAnsi="Consolas" w:cs="굴림"/>
-          <w:color w:val="24292E"/>
-          <w:kern w:val="0"/>
-          <w:sz w:val="17"/>
-          <w:szCs w:val="17"/>
-        </w:rPr>
-        <w:t>dot(</w:t>
-      </w:r>
-      <w:proofErr w:type="spellStart"/>
-      <w:proofErr w:type="gramEnd"/>
-      <w:r>
-        <w:rPr>
-          <w:rFonts w:ascii="Consolas" w:eastAsia="굴림" w:hAnsi="Consolas" w:cs="굴림"/>
-          <w:color w:val="24292E"/>
-          <w:kern w:val="0"/>
-          <w:sz w:val="17"/>
-          <w:szCs w:val="17"/>
-        </w:rPr>
-        <w:t>ormMap</w:t>
-      </w:r>
-      <w:proofErr w:type="spellEnd"/>
-      <w:r>
-        <w:rPr>
-          <w:rFonts w:ascii="Consolas" w:eastAsia="굴림" w:hAnsi="Consolas" w:cs="굴림"/>
-          <w:color w:val="24292E"/>
-          <w:kern w:val="0"/>
-          <w:sz w:val="17"/>
-          <w:szCs w:val="17"/>
-        </w:rPr>
-        <w:t xml:space="preserve">, </w:t>
-      </w:r>
-      <w:proofErr w:type="spellStart"/>
-      <w:r>
-        <w:rPr>
-          <w:rFonts w:ascii="Consolas" w:eastAsia="굴림" w:hAnsi="Consolas" w:cs="굴림"/>
-          <w:color w:val="24292E"/>
-          <w:kern w:val="0"/>
-          <w:sz w:val="17"/>
-          <w:szCs w:val="17"/>
-        </w:rPr>
-        <w:t>ormMap</w:t>
-      </w:r>
-      <w:proofErr w:type="spellEnd"/>
-      <w:r>
-        <w:rPr>
-          <w:rFonts w:ascii="Consolas" w:eastAsia="굴림" w:hAnsi="Consolas" w:cs="굴림"/>
-          <w:color w:val="24292E"/>
-          <w:kern w:val="0"/>
-          <w:sz w:val="17"/>
-          <w:szCs w:val="17"/>
-        </w:rPr>
-        <w:t xml:space="preserve">) &gt; 0.001) ? </w:t>
-      </w:r>
-      <w:proofErr w:type="spellStart"/>
-      <w:r>
-        <w:rPr>
-          <w:rFonts w:ascii="Consolas" w:eastAsia="굴림" w:hAnsi="Consolas" w:cs="굴림"/>
-          <w:color w:val="24292E"/>
-          <w:kern w:val="0"/>
-          <w:sz w:val="17"/>
-          <w:szCs w:val="17"/>
-        </w:rPr>
-        <w:t>ormMap.b</w:t>
-      </w:r>
-      <w:proofErr w:type="spellEnd"/>
-      <w:r>
-        <w:rPr>
-          <w:rFonts w:ascii="Consolas" w:eastAsia="굴림" w:hAnsi="Consolas" w:cs="굴림"/>
-          <w:color w:val="24292E"/>
-          <w:kern w:val="0"/>
-          <w:sz w:val="17"/>
-          <w:szCs w:val="17"/>
-        </w:rPr>
-        <w:t xml:space="preserve"> : 0.1f;</w:t>
-      </w:r>
-    </w:p>
-    <w:p>
-      <w:pPr>
-        <w:widowControl/>
-        <w:shd w:val="clear" w:color="auto" w:fill="FFFFFF"/>
-        <w:autoSpaceDE/>
-        <w:autoSpaceDN/>
-        <w:spacing w:after="0" w:line="300" w:lineRule="atLeast"/>
-        <w:jc w:val="left"/>
+        <w:t>에서</w:t>
+      </w:r>
+      <w:r>
+        <w:rPr>
+          <w:rFonts w:ascii="굴림" w:eastAsia="굴림" w:hAnsi="굴림" w:cs="굴림"/>
+          <w:kern w:val="0"/>
+          <w:sz w:val="18"/>
+          <w:szCs w:val="24"/>
+        </w:rPr>
+        <w:t xml:space="preserve"> material</w:t>
+      </w:r>
+      <w:r>
         <w:rPr>
           <w:rFonts w:ascii="굴림" w:eastAsia="굴림" w:hAnsi="굴림" w:cs="굴림" w:hint="eastAsia"/>
           <w:kern w:val="0"/>
           <w:sz w:val="18"/>
           <w:szCs w:val="24"/>
         </w:rPr>
-      </w:pPr>
+        <w:t>이름을 더 효율적으로 수정하는 방법을 찾는 중이기에 j</w:t>
+      </w:r>
+      <w:r>
+        <w:rPr>
+          <w:rFonts w:ascii="굴림" w:eastAsia="굴림" w:hAnsi="굴림" w:cs="굴림"/>
+          <w:kern w:val="0"/>
+          <w:sz w:val="18"/>
+          <w:szCs w:val="24"/>
+        </w:rPr>
+        <w:t>son</w:t>
+      </w:r>
+      <w:r>
+        <w:rPr>
+          <w:rFonts w:ascii="굴림" w:eastAsia="굴림" w:hAnsi="굴림" w:cs="굴림" w:hint="eastAsia"/>
+          <w:kern w:val="0"/>
+          <w:sz w:val="18"/>
+          <w:szCs w:val="24"/>
+        </w:rPr>
+        <w:t>파일을 수동으로 수정해서 그렇습니다.</w:t>
+      </w:r>
     </w:p>
     <w:p>
       <w:pPr>
@@ -6842,123 +7607,6 @@
         <w:autoSpaceDN/>
         <w:rPr>
           <w:rFonts w:ascii="굴림" w:eastAsia="굴림" w:hAnsi="굴림" w:cs="굴림"/>
-          <w:kern w:val="0"/>
-          <w:sz w:val="18"/>
-          <w:szCs w:val="24"/>
-        </w:rPr>
-      </w:pPr>
-      <w:r>
-        <w:rPr>
-          <w:rFonts w:ascii="굴림" w:eastAsia="굴림" w:hAnsi="굴림" w:cs="굴림" w:hint="eastAsia"/>
-          <w:kern w:val="0"/>
-          <w:sz w:val="18"/>
-          <w:szCs w:val="24"/>
-        </w:rPr>
-        <w:t xml:space="preserve">원래 </w:t>
-      </w:r>
-      <w:proofErr w:type="spellStart"/>
-      <w:r>
-        <w:rPr>
-          <w:rFonts w:ascii="굴림" w:eastAsia="굴림" w:hAnsi="굴림" w:cs="굴림" w:hint="eastAsia"/>
-          <w:kern w:val="0"/>
-          <w:sz w:val="18"/>
-          <w:szCs w:val="24"/>
-        </w:rPr>
-        <w:t>맵과</w:t>
-      </w:r>
-      <w:proofErr w:type="spellEnd"/>
-      <w:r>
-        <w:rPr>
-          <w:rFonts w:ascii="굴림" w:eastAsia="굴림" w:hAnsi="굴림" w:cs="굴림" w:hint="eastAsia"/>
-          <w:kern w:val="0"/>
-          <w:sz w:val="18"/>
-          <w:szCs w:val="24"/>
-        </w:rPr>
-        <w:t xml:space="preserve"> </w:t>
-      </w:r>
-      <w:proofErr w:type="spellStart"/>
-      <w:r>
-        <w:rPr>
-          <w:rFonts w:ascii="굴림" w:eastAsia="굴림" w:hAnsi="굴림" w:cs="굴림" w:hint="eastAsia"/>
-          <w:kern w:val="0"/>
-          <w:sz w:val="18"/>
-          <w:szCs w:val="24"/>
-        </w:rPr>
-        <w:t>텍스쳐가</w:t>
-      </w:r>
-      <w:proofErr w:type="spellEnd"/>
-      <w:r>
-        <w:rPr>
-          <w:rFonts w:ascii="굴림" w:eastAsia="굴림" w:hAnsi="굴림" w:cs="굴림" w:hint="eastAsia"/>
-          <w:kern w:val="0"/>
-          <w:sz w:val="18"/>
-          <w:szCs w:val="24"/>
-        </w:rPr>
-        <w:t xml:space="preserve"> 다른 이유는 U</w:t>
-      </w:r>
-      <w:r>
-        <w:rPr>
-          <w:rFonts w:ascii="굴림" w:eastAsia="굴림" w:hAnsi="굴림" w:cs="굴림"/>
-          <w:kern w:val="0"/>
-          <w:sz w:val="18"/>
-          <w:szCs w:val="24"/>
-        </w:rPr>
-        <w:t>nreal Editor</w:t>
-      </w:r>
-      <w:r>
-        <w:rPr>
-          <w:rFonts w:ascii="굴림" w:eastAsia="굴림" w:hAnsi="굴림" w:cs="굴림" w:hint="eastAsia"/>
-          <w:kern w:val="0"/>
-          <w:sz w:val="18"/>
-          <w:szCs w:val="24"/>
-        </w:rPr>
-        <w:t>에서</w:t>
-      </w:r>
-      <w:r>
-        <w:rPr>
-          <w:rFonts w:ascii="굴림" w:eastAsia="굴림" w:hAnsi="굴림" w:cs="굴림"/>
-          <w:kern w:val="0"/>
-          <w:sz w:val="18"/>
-          <w:szCs w:val="24"/>
-        </w:rPr>
-        <w:t xml:space="preserve"> material</w:t>
-      </w:r>
-      <w:r>
-        <w:rPr>
-          <w:rFonts w:ascii="굴림" w:eastAsia="굴림" w:hAnsi="굴림" w:cs="굴림" w:hint="eastAsia"/>
-          <w:kern w:val="0"/>
-          <w:sz w:val="18"/>
-          <w:szCs w:val="24"/>
-        </w:rPr>
-        <w:t>이름을 더 효율적으로 수정하는 방법을 찾는 중이기에 j</w:t>
-      </w:r>
-      <w:r>
-        <w:rPr>
-          <w:rFonts w:ascii="굴림" w:eastAsia="굴림" w:hAnsi="굴림" w:cs="굴림"/>
-          <w:kern w:val="0"/>
-          <w:sz w:val="18"/>
-          <w:szCs w:val="24"/>
-        </w:rPr>
-        <w:t>son</w:t>
-      </w:r>
-      <w:r>
-        <w:rPr>
-          <w:rFonts w:ascii="굴림" w:eastAsia="굴림" w:hAnsi="굴림" w:cs="굴림" w:hint="eastAsia"/>
-          <w:kern w:val="0"/>
-          <w:sz w:val="18"/>
-          <w:szCs w:val="24"/>
-        </w:rPr>
-        <w:t>파일을 수동으로 수정해서 그렇습니다.</w:t>
-      </w:r>
-    </w:p>
-    <w:p>
-      <w:pPr>
-        <w:widowControl/>
-        <w:wordWrap/>
-        <w:autoSpaceDE/>
-        <w:autoSpaceDN/>
-        <w:rPr>
-          <w:rFonts w:ascii="굴림" w:eastAsia="굴림" w:hAnsi="굴림" w:cs="굴림" w:hint="eastAsia"/>
           <w:kern w:val="0"/>
           <w:sz w:val="18"/>
           <w:szCs w:val="24"/>
@@ -7192,6 +7840,7 @@
         <w:t>()-&gt;</w:t>
       </w:r>
       <w:proofErr w:type="spellStart"/>
+      <w:proofErr w:type="gramStart"/>
       <w:r>
         <w:rPr>
           <w:rFonts w:ascii="Consolas" w:eastAsia="굴림" w:hAnsi="Consolas" w:cs="굴림"/>
@@ -7213,6 +7862,7 @@
         </w:rPr>
         <w:t>(</w:t>
       </w:r>
+      <w:proofErr w:type="gramEnd"/>
       <w:r>
         <w:rPr>
           <w:rFonts w:ascii="Consolas" w:eastAsia="굴림" w:hAnsi="Consolas" w:cs="굴림"/>
@@ -7418,6 +8068,7 @@
         <w:t>()-&gt;</w:t>
       </w:r>
       <w:proofErr w:type="spellStart"/>
+      <w:proofErr w:type="gramStart"/>
       <w:r>
         <w:rPr>
           <w:rFonts w:ascii="Consolas" w:eastAsia="굴림" w:hAnsi="Consolas" w:cs="굴림"/>
@@ -7439,6 +8090,7 @@
         </w:rPr>
         <w:t>(</w:t>
       </w:r>
+      <w:proofErr w:type="gramEnd"/>
       <w:r>
         <w:rPr>
           <w:rFonts w:ascii="Consolas" w:eastAsia="굴림" w:hAnsi="Consolas" w:cs="굴림"/>
@@ -7561,6 +8213,2452 @@
           <w:szCs w:val="17"/>
         </w:rPr>
         <w:t>}</w:t>
+      </w:r>
+    </w:p>
+    <w:p>
+      <w:pPr>
+        <w:widowControl/>
+        <w:wordWrap/>
+        <w:autoSpaceDE/>
+        <w:autoSpaceDN/>
+        <w:spacing w:before="100" w:beforeAutospacing="1" w:after="100" w:afterAutospacing="1" w:line="240" w:lineRule="auto"/>
+        <w:jc w:val="left"/>
+        <w:rPr>
+          <w:rFonts w:ascii="굴림" w:eastAsia="굴림" w:hAnsi="굴림" w:cs="굴림"/>
+          <w:kern w:val="0"/>
+          <w:sz w:val="18"/>
+          <w:szCs w:val="24"/>
+        </w:rPr>
+      </w:pPr>
+    </w:p>
+    <w:p>
+      <w:pPr>
+        <w:jc w:val="left"/>
+        <w:rPr>
+          <w:b/>
+          <w:bCs/>
+        </w:rPr>
+      </w:pPr>
+      <w:r>
+        <w:rPr>
+          <w:rFonts w:asciiTheme="majorHAnsi" w:eastAsiaTheme="majorHAnsi" w:hAnsiTheme="majorHAnsi" w:cs="굴림" w:hint="eastAsia"/>
+          <w:b/>
+          <w:bCs/>
+          <w:kern w:val="0"/>
+          <w:sz w:val="22"/>
+        </w:rPr>
+        <w:t xml:space="preserve">노트북 </w:t>
+      </w:r>
+      <w:r>
+        <w:rPr>
+          <w:rFonts w:hint="eastAsia"/>
+          <w:b/>
+          <w:bCs/>
+        </w:rPr>
+        <w:t>TDR 에러로 인한 Remove Device 에러 해결</w:t>
+      </w:r>
+    </w:p>
+    <w:p>
+      <w:pPr>
+        <w:widowControl/>
+        <w:wordWrap/>
+        <w:autoSpaceDE/>
+        <w:autoSpaceDN/>
+        <w:spacing w:before="100" w:beforeAutospacing="1" w:after="100" w:afterAutospacing="1" w:line="240" w:lineRule="auto"/>
+        <w:jc w:val="left"/>
+        <w:rPr>
+          <w:rFonts w:asciiTheme="majorHAnsi" w:eastAsiaTheme="majorHAnsi" w:hAnsiTheme="majorHAnsi" w:cs="굴림"/>
+          <w:kern w:val="0"/>
+          <w:sz w:val="22"/>
+        </w:rPr>
+      </w:pPr>
+      <w:r>
+        <w:rPr>
+          <w:rFonts w:asciiTheme="majorHAnsi" w:eastAsiaTheme="majorHAnsi" w:hAnsiTheme="majorHAnsi" w:cs="굴림" w:hint="eastAsia"/>
+          <w:kern w:val="0"/>
+          <w:sz w:val="22"/>
+        </w:rPr>
+        <w:t xml:space="preserve">이전부터 이어져온 에러 문제인 </w:t>
+      </w:r>
+      <w:proofErr w:type="spellStart"/>
+      <w:r>
+        <w:rPr>
+          <w:rFonts w:asciiTheme="majorHAnsi" w:eastAsiaTheme="majorHAnsi" w:hAnsiTheme="majorHAnsi" w:cs="굴림" w:hint="eastAsia"/>
+          <w:kern w:val="0"/>
+          <w:sz w:val="22"/>
+        </w:rPr>
+        <w:t>리무브</w:t>
+      </w:r>
+      <w:proofErr w:type="spellEnd"/>
+      <w:r>
+        <w:rPr>
+          <w:rFonts w:asciiTheme="majorHAnsi" w:eastAsiaTheme="majorHAnsi" w:hAnsiTheme="majorHAnsi" w:cs="굴림" w:hint="eastAsia"/>
+          <w:kern w:val="0"/>
+          <w:sz w:val="22"/>
+        </w:rPr>
+        <w:t xml:space="preserve"> 디바이스 에러를 해결</w:t>
+      </w:r>
+    </w:p>
+    <w:p>
+      <w:pPr>
+        <w:widowControl/>
+        <w:wordWrap/>
+        <w:autoSpaceDE/>
+        <w:autoSpaceDN/>
+        <w:spacing w:before="100" w:beforeAutospacing="1" w:after="100" w:afterAutospacing="1" w:line="240" w:lineRule="auto"/>
+        <w:jc w:val="left"/>
+      </w:pPr>
+      <w:r>
+        <w:rPr>
+          <w:rFonts w:asciiTheme="majorHAnsi" w:eastAsiaTheme="majorHAnsi" w:hAnsiTheme="majorHAnsi" w:cs="굴림" w:hint="eastAsia"/>
+          <w:kern w:val="0"/>
+          <w:sz w:val="22"/>
+        </w:rPr>
+        <w:t xml:space="preserve">기존에도 데스크탑 컴퓨터에서는 해당 문제가 발생하지 않고 정상작동 하였지만, 노트북 같은 경우에만 </w:t>
+      </w:r>
+      <w:r>
+        <w:rPr>
+          <w:rFonts w:hint="eastAsia"/>
+          <w:b/>
+          <w:bCs/>
+        </w:rPr>
+        <w:t>TDR 에러로 인한 Remove Device</w:t>
+      </w:r>
+      <w:r>
+        <w:rPr>
+          <w:rFonts w:hint="eastAsia"/>
+          <w:b/>
+          <w:bCs/>
+        </w:rPr>
+        <w:t xml:space="preserve"> </w:t>
+      </w:r>
+      <w:r>
+        <w:rPr>
+          <w:rFonts w:hint="eastAsia"/>
+          <w:sz w:val="22"/>
+          <w:szCs w:val="24"/>
+        </w:rPr>
+        <w:t>문제가 발생</w:t>
+      </w:r>
+    </w:p>
+    <w:p>
+      <w:pPr>
+        <w:widowControl/>
+        <w:wordWrap/>
+        <w:autoSpaceDE/>
+        <w:autoSpaceDN/>
+        <w:spacing w:before="100" w:beforeAutospacing="1" w:after="100" w:afterAutospacing="1" w:line="240" w:lineRule="auto"/>
+        <w:jc w:val="left"/>
+        <w:rPr>
+          <w:rFonts w:asciiTheme="majorHAnsi" w:eastAsiaTheme="majorHAnsi" w:hAnsiTheme="majorHAnsi" w:cs="굴림"/>
+          <w:kern w:val="0"/>
+          <w:sz w:val="22"/>
+          <w:szCs w:val="24"/>
+        </w:rPr>
+      </w:pPr>
+    </w:p>
+    <w:p>
+      <w:pPr>
+        <w:widowControl/>
+        <w:wordWrap/>
+        <w:autoSpaceDE/>
+        <w:autoSpaceDN/>
+        <w:spacing w:before="100" w:beforeAutospacing="1" w:after="100" w:afterAutospacing="1" w:line="240" w:lineRule="auto"/>
+        <w:jc w:val="left"/>
+        <w:rPr>
+          <w:rFonts w:asciiTheme="majorHAnsi" w:eastAsiaTheme="majorHAnsi" w:hAnsiTheme="majorHAnsi" w:cs="굴림" w:hint="eastAsia"/>
+          <w:kern w:val="0"/>
+          <w:sz w:val="22"/>
+          <w:szCs w:val="24"/>
+        </w:rPr>
+      </w:pPr>
+      <w:r>
+        <w:rPr>
+          <w:rFonts w:asciiTheme="majorHAnsi" w:eastAsiaTheme="majorHAnsi" w:hAnsiTheme="majorHAnsi" w:cs="굴림" w:hint="eastAsia"/>
+          <w:kern w:val="0"/>
+          <w:sz w:val="22"/>
+          <w:szCs w:val="24"/>
+        </w:rPr>
+        <w:t>원인은 노트북에 외장 그래픽카드가 있어도 고성능 모드로 우리 프로그램을 실행하지 않아 외장 그래픽카드를 사용하고 있지 않던 것</w:t>
+      </w:r>
+    </w:p>
+    <w:p>
+      <w:pPr>
+        <w:widowControl/>
+        <w:wordWrap/>
+        <w:autoSpaceDE/>
+        <w:autoSpaceDN/>
+        <w:spacing w:before="100" w:beforeAutospacing="1" w:after="100" w:afterAutospacing="1" w:line="240" w:lineRule="auto"/>
+        <w:jc w:val="left"/>
+        <w:rPr>
+          <w:rFonts w:ascii="굴림" w:eastAsia="굴림" w:hAnsi="굴림" w:cs="굴림"/>
+          <w:kern w:val="0"/>
+          <w:sz w:val="18"/>
+          <w:szCs w:val="24"/>
+        </w:rPr>
+      </w:pPr>
+      <w:r>
+        <w:rPr>
+          <w:rFonts w:ascii="굴림" w:eastAsia="굴림" w:hAnsi="굴림" w:cs="굴림"/>
+          <w:kern w:val="0"/>
+          <w:sz w:val="18"/>
+          <w:szCs w:val="24"/>
+        </w:rPr>
+        <w:drawing>
+          <wp:inline distT="0" distB="0" distL="0" distR="0" wp14:anchorId="563CBFC3" wp14:editId="6FBCF66A">
+            <wp:extent cx="6645910" cy="2003425"/>
+            <wp:effectExtent l="0" t="0" r="2540" b="0"/>
+            <wp:docPr id="331804704" name="그림 2" descr="텍스트, 폰트, 번호, 스크린샷이(가) 표시된 사진&#10;&#10;AI 생성 콘텐츠는 정확하지 않을 수 있습니다."/>
+            <wp:cNvGraphicFramePr>
+              <a:graphicFrameLocks xmlns:a="http://schemas.openxmlformats.org/drawingml/2006/main" noChangeAspect="1"/>
+            </wp:cNvGraphicFramePr>
+            <a:graphic xmlns:a="http://schemas.openxmlformats.org/drawingml/2006/main">
+              <a:graphicData uri="http://schemas.openxmlformats.org/drawingml/2006/picture">
+                <pic:pic xmlns:pic="http://schemas.openxmlformats.org/drawingml/2006/picture">
+                  <pic:nvPicPr>
+                    <pic:cNvPr id="331804704" name="그림 2" descr="텍스트, 폰트, 번호, 스크린샷이(가) 표시된 사진&#10;&#10;AI 생성 콘텐츠는 정확하지 않을 수 있습니다."/>
+                    <pic:cNvPicPr>
+                      <a:picLocks noChangeAspect="1" noChangeArrowheads="1"/>
+                    </pic:cNvPicPr>
+                  </pic:nvPicPr>
+                  <pic:blipFill>
+                    <a:blip r:embed="rId12">
+                      <a:extLst>
+                        <a:ext uri="{28A0092B-C50C-407E-A947-70E740481C1C}">
+                          <a14:useLocalDpi xmlns:a14="http://schemas.microsoft.com/office/drawing/2010/main" val="0"/>
+                        </a:ext>
+                      </a:extLst>
+                    </a:blip>
+                    <a:srcRect/>
+                    <a:stretch>
+                      <a:fillRect/>
+                    </a:stretch>
+                  </pic:blipFill>
+                  <pic:spPr bwMode="auto">
+                    <a:xfrm>
+                      <a:off x="0" y="0"/>
+                      <a:ext cx="6645910" cy="2003425"/>
+                    </a:xfrm>
+                    <a:prstGeom prst="rect">
+                      <a:avLst/>
+                    </a:prstGeom>
+                    <a:noFill/>
+                    <a:ln>
+                      <a:noFill/>
+                    </a:ln>
+                  </pic:spPr>
+                </pic:pic>
+              </a:graphicData>
+            </a:graphic>
+          </wp:inline>
+        </w:drawing>
+      </w:r>
+    </w:p>
+    <w:p>
+      <w:pPr>
+        <w:widowControl/>
+        <w:wordWrap/>
+        <w:autoSpaceDE/>
+        <w:autoSpaceDN/>
+        <w:spacing w:before="100" w:beforeAutospacing="1" w:after="100" w:afterAutospacing="1" w:line="240" w:lineRule="auto"/>
+        <w:jc w:val="left"/>
+        <w:rPr>
+          <w:rFonts w:eastAsiaTheme="minorHAnsi" w:cs="굴림"/>
+          <w:kern w:val="0"/>
+          <w:sz w:val="22"/>
+        </w:rPr>
+      </w:pPr>
+      <w:r>
+        <w:rPr>
+          <w:rFonts w:eastAsiaTheme="minorHAnsi" w:cs="굴림" w:hint="eastAsia"/>
+          <w:kern w:val="0"/>
+          <w:sz w:val="22"/>
+        </w:rPr>
+        <w:t>해당 문제를 해결하기 위해 노트북 윈도우 설정에 들어가 고성능모드로 설정을 바꿔주어 문제가 해결됨을 확인</w:t>
+      </w:r>
+    </w:p>
+    <w:p>
+      <w:pPr>
+        <w:widowControl/>
+        <w:wordWrap/>
+        <w:autoSpaceDE/>
+        <w:autoSpaceDN/>
+        <w:spacing w:before="100" w:beforeAutospacing="1" w:after="100" w:afterAutospacing="1" w:line="240" w:lineRule="auto"/>
+        <w:jc w:val="left"/>
+        <w:rPr>
+          <w:rFonts w:eastAsiaTheme="minorHAnsi" w:cs="굴림"/>
+          <w:kern w:val="0"/>
+          <w:sz w:val="22"/>
+        </w:rPr>
+      </w:pPr>
+    </w:p>
+    <w:p>
+      <w:pPr>
+        <w:widowControl/>
+        <w:wordWrap/>
+        <w:autoSpaceDE/>
+        <w:autoSpaceDN/>
+        <w:spacing w:before="100" w:beforeAutospacing="1" w:after="100" w:afterAutospacing="1" w:line="240" w:lineRule="auto"/>
+        <w:jc w:val="left"/>
+        <w:rPr>
+          <w:rFonts w:eastAsiaTheme="minorHAnsi" w:cs="굴림" w:hint="eastAsia"/>
+          <w:b/>
+          <w:bCs/>
+          <w:kern w:val="0"/>
+          <w:sz w:val="22"/>
+        </w:rPr>
+      </w:pPr>
+      <w:r>
+        <w:rPr>
+          <w:rFonts w:eastAsiaTheme="minorHAnsi" w:cs="굴림"/>
+          <w:b/>
+          <w:bCs/>
+          <w:kern w:val="0"/>
+          <w:sz w:val="22"/>
+        </w:rPr>
+        <w:t>카메라 눕는 현상 수정</w:t>
+      </w:r>
+      <w:r>
+        <w:rPr>
+          <w:rFonts w:eastAsiaTheme="minorHAnsi" w:cs="굴림" w:hint="eastAsia"/>
+          <w:b/>
+          <w:bCs/>
+          <w:kern w:val="0"/>
+          <w:sz w:val="22"/>
+        </w:rPr>
+        <w:t xml:space="preserve"> 및 각도 제한 적용</w:t>
+      </w:r>
+    </w:p>
+    <w:p>
+      <w:pPr>
+        <w:widowControl/>
+        <w:wordWrap/>
+        <w:autoSpaceDE/>
+        <w:autoSpaceDN/>
+        <w:spacing w:before="100" w:beforeAutospacing="1" w:after="100" w:afterAutospacing="1" w:line="240" w:lineRule="auto"/>
+        <w:jc w:val="left"/>
+        <w:rPr>
+          <w:rFonts w:eastAsiaTheme="minorHAnsi" w:cs="굴림"/>
+          <w:kern w:val="0"/>
+          <w:sz w:val="22"/>
+        </w:rPr>
+      </w:pPr>
+      <w:r>
+        <w:rPr>
+          <w:rFonts w:eastAsiaTheme="minorHAnsi" w:cs="굴림"/>
+          <w:kern w:val="0"/>
+          <w:sz w:val="22"/>
+        </w:rPr>
+        <w:t xml:space="preserve">카메라는 </w:t>
+      </w:r>
+      <w:proofErr w:type="spellStart"/>
+      <w:r>
+        <w:rPr>
+          <w:rFonts w:eastAsiaTheme="minorHAnsi" w:cs="굴림"/>
+          <w:kern w:val="0"/>
+          <w:sz w:val="22"/>
+        </w:rPr>
+        <w:t>쿼터니언이나</w:t>
+      </w:r>
+      <w:proofErr w:type="spellEnd"/>
+      <w:r>
+        <w:rPr>
+          <w:rFonts w:eastAsiaTheme="minorHAnsi" w:cs="굴림"/>
+          <w:kern w:val="0"/>
+          <w:sz w:val="22"/>
+        </w:rPr>
+        <w:t xml:space="preserve"> </w:t>
+      </w:r>
+      <w:proofErr w:type="spellStart"/>
+      <w:r>
+        <w:rPr>
+          <w:rFonts w:eastAsiaTheme="minorHAnsi" w:cs="굴림"/>
+          <w:kern w:val="0"/>
+          <w:sz w:val="22"/>
+        </w:rPr>
+        <w:t>오일러각</w:t>
+      </w:r>
+      <w:proofErr w:type="spellEnd"/>
+      <w:r>
+        <w:rPr>
+          <w:rFonts w:eastAsiaTheme="minorHAnsi" w:cs="굴림"/>
+          <w:kern w:val="0"/>
+          <w:sz w:val="22"/>
+        </w:rPr>
+        <w:t xml:space="preserve"> 형식 상관없이 y축 회전은 무조건 0,1,0 축을 기준으로 회전해야 눕지 않음</w:t>
+      </w:r>
+    </w:p>
+    <w:p>
+      <w:pPr>
+        <w:widowControl/>
+        <w:wordWrap/>
+        <w:autoSpaceDE/>
+        <w:autoSpaceDN/>
+        <w:spacing w:before="100" w:beforeAutospacing="1" w:after="100" w:afterAutospacing="1" w:line="240" w:lineRule="auto"/>
+        <w:jc w:val="left"/>
+        <w:rPr>
+          <w:rFonts w:eastAsiaTheme="minorHAnsi" w:cs="굴림"/>
+          <w:kern w:val="0"/>
+          <w:sz w:val="22"/>
+        </w:rPr>
+      </w:pPr>
+      <w:r>
+        <w:rPr>
+          <w:rFonts w:eastAsiaTheme="minorHAnsi" w:cs="굴림"/>
+          <w:kern w:val="0"/>
+          <w:sz w:val="22"/>
+        </w:rPr>
+        <w:lastRenderedPageBreak/>
+        <w:t>이에 따라 카메라 전용 회전 함수를 제작하고 해당 함수를 적용해줌</w:t>
+      </w:r>
+    </w:p>
+    <w:p>
+      <w:pPr>
+        <w:widowControl/>
+        <w:wordWrap/>
+        <w:autoSpaceDE/>
+        <w:autoSpaceDN/>
+        <w:spacing w:before="100" w:beforeAutospacing="1" w:after="100" w:afterAutospacing="1" w:line="240" w:lineRule="auto"/>
+        <w:jc w:val="left"/>
+        <w:rPr>
+          <w:rFonts w:eastAsiaTheme="minorHAnsi" w:cs="굴림"/>
+          <w:kern w:val="0"/>
+          <w:sz w:val="22"/>
+        </w:rPr>
+      </w:pPr>
+      <w:r>
+        <w:rPr>
+          <w:rFonts w:eastAsiaTheme="minorHAnsi" w:cs="굴림"/>
+          <w:kern w:val="0"/>
+          <w:sz w:val="22"/>
+        </w:rPr>
+        <w:t xml:space="preserve">void </w:t>
+      </w:r>
+      <w:proofErr w:type="spellStart"/>
+      <w:proofErr w:type="gramStart"/>
+      <w:r>
+        <w:rPr>
+          <w:rFonts w:eastAsiaTheme="minorHAnsi" w:cs="굴림"/>
+          <w:kern w:val="0"/>
+          <w:sz w:val="22"/>
+        </w:rPr>
+        <w:t>TransformComponent</w:t>
+      </w:r>
+      <w:proofErr w:type="spellEnd"/>
+      <w:r>
+        <w:rPr>
+          <w:rFonts w:eastAsiaTheme="minorHAnsi" w:cs="굴림"/>
+          <w:kern w:val="0"/>
+          <w:sz w:val="22"/>
+        </w:rPr>
+        <w:t>::</w:t>
+      </w:r>
+      <w:proofErr w:type="spellStart"/>
+      <w:proofErr w:type="gramEnd"/>
+      <w:r>
+        <w:rPr>
+          <w:rFonts w:eastAsiaTheme="minorHAnsi" w:cs="굴림"/>
+          <w:kern w:val="0"/>
+          <w:sz w:val="22"/>
+        </w:rPr>
+        <w:t>camera_</w:t>
+      </w:r>
+      <w:proofErr w:type="gramStart"/>
+      <w:r>
+        <w:rPr>
+          <w:rFonts w:eastAsiaTheme="minorHAnsi" w:cs="굴림"/>
+          <w:kern w:val="0"/>
+          <w:sz w:val="22"/>
+        </w:rPr>
+        <w:t>rotate</w:t>
+      </w:r>
+      <w:proofErr w:type="spellEnd"/>
+      <w:r>
+        <w:rPr>
+          <w:rFonts w:eastAsiaTheme="minorHAnsi" w:cs="굴림"/>
+          <w:kern w:val="0"/>
+          <w:sz w:val="22"/>
+        </w:rPr>
+        <w:t>(</w:t>
+      </w:r>
+      <w:proofErr w:type="gramEnd"/>
+      <w:r>
+        <w:rPr>
+          <w:rFonts w:eastAsiaTheme="minorHAnsi" w:cs="굴림"/>
+          <w:kern w:val="0"/>
+          <w:sz w:val="22"/>
+        </w:rPr>
+        <w:t>float pitch, float yaw, float roll)</w:t>
+      </w:r>
+    </w:p>
+    <w:p>
+      <w:pPr>
+        <w:widowControl/>
+        <w:wordWrap/>
+        <w:autoSpaceDE/>
+        <w:autoSpaceDN/>
+        <w:spacing w:before="100" w:beforeAutospacing="1" w:after="100" w:afterAutospacing="1" w:line="240" w:lineRule="auto"/>
+        <w:jc w:val="left"/>
+        <w:rPr>
+          <w:rFonts w:eastAsiaTheme="minorHAnsi" w:cs="굴림"/>
+          <w:kern w:val="0"/>
+          <w:sz w:val="22"/>
+        </w:rPr>
+      </w:pPr>
+      <w:r>
+        <w:rPr>
+          <w:rFonts w:eastAsiaTheme="minorHAnsi" w:cs="굴림"/>
+          <w:kern w:val="0"/>
+          <w:sz w:val="22"/>
+        </w:rPr>
+        <w:t>{</w:t>
+      </w:r>
+    </w:p>
+    <w:p>
+      <w:pPr>
+        <w:widowControl/>
+        <w:wordWrap/>
+        <w:autoSpaceDE/>
+        <w:autoSpaceDN/>
+        <w:spacing w:before="100" w:beforeAutospacing="1" w:after="100" w:afterAutospacing="1" w:line="240" w:lineRule="auto"/>
+        <w:jc w:val="left"/>
+        <w:rPr>
+          <w:rFonts w:eastAsiaTheme="minorHAnsi" w:cs="굴림"/>
+          <w:kern w:val="0"/>
+          <w:sz w:val="22"/>
+        </w:rPr>
+      </w:pPr>
+      <w:r>
+        <w:rPr>
+          <w:rFonts w:eastAsiaTheme="minorHAnsi" w:cs="굴림"/>
+          <w:kern w:val="0"/>
+          <w:sz w:val="22"/>
+        </w:rPr>
+        <w:t xml:space="preserve">    static float </w:t>
+      </w:r>
+      <w:proofErr w:type="spellStart"/>
+      <w:r>
+        <w:rPr>
+          <w:rFonts w:eastAsiaTheme="minorHAnsi" w:cs="굴림"/>
+          <w:kern w:val="0"/>
+          <w:sz w:val="22"/>
+        </w:rPr>
+        <w:t>total_yaw_rad</w:t>
+      </w:r>
+      <w:proofErr w:type="spellEnd"/>
+      <w:r>
+        <w:rPr>
+          <w:rFonts w:eastAsiaTheme="minorHAnsi" w:cs="굴림"/>
+          <w:kern w:val="0"/>
+          <w:sz w:val="22"/>
+        </w:rPr>
+        <w:t xml:space="preserve"> = </w:t>
+      </w:r>
+      <w:proofErr w:type="gramStart"/>
+      <w:r>
+        <w:rPr>
+          <w:rFonts w:eastAsiaTheme="minorHAnsi" w:cs="굴림"/>
+          <w:kern w:val="0"/>
+          <w:sz w:val="22"/>
+        </w:rPr>
+        <w:t>0.f;</w:t>
+      </w:r>
+      <w:proofErr w:type="gramEnd"/>
+      <w:r>
+        <w:rPr>
+          <w:rFonts w:eastAsiaTheme="minorHAnsi" w:cs="굴림"/>
+          <w:kern w:val="0"/>
+          <w:sz w:val="22"/>
+        </w:rPr>
+        <w:t xml:space="preserve"> </w:t>
+      </w:r>
+    </w:p>
+    <w:p>
+      <w:pPr>
+        <w:widowControl/>
+        <w:wordWrap/>
+        <w:autoSpaceDE/>
+        <w:autoSpaceDN/>
+        <w:spacing w:before="100" w:beforeAutospacing="1" w:after="100" w:afterAutospacing="1" w:line="240" w:lineRule="auto"/>
+        <w:jc w:val="left"/>
+        <w:rPr>
+          <w:rFonts w:eastAsiaTheme="minorHAnsi" w:cs="굴림"/>
+          <w:kern w:val="0"/>
+          <w:sz w:val="22"/>
+        </w:rPr>
+      </w:pPr>
+      <w:r>
+        <w:rPr>
+          <w:rFonts w:eastAsiaTheme="minorHAnsi" w:cs="굴림"/>
+          <w:kern w:val="0"/>
+          <w:sz w:val="22"/>
+        </w:rPr>
+        <w:t xml:space="preserve">    static float </w:t>
+      </w:r>
+      <w:proofErr w:type="spellStart"/>
+      <w:r>
+        <w:rPr>
+          <w:rFonts w:eastAsiaTheme="minorHAnsi" w:cs="굴림"/>
+          <w:kern w:val="0"/>
+          <w:sz w:val="22"/>
+        </w:rPr>
+        <w:t>total_pitch_</w:t>
+      </w:r>
+      <w:proofErr w:type="gramStart"/>
+      <w:r>
+        <w:rPr>
+          <w:rFonts w:eastAsiaTheme="minorHAnsi" w:cs="굴림"/>
+          <w:kern w:val="0"/>
+          <w:sz w:val="22"/>
+        </w:rPr>
+        <w:t>rad</w:t>
+      </w:r>
+      <w:proofErr w:type="spellEnd"/>
+      <w:proofErr w:type="gramEnd"/>
+      <w:r>
+        <w:rPr>
+          <w:rFonts w:eastAsiaTheme="minorHAnsi" w:cs="굴림"/>
+          <w:kern w:val="0"/>
+          <w:sz w:val="22"/>
+        </w:rPr>
+        <w:t xml:space="preserve"> = </w:t>
+      </w:r>
+      <w:proofErr w:type="gramStart"/>
+      <w:r>
+        <w:rPr>
+          <w:rFonts w:eastAsiaTheme="minorHAnsi" w:cs="굴림"/>
+          <w:kern w:val="0"/>
+          <w:sz w:val="22"/>
+        </w:rPr>
+        <w:t>0.f;</w:t>
+      </w:r>
+      <w:proofErr w:type="gramEnd"/>
+      <w:r>
+        <w:rPr>
+          <w:rFonts w:eastAsiaTheme="minorHAnsi" w:cs="굴림"/>
+          <w:kern w:val="0"/>
+          <w:sz w:val="22"/>
+        </w:rPr>
+        <w:t xml:space="preserve"> </w:t>
+      </w:r>
+    </w:p>
+    <w:p>
+      <w:pPr>
+        <w:widowControl/>
+        <w:wordWrap/>
+        <w:autoSpaceDE/>
+        <w:autoSpaceDN/>
+        <w:spacing w:before="100" w:beforeAutospacing="1" w:after="100" w:afterAutospacing="1" w:line="240" w:lineRule="auto"/>
+        <w:jc w:val="left"/>
+        <w:rPr>
+          <w:rFonts w:eastAsiaTheme="minorHAnsi" w:cs="굴림"/>
+          <w:kern w:val="0"/>
+          <w:sz w:val="22"/>
+        </w:rPr>
+      </w:pPr>
+    </w:p>
+    <w:p>
+      <w:pPr>
+        <w:widowControl/>
+        <w:wordWrap/>
+        <w:autoSpaceDE/>
+        <w:autoSpaceDN/>
+        <w:spacing w:before="100" w:beforeAutospacing="1" w:after="100" w:afterAutospacing="1" w:line="240" w:lineRule="auto"/>
+        <w:jc w:val="left"/>
+        <w:rPr>
+          <w:rFonts w:eastAsiaTheme="minorHAnsi" w:cs="굴림"/>
+          <w:kern w:val="0"/>
+          <w:sz w:val="22"/>
+        </w:rPr>
+      </w:pPr>
+      <w:r>
+        <w:rPr>
+          <w:rFonts w:eastAsiaTheme="minorHAnsi" w:cs="굴림"/>
+          <w:kern w:val="0"/>
+          <w:sz w:val="22"/>
+        </w:rPr>
+        <w:t xml:space="preserve">    </w:t>
+      </w:r>
+      <w:proofErr w:type="spellStart"/>
+      <w:r>
+        <w:rPr>
+          <w:rFonts w:eastAsiaTheme="minorHAnsi" w:cs="굴림"/>
+          <w:kern w:val="0"/>
+          <w:sz w:val="22"/>
+        </w:rPr>
+        <w:t>total_yaw_rad</w:t>
+      </w:r>
+      <w:proofErr w:type="spellEnd"/>
+      <w:r>
+        <w:rPr>
+          <w:rFonts w:eastAsiaTheme="minorHAnsi" w:cs="굴림"/>
+          <w:kern w:val="0"/>
+          <w:sz w:val="22"/>
+        </w:rPr>
+        <w:t xml:space="preserve"> += </w:t>
+      </w:r>
+      <w:proofErr w:type="spellStart"/>
+      <w:r>
+        <w:rPr>
+          <w:rFonts w:eastAsiaTheme="minorHAnsi" w:cs="굴림"/>
+          <w:kern w:val="0"/>
+          <w:sz w:val="22"/>
+        </w:rPr>
+        <w:t>XMConvertToRadians</w:t>
+      </w:r>
+      <w:proofErr w:type="spellEnd"/>
+      <w:r>
+        <w:rPr>
+          <w:rFonts w:eastAsiaTheme="minorHAnsi" w:cs="굴림"/>
+          <w:kern w:val="0"/>
+          <w:sz w:val="22"/>
+        </w:rPr>
+        <w:t>(yaw</w:t>
+      </w:r>
+      <w:proofErr w:type="gramStart"/>
+      <w:r>
+        <w:rPr>
+          <w:rFonts w:eastAsiaTheme="minorHAnsi" w:cs="굴림"/>
+          <w:kern w:val="0"/>
+          <w:sz w:val="22"/>
+        </w:rPr>
+        <w:t>);</w:t>
+      </w:r>
+      <w:proofErr w:type="gramEnd"/>
+    </w:p>
+    <w:p>
+      <w:pPr>
+        <w:widowControl/>
+        <w:wordWrap/>
+        <w:autoSpaceDE/>
+        <w:autoSpaceDN/>
+        <w:spacing w:before="100" w:beforeAutospacing="1" w:after="100" w:afterAutospacing="1" w:line="240" w:lineRule="auto"/>
+        <w:jc w:val="left"/>
+        <w:rPr>
+          <w:rFonts w:eastAsiaTheme="minorHAnsi" w:cs="굴림"/>
+          <w:kern w:val="0"/>
+          <w:sz w:val="22"/>
+        </w:rPr>
+      </w:pPr>
+      <w:r>
+        <w:rPr>
+          <w:rFonts w:eastAsiaTheme="minorHAnsi" w:cs="굴림"/>
+          <w:kern w:val="0"/>
+          <w:sz w:val="22"/>
+        </w:rPr>
+        <w:t xml:space="preserve">    </w:t>
+      </w:r>
+      <w:proofErr w:type="spellStart"/>
+      <w:r>
+        <w:rPr>
+          <w:rFonts w:eastAsiaTheme="minorHAnsi" w:cs="굴림"/>
+          <w:kern w:val="0"/>
+          <w:sz w:val="22"/>
+        </w:rPr>
+        <w:t>total_pitch_</w:t>
+      </w:r>
+      <w:proofErr w:type="gramStart"/>
+      <w:r>
+        <w:rPr>
+          <w:rFonts w:eastAsiaTheme="minorHAnsi" w:cs="굴림"/>
+          <w:kern w:val="0"/>
+          <w:sz w:val="22"/>
+        </w:rPr>
+        <w:t>rad</w:t>
+      </w:r>
+      <w:proofErr w:type="spellEnd"/>
+      <w:proofErr w:type="gramEnd"/>
+      <w:r>
+        <w:rPr>
+          <w:rFonts w:eastAsiaTheme="minorHAnsi" w:cs="굴림"/>
+          <w:kern w:val="0"/>
+          <w:sz w:val="22"/>
+        </w:rPr>
+        <w:t xml:space="preserve"> += </w:t>
+      </w:r>
+      <w:proofErr w:type="spellStart"/>
+      <w:r>
+        <w:rPr>
+          <w:rFonts w:eastAsiaTheme="minorHAnsi" w:cs="굴림"/>
+          <w:kern w:val="0"/>
+          <w:sz w:val="22"/>
+        </w:rPr>
+        <w:t>XMConvertToRadians</w:t>
+      </w:r>
+      <w:proofErr w:type="spellEnd"/>
+      <w:r>
+        <w:rPr>
+          <w:rFonts w:eastAsiaTheme="minorHAnsi" w:cs="굴림"/>
+          <w:kern w:val="0"/>
+          <w:sz w:val="22"/>
+        </w:rPr>
+        <w:t>(pitch</w:t>
+      </w:r>
+      <w:proofErr w:type="gramStart"/>
+      <w:r>
+        <w:rPr>
+          <w:rFonts w:eastAsiaTheme="minorHAnsi" w:cs="굴림"/>
+          <w:kern w:val="0"/>
+          <w:sz w:val="22"/>
+        </w:rPr>
+        <w:t>);</w:t>
+      </w:r>
+      <w:proofErr w:type="gramEnd"/>
+    </w:p>
+    <w:p>
+      <w:pPr>
+        <w:widowControl/>
+        <w:wordWrap/>
+        <w:autoSpaceDE/>
+        <w:autoSpaceDN/>
+        <w:spacing w:before="100" w:beforeAutospacing="1" w:after="100" w:afterAutospacing="1" w:line="240" w:lineRule="auto"/>
+        <w:jc w:val="left"/>
+        <w:rPr>
+          <w:rFonts w:eastAsiaTheme="minorHAnsi" w:cs="굴림"/>
+          <w:kern w:val="0"/>
+          <w:sz w:val="22"/>
+        </w:rPr>
+      </w:pPr>
+    </w:p>
+    <w:p>
+      <w:pPr>
+        <w:widowControl/>
+        <w:wordWrap/>
+        <w:autoSpaceDE/>
+        <w:autoSpaceDN/>
+        <w:spacing w:before="100" w:beforeAutospacing="1" w:after="100" w:afterAutospacing="1" w:line="240" w:lineRule="auto"/>
+        <w:jc w:val="left"/>
+        <w:rPr>
+          <w:rFonts w:eastAsiaTheme="minorHAnsi" w:cs="굴림"/>
+          <w:kern w:val="0"/>
+          <w:sz w:val="22"/>
+        </w:rPr>
+      </w:pPr>
+      <w:r>
+        <w:rPr>
+          <w:rFonts w:eastAsiaTheme="minorHAnsi" w:cs="굴림"/>
+          <w:kern w:val="0"/>
+          <w:sz w:val="22"/>
+        </w:rPr>
+        <w:t xml:space="preserve">    if (</w:t>
+      </w:r>
+      <w:proofErr w:type="spellStart"/>
+      <w:r>
+        <w:rPr>
+          <w:rFonts w:eastAsiaTheme="minorHAnsi" w:cs="굴림"/>
+          <w:kern w:val="0"/>
+          <w:sz w:val="22"/>
+        </w:rPr>
+        <w:t>XMConvertToDegrees</w:t>
+      </w:r>
+      <w:proofErr w:type="spellEnd"/>
+      <w:r>
+        <w:rPr>
+          <w:rFonts w:eastAsiaTheme="minorHAnsi" w:cs="굴림"/>
+          <w:kern w:val="0"/>
+          <w:sz w:val="22"/>
+        </w:rPr>
+        <w:t>(</w:t>
+      </w:r>
+      <w:proofErr w:type="spellStart"/>
+      <w:r>
+        <w:rPr>
+          <w:rFonts w:eastAsiaTheme="minorHAnsi" w:cs="굴림"/>
+          <w:kern w:val="0"/>
+          <w:sz w:val="22"/>
+        </w:rPr>
+        <w:t>total_pitch_</w:t>
+      </w:r>
+      <w:proofErr w:type="gramStart"/>
+      <w:r>
+        <w:rPr>
+          <w:rFonts w:eastAsiaTheme="minorHAnsi" w:cs="굴림"/>
+          <w:kern w:val="0"/>
+          <w:sz w:val="22"/>
+        </w:rPr>
+        <w:t>rad</w:t>
+      </w:r>
+      <w:proofErr w:type="spellEnd"/>
+      <w:proofErr w:type="gramEnd"/>
+      <w:r>
+        <w:rPr>
+          <w:rFonts w:eastAsiaTheme="minorHAnsi" w:cs="굴림"/>
+          <w:kern w:val="0"/>
+          <w:sz w:val="22"/>
+        </w:rPr>
+        <w:t>) &gt; 89</w:t>
+      </w:r>
+      <w:proofErr w:type="gramStart"/>
+      <w:r>
+        <w:rPr>
+          <w:rFonts w:eastAsiaTheme="minorHAnsi" w:cs="굴림"/>
+          <w:kern w:val="0"/>
+          <w:sz w:val="22"/>
+        </w:rPr>
+        <w:t>.f</w:t>
+      </w:r>
+      <w:proofErr w:type="gramEnd"/>
+      <w:r>
+        <w:rPr>
+          <w:rFonts w:eastAsiaTheme="minorHAnsi" w:cs="굴림"/>
+          <w:kern w:val="0"/>
+          <w:sz w:val="22"/>
+        </w:rPr>
+        <w:t>)</w:t>
+      </w:r>
+    </w:p>
+    <w:p>
+      <w:pPr>
+        <w:widowControl/>
+        <w:wordWrap/>
+        <w:autoSpaceDE/>
+        <w:autoSpaceDN/>
+        <w:spacing w:before="100" w:beforeAutospacing="1" w:after="100" w:afterAutospacing="1" w:line="240" w:lineRule="auto"/>
+        <w:jc w:val="left"/>
+        <w:rPr>
+          <w:rFonts w:eastAsiaTheme="minorHAnsi" w:cs="굴림"/>
+          <w:kern w:val="0"/>
+          <w:sz w:val="22"/>
+        </w:rPr>
+      </w:pPr>
+      <w:r>
+        <w:rPr>
+          <w:rFonts w:eastAsiaTheme="minorHAnsi" w:cs="굴림"/>
+          <w:kern w:val="0"/>
+          <w:sz w:val="22"/>
+        </w:rPr>
+        <w:t xml:space="preserve">    {</w:t>
+      </w:r>
+    </w:p>
+    <w:p>
+      <w:pPr>
+        <w:widowControl/>
+        <w:wordWrap/>
+        <w:autoSpaceDE/>
+        <w:autoSpaceDN/>
+        <w:spacing w:before="100" w:beforeAutospacing="1" w:after="100" w:afterAutospacing="1" w:line="240" w:lineRule="auto"/>
+        <w:jc w:val="left"/>
+        <w:rPr>
+          <w:rFonts w:eastAsiaTheme="minorHAnsi" w:cs="굴림"/>
+          <w:kern w:val="0"/>
+          <w:sz w:val="22"/>
+        </w:rPr>
+      </w:pPr>
+      <w:r>
+        <w:rPr>
+          <w:rFonts w:eastAsiaTheme="minorHAnsi" w:cs="굴림"/>
+          <w:kern w:val="0"/>
+          <w:sz w:val="22"/>
+        </w:rPr>
+        <w:t xml:space="preserve">        </w:t>
+      </w:r>
+      <w:proofErr w:type="spellStart"/>
+      <w:r>
+        <w:rPr>
+          <w:rFonts w:eastAsiaTheme="minorHAnsi" w:cs="굴림"/>
+          <w:kern w:val="0"/>
+          <w:sz w:val="22"/>
+        </w:rPr>
+        <w:t>total_pitch_</w:t>
+      </w:r>
+      <w:proofErr w:type="gramStart"/>
+      <w:r>
+        <w:rPr>
+          <w:rFonts w:eastAsiaTheme="minorHAnsi" w:cs="굴림"/>
+          <w:kern w:val="0"/>
+          <w:sz w:val="22"/>
+        </w:rPr>
+        <w:t>rad</w:t>
+      </w:r>
+      <w:proofErr w:type="spellEnd"/>
+      <w:proofErr w:type="gramEnd"/>
+      <w:r>
+        <w:rPr>
+          <w:rFonts w:eastAsiaTheme="minorHAnsi" w:cs="굴림"/>
+          <w:kern w:val="0"/>
+          <w:sz w:val="22"/>
+        </w:rPr>
+        <w:t xml:space="preserve"> = </w:t>
+      </w:r>
+      <w:proofErr w:type="spellStart"/>
+      <w:proofErr w:type="gramStart"/>
+      <w:r>
+        <w:rPr>
+          <w:rFonts w:eastAsiaTheme="minorHAnsi" w:cs="굴림"/>
+          <w:kern w:val="0"/>
+          <w:sz w:val="22"/>
+        </w:rPr>
+        <w:t>XMConvertToRadians</w:t>
+      </w:r>
+      <w:proofErr w:type="spellEnd"/>
+      <w:r>
+        <w:rPr>
+          <w:rFonts w:eastAsiaTheme="minorHAnsi" w:cs="굴림"/>
+          <w:kern w:val="0"/>
+          <w:sz w:val="22"/>
+        </w:rPr>
+        <w:t>(</w:t>
+      </w:r>
+      <w:proofErr w:type="gramEnd"/>
+      <w:r>
+        <w:rPr>
+          <w:rFonts w:eastAsiaTheme="minorHAnsi" w:cs="굴림"/>
+          <w:kern w:val="0"/>
+          <w:sz w:val="22"/>
+        </w:rPr>
+        <w:t>89.f</w:t>
+      </w:r>
+      <w:proofErr w:type="gramStart"/>
+      <w:r>
+        <w:rPr>
+          <w:rFonts w:eastAsiaTheme="minorHAnsi" w:cs="굴림"/>
+          <w:kern w:val="0"/>
+          <w:sz w:val="22"/>
+        </w:rPr>
+        <w:t>);</w:t>
+      </w:r>
+      <w:proofErr w:type="gramEnd"/>
+    </w:p>
+    <w:p>
+      <w:pPr>
+        <w:widowControl/>
+        <w:wordWrap/>
+        <w:autoSpaceDE/>
+        <w:autoSpaceDN/>
+        <w:spacing w:before="100" w:beforeAutospacing="1" w:after="100" w:afterAutospacing="1" w:line="240" w:lineRule="auto"/>
+        <w:jc w:val="left"/>
+        <w:rPr>
+          <w:rFonts w:eastAsiaTheme="minorHAnsi" w:cs="굴림"/>
+          <w:kern w:val="0"/>
+          <w:sz w:val="22"/>
+        </w:rPr>
+      </w:pPr>
+      <w:r>
+        <w:rPr>
+          <w:rFonts w:eastAsiaTheme="minorHAnsi" w:cs="굴림"/>
+          <w:kern w:val="0"/>
+          <w:sz w:val="22"/>
+        </w:rPr>
+        <w:t xml:space="preserve">    }</w:t>
+      </w:r>
+    </w:p>
+    <w:p>
+      <w:pPr>
+        <w:widowControl/>
+        <w:wordWrap/>
+        <w:autoSpaceDE/>
+        <w:autoSpaceDN/>
+        <w:spacing w:before="100" w:beforeAutospacing="1" w:after="100" w:afterAutospacing="1" w:line="240" w:lineRule="auto"/>
+        <w:jc w:val="left"/>
+        <w:rPr>
+          <w:rFonts w:eastAsiaTheme="minorHAnsi" w:cs="굴림"/>
+          <w:kern w:val="0"/>
+          <w:sz w:val="22"/>
+        </w:rPr>
+      </w:pPr>
+      <w:r>
+        <w:rPr>
+          <w:rFonts w:eastAsiaTheme="minorHAnsi" w:cs="굴림"/>
+          <w:kern w:val="0"/>
+          <w:sz w:val="22"/>
+        </w:rPr>
+        <w:t xml:space="preserve">    else if (</w:t>
+      </w:r>
+      <w:proofErr w:type="spellStart"/>
+      <w:r>
+        <w:rPr>
+          <w:rFonts w:eastAsiaTheme="minorHAnsi" w:cs="굴림"/>
+          <w:kern w:val="0"/>
+          <w:sz w:val="22"/>
+        </w:rPr>
+        <w:t>XMConvertToDegrees</w:t>
+      </w:r>
+      <w:proofErr w:type="spellEnd"/>
+      <w:r>
+        <w:rPr>
+          <w:rFonts w:eastAsiaTheme="minorHAnsi" w:cs="굴림"/>
+          <w:kern w:val="0"/>
+          <w:sz w:val="22"/>
+        </w:rPr>
+        <w:t>(</w:t>
+      </w:r>
+      <w:proofErr w:type="spellStart"/>
+      <w:r>
+        <w:rPr>
+          <w:rFonts w:eastAsiaTheme="minorHAnsi" w:cs="굴림"/>
+          <w:kern w:val="0"/>
+          <w:sz w:val="22"/>
+        </w:rPr>
+        <w:t>total_pitch_</w:t>
+      </w:r>
+      <w:proofErr w:type="gramStart"/>
+      <w:r>
+        <w:rPr>
+          <w:rFonts w:eastAsiaTheme="minorHAnsi" w:cs="굴림"/>
+          <w:kern w:val="0"/>
+          <w:sz w:val="22"/>
+        </w:rPr>
+        <w:t>rad</w:t>
+      </w:r>
+      <w:proofErr w:type="spellEnd"/>
+      <w:proofErr w:type="gramEnd"/>
+      <w:r>
+        <w:rPr>
+          <w:rFonts w:eastAsiaTheme="minorHAnsi" w:cs="굴림"/>
+          <w:kern w:val="0"/>
+          <w:sz w:val="22"/>
+        </w:rPr>
+        <w:t>) &lt; -</w:t>
+      </w:r>
+      <w:proofErr w:type="gramStart"/>
+      <w:r>
+        <w:rPr>
+          <w:rFonts w:eastAsiaTheme="minorHAnsi" w:cs="굴림"/>
+          <w:kern w:val="0"/>
+          <w:sz w:val="22"/>
+        </w:rPr>
+        <w:t>89.f</w:t>
+      </w:r>
+      <w:proofErr w:type="gramEnd"/>
+      <w:r>
+        <w:rPr>
+          <w:rFonts w:eastAsiaTheme="minorHAnsi" w:cs="굴림"/>
+          <w:kern w:val="0"/>
+          <w:sz w:val="22"/>
+        </w:rPr>
+        <w:t>)</w:t>
+      </w:r>
+    </w:p>
+    <w:p>
+      <w:pPr>
+        <w:widowControl/>
+        <w:wordWrap/>
+        <w:autoSpaceDE/>
+        <w:autoSpaceDN/>
+        <w:spacing w:before="100" w:beforeAutospacing="1" w:after="100" w:afterAutospacing="1" w:line="240" w:lineRule="auto"/>
+        <w:jc w:val="left"/>
+        <w:rPr>
+          <w:rFonts w:eastAsiaTheme="minorHAnsi" w:cs="굴림"/>
+          <w:kern w:val="0"/>
+          <w:sz w:val="22"/>
+        </w:rPr>
+      </w:pPr>
+      <w:r>
+        <w:rPr>
+          <w:rFonts w:eastAsiaTheme="minorHAnsi" w:cs="굴림"/>
+          <w:kern w:val="0"/>
+          <w:sz w:val="22"/>
+        </w:rPr>
+        <w:t xml:space="preserve">    {</w:t>
+      </w:r>
+    </w:p>
+    <w:p>
+      <w:pPr>
+        <w:widowControl/>
+        <w:wordWrap/>
+        <w:autoSpaceDE/>
+        <w:autoSpaceDN/>
+        <w:spacing w:before="100" w:beforeAutospacing="1" w:after="100" w:afterAutospacing="1" w:line="240" w:lineRule="auto"/>
+        <w:jc w:val="left"/>
+        <w:rPr>
+          <w:rFonts w:eastAsiaTheme="minorHAnsi" w:cs="굴림"/>
+          <w:kern w:val="0"/>
+          <w:sz w:val="22"/>
+        </w:rPr>
+      </w:pPr>
+      <w:r>
+        <w:rPr>
+          <w:rFonts w:eastAsiaTheme="minorHAnsi" w:cs="굴림"/>
+          <w:kern w:val="0"/>
+          <w:sz w:val="22"/>
+        </w:rPr>
+        <w:t xml:space="preserve">        </w:t>
+      </w:r>
+      <w:proofErr w:type="spellStart"/>
+      <w:r>
+        <w:rPr>
+          <w:rFonts w:eastAsiaTheme="minorHAnsi" w:cs="굴림"/>
+          <w:kern w:val="0"/>
+          <w:sz w:val="22"/>
+        </w:rPr>
+        <w:t>total_pitch_</w:t>
+      </w:r>
+      <w:proofErr w:type="gramStart"/>
+      <w:r>
+        <w:rPr>
+          <w:rFonts w:eastAsiaTheme="minorHAnsi" w:cs="굴림"/>
+          <w:kern w:val="0"/>
+          <w:sz w:val="22"/>
+        </w:rPr>
+        <w:t>rad</w:t>
+      </w:r>
+      <w:proofErr w:type="spellEnd"/>
+      <w:proofErr w:type="gramEnd"/>
+      <w:r>
+        <w:rPr>
+          <w:rFonts w:eastAsiaTheme="minorHAnsi" w:cs="굴림"/>
+          <w:kern w:val="0"/>
+          <w:sz w:val="22"/>
+        </w:rPr>
+        <w:t xml:space="preserve"> = </w:t>
+      </w:r>
+      <w:proofErr w:type="spellStart"/>
+      <w:r>
+        <w:rPr>
+          <w:rFonts w:eastAsiaTheme="minorHAnsi" w:cs="굴림"/>
+          <w:kern w:val="0"/>
+          <w:sz w:val="22"/>
+        </w:rPr>
+        <w:t>XMConvertToRadians</w:t>
+      </w:r>
+      <w:proofErr w:type="spellEnd"/>
+      <w:r>
+        <w:rPr>
+          <w:rFonts w:eastAsiaTheme="minorHAnsi" w:cs="굴림"/>
+          <w:kern w:val="0"/>
+          <w:sz w:val="22"/>
+        </w:rPr>
+        <w:t>(-</w:t>
+      </w:r>
+      <w:proofErr w:type="gramStart"/>
+      <w:r>
+        <w:rPr>
+          <w:rFonts w:eastAsiaTheme="minorHAnsi" w:cs="굴림"/>
+          <w:kern w:val="0"/>
+          <w:sz w:val="22"/>
+        </w:rPr>
+        <w:t>89.f);</w:t>
+      </w:r>
+      <w:proofErr w:type="gramEnd"/>
+    </w:p>
+    <w:p>
+      <w:pPr>
+        <w:widowControl/>
+        <w:wordWrap/>
+        <w:autoSpaceDE/>
+        <w:autoSpaceDN/>
+        <w:spacing w:before="100" w:beforeAutospacing="1" w:after="100" w:afterAutospacing="1" w:line="240" w:lineRule="auto"/>
+        <w:jc w:val="left"/>
+        <w:rPr>
+          <w:rFonts w:eastAsiaTheme="minorHAnsi" w:cs="굴림"/>
+          <w:kern w:val="0"/>
+          <w:sz w:val="22"/>
+        </w:rPr>
+      </w:pPr>
+      <w:r>
+        <w:rPr>
+          <w:rFonts w:eastAsiaTheme="minorHAnsi" w:cs="굴림"/>
+          <w:kern w:val="0"/>
+          <w:sz w:val="22"/>
+        </w:rPr>
+        <w:t xml:space="preserve">    }</w:t>
+      </w:r>
+    </w:p>
+    <w:p>
+      <w:pPr>
+        <w:widowControl/>
+        <w:wordWrap/>
+        <w:autoSpaceDE/>
+        <w:autoSpaceDN/>
+        <w:spacing w:before="100" w:beforeAutospacing="1" w:after="100" w:afterAutospacing="1" w:line="240" w:lineRule="auto"/>
+        <w:jc w:val="left"/>
+        <w:rPr>
+          <w:rFonts w:eastAsiaTheme="minorHAnsi" w:cs="굴림"/>
+          <w:kern w:val="0"/>
+          <w:sz w:val="22"/>
+        </w:rPr>
+      </w:pPr>
+    </w:p>
+    <w:p>
+      <w:pPr>
+        <w:widowControl/>
+        <w:wordWrap/>
+        <w:autoSpaceDE/>
+        <w:autoSpaceDN/>
+        <w:spacing w:before="100" w:beforeAutospacing="1" w:after="100" w:afterAutospacing="1" w:line="240" w:lineRule="auto"/>
+        <w:jc w:val="left"/>
+        <w:rPr>
+          <w:rFonts w:eastAsiaTheme="minorHAnsi" w:cs="굴림"/>
+          <w:kern w:val="0"/>
+          <w:sz w:val="22"/>
+        </w:rPr>
+      </w:pPr>
+      <w:r>
+        <w:rPr>
+          <w:rFonts w:eastAsiaTheme="minorHAnsi" w:cs="굴림"/>
+          <w:kern w:val="0"/>
+          <w:sz w:val="22"/>
+        </w:rPr>
+        <w:t xml:space="preserve">    </w:t>
+      </w:r>
+      <w:proofErr w:type="gramStart"/>
+      <w:r>
+        <w:rPr>
+          <w:rFonts w:eastAsiaTheme="minorHAnsi" w:cs="굴림"/>
+          <w:kern w:val="0"/>
+          <w:sz w:val="22"/>
+        </w:rPr>
+        <w:t>// Yaw</w:t>
+      </w:r>
+      <w:proofErr w:type="gramEnd"/>
+      <w:r>
+        <w:rPr>
+          <w:rFonts w:eastAsiaTheme="minorHAnsi" w:cs="굴림"/>
+          <w:kern w:val="0"/>
+          <w:sz w:val="22"/>
+        </w:rPr>
+        <w:t>는 항상 월드 Y축(0,1,0)을 기준으로 합니다.</w:t>
+      </w:r>
+    </w:p>
+    <w:p>
+      <w:pPr>
+        <w:widowControl/>
+        <w:wordWrap/>
+        <w:autoSpaceDE/>
+        <w:autoSpaceDN/>
+        <w:spacing w:before="100" w:beforeAutospacing="1" w:after="100" w:afterAutospacing="1" w:line="240" w:lineRule="auto"/>
+        <w:jc w:val="left"/>
+        <w:rPr>
+          <w:rFonts w:eastAsiaTheme="minorHAnsi" w:cs="굴림"/>
+          <w:kern w:val="0"/>
+          <w:sz w:val="22"/>
+        </w:rPr>
+      </w:pPr>
+      <w:r>
+        <w:rPr>
+          <w:rFonts w:eastAsiaTheme="minorHAnsi" w:cs="굴림"/>
+          <w:kern w:val="0"/>
+          <w:sz w:val="22"/>
+        </w:rPr>
+        <w:t xml:space="preserve">    XMVECTOR </w:t>
+      </w:r>
+      <w:proofErr w:type="spellStart"/>
+      <w:r>
+        <w:rPr>
+          <w:rFonts w:eastAsiaTheme="minorHAnsi" w:cs="굴림"/>
+          <w:kern w:val="0"/>
+          <w:sz w:val="22"/>
+        </w:rPr>
+        <w:t>yaw_quat</w:t>
+      </w:r>
+      <w:proofErr w:type="spellEnd"/>
+      <w:r>
+        <w:rPr>
+          <w:rFonts w:eastAsiaTheme="minorHAnsi" w:cs="굴림"/>
+          <w:kern w:val="0"/>
+          <w:sz w:val="22"/>
+        </w:rPr>
+        <w:t xml:space="preserve"> = </w:t>
+      </w:r>
+      <w:proofErr w:type="spellStart"/>
+      <w:proofErr w:type="gramStart"/>
+      <w:r>
+        <w:rPr>
+          <w:rFonts w:eastAsiaTheme="minorHAnsi" w:cs="굴림"/>
+          <w:kern w:val="0"/>
+          <w:sz w:val="22"/>
+        </w:rPr>
+        <w:t>XMQuaternionRotationAxis</w:t>
+      </w:r>
+      <w:proofErr w:type="spellEnd"/>
+      <w:r>
+        <w:rPr>
+          <w:rFonts w:eastAsiaTheme="minorHAnsi" w:cs="굴림"/>
+          <w:kern w:val="0"/>
+          <w:sz w:val="22"/>
+        </w:rPr>
+        <w:t>(</w:t>
+      </w:r>
+      <w:proofErr w:type="gramEnd"/>
+    </w:p>
+    <w:p>
+      <w:pPr>
+        <w:widowControl/>
+        <w:wordWrap/>
+        <w:autoSpaceDE/>
+        <w:autoSpaceDN/>
+        <w:spacing w:before="100" w:beforeAutospacing="1" w:after="100" w:afterAutospacing="1" w:line="240" w:lineRule="auto"/>
+        <w:jc w:val="left"/>
+        <w:rPr>
+          <w:rFonts w:eastAsiaTheme="minorHAnsi" w:cs="굴림"/>
+          <w:kern w:val="0"/>
+          <w:sz w:val="22"/>
+        </w:rPr>
+      </w:pPr>
+      <w:r>
+        <w:rPr>
+          <w:rFonts w:eastAsiaTheme="minorHAnsi" w:cs="굴림"/>
+          <w:kern w:val="0"/>
+          <w:sz w:val="22"/>
+        </w:rPr>
+        <w:t xml:space="preserve">        </w:t>
+      </w:r>
+      <w:proofErr w:type="spellStart"/>
+      <w:proofErr w:type="gramStart"/>
+      <w:r>
+        <w:rPr>
+          <w:rFonts w:eastAsiaTheme="minorHAnsi" w:cs="굴림"/>
+          <w:kern w:val="0"/>
+          <w:sz w:val="22"/>
+        </w:rPr>
+        <w:t>XMVectorSet</w:t>
+      </w:r>
+      <w:proofErr w:type="spellEnd"/>
+      <w:r>
+        <w:rPr>
+          <w:rFonts w:eastAsiaTheme="minorHAnsi" w:cs="굴림"/>
+          <w:kern w:val="0"/>
+          <w:sz w:val="22"/>
+        </w:rPr>
+        <w:t>(</w:t>
+      </w:r>
+      <w:proofErr w:type="gramEnd"/>
+      <w:r>
+        <w:rPr>
+          <w:rFonts w:eastAsiaTheme="minorHAnsi" w:cs="굴림"/>
+          <w:kern w:val="0"/>
+          <w:sz w:val="22"/>
+        </w:rPr>
+        <w:t>0.0f, 1.0f, 0.0f, 0.0f),</w:t>
+      </w:r>
+    </w:p>
+    <w:p>
+      <w:pPr>
+        <w:widowControl/>
+        <w:wordWrap/>
+        <w:autoSpaceDE/>
+        <w:autoSpaceDN/>
+        <w:spacing w:before="100" w:beforeAutospacing="1" w:after="100" w:afterAutospacing="1" w:line="240" w:lineRule="auto"/>
+        <w:jc w:val="left"/>
+        <w:rPr>
+          <w:rFonts w:eastAsiaTheme="minorHAnsi" w:cs="굴림"/>
+          <w:kern w:val="0"/>
+          <w:sz w:val="22"/>
+        </w:rPr>
+      </w:pPr>
+      <w:r>
+        <w:rPr>
+          <w:rFonts w:eastAsiaTheme="minorHAnsi" w:cs="굴림"/>
+          <w:kern w:val="0"/>
+          <w:sz w:val="22"/>
+        </w:rPr>
+        <w:t xml:space="preserve">        </w:t>
+      </w:r>
+      <w:proofErr w:type="spellStart"/>
+      <w:r>
+        <w:rPr>
+          <w:rFonts w:eastAsiaTheme="minorHAnsi" w:cs="굴림"/>
+          <w:kern w:val="0"/>
+          <w:sz w:val="22"/>
+        </w:rPr>
+        <w:t>total_yaw_rad</w:t>
+      </w:r>
+      <w:proofErr w:type="spellEnd"/>
+    </w:p>
+    <w:p>
+      <w:pPr>
+        <w:widowControl/>
+        <w:wordWrap/>
+        <w:autoSpaceDE/>
+        <w:autoSpaceDN/>
+        <w:spacing w:before="100" w:beforeAutospacing="1" w:after="100" w:afterAutospacing="1" w:line="240" w:lineRule="auto"/>
+        <w:jc w:val="left"/>
+        <w:rPr>
+          <w:rFonts w:eastAsiaTheme="minorHAnsi" w:cs="굴림"/>
+          <w:kern w:val="0"/>
+          <w:sz w:val="22"/>
+        </w:rPr>
+      </w:pPr>
+      <w:r>
+        <w:rPr>
+          <w:rFonts w:eastAsiaTheme="minorHAnsi" w:cs="굴림"/>
+          <w:kern w:val="0"/>
+          <w:sz w:val="22"/>
+        </w:rPr>
+        <w:t xml:space="preserve">    );</w:t>
+      </w:r>
+    </w:p>
+    <w:p>
+      <w:pPr>
+        <w:widowControl/>
+        <w:wordWrap/>
+        <w:autoSpaceDE/>
+        <w:autoSpaceDN/>
+        <w:spacing w:before="100" w:beforeAutospacing="1" w:after="100" w:afterAutospacing="1" w:line="240" w:lineRule="auto"/>
+        <w:jc w:val="left"/>
+        <w:rPr>
+          <w:rFonts w:eastAsiaTheme="minorHAnsi" w:cs="굴림"/>
+          <w:kern w:val="0"/>
+          <w:sz w:val="22"/>
+        </w:rPr>
+      </w:pPr>
+    </w:p>
+    <w:p>
+      <w:pPr>
+        <w:widowControl/>
+        <w:wordWrap/>
+        <w:autoSpaceDE/>
+        <w:autoSpaceDN/>
+        <w:spacing w:before="100" w:beforeAutospacing="1" w:after="100" w:afterAutospacing="1" w:line="240" w:lineRule="auto"/>
+        <w:jc w:val="left"/>
+        <w:rPr>
+          <w:rFonts w:eastAsiaTheme="minorHAnsi" w:cs="굴림"/>
+          <w:kern w:val="0"/>
+          <w:sz w:val="22"/>
+        </w:rPr>
+      </w:pPr>
+      <w:r>
+        <w:rPr>
+          <w:rFonts w:eastAsiaTheme="minorHAnsi" w:cs="굴림"/>
+          <w:kern w:val="0"/>
+          <w:sz w:val="22"/>
+        </w:rPr>
+        <w:t xml:space="preserve">    </w:t>
+      </w:r>
+      <w:proofErr w:type="gramStart"/>
+      <w:r>
+        <w:rPr>
+          <w:rFonts w:eastAsiaTheme="minorHAnsi" w:cs="굴림"/>
+          <w:kern w:val="0"/>
+          <w:sz w:val="22"/>
+        </w:rPr>
+        <w:t>// Pitch</w:t>
+      </w:r>
+      <w:proofErr w:type="gramEnd"/>
+      <w:r>
+        <w:rPr>
+          <w:rFonts w:eastAsiaTheme="minorHAnsi" w:cs="굴림"/>
+          <w:kern w:val="0"/>
+          <w:sz w:val="22"/>
+        </w:rPr>
+        <w:t>는 로컬 X축(1,0,0)을 기준으로 합니다.</w:t>
+      </w:r>
+    </w:p>
+    <w:p>
+      <w:pPr>
+        <w:widowControl/>
+        <w:wordWrap/>
+        <w:autoSpaceDE/>
+        <w:autoSpaceDN/>
+        <w:spacing w:before="100" w:beforeAutospacing="1" w:after="100" w:afterAutospacing="1" w:line="240" w:lineRule="auto"/>
+        <w:jc w:val="left"/>
+        <w:rPr>
+          <w:rFonts w:eastAsiaTheme="minorHAnsi" w:cs="굴림"/>
+          <w:kern w:val="0"/>
+          <w:sz w:val="22"/>
+        </w:rPr>
+      </w:pPr>
+      <w:r>
+        <w:rPr>
+          <w:rFonts w:eastAsiaTheme="minorHAnsi" w:cs="굴림"/>
+          <w:kern w:val="0"/>
+          <w:sz w:val="22"/>
+        </w:rPr>
+        <w:t xml:space="preserve">    XMVECTOR </w:t>
+      </w:r>
+      <w:proofErr w:type="spellStart"/>
+      <w:r>
+        <w:rPr>
+          <w:rFonts w:eastAsiaTheme="minorHAnsi" w:cs="굴림"/>
+          <w:kern w:val="0"/>
+          <w:sz w:val="22"/>
+        </w:rPr>
+        <w:t>pitch_quat</w:t>
+      </w:r>
+      <w:proofErr w:type="spellEnd"/>
+      <w:r>
+        <w:rPr>
+          <w:rFonts w:eastAsiaTheme="minorHAnsi" w:cs="굴림"/>
+          <w:kern w:val="0"/>
+          <w:sz w:val="22"/>
+        </w:rPr>
+        <w:t xml:space="preserve"> = </w:t>
+      </w:r>
+      <w:proofErr w:type="spellStart"/>
+      <w:proofErr w:type="gramStart"/>
+      <w:r>
+        <w:rPr>
+          <w:rFonts w:eastAsiaTheme="minorHAnsi" w:cs="굴림"/>
+          <w:kern w:val="0"/>
+          <w:sz w:val="22"/>
+        </w:rPr>
+        <w:t>XMQuaternionRotationAxis</w:t>
+      </w:r>
+      <w:proofErr w:type="spellEnd"/>
+      <w:r>
+        <w:rPr>
+          <w:rFonts w:eastAsiaTheme="minorHAnsi" w:cs="굴림"/>
+          <w:kern w:val="0"/>
+          <w:sz w:val="22"/>
+        </w:rPr>
+        <w:t>(</w:t>
+      </w:r>
+      <w:proofErr w:type="gramEnd"/>
+    </w:p>
+    <w:p>
+      <w:pPr>
+        <w:widowControl/>
+        <w:wordWrap/>
+        <w:autoSpaceDE/>
+        <w:autoSpaceDN/>
+        <w:spacing w:before="100" w:beforeAutospacing="1" w:after="100" w:afterAutospacing="1" w:line="240" w:lineRule="auto"/>
+        <w:jc w:val="left"/>
+        <w:rPr>
+          <w:rFonts w:eastAsiaTheme="minorHAnsi" w:cs="굴림"/>
+          <w:kern w:val="0"/>
+          <w:sz w:val="22"/>
+        </w:rPr>
+      </w:pPr>
+      <w:r>
+        <w:rPr>
+          <w:rFonts w:eastAsiaTheme="minorHAnsi" w:cs="굴림"/>
+          <w:kern w:val="0"/>
+          <w:sz w:val="22"/>
+        </w:rPr>
+        <w:t xml:space="preserve">        </w:t>
+      </w:r>
+      <w:proofErr w:type="spellStart"/>
+      <w:proofErr w:type="gramStart"/>
+      <w:r>
+        <w:rPr>
+          <w:rFonts w:eastAsiaTheme="minorHAnsi" w:cs="굴림"/>
+          <w:kern w:val="0"/>
+          <w:sz w:val="22"/>
+        </w:rPr>
+        <w:t>XMVectorSet</w:t>
+      </w:r>
+      <w:proofErr w:type="spellEnd"/>
+      <w:r>
+        <w:rPr>
+          <w:rFonts w:eastAsiaTheme="minorHAnsi" w:cs="굴림"/>
+          <w:kern w:val="0"/>
+          <w:sz w:val="22"/>
+        </w:rPr>
+        <w:t>(</w:t>
+      </w:r>
+      <w:proofErr w:type="gramEnd"/>
+      <w:r>
+        <w:rPr>
+          <w:rFonts w:eastAsiaTheme="minorHAnsi" w:cs="굴림"/>
+          <w:kern w:val="0"/>
+          <w:sz w:val="22"/>
+        </w:rPr>
+        <w:t>1.0f, 0.0f, 0.0f, 0.0f),</w:t>
+      </w:r>
+    </w:p>
+    <w:p>
+      <w:pPr>
+        <w:widowControl/>
+        <w:wordWrap/>
+        <w:autoSpaceDE/>
+        <w:autoSpaceDN/>
+        <w:spacing w:before="100" w:beforeAutospacing="1" w:after="100" w:afterAutospacing="1" w:line="240" w:lineRule="auto"/>
+        <w:jc w:val="left"/>
+        <w:rPr>
+          <w:rFonts w:eastAsiaTheme="minorHAnsi" w:cs="굴림"/>
+          <w:kern w:val="0"/>
+          <w:sz w:val="22"/>
+        </w:rPr>
+      </w:pPr>
+      <w:r>
+        <w:rPr>
+          <w:rFonts w:eastAsiaTheme="minorHAnsi" w:cs="굴림"/>
+          <w:kern w:val="0"/>
+          <w:sz w:val="22"/>
+        </w:rPr>
+        <w:t xml:space="preserve">        </w:t>
+      </w:r>
+      <w:proofErr w:type="spellStart"/>
+      <w:r>
+        <w:rPr>
+          <w:rFonts w:eastAsiaTheme="minorHAnsi" w:cs="굴림"/>
+          <w:kern w:val="0"/>
+          <w:sz w:val="22"/>
+        </w:rPr>
+        <w:t>total_pitch_</w:t>
+      </w:r>
+      <w:proofErr w:type="gramStart"/>
+      <w:r>
+        <w:rPr>
+          <w:rFonts w:eastAsiaTheme="minorHAnsi" w:cs="굴림"/>
+          <w:kern w:val="0"/>
+          <w:sz w:val="22"/>
+        </w:rPr>
+        <w:t>rad</w:t>
+      </w:r>
+      <w:proofErr w:type="spellEnd"/>
+      <w:proofErr w:type="gramEnd"/>
+    </w:p>
+    <w:p>
+      <w:pPr>
+        <w:widowControl/>
+        <w:wordWrap/>
+        <w:autoSpaceDE/>
+        <w:autoSpaceDN/>
+        <w:spacing w:before="100" w:beforeAutospacing="1" w:after="100" w:afterAutospacing="1" w:line="240" w:lineRule="auto"/>
+        <w:jc w:val="left"/>
+        <w:rPr>
+          <w:rFonts w:eastAsiaTheme="minorHAnsi" w:cs="굴림"/>
+          <w:kern w:val="0"/>
+          <w:sz w:val="22"/>
+        </w:rPr>
+      </w:pPr>
+      <w:r>
+        <w:rPr>
+          <w:rFonts w:eastAsiaTheme="minorHAnsi" w:cs="굴림"/>
+          <w:kern w:val="0"/>
+          <w:sz w:val="22"/>
+        </w:rPr>
+        <w:t xml:space="preserve">    );</w:t>
+      </w:r>
+    </w:p>
+    <w:p>
+      <w:pPr>
+        <w:widowControl/>
+        <w:wordWrap/>
+        <w:autoSpaceDE/>
+        <w:autoSpaceDN/>
+        <w:spacing w:before="100" w:beforeAutospacing="1" w:after="100" w:afterAutospacing="1" w:line="240" w:lineRule="auto"/>
+        <w:jc w:val="left"/>
+        <w:rPr>
+          <w:rFonts w:eastAsiaTheme="minorHAnsi" w:cs="굴림"/>
+          <w:kern w:val="0"/>
+          <w:sz w:val="22"/>
+        </w:rPr>
+      </w:pPr>
+    </w:p>
+    <w:p>
+      <w:pPr>
+        <w:widowControl/>
+        <w:wordWrap/>
+        <w:autoSpaceDE/>
+        <w:autoSpaceDN/>
+        <w:spacing w:before="100" w:beforeAutospacing="1" w:after="100" w:afterAutospacing="1" w:line="240" w:lineRule="auto"/>
+        <w:jc w:val="left"/>
+        <w:rPr>
+          <w:rFonts w:eastAsiaTheme="minorHAnsi" w:cs="굴림"/>
+          <w:kern w:val="0"/>
+          <w:sz w:val="22"/>
+        </w:rPr>
+      </w:pPr>
+      <w:r>
+        <w:rPr>
+          <w:rFonts w:eastAsiaTheme="minorHAnsi" w:cs="굴림"/>
+          <w:kern w:val="0"/>
+          <w:sz w:val="22"/>
+        </w:rPr>
+        <w:t xml:space="preserve">    </w:t>
+      </w:r>
+      <w:proofErr w:type="gramStart"/>
+      <w:r>
+        <w:rPr>
+          <w:rFonts w:eastAsiaTheme="minorHAnsi" w:cs="굴림"/>
+          <w:kern w:val="0"/>
+          <w:sz w:val="22"/>
+        </w:rPr>
+        <w:t>// 최종</w:t>
+      </w:r>
+      <w:proofErr w:type="gramEnd"/>
+      <w:r>
+        <w:rPr>
+          <w:rFonts w:eastAsiaTheme="minorHAnsi" w:cs="굴림"/>
+          <w:kern w:val="0"/>
+          <w:sz w:val="22"/>
+        </w:rPr>
+        <w:t xml:space="preserve"> 회전을 계산하여 _</w:t>
+      </w:r>
+      <w:proofErr w:type="spellStart"/>
+      <w:r>
+        <w:rPr>
+          <w:rFonts w:eastAsiaTheme="minorHAnsi" w:cs="굴림"/>
+          <w:kern w:val="0"/>
+          <w:sz w:val="22"/>
+        </w:rPr>
+        <w:t>localRotation</w:t>
+      </w:r>
+      <w:proofErr w:type="spellEnd"/>
+      <w:r>
+        <w:rPr>
+          <w:rFonts w:eastAsiaTheme="minorHAnsi" w:cs="굴림"/>
+          <w:kern w:val="0"/>
+          <w:sz w:val="22"/>
+        </w:rPr>
+        <w:t>에 '덮어씁니다'. (곱하는 게 아님!)</w:t>
+      </w:r>
+    </w:p>
+    <w:p>
+      <w:pPr>
+        <w:widowControl/>
+        <w:wordWrap/>
+        <w:autoSpaceDE/>
+        <w:autoSpaceDN/>
+        <w:spacing w:before="100" w:beforeAutospacing="1" w:after="100" w:afterAutospacing="1" w:line="240" w:lineRule="auto"/>
+        <w:jc w:val="left"/>
+        <w:rPr>
+          <w:rFonts w:eastAsiaTheme="minorHAnsi" w:cs="굴림"/>
+          <w:kern w:val="0"/>
+          <w:sz w:val="22"/>
+        </w:rPr>
+      </w:pPr>
+      <w:r>
+        <w:rPr>
+          <w:rFonts w:eastAsiaTheme="minorHAnsi" w:cs="굴림"/>
+          <w:kern w:val="0"/>
+          <w:sz w:val="22"/>
+        </w:rPr>
+        <w:t xml:space="preserve">    XMVECTOR </w:t>
+      </w:r>
+      <w:proofErr w:type="spellStart"/>
+      <w:r>
+        <w:rPr>
+          <w:rFonts w:eastAsiaTheme="minorHAnsi" w:cs="굴림"/>
+          <w:kern w:val="0"/>
+          <w:sz w:val="22"/>
+        </w:rPr>
+        <w:t>final_quat</w:t>
+      </w:r>
+      <w:proofErr w:type="spellEnd"/>
+      <w:r>
+        <w:rPr>
+          <w:rFonts w:eastAsiaTheme="minorHAnsi" w:cs="굴림"/>
+          <w:kern w:val="0"/>
+          <w:sz w:val="22"/>
+        </w:rPr>
+        <w:t xml:space="preserve"> = </w:t>
+      </w:r>
+      <w:proofErr w:type="spellStart"/>
+      <w:proofErr w:type="gramStart"/>
+      <w:r>
+        <w:rPr>
+          <w:rFonts w:eastAsiaTheme="minorHAnsi" w:cs="굴림"/>
+          <w:kern w:val="0"/>
+          <w:sz w:val="22"/>
+        </w:rPr>
+        <w:t>XMQuaternionMultiply</w:t>
+      </w:r>
+      <w:proofErr w:type="spellEnd"/>
+      <w:r>
+        <w:rPr>
+          <w:rFonts w:eastAsiaTheme="minorHAnsi" w:cs="굴림"/>
+          <w:kern w:val="0"/>
+          <w:sz w:val="22"/>
+        </w:rPr>
+        <w:t>(</w:t>
+      </w:r>
+      <w:proofErr w:type="spellStart"/>
+      <w:proofErr w:type="gramEnd"/>
+      <w:r>
+        <w:rPr>
+          <w:rFonts w:eastAsiaTheme="minorHAnsi" w:cs="굴림"/>
+          <w:kern w:val="0"/>
+          <w:sz w:val="22"/>
+        </w:rPr>
+        <w:t>pitch_quat</w:t>
+      </w:r>
+      <w:proofErr w:type="spellEnd"/>
+      <w:r>
+        <w:rPr>
+          <w:rFonts w:eastAsiaTheme="minorHAnsi" w:cs="굴림"/>
+          <w:kern w:val="0"/>
+          <w:sz w:val="22"/>
+        </w:rPr>
+        <w:t xml:space="preserve">, </w:t>
+      </w:r>
+      <w:proofErr w:type="spellStart"/>
+      <w:r>
+        <w:rPr>
+          <w:rFonts w:eastAsiaTheme="minorHAnsi" w:cs="굴림"/>
+          <w:kern w:val="0"/>
+          <w:sz w:val="22"/>
+        </w:rPr>
+        <w:t>yaw_quat</w:t>
+      </w:r>
+      <w:proofErr w:type="spellEnd"/>
+      <w:proofErr w:type="gramStart"/>
+      <w:r>
+        <w:rPr>
+          <w:rFonts w:eastAsiaTheme="minorHAnsi" w:cs="굴림"/>
+          <w:kern w:val="0"/>
+          <w:sz w:val="22"/>
+        </w:rPr>
+        <w:t>);</w:t>
+      </w:r>
+      <w:proofErr w:type="gramEnd"/>
+    </w:p>
+    <w:p>
+      <w:pPr>
+        <w:widowControl/>
+        <w:wordWrap/>
+        <w:autoSpaceDE/>
+        <w:autoSpaceDN/>
+        <w:spacing w:before="100" w:beforeAutospacing="1" w:after="100" w:afterAutospacing="1" w:line="240" w:lineRule="auto"/>
+        <w:jc w:val="left"/>
+        <w:rPr>
+          <w:rFonts w:eastAsiaTheme="minorHAnsi" w:cs="굴림"/>
+          <w:kern w:val="0"/>
+          <w:sz w:val="22"/>
+        </w:rPr>
+      </w:pPr>
+      <w:r>
+        <w:rPr>
+          <w:rFonts w:eastAsiaTheme="minorHAnsi" w:cs="굴림"/>
+          <w:kern w:val="0"/>
+          <w:sz w:val="22"/>
+        </w:rPr>
+        <w:t xml:space="preserve">    XMStoreFloat4(&amp;_</w:t>
+      </w:r>
+      <w:proofErr w:type="spellStart"/>
+      <w:r>
+        <w:rPr>
+          <w:rFonts w:eastAsiaTheme="minorHAnsi" w:cs="굴림"/>
+          <w:kern w:val="0"/>
+          <w:sz w:val="22"/>
+        </w:rPr>
+        <w:t>localRotation</w:t>
+      </w:r>
+      <w:proofErr w:type="spellEnd"/>
+      <w:r>
+        <w:rPr>
+          <w:rFonts w:eastAsiaTheme="minorHAnsi" w:cs="굴림"/>
+          <w:kern w:val="0"/>
+          <w:sz w:val="22"/>
+        </w:rPr>
+        <w:t xml:space="preserve">, </w:t>
+      </w:r>
+      <w:proofErr w:type="spellStart"/>
+      <w:r>
+        <w:rPr>
+          <w:rFonts w:eastAsiaTheme="minorHAnsi" w:cs="굴림"/>
+          <w:kern w:val="0"/>
+          <w:sz w:val="22"/>
+        </w:rPr>
+        <w:t>XMQuaternionNormalize</w:t>
+      </w:r>
+      <w:proofErr w:type="spellEnd"/>
+      <w:r>
+        <w:rPr>
+          <w:rFonts w:eastAsiaTheme="minorHAnsi" w:cs="굴림"/>
+          <w:kern w:val="0"/>
+          <w:sz w:val="22"/>
+        </w:rPr>
+        <w:t>(</w:t>
+      </w:r>
+      <w:proofErr w:type="spellStart"/>
+      <w:r>
+        <w:rPr>
+          <w:rFonts w:eastAsiaTheme="minorHAnsi" w:cs="굴림"/>
+          <w:kern w:val="0"/>
+          <w:sz w:val="22"/>
+        </w:rPr>
+        <w:t>final_quat</w:t>
+      </w:r>
+      <w:proofErr w:type="spellEnd"/>
+      <w:r>
+        <w:rPr>
+          <w:rFonts w:eastAsiaTheme="minorHAnsi" w:cs="굴림"/>
+          <w:kern w:val="0"/>
+          <w:sz w:val="22"/>
+        </w:rPr>
+        <w:t>)</w:t>
+      </w:r>
+      <w:proofErr w:type="gramStart"/>
+      <w:r>
+        <w:rPr>
+          <w:rFonts w:eastAsiaTheme="minorHAnsi" w:cs="굴림"/>
+          <w:kern w:val="0"/>
+          <w:sz w:val="22"/>
+        </w:rPr>
+        <w:t>);</w:t>
+      </w:r>
+      <w:proofErr w:type="gramEnd"/>
+    </w:p>
+    <w:p>
+      <w:pPr>
+        <w:widowControl/>
+        <w:wordWrap/>
+        <w:autoSpaceDE/>
+        <w:autoSpaceDN/>
+        <w:spacing w:before="100" w:beforeAutospacing="1" w:after="100" w:afterAutospacing="1" w:line="240" w:lineRule="auto"/>
+        <w:jc w:val="left"/>
+        <w:rPr>
+          <w:rFonts w:eastAsiaTheme="minorHAnsi" w:cs="굴림"/>
+          <w:kern w:val="0"/>
+          <w:sz w:val="22"/>
+        </w:rPr>
+      </w:pPr>
+    </w:p>
+    <w:p>
+      <w:pPr>
+        <w:widowControl/>
+        <w:wordWrap/>
+        <w:autoSpaceDE/>
+        <w:autoSpaceDN/>
+        <w:spacing w:before="100" w:beforeAutospacing="1" w:after="100" w:afterAutospacing="1" w:line="240" w:lineRule="auto"/>
+        <w:jc w:val="left"/>
+        <w:rPr>
+          <w:rFonts w:eastAsiaTheme="minorHAnsi" w:cs="굴림" w:hint="eastAsia"/>
+          <w:kern w:val="0"/>
+          <w:sz w:val="22"/>
+        </w:rPr>
+      </w:pPr>
+      <w:r>
+        <w:rPr>
+          <w:rFonts w:eastAsiaTheme="minorHAnsi" w:cs="굴림"/>
+          <w:kern w:val="0"/>
+          <w:sz w:val="22"/>
+        </w:rPr>
+        <w:t xml:space="preserve">    </w:t>
+      </w:r>
+      <w:proofErr w:type="gramStart"/>
+      <w:r>
+        <w:rPr>
+          <w:rFonts w:eastAsiaTheme="minorHAnsi" w:cs="굴림"/>
+          <w:kern w:val="0"/>
+          <w:sz w:val="22"/>
+        </w:rPr>
+        <w:t>// 행렬이</w:t>
+      </w:r>
+      <w:proofErr w:type="gramEnd"/>
+      <w:r>
+        <w:rPr>
+          <w:rFonts w:eastAsiaTheme="minorHAnsi" w:cs="굴림"/>
+          <w:kern w:val="0"/>
+          <w:sz w:val="22"/>
+        </w:rPr>
+        <w:t xml:space="preserve"> </w:t>
+      </w:r>
+      <w:proofErr w:type="spellStart"/>
+      <w:r>
+        <w:rPr>
+          <w:rFonts w:eastAsiaTheme="minorHAnsi" w:cs="굴림"/>
+          <w:kern w:val="0"/>
+          <w:sz w:val="22"/>
+        </w:rPr>
+        <w:t>더럽혀졌음을</w:t>
+      </w:r>
+      <w:proofErr w:type="spellEnd"/>
+      <w:r>
+        <w:rPr>
+          <w:rFonts w:eastAsiaTheme="minorHAnsi" w:cs="굴림"/>
+          <w:kern w:val="0"/>
+          <w:sz w:val="22"/>
+        </w:rPr>
+        <w:t xml:space="preserve"> 표시</w:t>
+      </w:r>
+    </w:p>
+    <w:p>
+      <w:pPr>
+        <w:widowControl/>
+        <w:wordWrap/>
+        <w:autoSpaceDE/>
+        <w:autoSpaceDN/>
+        <w:spacing w:before="100" w:beforeAutospacing="1" w:after="100" w:afterAutospacing="1" w:line="240" w:lineRule="auto"/>
+        <w:jc w:val="left"/>
+        <w:rPr>
+          <w:rFonts w:eastAsiaTheme="minorHAnsi" w:cs="굴림"/>
+          <w:kern w:val="0"/>
+          <w:sz w:val="22"/>
+        </w:rPr>
+      </w:pPr>
+      <w:r>
+        <w:rPr>
+          <w:rFonts w:eastAsiaTheme="minorHAnsi" w:cs="굴림"/>
+          <w:kern w:val="0"/>
+          <w:sz w:val="22"/>
+        </w:rPr>
+        <w:t xml:space="preserve">    </w:t>
+      </w:r>
+      <w:proofErr w:type="spellStart"/>
+      <w:r>
+        <w:rPr>
+          <w:rFonts w:eastAsiaTheme="minorHAnsi" w:cs="굴림"/>
+          <w:kern w:val="0"/>
+          <w:sz w:val="22"/>
+        </w:rPr>
+        <w:t>set_hierarchy_</w:t>
+      </w:r>
+      <w:proofErr w:type="gramStart"/>
+      <w:r>
+        <w:rPr>
+          <w:rFonts w:eastAsiaTheme="minorHAnsi" w:cs="굴림"/>
+          <w:kern w:val="0"/>
+          <w:sz w:val="22"/>
+        </w:rPr>
+        <w:t>dirty</w:t>
+      </w:r>
+      <w:proofErr w:type="spellEnd"/>
+      <w:r>
+        <w:rPr>
+          <w:rFonts w:eastAsiaTheme="minorHAnsi" w:cs="굴림"/>
+          <w:kern w:val="0"/>
+          <w:sz w:val="22"/>
+        </w:rPr>
+        <w:t>();</w:t>
+      </w:r>
+      <w:proofErr w:type="gramEnd"/>
+    </w:p>
+    <w:p>
+      <w:pPr>
+        <w:widowControl/>
+        <w:wordWrap/>
+        <w:autoSpaceDE/>
+        <w:autoSpaceDN/>
+        <w:spacing w:before="100" w:beforeAutospacing="1" w:after="100" w:afterAutospacing="1" w:line="240" w:lineRule="auto"/>
+        <w:jc w:val="left"/>
+        <w:rPr>
+          <w:rFonts w:eastAsiaTheme="minorHAnsi" w:cs="굴림"/>
+          <w:kern w:val="0"/>
+          <w:sz w:val="22"/>
+        </w:rPr>
+      </w:pPr>
+      <w:r>
+        <w:rPr>
+          <w:rFonts w:eastAsiaTheme="minorHAnsi" w:cs="굴림"/>
+          <w:kern w:val="0"/>
+          <w:sz w:val="22"/>
+        </w:rPr>
+        <w:t>}</w:t>
+      </w:r>
+    </w:p>
+    <w:p>
+      <w:pPr>
+        <w:widowControl/>
+        <w:wordWrap/>
+        <w:autoSpaceDE/>
+        <w:autoSpaceDN/>
+        <w:spacing w:before="100" w:beforeAutospacing="1" w:after="100" w:afterAutospacing="1" w:line="240" w:lineRule="auto"/>
+        <w:jc w:val="left"/>
+        <w:rPr>
+          <w:rFonts w:eastAsiaTheme="minorHAnsi" w:cs="굴림"/>
+          <w:kern w:val="0"/>
+          <w:sz w:val="22"/>
+        </w:rPr>
+      </w:pPr>
+    </w:p>
+    <w:p>
+      <w:pPr>
+        <w:widowControl/>
+        <w:wordWrap/>
+        <w:autoSpaceDE/>
+        <w:autoSpaceDN/>
+        <w:spacing w:before="100" w:beforeAutospacing="1" w:after="100" w:afterAutospacing="1" w:line="240" w:lineRule="auto"/>
+        <w:jc w:val="left"/>
+        <w:rPr>
+          <w:rFonts w:eastAsiaTheme="minorHAnsi" w:cs="굴림"/>
+          <w:kern w:val="0"/>
+          <w:sz w:val="22"/>
+        </w:rPr>
+      </w:pPr>
+      <w:r>
+        <w:rPr>
+          <w:rFonts w:eastAsiaTheme="minorHAnsi" w:cs="굴림"/>
+          <w:kern w:val="0"/>
+          <w:sz w:val="22"/>
+        </w:rPr>
+        <w:t>또한 카메라 x 축 회전 같은 경우에는 카메라 뒤집힘을 방지하기 위해 -89~89도로 각도 제한적용</w:t>
+      </w:r>
+      <w:r>
+        <w:rPr>
+          <w:rFonts w:eastAsiaTheme="minorHAnsi" w:cs="굴림"/>
+          <w:kern w:val="0"/>
+          <w:sz w:val="22"/>
+        </w:rPr>
+        <w:br/>
+      </w:r>
+      <w:r>
+        <w:rPr>
+          <w:rFonts w:eastAsiaTheme="minorHAnsi" w:cs="굴림"/>
+          <w:kern w:val="0"/>
+          <w:sz w:val="22"/>
+        </w:rPr>
+        <w:tab/>
+      </w:r>
+      <w:r>
+        <w:rPr>
+          <w:rFonts w:eastAsiaTheme="minorHAnsi" w:cs="굴림"/>
+          <w:kern w:val="0"/>
+          <w:sz w:val="22"/>
+        </w:rPr>
+        <w:br/>
+        <w:t xml:space="preserve">기존 </w:t>
+      </w:r>
+      <w:proofErr w:type="spellStart"/>
+      <w:r>
+        <w:rPr>
+          <w:rFonts w:eastAsiaTheme="minorHAnsi" w:cs="굴림"/>
+          <w:kern w:val="0"/>
+          <w:sz w:val="22"/>
+        </w:rPr>
+        <w:t>쿼터니언</w:t>
+      </w:r>
+      <w:proofErr w:type="spellEnd"/>
+      <w:r>
+        <w:rPr>
+          <w:rFonts w:eastAsiaTheme="minorHAnsi" w:cs="굴림"/>
+          <w:kern w:val="0"/>
+          <w:sz w:val="22"/>
+        </w:rPr>
+        <w:t xml:space="preserve"> 방식은 따르도록 제작함</w:t>
+      </w:r>
+    </w:p>
+    <w:p>
+      <w:pPr>
+        <w:widowControl/>
+        <w:wordWrap/>
+        <w:autoSpaceDE/>
+        <w:autoSpaceDN/>
+        <w:spacing w:before="100" w:beforeAutospacing="1" w:after="100" w:afterAutospacing="1" w:line="240" w:lineRule="auto"/>
+        <w:jc w:val="left"/>
+        <w:rPr>
+          <w:rFonts w:eastAsiaTheme="minorHAnsi" w:cs="굴림"/>
+          <w:kern w:val="0"/>
+          <w:sz w:val="22"/>
+        </w:rPr>
+      </w:pPr>
+      <w:r>
+        <w:rPr>
+          <w:rFonts w:eastAsiaTheme="minorHAnsi" w:cs="굴림"/>
+          <w:kern w:val="0"/>
+          <w:sz w:val="22"/>
+        </w:rPr>
+        <w:tab/>
+      </w:r>
+    </w:p>
+    <w:p>
+      <w:pPr>
+        <w:widowControl/>
+        <w:wordWrap/>
+        <w:autoSpaceDE/>
+        <w:autoSpaceDN/>
+        <w:spacing w:before="100" w:beforeAutospacing="1" w:after="100" w:afterAutospacing="1" w:line="240" w:lineRule="auto"/>
+        <w:jc w:val="left"/>
+        <w:rPr>
+          <w:rFonts w:eastAsiaTheme="minorHAnsi" w:cs="굴림"/>
+          <w:kern w:val="0"/>
+          <w:sz w:val="22"/>
+        </w:rPr>
+      </w:pPr>
+      <w:r>
+        <w:rPr>
+          <w:rFonts w:eastAsiaTheme="minorHAnsi" w:cs="굴림"/>
+          <w:kern w:val="0"/>
+          <w:sz w:val="22"/>
+        </w:rPr>
+        <w:t>해당 방식을 사용하기 위해서는 회전각에 대한 누적을 기억하고 있어야 하기에 static으로 변수를 선언함</w:t>
+      </w:r>
+      <w:r>
+        <w:rPr>
+          <w:rFonts w:eastAsiaTheme="minorHAnsi" w:cs="굴림"/>
+          <w:kern w:val="0"/>
+          <w:sz w:val="22"/>
+        </w:rPr>
+        <w:br/>
+      </w:r>
+      <w:r>
+        <w:rPr>
+          <w:rFonts w:eastAsiaTheme="minorHAnsi" w:cs="굴림"/>
+          <w:kern w:val="0"/>
+          <w:sz w:val="22"/>
+        </w:rPr>
+        <w:tab/>
+      </w:r>
+      <w:r>
+        <w:rPr>
+          <w:rFonts w:eastAsiaTheme="minorHAnsi" w:cs="굴림"/>
+          <w:kern w:val="0"/>
+          <w:sz w:val="22"/>
+        </w:rPr>
+        <w:br/>
+      </w:r>
+      <w:r>
+        <w:rPr>
+          <w:rFonts w:eastAsiaTheme="minorHAnsi" w:cs="굴림"/>
+          <w:kern w:val="0"/>
+          <w:sz w:val="22"/>
+        </w:rPr>
+        <w:tab/>
+      </w:r>
+    </w:p>
+    <w:p>
+      <w:pPr>
+        <w:widowControl/>
+        <w:wordWrap/>
+        <w:autoSpaceDE/>
+        <w:autoSpaceDN/>
+        <w:spacing w:before="100" w:beforeAutospacing="1" w:after="100" w:afterAutospacing="1" w:line="240" w:lineRule="auto"/>
+        <w:jc w:val="left"/>
+        <w:rPr>
+          <w:rFonts w:eastAsiaTheme="minorHAnsi" w:cs="굴림"/>
+          <w:color w:val="000000" w:themeColor="text1"/>
+          <w:kern w:val="0"/>
+          <w:sz w:val="22"/>
+        </w:rPr>
+      </w:pPr>
+      <w:r>
+        <w:rPr>
+          <w:rFonts w:eastAsiaTheme="minorHAnsi" w:cs="굴림"/>
+          <w:color w:val="000000" w:themeColor="text1"/>
+          <w:kern w:val="0"/>
+          <w:sz w:val="22"/>
+        </w:rPr>
+        <w:t>이제 카메라 스크립트에서 회전 함수를 부를 때에는</w:t>
+      </w:r>
+    </w:p>
+    <w:p>
+      <w:pPr>
+        <w:widowControl/>
+        <w:wordWrap/>
+        <w:autoSpaceDE/>
+        <w:autoSpaceDN/>
+        <w:spacing w:before="100" w:beforeAutospacing="1" w:after="100" w:afterAutospacing="1" w:line="240" w:lineRule="auto"/>
+        <w:jc w:val="left"/>
+        <w:rPr>
+          <w:rFonts w:eastAsiaTheme="minorHAnsi" w:cs="굴림"/>
+          <w:color w:val="000000" w:themeColor="text1"/>
+          <w:kern w:val="0"/>
+          <w:sz w:val="22"/>
+        </w:rPr>
+      </w:pPr>
+      <w:r>
+        <w:rPr>
+          <w:rFonts w:eastAsiaTheme="minorHAnsi" w:cs="굴림"/>
+          <w:color w:val="000000" w:themeColor="text1"/>
+          <w:kern w:val="0"/>
+          <w:sz w:val="22"/>
+        </w:rPr>
+        <w:t xml:space="preserve"> transform()-&gt;</w:t>
+      </w:r>
+      <w:proofErr w:type="spellStart"/>
+      <w:r>
+        <w:rPr>
+          <w:rFonts w:eastAsiaTheme="minorHAnsi" w:cs="굴림"/>
+          <w:color w:val="000000" w:themeColor="text1"/>
+          <w:kern w:val="0"/>
+          <w:sz w:val="22"/>
+        </w:rPr>
+        <w:t>camera_rotate</w:t>
+      </w:r>
+      <w:proofErr w:type="spellEnd"/>
+      <w:r>
+        <w:rPr>
+          <w:rFonts w:eastAsiaTheme="minorHAnsi" w:cs="굴림"/>
+          <w:color w:val="000000" w:themeColor="text1"/>
+          <w:kern w:val="0"/>
+          <w:sz w:val="22"/>
+        </w:rPr>
+        <w:t>(pitch, yaw, 0.0f);</w:t>
+      </w:r>
+      <w:r>
+        <w:rPr>
+          <w:rFonts w:eastAsiaTheme="minorHAnsi" w:cs="굴림" w:hint="eastAsia"/>
+          <w:color w:val="000000" w:themeColor="text1"/>
+          <w:kern w:val="0"/>
+          <w:sz w:val="22"/>
+        </w:rPr>
+        <w:t xml:space="preserve"> </w:t>
+      </w:r>
+      <w:r>
+        <w:rPr>
+          <w:rFonts w:eastAsiaTheme="minorHAnsi" w:cs="굴림"/>
+          <w:color w:val="000000" w:themeColor="text1"/>
+          <w:kern w:val="0"/>
+          <w:sz w:val="22"/>
+        </w:rPr>
+        <w:t xml:space="preserve">이렇게 </w:t>
+      </w:r>
+      <w:r>
+        <w:rPr>
+          <w:rFonts w:eastAsiaTheme="minorHAnsi" w:cs="굴림" w:hint="eastAsia"/>
+          <w:color w:val="000000" w:themeColor="text1"/>
+          <w:kern w:val="0"/>
+          <w:sz w:val="22"/>
+        </w:rPr>
+        <w:t>카메라 전용 회전함수를 호출하도록 설정</w:t>
+      </w:r>
+    </w:p>
+    <w:p>
+      <w:pPr>
+        <w:widowControl/>
+        <w:wordWrap/>
+        <w:autoSpaceDE/>
+        <w:autoSpaceDN/>
+        <w:spacing w:before="100" w:beforeAutospacing="1" w:after="100" w:afterAutospacing="1" w:line="240" w:lineRule="auto"/>
+        <w:jc w:val="left"/>
+        <w:rPr>
+          <w:rFonts w:eastAsiaTheme="minorHAnsi" w:cs="굴림" w:hint="eastAsia"/>
+          <w:color w:val="000000" w:themeColor="text1"/>
+          <w:kern w:val="0"/>
+          <w:sz w:val="22"/>
+        </w:rPr>
+      </w:pPr>
+      <w:r>
+        <w:rPr>
+          <w:rFonts w:eastAsiaTheme="minorHAnsi" w:cs="굴림" w:hint="eastAsia"/>
+          <w:color w:val="000000" w:themeColor="text1"/>
+          <w:kern w:val="0"/>
+          <w:sz w:val="22"/>
+        </w:rPr>
+        <w:lastRenderedPageBreak/>
+        <w:t>해당 과정들을 통해 카메라의 눕는 문제를 수정함</w:t>
+      </w:r>
+    </w:p>
+    <w:p>
+      <w:pPr>
+        <w:widowControl/>
+        <w:wordWrap/>
+        <w:autoSpaceDE/>
+        <w:autoSpaceDN/>
+        <w:spacing w:before="100" w:beforeAutospacing="1" w:after="100" w:afterAutospacing="1" w:line="240" w:lineRule="auto"/>
+        <w:jc w:val="left"/>
+        <w:rPr>
+          <w:rFonts w:eastAsiaTheme="minorHAnsi" w:cs="굴림" w:hint="eastAsia"/>
+          <w:kern w:val="0"/>
+          <w:sz w:val="22"/>
+        </w:rPr>
+      </w:pPr>
+      <w:proofErr w:type="spellStart"/>
+      <w:r>
+        <w:rPr>
+          <w:rFonts w:eastAsiaTheme="minorHAnsi" w:cs="굴림" w:hint="eastAsia"/>
+          <w:kern w:val="0"/>
+          <w:sz w:val="22"/>
+        </w:rPr>
+        <w:t>오일러</w:t>
+      </w:r>
+      <w:proofErr w:type="spellEnd"/>
+      <w:r>
+        <w:rPr>
+          <w:rFonts w:eastAsiaTheme="minorHAnsi" w:cs="굴림" w:hint="eastAsia"/>
+          <w:kern w:val="0"/>
+          <w:sz w:val="22"/>
+        </w:rPr>
+        <w:t xml:space="preserve"> 각 방식이 아닌 </w:t>
+      </w:r>
+      <w:proofErr w:type="spellStart"/>
+      <w:r>
+        <w:rPr>
+          <w:rFonts w:eastAsiaTheme="minorHAnsi" w:cs="굴림" w:hint="eastAsia"/>
+          <w:kern w:val="0"/>
+          <w:sz w:val="22"/>
+        </w:rPr>
+        <w:t>쿼터니언</w:t>
+      </w:r>
+      <w:proofErr w:type="spellEnd"/>
+      <w:r>
+        <w:rPr>
+          <w:rFonts w:eastAsiaTheme="minorHAnsi" w:cs="굴림" w:hint="eastAsia"/>
+          <w:kern w:val="0"/>
+          <w:sz w:val="22"/>
+        </w:rPr>
+        <w:t xml:space="preserve"> 방식</w:t>
+      </w:r>
+      <w:r>
+        <w:rPr>
+          <w:rFonts w:eastAsiaTheme="minorHAnsi" w:cs="굴림" w:hint="eastAsia"/>
+          <w:kern w:val="0"/>
+          <w:sz w:val="22"/>
+        </w:rPr>
+        <w:t>을 사용하도록 제작</w:t>
       </w:r>
     </w:p>
     <w:p>
@@ -7614,23 +10712,7 @@
                 <w:b/>
                 <w:sz w:val="22"/>
               </w:rPr>
-              <w:t>문제점</w:t>
-            </w:r>
-            <w:r>
-              <w:rPr>
-                <w:rFonts w:hint="eastAsia"/>
-                <w:b/>
-                <w:sz w:val="22"/>
-              </w:rPr>
-              <w:t xml:space="preserve"> </w:t>
-            </w:r>
-            <w:r>
-              <w:rPr>
-                <w:rFonts w:hint="eastAsia"/>
-                <w:b/>
-                <w:sz w:val="22"/>
-              </w:rPr>
-              <w:t>정리</w:t>
+              <w:t>문제점 정리</w:t>
             </w:r>
           </w:p>
         </w:tc>
@@ -7643,6 +10725,40 @@
             <w:pPr>
               <w:jc w:val="left"/>
             </w:pPr>
+            <w:r>
+              <w:rPr>
+                <w:rFonts w:hint="eastAsia"/>
+              </w:rPr>
+              <w:t xml:space="preserve">노트북만 </w:t>
+            </w:r>
+            <w:proofErr w:type="spellStart"/>
+            <w:r>
+              <w:rPr>
+                <w:rFonts w:hint="eastAsia"/>
+              </w:rPr>
+              <w:t>리무브</w:t>
+            </w:r>
+            <w:proofErr w:type="spellEnd"/>
+            <w:r>
+              <w:rPr>
+                <w:rFonts w:hint="eastAsia"/>
+              </w:rPr>
+              <w:t xml:space="preserve"> 디바이스 에러 발생</w:t>
+            </w:r>
+          </w:p>
+          <w:p>
+            <w:pPr>
+              <w:jc w:val="left"/>
+              <w:rPr>
+                <w:rFonts w:hint="eastAsia"/>
+              </w:rPr>
+            </w:pPr>
+            <w:r>
+              <w:rPr>
+                <w:rFonts w:hint="eastAsia"/>
+              </w:rPr>
+              <w:t>카메라 눕는 현상 발생</w:t>
+            </w:r>
           </w:p>
         </w:tc>
         <w:tc>
@@ -7664,23 +10780,7 @@
                 <w:b/>
                 <w:sz w:val="22"/>
               </w:rPr>
-              <w:t>해결</w:t>
-            </w:r>
-            <w:r>
-              <w:rPr>
-                <w:rFonts w:hint="eastAsia"/>
-                <w:b/>
-                <w:sz w:val="22"/>
-              </w:rPr>
-              <w:t xml:space="preserve"> </w:t>
-            </w:r>
-            <w:r>
-              <w:rPr>
-                <w:rFonts w:hint="eastAsia"/>
-                <w:b/>
-                <w:sz w:val="22"/>
-              </w:rPr>
-              <w:t>방안</w:t>
+              <w:t>해결 방안</w:t>
             </w:r>
           </w:p>
         </w:tc>
@@ -7695,6 +10795,57 @@
                 <w:szCs w:val="20"/>
               </w:rPr>
             </w:pPr>
+            <w:r>
+              <w:rPr>
+                <w:rFonts w:hint="eastAsia"/>
+                <w:szCs w:val="20"/>
+              </w:rPr>
+              <w:t>노트북 윈도우 설정에서 우리 프로젝트를 고성능모드</w:t>
+            </w:r>
+            <w:r>
+              <w:rPr>
+                <w:rFonts w:hint="eastAsia"/>
+                <w:szCs w:val="20"/>
+              </w:rPr>
+              <w:t>로 실행하게 변경</w:t>
+            </w:r>
+          </w:p>
+          <w:p>
+            <w:pPr>
+              <w:rPr>
+                <w:rFonts w:hint="eastAsia"/>
+                <w:szCs w:val="20"/>
+              </w:rPr>
+            </w:pPr>
+            <w:r>
+              <w:rPr>
+                <w:szCs w:val="20"/>
+              </w:rPr>
+              <w:t>Y</w:t>
+            </w:r>
+            <w:r>
+              <w:rPr>
+                <w:rFonts w:hint="eastAsia"/>
+                <w:szCs w:val="20"/>
+              </w:rPr>
+              <w:t xml:space="preserve">축 회전을 할 때는 0,1,0 축을 기준으로 </w:t>
+            </w:r>
+            <w:proofErr w:type="gramStart"/>
+            <w:r>
+              <w:rPr>
+                <w:rFonts w:hint="eastAsia"/>
+                <w:szCs w:val="20"/>
+              </w:rPr>
+              <w:t>회전 하도록</w:t>
+            </w:r>
+            <w:proofErr w:type="gramEnd"/>
+            <w:r>
+              <w:rPr>
+                <w:rFonts w:hint="eastAsia"/>
+                <w:szCs w:val="20"/>
+              </w:rPr>
+              <w:t xml:space="preserve"> 수정</w:t>
+            </w:r>
           </w:p>
         </w:tc>
       </w:tr>
@@ -7721,23 +10872,7 @@
                 <w:b/>
                 <w:sz w:val="22"/>
               </w:rPr>
-              <w:t>다음</w:t>
-            </w:r>
-            <w:r>
-              <w:rPr>
-                <w:rFonts w:hint="eastAsia"/>
-                <w:b/>
-                <w:sz w:val="22"/>
-              </w:rPr>
-              <w:t xml:space="preserve"> </w:t>
-            </w:r>
-            <w:r>
-              <w:rPr>
-                <w:rFonts w:hint="eastAsia"/>
-                <w:b/>
-                <w:sz w:val="22"/>
-              </w:rPr>
-              <w:t>주차</w:t>
+              <w:t>다음 주차</w:t>
             </w:r>
           </w:p>
         </w:tc>
@@ -7783,23 +10918,7 @@
                 <w:b/>
                 <w:sz w:val="22"/>
               </w:rPr>
-              <w:t>다음</w:t>
-            </w:r>
-            <w:r>
-              <w:rPr>
-                <w:rFonts w:hint="eastAsia"/>
-                <w:b/>
-                <w:sz w:val="22"/>
-              </w:rPr>
-              <w:t xml:space="preserve"> </w:t>
-            </w:r>
-            <w:r>
-              <w:rPr>
-                <w:rFonts w:hint="eastAsia"/>
-                <w:b/>
-                <w:sz w:val="22"/>
-              </w:rPr>
-              <w:t>기간</w:t>
+              <w:t>다음 기간</w:t>
             </w:r>
           </w:p>
         </w:tc>
@@ -7887,39 +11006,7 @@
                 <w:b/>
                 <w:sz w:val="22"/>
               </w:rPr>
-              <w:t>다음주</w:t>
-            </w:r>
-            <w:r>
-              <w:rPr>
-                <w:rFonts w:hint="eastAsia"/>
-                <w:b/>
-                <w:sz w:val="22"/>
-              </w:rPr>
-              <w:t xml:space="preserve"> </w:t>
-            </w:r>
-            <w:r>
-              <w:rPr>
-                <w:rFonts w:hint="eastAsia"/>
-                <w:b/>
-                <w:sz w:val="22"/>
-              </w:rPr>
-              <w:t>할</w:t>
-            </w:r>
-            <w:r>
-              <w:rPr>
-                <w:rFonts w:hint="eastAsia"/>
-                <w:b/>
-                <w:sz w:val="22"/>
-              </w:rPr>
-              <w:t xml:space="preserve"> </w:t>
-            </w:r>
-            <w:r>
-              <w:rPr>
-                <w:rFonts w:hint="eastAsia"/>
-                <w:b/>
-                <w:sz w:val="22"/>
-              </w:rPr>
-              <w:t>일</w:t>
+              <w:t>다음주 할 일</w:t>
             </w:r>
           </w:p>
         </w:tc>
@@ -7932,7 +11019,6 @@
           <w:p>
             <w:pPr>
               <w:rPr>
-                <w:rFonts w:hint="eastAsia"/>
                 <w:szCs w:val="20"/>
               </w:rPr>
             </w:pPr>
@@ -8018,7 +11104,7 @@
 </file>
 
 <file path=word/endnotes.xml><?xml version="1.0" encoding="utf-8"?>
-<w:endnotes xmlns:wpc="http://schemas.microsoft.com/office/word/2010/wordprocessingCanvas" xmlns:cx="http://schemas.microsoft.com/office/drawing/2014/chartex" xmlns:cx1="http://schemas.microsoft.com/office/drawing/2015/9/8/chartex" xmlns:cx2="http://schemas.microsoft.com/office/drawing/2015/10/21/chartex" xmlns:cx3="http://schemas.microsoft.com/office/drawing/2016/5/9/chartex" xmlns:cx4="http://schemas.microsoft.com/office/drawing/2016/5/10/chartex" xmlns:cx5="http://schemas.microsoft.com/office/drawing/2016/5/11/chartex" xmlns:cx6="http://schemas.microsoft.com/office/drawing/2016/5/12/chartex" xmlns:cx7="http://schemas.microsoft.com/office/drawing/2016/5/13/chartex" xmlns:cx8="http://schemas.microsoft.com/office/drawing/2016/5/14/chartex" xmlns:mc="http://schemas.openxmlformats.org/markup-compatibility/2006" xmlns:aink="http://schemas.microsoft.com/office/drawing/2016/ink" xmlns:am3d="http://schemas.microsoft.com/office/drawing/2017/model3d" xmlns:o="urn:schemas-microsoft-com:office:office" xmlns:r="http://schemas.openxmlformats.org/officeDocument/2006/relationships" xmlns:m="http://schemas.openxmlformats.org/officeDocument/2006/math" xmlns:v="urn:schemas-microsoft-com:vml" xmlns:wp14="http://schemas.microsoft.com/office/word/2010/wordprocessingDrawing" xmlns:wp="http://schemas.openxmlformats.org/drawingml/2006/wordprocessingDrawing" xmlns:w10="urn:schemas-microsoft-com:office:word" xmlns:w="http://schemas.openxmlformats.org/wordprocessingml/2006/main" xmlns:w14="http://schemas.microsoft.com/office/word/2010/wordml" xmlns:w15="http://schemas.microsoft.com/office/word/2012/wordml" xmlns:w16cid="http://schemas.microsoft.com/office/word/2016/wordml/cid" xmlns:w16se="http://schemas.microsoft.com/office/word/2015/wordml/symex" xmlns:wpg="http://schemas.microsoft.com/office/word/2010/wordprocessingGroup" xmlns:wpi="http://schemas.microsoft.com/office/word/2010/wordprocessingInk" xmlns:wne="http://schemas.microsoft.com/office/word/2006/wordml" xmlns:wps="http://schemas.microsoft.com/office/word/2010/wordprocessingShape" mc:Ignorable="w14 w15 w16se w16cid wp14">
+<w:endnotes xmlns:wpc="http://schemas.microsoft.com/office/word/2010/wordprocessingCanvas" xmlns:cx="http://schemas.microsoft.com/office/drawing/2014/chartex" xmlns:cx1="http://schemas.microsoft.com/office/drawing/2015/9/8/chartex" xmlns:cx2="http://schemas.microsoft.com/office/drawing/2015/10/21/chartex" xmlns:cx3="http://schemas.microsoft.com/office/drawing/2016/5/9/chartex" xmlns:cx4="http://schemas.microsoft.com/office/drawing/2016/5/10/chartex" xmlns:cx5="http://schemas.microsoft.com/office/drawing/2016/5/11/chartex" xmlns:cx6="http://schemas.microsoft.com/office/drawing/2016/5/12/chartex" xmlns:cx7="http://schemas.microsoft.com/office/drawing/2016/5/13/chartex" xmlns:cx8="http://schemas.microsoft.com/office/drawing/2016/5/14/chartex" xmlns:mc="http://schemas.openxmlformats.org/markup-compatibility/2006" xmlns:aink="http://schemas.microsoft.com/office/drawing/2016/ink" xmlns:am3d="http://schemas.microsoft.com/office/drawing/2017/model3d" xmlns:o="urn:schemas-microsoft-com:office:office" xmlns:oel="http://schemas.microsoft.com/office/2019/extlst" xmlns:r="http://schemas.openxmlformats.org/officeDocument/2006/relationships" xmlns:m="http://schemas.openxmlformats.org/officeDocument/2006/math" xmlns:v="urn:schemas-microsoft-com:vml" xmlns:wp14="http://schemas.microsoft.com/office/word/2010/wordprocessingDrawing" xmlns:wp="http://schemas.openxmlformats.org/drawingml/2006/wordprocessingDrawing" xmlns:w10="urn:schemas-microsoft-com:office:word" xmlns:w="http://schemas.openxmlformats.org/wordprocessingml/2006/main" xmlns:w14="http://schemas.microsoft.com/office/word/2010/wordml" xmlns:w15="http://schemas.microsoft.com/office/word/2012/wordml" xmlns:w16cex="http://schemas.microsoft.com/office/word/2018/wordml/cex" xmlns:w16cid="http://schemas.microsoft.com/office/word/2016/wordml/cid" xmlns:w16="http://schemas.microsoft.com/office/word/2018/wordml" xmlns:w16du="http://schemas.microsoft.com/office/word/2023/wordml/word16du" xmlns:w16sdtdh="http://schemas.microsoft.com/office/word/2020/wordml/sdtdatahash" xmlns:w16sdtfl="http://schemas.microsoft.com/office/word/2024/wordml/sdtformatlock" xmlns:w16se="http://schemas.microsoft.com/office/word/2015/wordml/symex" xmlns:wpg="http://schemas.microsoft.com/office/word/2010/wordprocessingGroup" xmlns:wpi="http://schemas.microsoft.com/office/word/2010/wordprocessingInk" xmlns:wne="http://schemas.microsoft.com/office/word/2006/wordml" xmlns:wps="http://schemas.microsoft.com/office/word/2010/wordprocessingShape" mc:Ignorable="w14 w15 w16se w16cid w16 w16cex w16sdtdh w16sdtfl w16du wp14">
   <w:endnote w:type="separator" w:id="-1">
     <w:p>
       <w:pPr>
@@ -8043,7 +11129,7 @@
 </file>
 
 <file path=word/footnotes.xml><?xml version="1.0" encoding="utf-8"?>
-<w:footnotes xmlns:wpc="http://schemas.microsoft.com/office/word/2010/wordprocessingCanvas" xmlns:cx="http://schemas.microsoft.com/office/drawing/2014/chartex" xmlns:cx1="http://schemas.microsoft.com/office/drawing/2015/9/8/chartex" xmlns:cx2="http://schemas.microsoft.com/office/drawing/2015/10/21/chartex" xmlns:cx3="http://schemas.microsoft.com/office/drawing/2016/5/9/chartex" xmlns:cx4="http://schemas.microsoft.com/office/drawing/2016/5/10/chartex" xmlns:cx5="http://schemas.microsoft.com/office/drawing/2016/5/11/chartex" xmlns:cx6="http://schemas.microsoft.com/office/drawing/2016/5/12/chartex" xmlns:cx7="http://schemas.microsoft.com/office/drawing/2016/5/13/chartex" xmlns:cx8="http://schemas.microsoft.com/office/drawing/2016/5/14/chartex" xmlns:mc="http://schemas.openxmlformats.org/markup-compatibility/2006" xmlns:aink="http://schemas.microsoft.com/office/drawing/2016/ink" xmlns:am3d="http://schemas.microsoft.com/office/drawing/2017/model3d" xmlns:o="urn:schemas-microsoft-com:office:office" xmlns:r="http://schemas.openxmlformats.org/officeDocument/2006/relationships" xmlns:m="http://schemas.openxmlformats.org/officeDocument/2006/math" xmlns:v="urn:schemas-microsoft-com:vml" xmlns:wp14="http://schemas.microsoft.com/office/word/2010/wordprocessingDrawing" xmlns:wp="http://schemas.openxmlformats.org/drawingml/2006/wordprocessingDrawing" xmlns:w10="urn:schemas-microsoft-com:office:word" xmlns:w="http://schemas.openxmlformats.org/wordprocessingml/2006/main" xmlns:w14="http://schemas.microsoft.com/office/word/2010/wordml" xmlns:w15="http://schemas.microsoft.com/office/word/2012/wordml" xmlns:w16cid="http://schemas.microsoft.com/office/word/2016/wordml/cid" xmlns:w16se="http://schemas.microsoft.com/office/word/2015/wordml/symex" xmlns:wpg="http://schemas.microsoft.com/office/word/2010/wordprocessingGroup" xmlns:wpi="http://schemas.microsoft.com/office/word/2010/wordprocessingInk" xmlns:wne="http://schemas.microsoft.com/office/word/2006/wordml" xmlns:wps="http://schemas.microsoft.com/office/word/2010/wordprocessingShape" mc:Ignorable="w14 w15 w16se w16cid wp14">
+<w:footnotes xmlns:wpc="http://schemas.microsoft.com/office/word/2010/wordprocessingCanvas" xmlns:cx="http://schemas.microsoft.com/office/drawing/2014/chartex" xmlns:cx1="http://schemas.microsoft.com/office/drawing/2015/9/8/chartex" xmlns:cx2="http://schemas.microsoft.com/office/drawing/2015/10/21/chartex" xmlns:cx3="http://schemas.microsoft.com/office/drawing/2016/5/9/chartex" xmlns:cx4="http://schemas.microsoft.com/office/drawing/2016/5/10/chartex" xmlns:cx5="http://schemas.microsoft.com/office/drawing/2016/5/11/chartex" xmlns:cx6="http://schemas.microsoft.com/office/drawing/2016/5/12/chartex" xmlns:cx7="http://schemas.microsoft.com/office/drawing/2016/5/13/chartex" xmlns:cx8="http://schemas.microsoft.com/office/drawing/2016/5/14/chartex" xmlns:mc="http://schemas.openxmlformats.org/markup-compatibility/2006" xmlns:aink="http://schemas.microsoft.com/office/drawing/2016/ink" xmlns:am3d="http://schemas.microsoft.com/office/drawing/2017/model3d" xmlns:o="urn:schemas-microsoft-com:office:office" xmlns:oel="http://schemas.microsoft.com/office/2019/extlst" xmlns:r="http://schemas.openxmlformats.org/officeDocument/2006/relationships" xmlns:m="http://schemas.openxmlformats.org/officeDocument/2006/math" xmlns:v="urn:schemas-microsoft-com:vml" xmlns:wp14="http://schemas.microsoft.com/office/word/2010/wordprocessingDrawing" xmlns:wp="http://schemas.openxmlformats.org/drawingml/2006/wordprocessingDrawing" xmlns:w10="urn:schemas-microsoft-com:office:word" xmlns:w="http://schemas.openxmlformats.org/wordprocessingml/2006/main" xmlns:w14="http://schemas.microsoft.com/office/word/2010/wordml" xmlns:w15="http://schemas.microsoft.com/office/word/2012/wordml" xmlns:w16cex="http://schemas.microsoft.com/office/word/2018/wordml/cex" xmlns:w16cid="http://schemas.microsoft.com/office/word/2016/wordml/cid" xmlns:w16="http://schemas.microsoft.com/office/word/2018/wordml" xmlns:w16du="http://schemas.microsoft.com/office/word/2023/wordml/word16du" xmlns:w16sdtdh="http://schemas.microsoft.com/office/word/2020/wordml/sdtdatahash" xmlns:w16sdtfl="http://schemas.microsoft.com/office/word/2024/wordml/sdtformatlock" xmlns:w16se="http://schemas.microsoft.com/office/word/2015/wordml/symex" xmlns:wpg="http://schemas.microsoft.com/office/word/2010/wordprocessingGroup" xmlns:wpi="http://schemas.microsoft.com/office/word/2010/wordprocessingInk" xmlns:wne="http://schemas.microsoft.com/office/word/2006/wordml" xmlns:wps="http://schemas.microsoft.com/office/word/2010/wordprocessingShape" mc:Ignorable="w14 w15 w16se w16cid w16 w16cex w16sdtdh w16sdtfl w16du wp14">
   <w:footnote w:type="separator" w:id="-1">
     <w:p>
       <w:pPr>
@@ -8068,7 +11154,7 @@
 </file>
 
 <file path=word/numbering.xml><?xml version="1.0" encoding="utf-8"?>
-<w:numbering xmlns:wpc="http://schemas.microsoft.com/office/word/2010/wordprocessingCanvas" xmlns:cx="http://schemas.microsoft.com/office/drawing/2014/chartex" xmlns:cx1="http://schemas.microsoft.com/office/drawing/2015/9/8/chartex" xmlns:cx2="http://schemas.microsoft.com/office/drawing/2015/10/21/chartex" xmlns:cx3="http://schemas.microsoft.com/office/drawing/2016/5/9/chartex" xmlns:cx4="http://schemas.microsoft.com/office/drawing/2016/5/10/chartex" xmlns:cx5="http://schemas.microsoft.com/office/drawing/2016/5/11/chartex" xmlns:cx6="http://schemas.microsoft.com/office/drawing/2016/5/12/chartex" xmlns:cx7="http://schemas.microsoft.com/office/drawing/2016/5/13/chartex" xmlns:cx8="http://schemas.microsoft.com/office/drawing/2016/5/14/chartex" xmlns:mc="http://schemas.openxmlformats.org/markup-compatibility/2006" xmlns:aink="http://schemas.microsoft.com/office/drawing/2016/ink" xmlns:am3d="http://schemas.microsoft.com/office/drawing/2017/model3d" xmlns:o="urn:schemas-microsoft-com:office:office" xmlns:r="http://schemas.openxmlformats.org/officeDocument/2006/relationships" xmlns:m="http://schemas.openxmlformats.org/officeDocument/2006/math" xmlns:v="urn:schemas-microsoft-com:vml" xmlns:wp14="http://schemas.microsoft.com/office/word/2010/wordprocessingDrawing" xmlns:wp="http://schemas.openxmlformats.org/drawingml/2006/wordprocessingDrawing" xmlns:w10="urn:schemas-microsoft-com:office:word" xmlns:w="http://schemas.openxmlformats.org/wordprocessingml/2006/main" xmlns:w14="http://schemas.microsoft.com/office/word/2010/wordml" xmlns:w15="http://schemas.microsoft.com/office/word/2012/wordml" xmlns:w16cid="http://schemas.microsoft.com/office/word/2016/wordml/cid" xmlns:w16se="http://schemas.microsoft.com/office/word/2015/wordml/symex" xmlns:wpg="http://schemas.microsoft.com/office/word/2010/wordprocessingGroup" xmlns:wpi="http://schemas.microsoft.com/office/word/2010/wordprocessingInk" xmlns:wne="http://schemas.microsoft.com/office/word/2006/wordml" xmlns:wps="http://schemas.microsoft.com/office/word/2010/wordprocessingShape" mc:Ignorable="w14 w15 w16se w16cid wp14">
+<w:numbering xmlns:wpc="http://schemas.microsoft.com/office/word/2010/wordprocessingCanvas" xmlns:cx="http://schemas.microsoft.com/office/drawing/2014/chartex" xmlns:cx1="http://schemas.microsoft.com/office/drawing/2015/9/8/chartex" xmlns:cx2="http://schemas.microsoft.com/office/drawing/2015/10/21/chartex" xmlns:cx3="http://schemas.microsoft.com/office/drawing/2016/5/9/chartex" xmlns:cx4="http://schemas.microsoft.com/office/drawing/2016/5/10/chartex" xmlns:cx5="http://schemas.microsoft.com/office/drawing/2016/5/11/chartex" xmlns:cx6="http://schemas.microsoft.com/office/drawing/2016/5/12/chartex" xmlns:cx7="http://schemas.microsoft.com/office/drawing/2016/5/13/chartex" xmlns:cx8="http://schemas.microsoft.com/office/drawing/2016/5/14/chartex" xmlns:mc="http://schemas.openxmlformats.org/markup-compatibility/2006" xmlns:aink="http://schemas.microsoft.com/office/drawing/2016/ink" xmlns:am3d="http://schemas.microsoft.com/office/drawing/2017/model3d" xmlns:o="urn:schemas-microsoft-com:office:office" xmlns:oel="http://schemas.microsoft.com/office/2019/extlst" xmlns:r="http://schemas.openxmlformats.org/officeDocument/2006/relationships" xmlns:m="http://schemas.openxmlformats.org/officeDocument/2006/math" xmlns:v="urn:schemas-microsoft-com:vml" xmlns:wp14="http://schemas.microsoft.com/office/word/2010/wordprocessingDrawing" xmlns:wp="http://schemas.openxmlformats.org/drawingml/2006/wordprocessingDrawing" xmlns:w10="urn:schemas-microsoft-com:office:word" xmlns:w="http://schemas.openxmlformats.org/wordprocessingml/2006/main" xmlns:w14="http://schemas.microsoft.com/office/word/2010/wordml" xmlns:w15="http://schemas.microsoft.com/office/word/2012/wordml" xmlns:w16cex="http://schemas.microsoft.com/office/word/2018/wordml/cex" xmlns:w16cid="http://schemas.microsoft.com/office/word/2016/wordml/cid" xmlns:w16="http://schemas.microsoft.com/office/word/2018/wordml" xmlns:w16du="http://schemas.microsoft.com/office/word/2023/wordml/word16du" xmlns:w16sdtdh="http://schemas.microsoft.com/office/word/2020/wordml/sdtdatahash" xmlns:w16sdtfl="http://schemas.microsoft.com/office/word/2024/wordml/sdtformatlock" xmlns:w16se="http://schemas.microsoft.com/office/word/2015/wordml/symex" xmlns:wpg="http://schemas.microsoft.com/office/word/2010/wordprocessingGroup" xmlns:wpi="http://schemas.microsoft.com/office/word/2010/wordprocessingInk" xmlns:wne="http://schemas.microsoft.com/office/word/2006/wordml" xmlns:wps="http://schemas.microsoft.com/office/word/2010/wordprocessingShape" mc:Ignorable="w14 w15 w16se w16cid w16 w16cex w16sdtdh w16sdtfl w16du wp14">
   <w:abstractNum w:abstractNumId="0" w15:restartNumberingAfterBreak="0">
     <w:nsid w:val="6F1B277A"/>
     <w:multiLevelType w:val="multilevel"/>
@@ -8516,20 +11602,20 @@
       </w:rPr>
     </w:lvl>
   </w:abstractNum>
-  <w:num w:numId="1">
+  <w:num w:numId="1" w16cid:durableId="167258185">
     <w:abstractNumId w:val="0"/>
   </w:num>
-  <w:num w:numId="2">
+  <w:num w:numId="2" w16cid:durableId="648560002">
     <w:abstractNumId w:val="1"/>
   </w:num>
-  <w:num w:numId="3">
+  <w:num w:numId="3" w16cid:durableId="1814709158">
     <w:abstractNumId w:val="2"/>
   </w:num>
 </w:numbering>
 </file>
 
 <file path=word/styles.xml><?xml version="1.0" encoding="utf-8"?>
-<w:styles xmlns:mc="http://schemas.openxmlformats.org/markup-compatibility/2006" xmlns:r="http://schemas.openxmlformats.org/officeDocument/2006/relationships" xmlns:w="http://schemas.openxmlformats.org/wordprocessingml/2006/main" xmlns:w14="http://schemas.microsoft.com/office/word/2010/wordml" xmlns:w15="http://schemas.microsoft.com/office/word/2012/wordml" xmlns:w16cid="http://schemas.microsoft.com/office/word/2016/wordml/cid" xmlns:w16se="http://schemas.microsoft.com/office/word/2015/wordml/symex" mc:Ignorable="w14 w15 w16se w16cid">
+<w:styles xmlns:mc="http://schemas.openxmlformats.org/markup-compatibility/2006" xmlns:r="http://schemas.openxmlformats.org/officeDocument/2006/relationships" xmlns:w="http://schemas.openxmlformats.org/wordprocessingml/2006/main" xmlns:w14="http://schemas.microsoft.com/office/word/2010/wordml" xmlns:w15="http://schemas.microsoft.com/office/word/2012/wordml" xmlns:w16cex="http://schemas.microsoft.com/office/word/2018/wordml/cex" xmlns:w16cid="http://schemas.microsoft.com/office/word/2016/wordml/cid" xmlns:w16="http://schemas.microsoft.com/office/word/2018/wordml" xmlns:w16du="http://schemas.microsoft.com/office/word/2023/wordml/word16du" xmlns:w16sdtdh="http://schemas.microsoft.com/office/word/2020/wordml/sdtdatahash" xmlns:w16sdtfl="http://schemas.microsoft.com/office/word/2024/wordml/sdtformatlock" xmlns:w16se="http://schemas.microsoft.com/office/word/2015/wordml/symex" mc:Ignorable="w14 w15 w16se w16cid w16 w16cex w16sdtdh w16sdtfl w16du">
   <w:docDefaults>
     <w:rPrDefault>
       <w:rPr>
@@ -8546,7 +11632,7 @@
       </w:pPr>
     </w:pPrDefault>
   </w:docDefaults>
-  <w:latentStyles w:defLockedState="0" w:defUIPriority="0" w:defSemiHidden="0" w:defUnhideWhenUsed="0" w:defQFormat="0" w:count="375">
+  <w:latentStyles w:defLockedState="0" w:defUIPriority="0" w:defSemiHidden="0" w:defUnhideWhenUsed="0" w:defQFormat="0" w:count="376">
     <w:lsdException w:name="Normal" w:qFormat="1"/>
     <w:lsdException w:name="heading 1" w:uiPriority="9" w:qFormat="1"/>
     <w:lsdException w:name="heading 2" w:semiHidden="1" w:uiPriority="9" w:unhideWhenUsed="1" w:qFormat="1"/>
@@ -8817,10 +11903,12 @@
     <w:lsdException w:name="Smart Hyperlink" w:semiHidden="1" w:unhideWhenUsed="1"/>
     <w:lsdException w:name="Hashtag" w:semiHidden="1" w:unhideWhenUsed="1"/>
     <w:lsdException w:name="Unresolved Mention" w:semiHidden="1" w:unhideWhenUsed="1"/>
+    <w:lsdException w:name="Smart Link" w:semiHidden="1" w:uiPriority="99" w:unhideWhenUsed="1"/>
   </w:latentStyles>
   <w:style w:type="paragraph" w:default="1" w:styleId="a">
     <w:name w:val="Normal"/>
     <w:qFormat/>
+    <w:rsid w:val="00C03EF2"/>
     <w:pPr>
       <w:widowControl w:val="0"/>
       <w:wordWrap w:val="0"/>
@@ -8831,7 +11919,6 @@
   <w:style w:type="character" w:default="1" w:styleId="a0">
     <w:name w:val="Default Paragraph Font"/>
     <w:uiPriority w:val="1"/>
-    <w:semiHidden/>
     <w:unhideWhenUsed/>
   </w:style>
   <w:style w:type="table" w:default="1" w:styleId="a1">
